--- a/docx файлы проекта (Основные документы проекта)/Анализ предметной области.docx
+++ b/docx файлы проекта (Основные документы проекта)/Анализ предметной области.docx
@@ -779,7 +779,7 @@
                 <w:szCs w:val="24"/>
                 <w:lang w:val="en-US"/>
               </w:rPr>
-              <w:t>INT</w:t>
+              <w:t>SERIAL</w:t>
             </w:r>
           </w:p>
         </w:tc>
@@ -881,25 +881,14 @@
                 <w:lang w:val="en-US"/>
               </w:rPr>
             </w:pPr>
-            <w:proofErr w:type="gramStart"/>
-            <w:r>
-              <w:rPr>
-                <w:rFonts w:ascii="Times New Roman" w:hAnsi="Times New Roman" w:cs="Times New Roman"/>
-                <w:sz w:val="24"/>
-                <w:szCs w:val="24"/>
-                <w:lang w:val="en-US"/>
-              </w:rPr>
-              <w:t>varchar(</w:t>
-            </w:r>
-            <w:proofErr w:type="gramEnd"/>
-            <w:r>
-              <w:rPr>
-                <w:rFonts w:ascii="Times New Roman" w:hAnsi="Times New Roman" w:cs="Times New Roman"/>
-                <w:sz w:val="24"/>
-                <w:szCs w:val="24"/>
-                <w:lang w:val="en-US"/>
-              </w:rPr>
-              <w:t>255)</w:t>
+            <w:r>
+              <w:rPr>
+                <w:rFonts w:ascii="Times New Roman" w:hAnsi="Times New Roman" w:cs="Times New Roman"/>
+                <w:sz w:val="24"/>
+                <w:szCs w:val="24"/>
+                <w:lang w:val="en-US"/>
+              </w:rPr>
+              <w:t>varchar(255)</w:t>
             </w:r>
           </w:p>
         </w:tc>
@@ -975,7 +964,6 @@
                 <w:lang w:val="en-US"/>
               </w:rPr>
             </w:pPr>
-            <w:proofErr w:type="spellStart"/>
             <w:r>
               <w:rPr>
                 <w:rFonts w:ascii="Times New Roman" w:hAnsi="Times New Roman" w:cs="Times New Roman"/>
@@ -985,25 +973,23 @@
               </w:rPr>
               <w:t>created_at</w:t>
             </w:r>
-            <w:proofErr w:type="spellEnd"/>
-          </w:p>
-        </w:tc>
-        <w:tc>
-          <w:tcPr>
-            <w:tcW w:w="1869" w:type="dxa"/>
-            <w:vAlign w:val="center"/>
-          </w:tcPr>
-          <w:p>
-            <w:pPr>
-              <w:jc w:val="center"/>
-              <w:rPr>
-                <w:rFonts w:ascii="Times New Roman" w:hAnsi="Times New Roman" w:cs="Times New Roman"/>
-                <w:sz w:val="24"/>
-                <w:szCs w:val="24"/>
-                <w:lang w:val="en-US"/>
-              </w:rPr>
-            </w:pPr>
-            <w:proofErr w:type="spellStart"/>
+          </w:p>
+        </w:tc>
+        <w:tc>
+          <w:tcPr>
+            <w:tcW w:w="1869" w:type="dxa"/>
+            <w:vAlign w:val="center"/>
+          </w:tcPr>
+          <w:p>
+            <w:pPr>
+              <w:jc w:val="center"/>
+              <w:rPr>
+                <w:rFonts w:ascii="Times New Roman" w:hAnsi="Times New Roman" w:cs="Times New Roman"/>
+                <w:sz w:val="24"/>
+                <w:szCs w:val="24"/>
+                <w:lang w:val="en-US"/>
+              </w:rPr>
+            </w:pPr>
             <w:r>
               <w:rPr>
                 <w:rFonts w:ascii="Times New Roman" w:hAnsi="Times New Roman" w:cs="Times New Roman"/>
@@ -1013,7 +999,15 @@
               </w:rPr>
               <w:t>timestamptz</w:t>
             </w:r>
-            <w:proofErr w:type="spellEnd"/>
+            <w:r>
+              <w:rPr>
+                <w:rFonts w:ascii="Times New Roman" w:hAnsi="Times New Roman" w:cs="Times New Roman"/>
+                <w:sz w:val="24"/>
+                <w:szCs w:val="24"/>
+                <w:lang w:val="en-US"/>
+              </w:rPr>
+              <w:t xml:space="preserve"> (+3)</w:t>
+            </w:r>
           </w:p>
         </w:tc>
         <w:tc>
@@ -1089,6 +1083,17 @@
           <w:rFonts w:ascii="Times New Roman" w:hAnsi="Times New Roman" w:cs="Times New Roman"/>
           <w:sz w:val="28"/>
           <w:szCs w:val="28"/>
+        </w:rPr>
+      </w:pPr>
+    </w:p>
+    <w:p>
+      <w:pPr>
+        <w:spacing w:after="0" w:line="360" w:lineRule="auto"/>
+        <w:jc w:val="both"/>
+        <w:rPr>
+          <w:rFonts w:ascii="Times New Roman" w:hAnsi="Times New Roman" w:cs="Times New Roman"/>
+          <w:sz w:val="28"/>
+          <w:szCs w:val="28"/>
           <w:lang w:val="en-US"/>
         </w:rPr>
       </w:pPr>
@@ -1098,7 +1103,7 @@
           <w:sz w:val="28"/>
           <w:szCs w:val="28"/>
         </w:rPr>
-        <w:t>Таблица №2. Сущность «Админ»</w:t>
+        <w:t>Таблица №3. Сущность «Пользователь»</w:t>
       </w:r>
       <w:r>
         <w:rPr>
@@ -1107,7 +1112,7 @@
           <w:szCs w:val="28"/>
           <w:lang w:val="en-US"/>
         </w:rPr>
-        <w:t xml:space="preserve"> (admin)</w:t>
+        <w:t xml:space="preserve"> (user)</w:t>
       </w:r>
     </w:p>
     <w:tbl>
@@ -1276,7 +1281,7 @@
                 <w:szCs w:val="24"/>
                 <w:lang w:val="en-US"/>
               </w:rPr>
-              <w:t>INT</w:t>
+              <w:t>SERIAL</w:t>
             </w:r>
           </w:p>
         </w:tc>
@@ -1375,69 +1380,43 @@
                 <w:rFonts w:ascii="Times New Roman" w:hAnsi="Times New Roman" w:cs="Times New Roman"/>
                 <w:sz w:val="24"/>
                 <w:szCs w:val="24"/>
-              </w:rPr>
-            </w:pPr>
-            <w:proofErr w:type="gramStart"/>
-            <w:r>
-              <w:rPr>
-                <w:rFonts w:ascii="Times New Roman" w:hAnsi="Times New Roman" w:cs="Times New Roman"/>
-                <w:sz w:val="24"/>
-                <w:szCs w:val="24"/>
-              </w:rPr>
-              <w:t>VARCHAR</w:t>
-            </w:r>
-            <w:r>
-              <w:rPr>
-                <w:rFonts w:ascii="Times New Roman" w:hAnsi="Times New Roman" w:cs="Times New Roman"/>
-                <w:sz w:val="24"/>
-                <w:szCs w:val="24"/>
-                <w:lang w:val="en-US"/>
-              </w:rPr>
-              <w:t>(</w:t>
-            </w:r>
-            <w:proofErr w:type="gramEnd"/>
-            <w:r>
-              <w:rPr>
-                <w:rFonts w:ascii="Times New Roman" w:hAnsi="Times New Roman" w:cs="Times New Roman"/>
-                <w:sz w:val="24"/>
-                <w:szCs w:val="24"/>
-                <w:lang w:val="en-US"/>
-              </w:rPr>
-              <w:t>100)</w:t>
-            </w:r>
-          </w:p>
-        </w:tc>
-        <w:tc>
-          <w:tcPr>
-            <w:tcW w:w="1869" w:type="dxa"/>
-            <w:vAlign w:val="center"/>
-          </w:tcPr>
-          <w:p>
-            <w:pPr>
-              <w:jc w:val="center"/>
-              <w:rPr>
-                <w:rFonts w:ascii="Times New Roman" w:hAnsi="Times New Roman" w:cs="Times New Roman"/>
-                <w:sz w:val="24"/>
-                <w:szCs w:val="24"/>
-                <w:lang w:val="en-US"/>
-              </w:rPr>
-            </w:pPr>
-            <w:r>
-              <w:rPr>
-                <w:rFonts w:ascii="Times New Roman" w:hAnsi="Times New Roman" w:cs="Times New Roman"/>
-                <w:sz w:val="24"/>
-                <w:szCs w:val="24"/>
-                <w:lang w:val="en-US"/>
-              </w:rPr>
-              <w:t xml:space="preserve">NOT NULL, </w:t>
-            </w:r>
-            <w:r>
-              <w:rPr>
-                <w:rFonts w:ascii="Times New Roman" w:hAnsi="Times New Roman" w:cs="Times New Roman"/>
-                <w:sz w:val="24"/>
-                <w:szCs w:val="24"/>
-              </w:rPr>
-              <w:t>UNIQUE</w:t>
+                <w:lang w:val="en-US"/>
+              </w:rPr>
+            </w:pPr>
+            <w:r>
+              <w:rPr>
+                <w:rFonts w:ascii="Times New Roman" w:hAnsi="Times New Roman" w:cs="Times New Roman"/>
+                <w:sz w:val="24"/>
+                <w:szCs w:val="24"/>
+                <w:lang w:val="en-US"/>
+              </w:rPr>
+              <w:t>VARCHAR(30)</w:t>
+            </w:r>
+          </w:p>
+        </w:tc>
+        <w:tc>
+          <w:tcPr>
+            <w:tcW w:w="1869" w:type="dxa"/>
+            <w:vAlign w:val="center"/>
+          </w:tcPr>
+          <w:p>
+            <w:pPr>
+              <w:jc w:val="center"/>
+              <w:rPr>
+                <w:rFonts w:ascii="Times New Roman" w:hAnsi="Times New Roman" w:cs="Times New Roman"/>
+                <w:sz w:val="24"/>
+                <w:szCs w:val="24"/>
+                <w:lang w:val="en-US"/>
+              </w:rPr>
+            </w:pPr>
+            <w:r>
+              <w:rPr>
+                <w:rFonts w:ascii="Times New Roman" w:hAnsi="Times New Roman" w:cs="Times New Roman"/>
+                <w:sz w:val="24"/>
+                <w:szCs w:val="24"/>
+                <w:lang w:val="en-US"/>
+              </w:rPr>
+              <w:t>NOT NULL</w:t>
             </w:r>
           </w:p>
         </w:tc>
@@ -1494,7 +1473,7 @@
                 <w:szCs w:val="24"/>
                 <w:lang w:val="en-US"/>
               </w:rPr>
-              <w:t>password</w:t>
+              <w:t>user_email</w:t>
             </w:r>
           </w:p>
         </w:tc>
@@ -1518,34 +1497,43 @@
                 <w:rFonts w:ascii="Times New Roman" w:hAnsi="Times New Roman" w:cs="Times New Roman"/>
                 <w:sz w:val="24"/>
                 <w:szCs w:val="24"/>
-              </w:rPr>
-              <w:t>PASSWORD_HASH</w:t>
-            </w:r>
-          </w:p>
-        </w:tc>
-        <w:tc>
-          <w:tcPr>
-            <w:tcW w:w="1869" w:type="dxa"/>
-            <w:vAlign w:val="center"/>
-          </w:tcPr>
-          <w:p>
-            <w:pPr>
-              <w:jc w:val="center"/>
-              <w:rPr>
-                <w:rFonts w:ascii="Times New Roman" w:hAnsi="Times New Roman" w:cs="Times New Roman"/>
-                <w:sz w:val="24"/>
-                <w:szCs w:val="24"/>
-                <w:lang w:val="en-US"/>
-              </w:rPr>
-            </w:pPr>
-            <w:r>
-              <w:rPr>
-                <w:rFonts w:ascii="Times New Roman" w:hAnsi="Times New Roman" w:cs="Times New Roman"/>
-                <w:sz w:val="24"/>
-                <w:szCs w:val="24"/>
-                <w:lang w:val="en-US"/>
-              </w:rPr>
-              <w:t>NOT NULL</w:t>
+                <w:lang w:val="en-US"/>
+              </w:rPr>
+              <w:t>VARCHAR(35)</w:t>
+            </w:r>
+          </w:p>
+        </w:tc>
+        <w:tc>
+          <w:tcPr>
+            <w:tcW w:w="1869" w:type="dxa"/>
+            <w:vAlign w:val="center"/>
+          </w:tcPr>
+          <w:p>
+            <w:pPr>
+              <w:jc w:val="center"/>
+              <w:rPr>
+                <w:rFonts w:ascii="Times New Roman" w:hAnsi="Times New Roman" w:cs="Times New Roman"/>
+                <w:sz w:val="24"/>
+                <w:szCs w:val="24"/>
+                <w:lang w:val="en-US"/>
+              </w:rPr>
+            </w:pPr>
+            <w:r>
+              <w:rPr>
+                <w:rFonts w:ascii="Times New Roman" w:hAnsi="Times New Roman" w:cs="Times New Roman"/>
+                <w:sz w:val="24"/>
+                <w:szCs w:val="24"/>
+                <w:lang w:val="en-US"/>
+              </w:rPr>
+              <w:t xml:space="preserve">NOT NULL, </w:t>
+            </w:r>
+            <w:r>
+              <w:rPr>
+                <w:rFonts w:ascii="Times New Roman" w:hAnsi="Times New Roman" w:cs="Times New Roman"/>
+                <w:sz w:val="24"/>
+                <w:szCs w:val="24"/>
+              </w:rPr>
+              <w:t>UNIQUE</w:t>
             </w:r>
           </w:p>
         </w:tc>
@@ -1595,7 +1583,124 @@
                 <w:lang w:val="en-US"/>
               </w:rPr>
             </w:pPr>
-            <w:proofErr w:type="spellStart"/>
+            <w:r>
+              <w:rPr>
+                <w:rFonts w:ascii="Times New Roman" w:hAnsi="Times New Roman" w:cs="Times New Roman"/>
+                <w:sz w:val="24"/>
+                <w:szCs w:val="24"/>
+                <w:lang w:val="en-US"/>
+              </w:rPr>
+              <w:t>hash</w:t>
+            </w:r>
+            <w:r>
+              <w:rPr>
+                <w:rFonts w:ascii="Times New Roman" w:hAnsi="Times New Roman" w:cs="Times New Roman"/>
+                <w:sz w:val="24"/>
+                <w:szCs w:val="24"/>
+                <w:lang w:val="en-US"/>
+              </w:rPr>
+              <w:t>_password</w:t>
+            </w:r>
+          </w:p>
+        </w:tc>
+        <w:tc>
+          <w:tcPr>
+            <w:tcW w:w="2275" w:type="dxa"/>
+            <w:vAlign w:val="center"/>
+          </w:tcPr>
+          <w:p>
+            <w:pPr>
+              <w:jc w:val="center"/>
+              <w:rPr>
+                <w:rFonts w:ascii="Times New Roman" w:hAnsi="Times New Roman" w:cs="Times New Roman"/>
+                <w:sz w:val="24"/>
+                <w:szCs w:val="24"/>
+                <w:lang w:val="en-US"/>
+              </w:rPr>
+            </w:pPr>
+            <w:r>
+              <w:rPr>
+                <w:rFonts w:ascii="Times New Roman" w:hAnsi="Times New Roman" w:cs="Times New Roman"/>
+                <w:sz w:val="24"/>
+                <w:szCs w:val="24"/>
+                <w:lang w:val="en-US"/>
+              </w:rPr>
+              <w:t>TEXT</w:t>
+            </w:r>
+          </w:p>
+        </w:tc>
+        <w:tc>
+          <w:tcPr>
+            <w:tcW w:w="1869" w:type="dxa"/>
+            <w:vAlign w:val="center"/>
+          </w:tcPr>
+          <w:p>
+            <w:pPr>
+              <w:jc w:val="center"/>
+              <w:rPr>
+                <w:rFonts w:ascii="Times New Roman" w:hAnsi="Times New Roman" w:cs="Times New Roman"/>
+                <w:sz w:val="24"/>
+                <w:szCs w:val="24"/>
+                <w:lang w:val="en-US"/>
+              </w:rPr>
+            </w:pPr>
+            <w:r>
+              <w:rPr>
+                <w:rFonts w:ascii="Times New Roman" w:hAnsi="Times New Roman" w:cs="Times New Roman"/>
+                <w:sz w:val="24"/>
+                <w:szCs w:val="24"/>
+                <w:lang w:val="en-US"/>
+              </w:rPr>
+              <w:t>NOT NULL</w:t>
+            </w:r>
+          </w:p>
+        </w:tc>
+        <w:tc>
+          <w:tcPr>
+            <w:tcW w:w="3117" w:type="dxa"/>
+            <w:vAlign w:val="center"/>
+          </w:tcPr>
+          <w:p>
+            <w:pPr>
+              <w:jc w:val="center"/>
+              <w:rPr>
+                <w:rFonts w:ascii="Times New Roman" w:hAnsi="Times New Roman" w:cs="Times New Roman"/>
+                <w:sz w:val="24"/>
+                <w:szCs w:val="24"/>
+                <w:lang w:val="en-US"/>
+              </w:rPr>
+            </w:pPr>
+            <w:r>
+              <w:rPr>
+                <w:rFonts w:ascii="Times New Roman" w:hAnsi="Times New Roman" w:cs="Times New Roman"/>
+                <w:sz w:val="24"/>
+                <w:szCs w:val="24"/>
+                <w:lang w:val="en-US"/>
+              </w:rPr>
+              <w:t>-</w:t>
+            </w:r>
+          </w:p>
+        </w:tc>
+      </w:tr>
+      <w:tr>
+        <w:trPr>
+          <w:jc w:val="center"/>
+        </w:trPr>
+        <w:tc>
+          <w:tcPr>
+            <w:tcW w:w="1869" w:type="dxa"/>
+            <w:vAlign w:val="center"/>
+          </w:tcPr>
+          <w:p>
+            <w:pPr>
+              <w:jc w:val="center"/>
+              <w:rPr>
+                <w:rFonts w:ascii="Times New Roman" w:hAnsi="Times New Roman" w:cs="Times New Roman"/>
+                <w:sz w:val="24"/>
+                <w:szCs w:val="24"/>
+                <w:lang w:val="en-US"/>
+              </w:rPr>
+            </w:pPr>
             <w:r>
               <w:rPr>
                 <w:rFonts w:ascii="Times New Roman" w:hAnsi="Times New Roman" w:cs="Times New Roman"/>
@@ -1605,7 +1710,6 @@
               </w:rPr>
               <w:t>created_at</w:t>
             </w:r>
-            <w:proofErr w:type="spellEnd"/>
           </w:p>
         </w:tc>
         <w:tc>
@@ -1620,9 +1724,9 @@
                 <w:rFonts w:ascii="Times New Roman" w:hAnsi="Times New Roman" w:cs="Times New Roman"/>
                 <w:sz w:val="24"/>
                 <w:szCs w:val="24"/>
-              </w:rPr>
-            </w:pPr>
-            <w:proofErr w:type="spellStart"/>
+                <w:lang w:val="en-US"/>
+              </w:rPr>
+            </w:pPr>
             <w:r>
               <w:rPr>
                 <w:rFonts w:ascii="Times New Roman" w:hAnsi="Times New Roman" w:cs="Times New Roman"/>
@@ -1632,29 +1736,28 @@
               </w:rPr>
               <w:t>timestamptz</w:t>
             </w:r>
-            <w:proofErr w:type="spellEnd"/>
-          </w:p>
-        </w:tc>
-        <w:tc>
-          <w:tcPr>
-            <w:tcW w:w="1869" w:type="dxa"/>
-            <w:vAlign w:val="center"/>
-          </w:tcPr>
-          <w:p>
-            <w:pPr>
-              <w:jc w:val="center"/>
-              <w:rPr>
-                <w:rFonts w:ascii="Times New Roman" w:hAnsi="Times New Roman" w:cs="Times New Roman"/>
-                <w:sz w:val="24"/>
-                <w:szCs w:val="24"/>
-                <w:lang w:val="en-US"/>
-              </w:rPr>
-            </w:pPr>
-            <w:r>
-              <w:rPr>
-                <w:rFonts w:ascii="Times New Roman" w:hAnsi="Times New Roman" w:cs="Times New Roman"/>
-                <w:sz w:val="24"/>
-                <w:szCs w:val="24"/>
+          </w:p>
+        </w:tc>
+        <w:tc>
+          <w:tcPr>
+            <w:tcW w:w="1869" w:type="dxa"/>
+            <w:vAlign w:val="center"/>
+          </w:tcPr>
+          <w:p>
+            <w:pPr>
+              <w:jc w:val="center"/>
+              <w:rPr>
+                <w:rFonts w:ascii="Times New Roman" w:hAnsi="Times New Roman" w:cs="Times New Roman"/>
+                <w:sz w:val="26"/>
+                <w:szCs w:val="26"/>
+                <w:lang w:val="en-US"/>
+              </w:rPr>
+            </w:pPr>
+            <w:r>
+              <w:rPr>
+                <w:rFonts w:ascii="Times New Roman" w:hAnsi="Times New Roman" w:cs="Times New Roman"/>
+                <w:sz w:val="26"/>
+                <w:szCs w:val="26"/>
                 <w:lang w:val="en-US"/>
               </w:rPr>
               <w:t>-</w:t>
@@ -1702,22 +1805,39 @@
     </w:p>
     <w:p>
       <w:pPr>
-        <w:spacing w:after="0" w:line="360" w:lineRule="auto"/>
+        <w:spacing w:line="360" w:lineRule="auto"/>
         <w:jc w:val="both"/>
         <w:rPr>
           <w:rFonts w:ascii="Times New Roman" w:hAnsi="Times New Roman" w:cs="Times New Roman"/>
           <w:sz w:val="28"/>
           <w:szCs w:val="28"/>
+          <w:lang w:val="en"/>
+        </w:rPr>
+      </w:pPr>
+      <w:r>
+        <w:rPr>
+          <w:rFonts w:ascii="Times New Roman" w:hAnsi="Times New Roman" w:cs="Times New Roman"/>
+          <w:sz w:val="28"/>
+          <w:szCs w:val="28"/>
+        </w:rPr>
+        <w:t>Таблица</w:t>
+      </w:r>
+      <w:r>
+        <w:rPr>
+          <w:rFonts w:ascii="Times New Roman" w:hAnsi="Times New Roman" w:cs="Times New Roman"/>
+          <w:sz w:val="28"/>
+          <w:szCs w:val="28"/>
           <w:lang w:val="en-US"/>
         </w:rPr>
-      </w:pPr>
-      <w:r>
-        <w:rPr>
-          <w:rFonts w:ascii="Times New Roman" w:hAnsi="Times New Roman" w:cs="Times New Roman"/>
-          <w:sz w:val="28"/>
-          <w:szCs w:val="28"/>
-        </w:rPr>
-        <w:t>Таблица №3. Сущность «Пользователь»</w:t>
+        <w:t xml:space="preserve"> №4. </w:t>
+      </w:r>
+      <w:r>
+        <w:rPr>
+          <w:rFonts w:ascii="Times New Roman" w:hAnsi="Times New Roman" w:cs="Times New Roman"/>
+          <w:sz w:val="28"/>
+          <w:szCs w:val="28"/>
+        </w:rPr>
+        <w:t>Сущность</w:t>
       </w:r>
       <w:r>
         <w:rPr>
@@ -1726,7 +1846,68 @@
           <w:szCs w:val="28"/>
           <w:lang w:val="en-US"/>
         </w:rPr>
-        <w:t xml:space="preserve"> (user)</w:t>
+        <w:t xml:space="preserve"> «</w:t>
+      </w:r>
+      <w:r>
+        <w:rPr>
+          <w:rFonts w:ascii="Times New Roman" w:hAnsi="Times New Roman" w:cs="Times New Roman"/>
+          <w:sz w:val="28"/>
+          <w:szCs w:val="28"/>
+        </w:rPr>
+        <w:t>Ключ</w:t>
+      </w:r>
+      <w:r>
+        <w:rPr>
+          <w:rFonts w:ascii="Times New Roman" w:hAnsi="Times New Roman" w:cs="Times New Roman"/>
+          <w:sz w:val="28"/>
+          <w:szCs w:val="28"/>
+          <w:lang w:val="en-US"/>
+        </w:rPr>
+        <w:t>»</w:t>
+      </w:r>
+      <w:r>
+        <w:rPr>
+          <w:rFonts w:ascii="Times New Roman" w:hAnsi="Times New Roman" w:cs="Times New Roman"/>
+          <w:sz w:val="28"/>
+          <w:szCs w:val="28"/>
+          <w:lang w:val="en-US"/>
+        </w:rPr>
+        <w:t xml:space="preserve"> (</w:t>
+      </w:r>
+      <w:r>
+        <w:rPr>
+          <w:rFonts w:ascii="Times New Roman" w:hAnsi="Times New Roman" w:cs="Times New Roman"/>
+          <w:sz w:val="28"/>
+          <w:szCs w:val="28"/>
+          <w:lang w:val="en"/>
+        </w:rPr>
+        <w:t>key</w:t>
+      </w:r>
+      <w:r>
+        <w:rPr>
+          <w:rFonts w:ascii="Times New Roman" w:hAnsi="Times New Roman" w:cs="Times New Roman"/>
+          <w:sz w:val="28"/>
+          <w:szCs w:val="28"/>
+          <w:lang w:val="en-US"/>
+        </w:rPr>
+        <w:t>)</w:t>
+      </w:r>
+      <w:r>
+        <w:rPr>
+          <w:rFonts w:ascii="Times New Roman" w:hAnsi="Times New Roman" w:cs="Times New Roman"/>
+          <w:sz w:val="28"/>
+          <w:szCs w:val="28"/>
+          <w:lang w:val="en-US"/>
+        </w:rPr>
+        <w:t xml:space="preserve"> </w:t>
+      </w:r>
+      <w:r>
+        <w:rPr>
+          <w:rFonts w:ascii="Times New Roman" w:hAnsi="Times New Roman" w:cs="Times New Roman"/>
+          <w:sz w:val="28"/>
+          <w:szCs w:val="28"/>
+        </w:rPr>
+        <w:t xml:space="preserve"> </w:t>
       </w:r>
     </w:p>
     <w:tbl>
@@ -1737,7 +1918,1214 @@
         <w:tblLook w:val="04A0" w:firstRow="1" w:lastRow="0" w:firstColumn="1" w:lastColumn="0" w:noHBand="0" w:noVBand="1"/>
       </w:tblPr>
       <w:tblGrid>
-        <w:gridCol w:w="1869"/>
+        <w:gridCol w:w="2444"/>
+        <w:gridCol w:w="2202"/>
+        <w:gridCol w:w="1826"/>
+        <w:gridCol w:w="2873"/>
+      </w:tblGrid>
+      <w:tr>
+        <w:trPr>
+          <w:jc w:val="center"/>
+        </w:trPr>
+        <w:tc>
+          <w:tcPr>
+            <w:tcW w:w="1962" w:type="dxa"/>
+            <w:vAlign w:val="center"/>
+          </w:tcPr>
+          <w:p>
+            <w:pPr>
+              <w:jc w:val="center"/>
+              <w:rPr>
+                <w:rFonts w:ascii="Times New Roman" w:hAnsi="Times New Roman" w:cs="Times New Roman"/>
+                <w:sz w:val="24"/>
+                <w:szCs w:val="24"/>
+              </w:rPr>
+            </w:pPr>
+            <w:r>
+              <w:rPr>
+                <w:rFonts w:ascii="Times New Roman" w:hAnsi="Times New Roman" w:cs="Times New Roman"/>
+                <w:sz w:val="24"/>
+                <w:szCs w:val="24"/>
+              </w:rPr>
+              <w:t>Атрибуты</w:t>
+            </w:r>
+          </w:p>
+        </w:tc>
+        <w:tc>
+          <w:tcPr>
+            <w:tcW w:w="2275" w:type="dxa"/>
+            <w:vAlign w:val="center"/>
+          </w:tcPr>
+          <w:p>
+            <w:pPr>
+              <w:jc w:val="center"/>
+              <w:rPr>
+                <w:rFonts w:ascii="Times New Roman" w:hAnsi="Times New Roman" w:cs="Times New Roman"/>
+                <w:sz w:val="24"/>
+                <w:szCs w:val="24"/>
+              </w:rPr>
+            </w:pPr>
+            <w:r>
+              <w:rPr>
+                <w:rFonts w:ascii="Times New Roman" w:hAnsi="Times New Roman" w:cs="Times New Roman"/>
+                <w:sz w:val="24"/>
+                <w:szCs w:val="24"/>
+              </w:rPr>
+              <w:t>Типы данных</w:t>
+            </w:r>
+          </w:p>
+        </w:tc>
+        <w:tc>
+          <w:tcPr>
+            <w:tcW w:w="1869" w:type="dxa"/>
+            <w:vAlign w:val="center"/>
+          </w:tcPr>
+          <w:p>
+            <w:pPr>
+              <w:jc w:val="center"/>
+              <w:rPr>
+                <w:rFonts w:ascii="Times New Roman" w:hAnsi="Times New Roman" w:cs="Times New Roman"/>
+                <w:sz w:val="24"/>
+                <w:szCs w:val="24"/>
+              </w:rPr>
+            </w:pPr>
+            <w:r>
+              <w:rPr>
+                <w:rFonts w:ascii="Times New Roman" w:hAnsi="Times New Roman" w:cs="Times New Roman"/>
+                <w:sz w:val="24"/>
+                <w:szCs w:val="24"/>
+              </w:rPr>
+              <w:t>Ограничения</w:t>
+            </w:r>
+          </w:p>
+        </w:tc>
+        <w:tc>
+          <w:tcPr>
+            <w:tcW w:w="3117" w:type="dxa"/>
+            <w:vAlign w:val="center"/>
+          </w:tcPr>
+          <w:p>
+            <w:pPr>
+              <w:jc w:val="center"/>
+              <w:rPr>
+                <w:rFonts w:ascii="Times New Roman" w:hAnsi="Times New Roman" w:cs="Times New Roman"/>
+                <w:sz w:val="24"/>
+                <w:szCs w:val="24"/>
+              </w:rPr>
+            </w:pPr>
+            <w:r>
+              <w:rPr>
+                <w:rFonts w:ascii="Times New Roman" w:hAnsi="Times New Roman" w:cs="Times New Roman"/>
+                <w:sz w:val="24"/>
+                <w:szCs w:val="24"/>
+              </w:rPr>
+              <w:t>Дефолтные значение</w:t>
+            </w:r>
+          </w:p>
+        </w:tc>
+      </w:tr>
+      <w:tr>
+        <w:trPr>
+          <w:jc w:val="center"/>
+        </w:trPr>
+        <w:tc>
+          <w:tcPr>
+            <w:tcW w:w="1962" w:type="dxa"/>
+            <w:vAlign w:val="center"/>
+          </w:tcPr>
+          <w:p>
+            <w:pPr>
+              <w:jc w:val="center"/>
+              <w:rPr>
+                <w:rFonts w:ascii="Times New Roman" w:hAnsi="Times New Roman" w:cs="Times New Roman"/>
+                <w:sz w:val="24"/>
+                <w:szCs w:val="24"/>
+                <w:lang w:val="en-US"/>
+              </w:rPr>
+            </w:pPr>
+            <w:r>
+              <w:rPr>
+                <w:rFonts w:ascii="Times New Roman" w:hAnsi="Times New Roman" w:cs="Times New Roman"/>
+                <w:sz w:val="24"/>
+                <w:szCs w:val="24"/>
+                <w:lang w:val="en-US"/>
+              </w:rPr>
+              <w:t>id</w:t>
+            </w:r>
+          </w:p>
+        </w:tc>
+        <w:tc>
+          <w:tcPr>
+            <w:tcW w:w="2275" w:type="dxa"/>
+            <w:vAlign w:val="center"/>
+          </w:tcPr>
+          <w:p>
+            <w:pPr>
+              <w:jc w:val="center"/>
+              <w:rPr>
+                <w:rFonts w:ascii="Times New Roman" w:hAnsi="Times New Roman" w:cs="Times New Roman"/>
+                <w:sz w:val="24"/>
+                <w:szCs w:val="24"/>
+                <w:lang w:val="en-US"/>
+              </w:rPr>
+            </w:pPr>
+            <w:r>
+              <w:rPr>
+                <w:rFonts w:ascii="Times New Roman" w:hAnsi="Times New Roman" w:cs="Times New Roman"/>
+                <w:sz w:val="24"/>
+                <w:szCs w:val="24"/>
+                <w:lang w:val="en-US"/>
+              </w:rPr>
+              <w:t>SERIAL</w:t>
+            </w:r>
+          </w:p>
+        </w:tc>
+        <w:tc>
+          <w:tcPr>
+            <w:tcW w:w="1869" w:type="dxa"/>
+            <w:vAlign w:val="center"/>
+          </w:tcPr>
+          <w:p>
+            <w:pPr>
+              <w:jc w:val="center"/>
+              <w:rPr>
+                <w:rFonts w:ascii="Times New Roman" w:hAnsi="Times New Roman" w:cs="Times New Roman"/>
+                <w:sz w:val="24"/>
+                <w:szCs w:val="24"/>
+                <w:lang w:val="en-US"/>
+              </w:rPr>
+            </w:pPr>
+            <w:r>
+              <w:rPr>
+                <w:rFonts w:ascii="Times New Roman" w:hAnsi="Times New Roman" w:cs="Times New Roman"/>
+                <w:sz w:val="24"/>
+                <w:szCs w:val="24"/>
+                <w:lang w:val="en-US"/>
+              </w:rPr>
+              <w:t>NOT NULL, PK</w:t>
+            </w:r>
+          </w:p>
+        </w:tc>
+        <w:tc>
+          <w:tcPr>
+            <w:tcW w:w="3117" w:type="dxa"/>
+            <w:vAlign w:val="center"/>
+          </w:tcPr>
+          <w:p>
+            <w:pPr>
+              <w:jc w:val="center"/>
+              <w:rPr>
+                <w:rFonts w:ascii="Times New Roman" w:hAnsi="Times New Roman" w:cs="Times New Roman"/>
+                <w:sz w:val="24"/>
+                <w:szCs w:val="24"/>
+                <w:lang w:val="en-US"/>
+              </w:rPr>
+            </w:pPr>
+            <w:r>
+              <w:rPr>
+                <w:rFonts w:ascii="Times New Roman" w:hAnsi="Times New Roman" w:cs="Times New Roman"/>
+                <w:sz w:val="24"/>
+                <w:szCs w:val="24"/>
+                <w:lang w:val="en-US"/>
+              </w:rPr>
+              <w:t>-</w:t>
+            </w:r>
+          </w:p>
+        </w:tc>
+      </w:tr>
+      <w:tr>
+        <w:trPr>
+          <w:jc w:val="center"/>
+        </w:trPr>
+        <w:tc>
+          <w:tcPr>
+            <w:tcW w:w="1962" w:type="dxa"/>
+            <w:vAlign w:val="center"/>
+          </w:tcPr>
+          <w:p>
+            <w:pPr>
+              <w:jc w:val="center"/>
+              <w:rPr>
+                <w:rFonts w:ascii="Times New Roman" w:hAnsi="Times New Roman" w:cs="Times New Roman"/>
+                <w:sz w:val="24"/>
+                <w:szCs w:val="24"/>
+                <w:lang w:val="en-US"/>
+              </w:rPr>
+            </w:pPr>
+            <w:r>
+              <w:rPr>
+                <w:rFonts w:ascii="Times New Roman" w:hAnsi="Times New Roman" w:cs="Times New Roman"/>
+                <w:sz w:val="24"/>
+                <w:szCs w:val="24"/>
+                <w:lang w:val="en-US"/>
+              </w:rPr>
+              <w:t>key_code</w:t>
+            </w:r>
+          </w:p>
+        </w:tc>
+        <w:tc>
+          <w:tcPr>
+            <w:tcW w:w="2275" w:type="dxa"/>
+            <w:vAlign w:val="center"/>
+          </w:tcPr>
+          <w:p>
+            <w:pPr>
+              <w:jc w:val="center"/>
+              <w:rPr>
+                <w:rFonts w:ascii="Times New Roman" w:hAnsi="Times New Roman" w:cs="Times New Roman"/>
+                <w:sz w:val="24"/>
+                <w:szCs w:val="24"/>
+                <w:lang w:val="en-US"/>
+              </w:rPr>
+            </w:pPr>
+            <w:r>
+              <w:rPr>
+                <w:rFonts w:ascii="Times New Roman" w:hAnsi="Times New Roman" w:cs="Times New Roman"/>
+                <w:sz w:val="24"/>
+                <w:szCs w:val="24"/>
+                <w:lang w:val="en-US"/>
+              </w:rPr>
+              <w:t>VARCHAR(50)</w:t>
+            </w:r>
+          </w:p>
+        </w:tc>
+        <w:tc>
+          <w:tcPr>
+            <w:tcW w:w="1869" w:type="dxa"/>
+            <w:vAlign w:val="center"/>
+          </w:tcPr>
+          <w:p>
+            <w:pPr>
+              <w:jc w:val="center"/>
+              <w:rPr>
+                <w:rFonts w:ascii="Times New Roman" w:hAnsi="Times New Roman" w:cs="Times New Roman"/>
+                <w:sz w:val="24"/>
+                <w:szCs w:val="24"/>
+                <w:lang w:val="en-US"/>
+              </w:rPr>
+            </w:pPr>
+            <w:r>
+              <w:rPr>
+                <w:rFonts w:ascii="Times New Roman" w:hAnsi="Times New Roman" w:cs="Times New Roman"/>
+                <w:sz w:val="24"/>
+                <w:szCs w:val="24"/>
+                <w:lang w:val="en-US"/>
+              </w:rPr>
+              <w:t xml:space="preserve">NOT NULL, </w:t>
+            </w:r>
+            <w:r>
+              <w:rPr>
+                <w:rFonts w:ascii="Times New Roman" w:hAnsi="Times New Roman" w:cs="Times New Roman"/>
+                <w:sz w:val="24"/>
+                <w:szCs w:val="24"/>
+              </w:rPr>
+              <w:t>UNIQUE</w:t>
+            </w:r>
+          </w:p>
+        </w:tc>
+        <w:tc>
+          <w:tcPr>
+            <w:tcW w:w="3117" w:type="dxa"/>
+            <w:vAlign w:val="center"/>
+          </w:tcPr>
+          <w:p>
+            <w:pPr>
+              <w:jc w:val="center"/>
+              <w:rPr>
+                <w:rFonts w:ascii="Times New Roman" w:hAnsi="Times New Roman" w:cs="Times New Roman"/>
+                <w:sz w:val="24"/>
+                <w:szCs w:val="24"/>
+                <w:lang w:val="en-US"/>
+              </w:rPr>
+            </w:pPr>
+            <w:r>
+              <w:rPr>
+                <w:rFonts w:ascii="Times New Roman" w:hAnsi="Times New Roman" w:cs="Times New Roman"/>
+                <w:sz w:val="24"/>
+                <w:szCs w:val="24"/>
+                <w:lang w:val="en-US"/>
+              </w:rPr>
+              <w:t>-</w:t>
+            </w:r>
+          </w:p>
+        </w:tc>
+      </w:tr>
+      <w:tr>
+        <w:trPr>
+          <w:trHeight w:val="634"/>
+          <w:jc w:val="center"/>
+        </w:trPr>
+        <w:tc>
+          <w:tcPr>
+            <w:tcW w:w="1962" w:type="dxa"/>
+            <w:vAlign w:val="center"/>
+          </w:tcPr>
+          <w:p>
+            <w:pPr>
+              <w:jc w:val="center"/>
+              <w:rPr>
+                <w:rFonts w:ascii="Times New Roman" w:hAnsi="Times New Roman" w:cs="Times New Roman"/>
+                <w:sz w:val="24"/>
+                <w:szCs w:val="24"/>
+              </w:rPr>
+            </w:pPr>
+            <w:r>
+              <w:rPr>
+                <w:rFonts w:ascii="Times New Roman" w:hAnsi="Times New Roman" w:cs="Times New Roman"/>
+                <w:sz w:val="24"/>
+                <w:szCs w:val="24"/>
+                <w:lang w:val="en"/>
+              </w:rPr>
+              <w:t>key</w:t>
+            </w:r>
+            <w:r>
+              <w:rPr>
+                <w:rFonts w:ascii="Times New Roman" w:hAnsi="Times New Roman" w:cs="Times New Roman"/>
+                <w:sz w:val="24"/>
+                <w:szCs w:val="24"/>
+              </w:rPr>
+              <w:t>_</w:t>
+            </w:r>
+            <w:r>
+              <w:rPr>
+                <w:rFonts w:ascii="Times New Roman" w:hAnsi="Times New Roman" w:cs="Times New Roman"/>
+                <w:sz w:val="24"/>
+                <w:szCs w:val="24"/>
+                <w:lang w:val="en"/>
+              </w:rPr>
+              <w:t>duration</w:t>
+            </w:r>
+            <w:r>
+              <w:rPr>
+                <w:rFonts w:ascii="Times New Roman" w:hAnsi="Times New Roman" w:cs="Times New Roman"/>
+                <w:sz w:val="24"/>
+                <w:szCs w:val="24"/>
+                <w:lang w:val="en"/>
+              </w:rPr>
+              <w:t>_in_hours</w:t>
+            </w:r>
+          </w:p>
+        </w:tc>
+        <w:tc>
+          <w:tcPr>
+            <w:tcW w:w="2275" w:type="dxa"/>
+            <w:vAlign w:val="center"/>
+          </w:tcPr>
+          <w:p>
+            <w:pPr>
+              <w:jc w:val="center"/>
+              <w:rPr>
+                <w:rFonts w:ascii="Times New Roman" w:hAnsi="Times New Roman" w:cs="Times New Roman"/>
+                <w:sz w:val="24"/>
+                <w:szCs w:val="24"/>
+              </w:rPr>
+            </w:pPr>
+            <w:r>
+              <w:rPr>
+                <w:rFonts w:ascii="Times New Roman" w:hAnsi="Times New Roman" w:cs="Times New Roman"/>
+                <w:sz w:val="24"/>
+                <w:szCs w:val="24"/>
+                <w:lang w:val="en-US"/>
+              </w:rPr>
+              <w:t>INT</w:t>
+            </w:r>
+          </w:p>
+        </w:tc>
+        <w:tc>
+          <w:tcPr>
+            <w:tcW w:w="1869" w:type="dxa"/>
+            <w:vAlign w:val="center"/>
+          </w:tcPr>
+          <w:p>
+            <w:pPr>
+              <w:jc w:val="center"/>
+              <w:rPr>
+                <w:rFonts w:ascii="Times New Roman" w:hAnsi="Times New Roman" w:cs="Times New Roman"/>
+                <w:sz w:val="24"/>
+                <w:szCs w:val="24"/>
+                <w:lang w:val="en-US"/>
+              </w:rPr>
+            </w:pPr>
+            <w:r>
+              <w:rPr>
+                <w:rFonts w:ascii="Times New Roman" w:hAnsi="Times New Roman" w:cs="Times New Roman"/>
+                <w:sz w:val="24"/>
+                <w:szCs w:val="24"/>
+                <w:lang w:val="en-US"/>
+              </w:rPr>
+              <w:t>NOT NULL</w:t>
+            </w:r>
+          </w:p>
+        </w:tc>
+        <w:tc>
+          <w:tcPr>
+            <w:tcW w:w="3117" w:type="dxa"/>
+            <w:vAlign w:val="center"/>
+          </w:tcPr>
+          <w:p>
+            <w:pPr>
+              <w:jc w:val="center"/>
+              <w:rPr>
+                <w:rFonts w:ascii="Times New Roman" w:hAnsi="Times New Roman" w:cs="Times New Roman"/>
+                <w:sz w:val="24"/>
+                <w:szCs w:val="24"/>
+                <w:lang w:val="en-US"/>
+              </w:rPr>
+            </w:pPr>
+            <w:r>
+              <w:rPr>
+                <w:rFonts w:ascii="Times New Roman" w:hAnsi="Times New Roman" w:cs="Times New Roman"/>
+                <w:sz w:val="24"/>
+                <w:szCs w:val="24"/>
+                <w:lang w:val="en-US"/>
+              </w:rPr>
+              <w:t>0</w:t>
+            </w:r>
+          </w:p>
+        </w:tc>
+      </w:tr>
+      <w:tr>
+        <w:trPr>
+          <w:jc w:val="center"/>
+        </w:trPr>
+        <w:tc>
+          <w:tcPr>
+            <w:tcW w:w="1962" w:type="dxa"/>
+            <w:vAlign w:val="center"/>
+          </w:tcPr>
+          <w:p>
+            <w:pPr>
+              <w:jc w:val="center"/>
+              <w:rPr>
+                <w:rFonts w:ascii="Times New Roman" w:hAnsi="Times New Roman" w:cs="Times New Roman"/>
+                <w:sz w:val="24"/>
+                <w:szCs w:val="24"/>
+              </w:rPr>
+            </w:pPr>
+            <w:r>
+              <w:rPr>
+                <w:rFonts w:ascii="Times New Roman" w:hAnsi="Times New Roman" w:cs="Times New Roman"/>
+                <w:sz w:val="24"/>
+                <w:szCs w:val="24"/>
+                <w:lang w:val="en"/>
+              </w:rPr>
+              <w:t>k</w:t>
+            </w:r>
+            <w:r>
+              <w:rPr>
+                <w:rFonts w:ascii="Times New Roman" w:hAnsi="Times New Roman" w:cs="Times New Roman"/>
+                <w:sz w:val="24"/>
+                <w:szCs w:val="24"/>
+                <w:lang w:val="en"/>
+              </w:rPr>
+              <w:t>ey</w:t>
+            </w:r>
+            <w:r>
+              <w:rPr>
+                <w:rFonts w:ascii="Times New Roman" w:hAnsi="Times New Roman" w:cs="Times New Roman"/>
+                <w:sz w:val="24"/>
+                <w:szCs w:val="24"/>
+                <w:lang w:val="en"/>
+              </w:rPr>
+              <w:t>_</w:t>
+            </w:r>
+            <w:r>
+              <w:rPr>
+                <w:rFonts w:ascii="Times New Roman" w:hAnsi="Times New Roman" w:cs="Times New Roman"/>
+                <w:sz w:val="24"/>
+                <w:szCs w:val="24"/>
+                <w:lang w:val="en"/>
+              </w:rPr>
+              <w:t>state</w:t>
+            </w:r>
+          </w:p>
+        </w:tc>
+        <w:tc>
+          <w:tcPr>
+            <w:tcW w:w="2275" w:type="dxa"/>
+            <w:vAlign w:val="center"/>
+          </w:tcPr>
+          <w:p>
+            <w:pPr>
+              <w:jc w:val="center"/>
+              <w:rPr>
+                <w:rFonts w:ascii="Times New Roman" w:hAnsi="Times New Roman" w:cs="Times New Roman"/>
+                <w:sz w:val="24"/>
+                <w:szCs w:val="24"/>
+                <w:lang w:val="en-US"/>
+              </w:rPr>
+            </w:pPr>
+            <w:r>
+              <w:rPr>
+                <w:rFonts w:ascii="Times New Roman" w:hAnsi="Times New Roman" w:cs="Times New Roman"/>
+                <w:sz w:val="24"/>
+                <w:szCs w:val="24"/>
+                <w:lang w:val="en-US"/>
+              </w:rPr>
+              <w:t>BOOLEAN</w:t>
+            </w:r>
+          </w:p>
+        </w:tc>
+        <w:tc>
+          <w:tcPr>
+            <w:tcW w:w="1869" w:type="dxa"/>
+            <w:vAlign w:val="center"/>
+          </w:tcPr>
+          <w:p>
+            <w:pPr>
+              <w:jc w:val="center"/>
+              <w:rPr>
+                <w:rFonts w:ascii="Times New Roman" w:hAnsi="Times New Roman" w:cs="Times New Roman"/>
+                <w:sz w:val="24"/>
+                <w:szCs w:val="24"/>
+                <w:lang w:val="en-US"/>
+              </w:rPr>
+            </w:pPr>
+            <w:r>
+              <w:rPr>
+                <w:rFonts w:ascii="Times New Roman" w:hAnsi="Times New Roman" w:cs="Times New Roman"/>
+                <w:sz w:val="24"/>
+                <w:szCs w:val="24"/>
+                <w:lang w:val="en-US"/>
+              </w:rPr>
+              <w:t>NOT NULL</w:t>
+            </w:r>
+          </w:p>
+        </w:tc>
+        <w:tc>
+          <w:tcPr>
+            <w:tcW w:w="3117" w:type="dxa"/>
+            <w:vAlign w:val="center"/>
+          </w:tcPr>
+          <w:p>
+            <w:pPr>
+              <w:jc w:val="center"/>
+              <w:rPr>
+                <w:rFonts w:ascii="Times New Roman" w:hAnsi="Times New Roman" w:cs="Times New Roman"/>
+                <w:sz w:val="24"/>
+                <w:szCs w:val="24"/>
+                <w:lang w:val="en-US"/>
+              </w:rPr>
+            </w:pPr>
+            <w:r>
+              <w:rPr>
+                <w:rFonts w:ascii="Times New Roman" w:hAnsi="Times New Roman" w:cs="Times New Roman"/>
+                <w:sz w:val="24"/>
+                <w:szCs w:val="24"/>
+                <w:lang w:val="en-US"/>
+              </w:rPr>
+              <w:t>FALSE</w:t>
+            </w:r>
+          </w:p>
+        </w:tc>
+      </w:tr>
+      <w:tr>
+        <w:trPr>
+          <w:jc w:val="center"/>
+        </w:trPr>
+        <w:tc>
+          <w:tcPr>
+            <w:tcW w:w="1962" w:type="dxa"/>
+            <w:vAlign w:val="center"/>
+          </w:tcPr>
+          <w:p>
+            <w:pPr>
+              <w:jc w:val="center"/>
+              <w:rPr>
+                <w:rFonts w:ascii="Times New Roman" w:hAnsi="Times New Roman" w:cs="Times New Roman"/>
+                <w:sz w:val="24"/>
+                <w:szCs w:val="24"/>
+              </w:rPr>
+            </w:pPr>
+            <w:r>
+              <w:rPr>
+                <w:rFonts w:ascii="Times New Roman" w:hAnsi="Times New Roman" w:cs="Times New Roman"/>
+                <w:sz w:val="24"/>
+                <w:szCs w:val="24"/>
+                <w:lang w:val="en"/>
+              </w:rPr>
+              <w:t>activated</w:t>
+            </w:r>
+            <w:r>
+              <w:rPr>
+                <w:rFonts w:ascii="Times New Roman" w:hAnsi="Times New Roman" w:cs="Times New Roman"/>
+                <w:sz w:val="24"/>
+                <w:szCs w:val="24"/>
+              </w:rPr>
+              <w:t>_</w:t>
+            </w:r>
+            <w:r>
+              <w:rPr>
+                <w:rFonts w:ascii="Times New Roman" w:hAnsi="Times New Roman" w:cs="Times New Roman"/>
+                <w:sz w:val="24"/>
+                <w:szCs w:val="24"/>
+                <w:lang w:val="en"/>
+              </w:rPr>
+              <w:t>by</w:t>
+            </w:r>
+            <w:r>
+              <w:rPr>
+                <w:rFonts w:ascii="Times New Roman" w:hAnsi="Times New Roman" w:cs="Times New Roman"/>
+                <w:sz w:val="24"/>
+                <w:szCs w:val="24"/>
+              </w:rPr>
+              <w:t>_</w:t>
+            </w:r>
+            <w:r>
+              <w:rPr>
+                <w:rFonts w:ascii="Times New Roman" w:hAnsi="Times New Roman" w:cs="Times New Roman"/>
+                <w:sz w:val="24"/>
+                <w:szCs w:val="24"/>
+                <w:lang w:val="en"/>
+              </w:rPr>
+              <w:t>user</w:t>
+            </w:r>
+          </w:p>
+        </w:tc>
+        <w:tc>
+          <w:tcPr>
+            <w:tcW w:w="2275" w:type="dxa"/>
+            <w:vAlign w:val="center"/>
+          </w:tcPr>
+          <w:p>
+            <w:pPr>
+              <w:jc w:val="center"/>
+              <w:rPr>
+                <w:rFonts w:ascii="Times New Roman" w:hAnsi="Times New Roman" w:cs="Times New Roman"/>
+                <w:sz w:val="24"/>
+                <w:szCs w:val="24"/>
+                <w:lang w:val="en-US"/>
+              </w:rPr>
+            </w:pPr>
+            <w:r>
+              <w:rPr>
+                <w:rFonts w:ascii="Times New Roman" w:hAnsi="Times New Roman" w:cs="Times New Roman"/>
+                <w:sz w:val="24"/>
+                <w:szCs w:val="24"/>
+                <w:lang w:val="en-US"/>
+              </w:rPr>
+              <w:t>INT</w:t>
+            </w:r>
+          </w:p>
+        </w:tc>
+        <w:tc>
+          <w:tcPr>
+            <w:tcW w:w="1869" w:type="dxa"/>
+            <w:vAlign w:val="center"/>
+          </w:tcPr>
+          <w:p>
+            <w:pPr>
+              <w:jc w:val="center"/>
+              <w:rPr>
+                <w:rFonts w:ascii="Times New Roman" w:hAnsi="Times New Roman" w:cs="Times New Roman"/>
+                <w:sz w:val="24"/>
+                <w:szCs w:val="24"/>
+                <w:lang w:val="en-US"/>
+              </w:rPr>
+            </w:pPr>
+            <w:r>
+              <w:rPr>
+                <w:rFonts w:ascii="Times New Roman" w:hAnsi="Times New Roman" w:cs="Times New Roman"/>
+                <w:sz w:val="24"/>
+                <w:szCs w:val="24"/>
+                <w:lang w:val="en-US"/>
+              </w:rPr>
+              <w:t>FK(user)</w:t>
+            </w:r>
+          </w:p>
+        </w:tc>
+        <w:tc>
+          <w:tcPr>
+            <w:tcW w:w="3117" w:type="dxa"/>
+            <w:vAlign w:val="center"/>
+          </w:tcPr>
+          <w:p>
+            <w:pPr>
+              <w:jc w:val="center"/>
+              <w:rPr>
+                <w:rFonts w:ascii="Times New Roman" w:hAnsi="Times New Roman" w:cs="Times New Roman"/>
+                <w:sz w:val="24"/>
+                <w:szCs w:val="24"/>
+                <w:lang w:val="en-US"/>
+              </w:rPr>
+            </w:pPr>
+            <w:r>
+              <w:rPr>
+                <w:rFonts w:ascii="Times New Roman" w:hAnsi="Times New Roman" w:cs="Times New Roman"/>
+                <w:sz w:val="24"/>
+                <w:szCs w:val="24"/>
+                <w:lang w:val="en-US"/>
+              </w:rPr>
+              <w:t>-</w:t>
+            </w:r>
+          </w:p>
+        </w:tc>
+      </w:tr>
+      <w:tr>
+        <w:trPr>
+          <w:jc w:val="center"/>
+        </w:trPr>
+        <w:tc>
+          <w:tcPr>
+            <w:tcW w:w="1962" w:type="dxa"/>
+            <w:vAlign w:val="center"/>
+          </w:tcPr>
+          <w:p>
+            <w:pPr>
+              <w:jc w:val="center"/>
+              <w:rPr>
+                <w:rFonts w:ascii="Times New Roman" w:hAnsi="Times New Roman" w:cs="Times New Roman"/>
+                <w:sz w:val="24"/>
+                <w:szCs w:val="24"/>
+                <w:lang w:val="en-US"/>
+              </w:rPr>
+            </w:pPr>
+            <w:r>
+              <w:rPr>
+                <w:rFonts w:ascii="Times New Roman" w:hAnsi="Times New Roman" w:cs="Times New Roman"/>
+                <w:sz w:val="24"/>
+                <w:szCs w:val="24"/>
+                <w:lang w:val="en-US"/>
+              </w:rPr>
+              <w:t>activated</w:t>
+            </w:r>
+            <w:r>
+              <w:rPr>
+                <w:rFonts w:ascii="Times New Roman" w:hAnsi="Times New Roman" w:cs="Times New Roman"/>
+                <w:sz w:val="24"/>
+                <w:szCs w:val="24"/>
+                <w:lang w:val="en-US"/>
+              </w:rPr>
+              <w:t>_at</w:t>
+            </w:r>
+          </w:p>
+        </w:tc>
+        <w:tc>
+          <w:tcPr>
+            <w:tcW w:w="2275" w:type="dxa"/>
+            <w:vAlign w:val="center"/>
+          </w:tcPr>
+          <w:p>
+            <w:pPr>
+              <w:jc w:val="center"/>
+              <w:rPr>
+                <w:rFonts w:ascii="Times New Roman" w:hAnsi="Times New Roman" w:cs="Times New Roman"/>
+                <w:sz w:val="24"/>
+                <w:szCs w:val="24"/>
+                <w:lang w:val="en-US"/>
+              </w:rPr>
+            </w:pPr>
+            <w:r>
+              <w:rPr>
+                <w:rFonts w:ascii="Times New Roman" w:hAnsi="Times New Roman" w:cs="Times New Roman"/>
+                <w:sz w:val="24"/>
+                <w:szCs w:val="24"/>
+                <w:lang w:val="en-US"/>
+              </w:rPr>
+              <w:t>timestamptz</w:t>
+            </w:r>
+          </w:p>
+        </w:tc>
+        <w:tc>
+          <w:tcPr>
+            <w:tcW w:w="1869" w:type="dxa"/>
+            <w:vAlign w:val="center"/>
+          </w:tcPr>
+          <w:p>
+            <w:pPr>
+              <w:jc w:val="center"/>
+              <w:rPr>
+                <w:rFonts w:ascii="Times New Roman" w:hAnsi="Times New Roman" w:cs="Times New Roman"/>
+                <w:sz w:val="24"/>
+                <w:szCs w:val="24"/>
+                <w:lang w:val="en-US"/>
+              </w:rPr>
+            </w:pPr>
+            <w:r>
+              <w:rPr>
+                <w:rFonts w:ascii="Times New Roman" w:hAnsi="Times New Roman" w:cs="Times New Roman"/>
+                <w:sz w:val="24"/>
+                <w:szCs w:val="24"/>
+                <w:lang w:val="en-US"/>
+              </w:rPr>
+              <w:t>-</w:t>
+            </w:r>
+          </w:p>
+        </w:tc>
+        <w:tc>
+          <w:tcPr>
+            <w:tcW w:w="3117" w:type="dxa"/>
+            <w:vAlign w:val="center"/>
+          </w:tcPr>
+          <w:p>
+            <w:pPr>
+              <w:jc w:val="center"/>
+              <w:rPr>
+                <w:rFonts w:ascii="Times New Roman" w:hAnsi="Times New Roman" w:cs="Times New Roman"/>
+                <w:sz w:val="24"/>
+                <w:szCs w:val="24"/>
+              </w:rPr>
+            </w:pPr>
+            <w:r>
+              <w:rPr>
+                <w:rFonts w:ascii="Times New Roman" w:hAnsi="Times New Roman" w:cs="Times New Roman"/>
+                <w:sz w:val="24"/>
+                <w:szCs w:val="24"/>
+              </w:rPr>
+              <w:t>-</w:t>
+            </w:r>
+          </w:p>
+        </w:tc>
+      </w:tr>
+      <w:tr>
+        <w:trPr>
+          <w:jc w:val="center"/>
+        </w:trPr>
+        <w:tc>
+          <w:tcPr>
+            <w:tcW w:w="1962" w:type="dxa"/>
+            <w:vAlign w:val="center"/>
+          </w:tcPr>
+          <w:p>
+            <w:pPr>
+              <w:jc w:val="center"/>
+              <w:rPr>
+                <w:rFonts w:ascii="Times New Roman" w:hAnsi="Times New Roman" w:cs="Times New Roman"/>
+                <w:sz w:val="24"/>
+                <w:szCs w:val="24"/>
+                <w:lang w:val="en-US"/>
+              </w:rPr>
+            </w:pPr>
+            <w:r>
+              <w:rPr>
+                <w:rFonts w:ascii="Times New Roman" w:hAnsi="Times New Roman" w:cs="Times New Roman"/>
+                <w:sz w:val="24"/>
+                <w:szCs w:val="24"/>
+                <w:lang w:val="en-US"/>
+              </w:rPr>
+              <w:t>expires_at</w:t>
+            </w:r>
+          </w:p>
+        </w:tc>
+        <w:tc>
+          <w:tcPr>
+            <w:tcW w:w="2275" w:type="dxa"/>
+            <w:vAlign w:val="center"/>
+          </w:tcPr>
+          <w:p>
+            <w:pPr>
+              <w:jc w:val="center"/>
+              <w:rPr>
+                <w:rFonts w:ascii="Times New Roman" w:hAnsi="Times New Roman" w:cs="Times New Roman"/>
+                <w:sz w:val="24"/>
+                <w:szCs w:val="24"/>
+                <w:lang w:val="en-US"/>
+              </w:rPr>
+            </w:pPr>
+            <w:r>
+              <w:rPr>
+                <w:rFonts w:ascii="Times New Roman" w:hAnsi="Times New Roman" w:cs="Times New Roman"/>
+                <w:sz w:val="24"/>
+                <w:szCs w:val="24"/>
+                <w:lang w:val="en-US"/>
+              </w:rPr>
+              <w:t>timestamptz</w:t>
+            </w:r>
+          </w:p>
+        </w:tc>
+        <w:tc>
+          <w:tcPr>
+            <w:tcW w:w="1869" w:type="dxa"/>
+            <w:vAlign w:val="center"/>
+          </w:tcPr>
+          <w:p>
+            <w:pPr>
+              <w:jc w:val="center"/>
+              <w:rPr>
+                <w:rFonts w:ascii="Times New Roman" w:hAnsi="Times New Roman" w:cs="Times New Roman"/>
+                <w:sz w:val="24"/>
+                <w:szCs w:val="24"/>
+              </w:rPr>
+            </w:pPr>
+            <w:r>
+              <w:rPr>
+                <w:rFonts w:ascii="Times New Roman" w:hAnsi="Times New Roman" w:cs="Times New Roman"/>
+                <w:sz w:val="24"/>
+                <w:szCs w:val="24"/>
+              </w:rPr>
+              <w:t>-</w:t>
+            </w:r>
+          </w:p>
+        </w:tc>
+        <w:tc>
+          <w:tcPr>
+            <w:tcW w:w="3117" w:type="dxa"/>
+            <w:vAlign w:val="center"/>
+          </w:tcPr>
+          <w:p>
+            <w:pPr>
+              <w:jc w:val="center"/>
+              <w:rPr>
+                <w:rFonts w:ascii="Times New Roman" w:hAnsi="Times New Roman" w:cs="Times New Roman"/>
+                <w:sz w:val="24"/>
+                <w:szCs w:val="24"/>
+              </w:rPr>
+            </w:pPr>
+            <w:r>
+              <w:rPr>
+                <w:rFonts w:ascii="Times New Roman" w:hAnsi="Times New Roman" w:cs="Times New Roman"/>
+                <w:sz w:val="24"/>
+                <w:szCs w:val="24"/>
+              </w:rPr>
+              <w:t>-</w:t>
+            </w:r>
+          </w:p>
+        </w:tc>
+      </w:tr>
+      <w:tr>
+        <w:trPr>
+          <w:jc w:val="center"/>
+        </w:trPr>
+        <w:tc>
+          <w:tcPr>
+            <w:tcW w:w="1962" w:type="dxa"/>
+            <w:vAlign w:val="center"/>
+          </w:tcPr>
+          <w:p>
+            <w:pPr>
+              <w:jc w:val="center"/>
+              <w:rPr>
+                <w:rFonts w:ascii="Times New Roman" w:hAnsi="Times New Roman" w:cs="Times New Roman"/>
+                <w:sz w:val="24"/>
+                <w:szCs w:val="24"/>
+                <w:lang w:val="en-US"/>
+              </w:rPr>
+            </w:pPr>
+            <w:r>
+              <w:rPr>
+                <w:rFonts w:ascii="Times New Roman" w:hAnsi="Times New Roman" w:cs="Times New Roman"/>
+                <w:sz w:val="24"/>
+                <w:szCs w:val="24"/>
+              </w:rPr>
+              <w:t>created_</w:t>
+            </w:r>
+            <w:r>
+              <w:rPr>
+                <w:rFonts w:ascii="Times New Roman" w:hAnsi="Times New Roman" w:cs="Times New Roman"/>
+                <w:sz w:val="24"/>
+                <w:szCs w:val="24"/>
+                <w:lang w:val="en-US"/>
+              </w:rPr>
+              <w:t>by</w:t>
+            </w:r>
+          </w:p>
+        </w:tc>
+        <w:tc>
+          <w:tcPr>
+            <w:tcW w:w="2275" w:type="dxa"/>
+            <w:vAlign w:val="center"/>
+          </w:tcPr>
+          <w:p>
+            <w:pPr>
+              <w:jc w:val="center"/>
+              <w:rPr>
+                <w:rFonts w:ascii="Times New Roman" w:hAnsi="Times New Roman" w:cs="Times New Roman"/>
+                <w:sz w:val="24"/>
+                <w:szCs w:val="24"/>
+                <w:lang w:val="en-US"/>
+              </w:rPr>
+            </w:pPr>
+            <w:r>
+              <w:rPr>
+                <w:rFonts w:ascii="Times New Roman" w:hAnsi="Times New Roman" w:cs="Times New Roman"/>
+                <w:sz w:val="24"/>
+                <w:szCs w:val="24"/>
+                <w:lang w:val="en-US"/>
+              </w:rPr>
+              <w:t>INT</w:t>
+            </w:r>
+          </w:p>
+        </w:tc>
+        <w:tc>
+          <w:tcPr>
+            <w:tcW w:w="1869" w:type="dxa"/>
+            <w:vAlign w:val="center"/>
+          </w:tcPr>
+          <w:p>
+            <w:pPr>
+              <w:jc w:val="center"/>
+              <w:rPr>
+                <w:rFonts w:ascii="Times New Roman" w:hAnsi="Times New Roman" w:cs="Times New Roman"/>
+                <w:sz w:val="24"/>
+                <w:szCs w:val="24"/>
+                <w:lang w:val="en-US"/>
+              </w:rPr>
+            </w:pPr>
+            <w:r>
+              <w:rPr>
+                <w:rFonts w:ascii="Times New Roman" w:hAnsi="Times New Roman" w:cs="Times New Roman"/>
+                <w:sz w:val="24"/>
+                <w:szCs w:val="24"/>
+                <w:lang w:val="en-US"/>
+              </w:rPr>
+              <w:t>FK(admin)</w:t>
+            </w:r>
+          </w:p>
+        </w:tc>
+        <w:tc>
+          <w:tcPr>
+            <w:tcW w:w="3117" w:type="dxa"/>
+            <w:vAlign w:val="center"/>
+          </w:tcPr>
+          <w:p>
+            <w:pPr>
+              <w:jc w:val="center"/>
+              <w:rPr>
+                <w:rFonts w:ascii="Times New Roman" w:hAnsi="Times New Roman" w:cs="Times New Roman"/>
+                <w:sz w:val="24"/>
+                <w:szCs w:val="24"/>
+                <w:lang w:val="en-US"/>
+              </w:rPr>
+            </w:pPr>
+            <w:r>
+              <w:rPr>
+                <w:rFonts w:ascii="Times New Roman" w:hAnsi="Times New Roman" w:cs="Times New Roman"/>
+                <w:sz w:val="24"/>
+                <w:szCs w:val="24"/>
+                <w:lang w:val="en-US"/>
+              </w:rPr>
+              <w:t>-</w:t>
+            </w:r>
+          </w:p>
+        </w:tc>
+      </w:tr>
+    </w:tbl>
+    <w:p>
+      <w:pPr>
+        <w:spacing w:after="0" w:line="360" w:lineRule="auto"/>
+        <w:jc w:val="both"/>
+        <w:rPr>
+          <w:rFonts w:ascii="Times New Roman" w:hAnsi="Times New Roman" w:cs="Times New Roman"/>
+          <w:sz w:val="28"/>
+          <w:szCs w:val="28"/>
+        </w:rPr>
+      </w:pPr>
+    </w:p>
+    <w:p>
+      <w:pPr>
+        <w:spacing w:after="0" w:line="360" w:lineRule="auto"/>
+        <w:jc w:val="both"/>
+        <w:rPr>
+          <w:rFonts w:ascii="Times New Roman" w:hAnsi="Times New Roman" w:cs="Times New Roman"/>
+          <w:sz w:val="28"/>
+          <w:szCs w:val="28"/>
+        </w:rPr>
+      </w:pPr>
+    </w:p>
+    <w:p>
+      <w:pPr>
+        <w:spacing w:after="0" w:line="360" w:lineRule="auto"/>
+        <w:jc w:val="both"/>
+        <w:rPr>
+          <w:rFonts w:ascii="Times New Roman" w:hAnsi="Times New Roman" w:cs="Times New Roman"/>
+          <w:sz w:val="28"/>
+          <w:szCs w:val="28"/>
+        </w:rPr>
+      </w:pPr>
+    </w:p>
+    <w:p>
+      <w:pPr>
+        <w:spacing w:after="0" w:line="360" w:lineRule="auto"/>
+        <w:jc w:val="both"/>
+        <w:rPr>
+          <w:rFonts w:ascii="Times New Roman" w:hAnsi="Times New Roman" w:cs="Times New Roman"/>
+          <w:sz w:val="28"/>
+          <w:szCs w:val="28"/>
+        </w:rPr>
+      </w:pPr>
+    </w:p>
+    <w:p>
+      <w:pPr>
+        <w:spacing w:after="0" w:line="360" w:lineRule="auto"/>
+        <w:jc w:val="both"/>
+        <w:rPr>
+          <w:rFonts w:ascii="Times New Roman" w:hAnsi="Times New Roman" w:cs="Times New Roman"/>
+          <w:sz w:val="28"/>
+          <w:szCs w:val="28"/>
+        </w:rPr>
+      </w:pPr>
+    </w:p>
+    <w:p>
+      <w:pPr>
+        <w:spacing w:after="0" w:line="360" w:lineRule="auto"/>
+        <w:jc w:val="both"/>
+        <w:rPr>
+          <w:rFonts w:ascii="Times New Roman" w:hAnsi="Times New Roman" w:cs="Times New Roman"/>
+          <w:sz w:val="28"/>
+          <w:szCs w:val="28"/>
+          <w:lang w:val="en-US"/>
+        </w:rPr>
+      </w:pPr>
+      <w:r>
+        <w:rPr>
+          <w:rFonts w:ascii="Times New Roman" w:hAnsi="Times New Roman" w:cs="Times New Roman"/>
+          <w:sz w:val="28"/>
+          <w:szCs w:val="28"/>
+        </w:rPr>
+        <w:t>Таблица №</w:t>
+      </w:r>
+      <w:r>
+        <w:rPr>
+          <w:rFonts w:ascii="Times New Roman" w:hAnsi="Times New Roman" w:cs="Times New Roman"/>
+          <w:sz w:val="28"/>
+          <w:szCs w:val="28"/>
+          <w:lang w:val="en-US"/>
+        </w:rPr>
+        <w:t>5</w:t>
+      </w:r>
+      <w:r>
+        <w:rPr>
+          <w:rFonts w:ascii="Times New Roman" w:hAnsi="Times New Roman" w:cs="Times New Roman"/>
+          <w:sz w:val="28"/>
+          <w:szCs w:val="28"/>
+        </w:rPr>
+        <w:t>. Сущность «</w:t>
+      </w:r>
+      <w:r>
+        <w:rPr>
+          <w:rFonts w:ascii="Times New Roman" w:hAnsi="Times New Roman" w:cs="Times New Roman"/>
+          <w:sz w:val="28"/>
+          <w:szCs w:val="28"/>
+        </w:rPr>
+        <w:t>Заказ</w:t>
+      </w:r>
+      <w:r>
+        <w:rPr>
+          <w:rFonts w:ascii="Times New Roman" w:hAnsi="Times New Roman" w:cs="Times New Roman"/>
+          <w:sz w:val="28"/>
+          <w:szCs w:val="28"/>
+        </w:rPr>
+        <w:t>»</w:t>
+      </w:r>
+      <w:r>
+        <w:rPr>
+          <w:rFonts w:ascii="Times New Roman" w:hAnsi="Times New Roman" w:cs="Times New Roman"/>
+          <w:sz w:val="28"/>
+          <w:szCs w:val="28"/>
+          <w:lang w:val="en-US"/>
+        </w:rPr>
+        <w:t xml:space="preserve"> (order)</w:t>
+      </w:r>
+    </w:p>
+    <w:tbl>
+      <w:tblPr>
+        <w:tblStyle w:val="ac"/>
+        <w:tblW w:w="0" w:type="auto"/>
+        <w:jc w:val="center"/>
+        <w:tblLook w:val="04A0" w:firstRow="1" w:lastRow="0" w:firstColumn="1" w:lastColumn="0" w:noHBand="0" w:noVBand="1"/>
+      </w:tblPr>
+      <w:tblGrid>
+        <w:gridCol w:w="1883"/>
         <w:gridCol w:w="2275"/>
         <w:gridCol w:w="1869"/>
         <w:gridCol w:w="3117"/>
@@ -1748,7 +3136,7 @@
         </w:trPr>
         <w:tc>
           <w:tcPr>
-            <w:tcW w:w="1869" w:type="dxa"/>
+            <w:tcW w:w="1883" w:type="dxa"/>
             <w:vAlign w:val="center"/>
           </w:tcPr>
           <w:p>
@@ -1820,7 +3208,7 @@
         </w:tc>
         <w:tc>
           <w:tcPr>
-            <w:tcW w:w="3117" w:type="dxa"/>
+            <w:tcW w:w="1869" w:type="dxa"/>
             <w:vAlign w:val="center"/>
           </w:tcPr>
           <w:p>
@@ -1849,7 +3237,7 @@
         </w:trPr>
         <w:tc>
           <w:tcPr>
-            <w:tcW w:w="1869" w:type="dxa"/>
+            <w:tcW w:w="1883" w:type="dxa"/>
             <w:vAlign w:val="center"/>
           </w:tcPr>
           <w:p>
@@ -1895,7 +3283,7 @@
                 <w:szCs w:val="24"/>
                 <w:lang w:val="en-US"/>
               </w:rPr>
-              <w:t>INT</w:t>
+              <w:t>SERIAL</w:t>
             </w:r>
           </w:p>
         </w:tc>
@@ -1927,7 +3315,7 @@
         </w:tc>
         <w:tc>
           <w:tcPr>
-            <w:tcW w:w="3117" w:type="dxa"/>
+            <w:tcW w:w="1869" w:type="dxa"/>
             <w:vAlign w:val="center"/>
           </w:tcPr>
           <w:p>
@@ -1958,27 +3346,27 @@
         </w:trPr>
         <w:tc>
           <w:tcPr>
-            <w:tcW w:w="1869" w:type="dxa"/>
-            <w:vAlign w:val="center"/>
-          </w:tcPr>
-          <w:p>
-            <w:pPr>
-              <w:jc w:val="center"/>
-              <w:rPr>
-                <w:rFonts w:ascii="Times New Roman" w:hAnsi="Times New Roman" w:cs="Times New Roman"/>
-                <w:sz w:val="24"/>
-                <w:szCs w:val="24"/>
-                <w:lang w:val="en-US"/>
-              </w:rPr>
-            </w:pPr>
-            <w:r>
-              <w:rPr>
-                <w:rFonts w:ascii="Times New Roman" w:hAnsi="Times New Roman" w:cs="Times New Roman"/>
-                <w:sz w:val="24"/>
-                <w:szCs w:val="24"/>
-                <w:lang w:val="en-US"/>
-              </w:rPr>
-              <w:t>username</w:t>
+            <w:tcW w:w="1883" w:type="dxa"/>
+            <w:vAlign w:val="center"/>
+          </w:tcPr>
+          <w:p>
+            <w:pPr>
+              <w:jc w:val="center"/>
+              <w:rPr>
+                <w:rFonts w:ascii="Times New Roman" w:hAnsi="Times New Roman" w:cs="Times New Roman"/>
+                <w:sz w:val="24"/>
+                <w:szCs w:val="24"/>
+                <w:lang w:val="en-US"/>
+              </w:rPr>
+            </w:pPr>
+            <w:r>
+              <w:rPr>
+                <w:rFonts w:ascii="Times New Roman" w:hAnsi="Times New Roman" w:cs="Times New Roman"/>
+                <w:sz w:val="24"/>
+                <w:szCs w:val="24"/>
+                <w:lang w:val="en-US"/>
+              </w:rPr>
+              <w:t>user_id</w:t>
             </w:r>
           </w:p>
         </w:tc>
@@ -1994,60 +3382,48 @@
                 <w:rFonts w:ascii="Times New Roman" w:hAnsi="Times New Roman" w:cs="Times New Roman"/>
                 <w:sz w:val="24"/>
                 <w:szCs w:val="24"/>
-                <w:lang w:val="en-US"/>
-              </w:rPr>
-            </w:pPr>
-            <w:proofErr w:type="gramStart"/>
-            <w:r>
-              <w:rPr>
-                <w:rFonts w:ascii="Times New Roman" w:hAnsi="Times New Roman" w:cs="Times New Roman"/>
-                <w:sz w:val="24"/>
-                <w:szCs w:val="24"/>
-                <w:lang w:val="en-US"/>
-              </w:rPr>
-              <w:t>VARCHAR(</w:t>
-            </w:r>
-            <w:proofErr w:type="gramEnd"/>
-            <w:r>
-              <w:rPr>
-                <w:rFonts w:ascii="Times New Roman" w:hAnsi="Times New Roman" w:cs="Times New Roman"/>
-                <w:sz w:val="24"/>
-                <w:szCs w:val="24"/>
-                <w:lang w:val="en-US"/>
-              </w:rPr>
-              <w:t>30)</w:t>
-            </w:r>
-          </w:p>
-        </w:tc>
-        <w:tc>
-          <w:tcPr>
-            <w:tcW w:w="1869" w:type="dxa"/>
-            <w:vAlign w:val="center"/>
-          </w:tcPr>
-          <w:p>
-            <w:pPr>
-              <w:jc w:val="center"/>
-              <w:rPr>
-                <w:rFonts w:ascii="Times New Roman" w:hAnsi="Times New Roman" w:cs="Times New Roman"/>
-                <w:sz w:val="24"/>
-                <w:szCs w:val="24"/>
-                <w:lang w:val="en-US"/>
-              </w:rPr>
-            </w:pPr>
-            <w:r>
-              <w:rPr>
-                <w:rFonts w:ascii="Times New Roman" w:hAnsi="Times New Roman" w:cs="Times New Roman"/>
-                <w:sz w:val="24"/>
-                <w:szCs w:val="24"/>
-                <w:lang w:val="en-US"/>
-              </w:rPr>
-              <w:t>NOT NULL</w:t>
-            </w:r>
-          </w:p>
-        </w:tc>
-        <w:tc>
-          <w:tcPr>
-            <w:tcW w:w="3117" w:type="dxa"/>
+              </w:rPr>
+            </w:pPr>
+            <w:r>
+              <w:rPr>
+                <w:rFonts w:ascii="Times New Roman" w:hAnsi="Times New Roman" w:cs="Times New Roman"/>
+                <w:sz w:val="24"/>
+                <w:szCs w:val="24"/>
+                <w:lang w:val="en-US"/>
+              </w:rPr>
+              <w:t>INT</w:t>
+            </w:r>
+          </w:p>
+        </w:tc>
+        <w:tc>
+          <w:tcPr>
+            <w:tcW w:w="1869" w:type="dxa"/>
+            <w:vAlign w:val="center"/>
+          </w:tcPr>
+          <w:p>
+            <w:pPr>
+              <w:jc w:val="center"/>
+              <w:rPr>
+                <w:rFonts w:ascii="Times New Roman" w:hAnsi="Times New Roman" w:cs="Times New Roman"/>
+                <w:sz w:val="24"/>
+                <w:szCs w:val="24"/>
+                <w:lang w:val="en-US"/>
+              </w:rPr>
+            </w:pPr>
+            <w:r>
+              <w:rPr>
+                <w:rFonts w:ascii="Times New Roman" w:hAnsi="Times New Roman" w:cs="Times New Roman"/>
+                <w:sz w:val="24"/>
+                <w:szCs w:val="24"/>
+                <w:lang w:val="en-US"/>
+              </w:rPr>
+              <w:t>FK(user)</w:t>
+            </w:r>
+          </w:p>
+        </w:tc>
+        <w:tc>
+          <w:tcPr>
+            <w:tcW w:w="1869" w:type="dxa"/>
             <w:vAlign w:val="center"/>
           </w:tcPr>
           <w:p>
@@ -2078,30 +3454,28 @@
         </w:trPr>
         <w:tc>
           <w:tcPr>
-            <w:tcW w:w="1869" w:type="dxa"/>
-            <w:vAlign w:val="center"/>
-          </w:tcPr>
-          <w:p>
-            <w:pPr>
-              <w:jc w:val="center"/>
-              <w:rPr>
-                <w:rFonts w:ascii="Times New Roman" w:hAnsi="Times New Roman" w:cs="Times New Roman"/>
-                <w:sz w:val="24"/>
-                <w:szCs w:val="24"/>
-                <w:lang w:val="en-US"/>
-              </w:rPr>
-            </w:pPr>
-            <w:proofErr w:type="spellStart"/>
-            <w:r>
-              <w:rPr>
-                <w:rFonts w:ascii="Times New Roman" w:hAnsi="Times New Roman" w:cs="Times New Roman"/>
-                <w:sz w:val="24"/>
-                <w:szCs w:val="24"/>
-                <w:lang w:val="en-US"/>
-              </w:rPr>
-              <w:t>user_email</w:t>
-            </w:r>
-            <w:proofErr w:type="spellEnd"/>
+            <w:tcW w:w="1883" w:type="dxa"/>
+            <w:vAlign w:val="center"/>
+          </w:tcPr>
+          <w:p>
+            <w:pPr>
+              <w:jc w:val="center"/>
+              <w:rPr>
+                <w:rFonts w:ascii="Times New Roman" w:hAnsi="Times New Roman" w:cs="Times New Roman"/>
+                <w:sz w:val="24"/>
+                <w:szCs w:val="24"/>
+                <w:lang w:val="en-US"/>
+              </w:rPr>
+            </w:pPr>
+            <w:r>
+              <w:rPr>
+                <w:rFonts w:ascii="Times New Roman" w:hAnsi="Times New Roman" w:cs="Times New Roman"/>
+                <w:sz w:val="24"/>
+                <w:szCs w:val="24"/>
+                <w:lang w:val="en-US"/>
+              </w:rPr>
+              <w:t>status</w:t>
+            </w:r>
           </w:p>
         </w:tc>
         <w:tc>
@@ -2119,65 +3493,45 @@
                 <w:lang w:val="en-US"/>
               </w:rPr>
             </w:pPr>
-            <w:proofErr w:type="gramStart"/>
-            <w:r>
-              <w:rPr>
-                <w:rFonts w:ascii="Times New Roman" w:hAnsi="Times New Roman" w:cs="Times New Roman"/>
-                <w:sz w:val="24"/>
-                <w:szCs w:val="24"/>
-                <w:lang w:val="en-US"/>
-              </w:rPr>
-              <w:t>VARCHAR(</w:t>
-            </w:r>
-            <w:proofErr w:type="gramEnd"/>
-            <w:r>
-              <w:rPr>
-                <w:rFonts w:ascii="Times New Roman" w:hAnsi="Times New Roman" w:cs="Times New Roman"/>
-                <w:sz w:val="24"/>
-                <w:szCs w:val="24"/>
-                <w:lang w:val="en-US"/>
-              </w:rPr>
-              <w:t>35)</w:t>
-            </w:r>
-          </w:p>
-        </w:tc>
-        <w:tc>
-          <w:tcPr>
-            <w:tcW w:w="1869" w:type="dxa"/>
-            <w:vAlign w:val="center"/>
-          </w:tcPr>
-          <w:p>
-            <w:pPr>
-              <w:jc w:val="center"/>
-              <w:rPr>
-                <w:rFonts w:ascii="Times New Roman" w:hAnsi="Times New Roman" w:cs="Times New Roman"/>
-                <w:sz w:val="24"/>
-                <w:szCs w:val="24"/>
-                <w:lang w:val="en-US"/>
-              </w:rPr>
-            </w:pPr>
-            <w:r>
-              <w:rPr>
-                <w:rFonts w:ascii="Times New Roman" w:hAnsi="Times New Roman" w:cs="Times New Roman"/>
-                <w:sz w:val="24"/>
-                <w:szCs w:val="24"/>
-                <w:lang w:val="en-US"/>
-              </w:rPr>
-              <w:t xml:space="preserve">NOT NULL, </w:t>
-            </w:r>
-            <w:r>
-              <w:rPr>
-                <w:rFonts w:ascii="Times New Roman" w:hAnsi="Times New Roman" w:cs="Times New Roman"/>
-                <w:sz w:val="24"/>
-                <w:szCs w:val="24"/>
-              </w:rPr>
-              <w:t>UNIQUE</w:t>
-            </w:r>
-          </w:p>
-        </w:tc>
-        <w:tc>
-          <w:tcPr>
-            <w:tcW w:w="3117" w:type="dxa"/>
+            <w:r>
+              <w:rPr>
+                <w:rFonts w:ascii="Times New Roman" w:hAnsi="Times New Roman" w:cs="Times New Roman"/>
+                <w:sz w:val="24"/>
+                <w:szCs w:val="24"/>
+                <w:lang w:val="en-US"/>
+              </w:rPr>
+              <w:t>VARCHAR(30)</w:t>
+            </w:r>
+          </w:p>
+        </w:tc>
+        <w:tc>
+          <w:tcPr>
+            <w:tcW w:w="1869" w:type="dxa"/>
+            <w:vAlign w:val="center"/>
+          </w:tcPr>
+          <w:p>
+            <w:pPr>
+              <w:jc w:val="center"/>
+              <w:rPr>
+                <w:rFonts w:ascii="Times New Roman" w:hAnsi="Times New Roman" w:cs="Times New Roman"/>
+                <w:sz w:val="24"/>
+                <w:szCs w:val="24"/>
+              </w:rPr>
+            </w:pPr>
+            <w:r>
+              <w:rPr>
+                <w:rFonts w:ascii="Times New Roman" w:hAnsi="Times New Roman" w:cs="Times New Roman"/>
+                <w:sz w:val="24"/>
+                <w:szCs w:val="24"/>
+                <w:lang w:val="en-US"/>
+              </w:rPr>
+              <w:t>-</w:t>
+            </w:r>
+          </w:p>
+        </w:tc>
+        <w:tc>
+          <w:tcPr>
+            <w:tcW w:w="1869" w:type="dxa"/>
             <w:vAlign w:val="center"/>
           </w:tcPr>
           <w:p>
@@ -2208,30 +3562,28 @@
         </w:trPr>
         <w:tc>
           <w:tcPr>
-            <w:tcW w:w="1869" w:type="dxa"/>
-            <w:vAlign w:val="center"/>
-          </w:tcPr>
-          <w:p>
-            <w:pPr>
-              <w:jc w:val="center"/>
-              <w:rPr>
-                <w:rFonts w:ascii="Times New Roman" w:hAnsi="Times New Roman" w:cs="Times New Roman"/>
-                <w:sz w:val="24"/>
-                <w:szCs w:val="24"/>
-                <w:lang w:val="en-US"/>
-              </w:rPr>
-            </w:pPr>
-            <w:proofErr w:type="spellStart"/>
-            <w:r>
-              <w:rPr>
-                <w:rFonts w:ascii="Times New Roman" w:hAnsi="Times New Roman" w:cs="Times New Roman"/>
-                <w:sz w:val="24"/>
-                <w:szCs w:val="24"/>
-                <w:lang w:val="en-US"/>
-              </w:rPr>
-              <w:t>user_password</w:t>
-            </w:r>
-            <w:proofErr w:type="spellEnd"/>
+            <w:tcW w:w="1883" w:type="dxa"/>
+            <w:vAlign w:val="center"/>
+          </w:tcPr>
+          <w:p>
+            <w:pPr>
+              <w:jc w:val="center"/>
+              <w:rPr>
+                <w:rFonts w:ascii="Times New Roman" w:hAnsi="Times New Roman" w:cs="Times New Roman"/>
+                <w:sz w:val="24"/>
+                <w:szCs w:val="24"/>
+                <w:lang w:val="en-US"/>
+              </w:rPr>
+            </w:pPr>
+            <w:r>
+              <w:rPr>
+                <w:rFonts w:ascii="Times New Roman" w:hAnsi="Times New Roman" w:cs="Times New Roman"/>
+                <w:sz w:val="24"/>
+                <w:szCs w:val="24"/>
+              </w:rPr>
+              <w:lastRenderedPageBreak/>
+              <w:t>total_amount</w:t>
+            </w:r>
           </w:p>
         </w:tc>
         <w:tc>
@@ -2246,15 +3598,24 @@
                 <w:rFonts w:ascii="Times New Roman" w:hAnsi="Times New Roman" w:cs="Times New Roman"/>
                 <w:sz w:val="24"/>
                 <w:szCs w:val="24"/>
-              </w:rPr>
-            </w:pPr>
-            <w:r>
-              <w:rPr>
-                <w:rFonts w:ascii="Times New Roman" w:hAnsi="Times New Roman" w:cs="Times New Roman"/>
-                <w:sz w:val="24"/>
-                <w:szCs w:val="24"/>
-              </w:rPr>
-              <w:t>PASSWORD_HASH</w:t>
+                <w:lang w:val="en-US"/>
+              </w:rPr>
+            </w:pPr>
+            <w:r>
+              <w:rPr>
+                <w:rFonts w:ascii="Times New Roman" w:hAnsi="Times New Roman" w:cs="Times New Roman"/>
+                <w:sz w:val="24"/>
+                <w:szCs w:val="24"/>
+              </w:rPr>
+              <w:t>DECIMAL</w:t>
+            </w:r>
+            <w:r>
+              <w:rPr>
+                <w:rFonts w:ascii="Times New Roman" w:hAnsi="Times New Roman" w:cs="Times New Roman"/>
+                <w:sz w:val="24"/>
+                <w:szCs w:val="24"/>
+              </w:rPr>
+              <w:t>(5,0)</w:t>
             </w:r>
           </w:p>
         </w:tc>
@@ -2286,25 +3647,23 @@
         </w:tc>
         <w:tc>
           <w:tcPr>
-            <w:tcW w:w="3117" w:type="dxa"/>
-            <w:vAlign w:val="center"/>
-          </w:tcPr>
-          <w:p>
-            <w:pPr>
-              <w:jc w:val="center"/>
-              <w:rPr>
-                <w:rFonts w:ascii="Times New Roman" w:hAnsi="Times New Roman" w:cs="Times New Roman"/>
-                <w:sz w:val="24"/>
-                <w:szCs w:val="24"/>
-                <w:lang w:val="en-US"/>
-              </w:rPr>
-            </w:pPr>
-            <w:r>
-              <w:rPr>
-                <w:rFonts w:ascii="Times New Roman" w:hAnsi="Times New Roman" w:cs="Times New Roman"/>
-                <w:sz w:val="24"/>
-                <w:szCs w:val="24"/>
-                <w:lang w:val="en-US"/>
+            <w:tcW w:w="1869" w:type="dxa"/>
+            <w:vAlign w:val="center"/>
+          </w:tcPr>
+          <w:p>
+            <w:pPr>
+              <w:jc w:val="center"/>
+              <w:rPr>
+                <w:rFonts w:ascii="Times New Roman" w:hAnsi="Times New Roman" w:cs="Times New Roman"/>
+                <w:sz w:val="24"/>
+                <w:szCs w:val="24"/>
+              </w:rPr>
+            </w:pPr>
+            <w:r>
+              <w:rPr>
+                <w:rFonts w:ascii="Times New Roman" w:hAnsi="Times New Roman" w:cs="Times New Roman"/>
+                <w:sz w:val="24"/>
+                <w:szCs w:val="24"/>
               </w:rPr>
               <w:t>-</w:t>
             </w:r>
@@ -2317,30 +3676,26 @@
         </w:trPr>
         <w:tc>
           <w:tcPr>
-            <w:tcW w:w="1869" w:type="dxa"/>
-            <w:vAlign w:val="center"/>
-          </w:tcPr>
-          <w:p>
-            <w:pPr>
-              <w:jc w:val="center"/>
-              <w:rPr>
-                <w:rFonts w:ascii="Times New Roman" w:hAnsi="Times New Roman" w:cs="Times New Roman"/>
-                <w:sz w:val="24"/>
-                <w:szCs w:val="24"/>
-                <w:lang w:val="en-US"/>
-              </w:rPr>
-            </w:pPr>
-            <w:proofErr w:type="spellStart"/>
-            <w:r>
-              <w:rPr>
-                <w:rFonts w:ascii="Times New Roman" w:hAnsi="Times New Roman" w:cs="Times New Roman"/>
-                <w:sz w:val="24"/>
-                <w:szCs w:val="24"/>
-                <w:lang w:val="en-US"/>
-              </w:rPr>
-              <w:t>created_at</w:t>
-            </w:r>
-            <w:proofErr w:type="spellEnd"/>
+            <w:tcW w:w="1883" w:type="dxa"/>
+            <w:vAlign w:val="center"/>
+          </w:tcPr>
+          <w:p>
+            <w:pPr>
+              <w:rPr>
+                <w:rFonts w:ascii="Times New Roman" w:hAnsi="Times New Roman" w:cs="Times New Roman"/>
+                <w:sz w:val="24"/>
+                <w:szCs w:val="24"/>
+                <w:lang w:val="en-US"/>
+              </w:rPr>
+            </w:pPr>
+            <w:r>
+              <w:rPr>
+                <w:rFonts w:ascii="Times New Roman" w:hAnsi="Times New Roman" w:cs="Times New Roman"/>
+                <w:sz w:val="24"/>
+                <w:szCs w:val="24"/>
+              </w:rPr>
+              <w:t>payment_method</w:t>
+            </w:r>
           </w:p>
         </w:tc>
         <w:tc>
@@ -2358,7 +3713,122 @@
                 <w:lang w:val="en-US"/>
               </w:rPr>
             </w:pPr>
-            <w:proofErr w:type="spellStart"/>
+            <w:r>
+              <w:rPr>
+                <w:rFonts w:ascii="Times New Roman" w:hAnsi="Times New Roman" w:cs="Times New Roman"/>
+                <w:sz w:val="24"/>
+                <w:szCs w:val="24"/>
+                <w:lang w:val="en-US"/>
+              </w:rPr>
+              <w:t>VARCHAR(30)</w:t>
+            </w:r>
+          </w:p>
+        </w:tc>
+        <w:tc>
+          <w:tcPr>
+            <w:tcW w:w="1869" w:type="dxa"/>
+            <w:vAlign w:val="center"/>
+          </w:tcPr>
+          <w:p>
+            <w:pPr>
+              <w:jc w:val="center"/>
+              <w:rPr>
+                <w:rFonts w:ascii="Times New Roman" w:hAnsi="Times New Roman" w:cs="Times New Roman"/>
+                <w:sz w:val="24"/>
+                <w:szCs w:val="24"/>
+                <w:lang w:val="en-US"/>
+              </w:rPr>
+            </w:pPr>
+            <w:r>
+              <w:rPr>
+                <w:rFonts w:ascii="Times New Roman" w:hAnsi="Times New Roman" w:cs="Times New Roman"/>
+                <w:sz w:val="24"/>
+                <w:szCs w:val="24"/>
+                <w:lang w:val="en-US"/>
+              </w:rPr>
+              <w:t>NOT NULL</w:t>
+            </w:r>
+          </w:p>
+        </w:tc>
+        <w:tc>
+          <w:tcPr>
+            <w:tcW w:w="1869" w:type="dxa"/>
+            <w:vAlign w:val="center"/>
+          </w:tcPr>
+          <w:p>
+            <w:pPr>
+              <w:jc w:val="center"/>
+              <w:rPr>
+                <w:rFonts w:ascii="Times New Roman" w:hAnsi="Times New Roman" w:cs="Times New Roman"/>
+                <w:sz w:val="24"/>
+                <w:szCs w:val="24"/>
+                <w:lang w:val="en-US"/>
+              </w:rPr>
+            </w:pPr>
+            <w:r>
+              <w:rPr>
+                <w:rFonts w:ascii="Times New Roman" w:hAnsi="Times New Roman" w:cs="Times New Roman"/>
+                <w:sz w:val="24"/>
+                <w:szCs w:val="24"/>
+                <w:lang w:val="en-US"/>
+              </w:rPr>
+              <w:t>-</w:t>
+            </w:r>
+          </w:p>
+        </w:tc>
+      </w:tr>
+      <w:tr>
+        <w:trPr>
+          <w:jc w:val="center"/>
+        </w:trPr>
+        <w:tc>
+          <w:tcPr>
+            <w:tcW w:w="1883" w:type="dxa"/>
+            <w:vAlign w:val="center"/>
+          </w:tcPr>
+          <w:p>
+            <w:pPr>
+              <w:jc w:val="center"/>
+              <w:rPr>
+                <w:rFonts w:ascii="Times New Roman" w:hAnsi="Times New Roman" w:cs="Times New Roman"/>
+                <w:sz w:val="24"/>
+                <w:szCs w:val="24"/>
+                <w:lang w:val="en-US"/>
+              </w:rPr>
+            </w:pPr>
+            <w:r>
+              <w:rPr>
+                <w:rFonts w:ascii="Times New Roman" w:hAnsi="Times New Roman" w:cs="Times New Roman"/>
+                <w:sz w:val="24"/>
+                <w:szCs w:val="24"/>
+              </w:rPr>
+              <w:t>created</w:t>
+            </w:r>
+            <w:r>
+              <w:rPr>
+                <w:rFonts w:ascii="Times New Roman" w:hAnsi="Times New Roman" w:cs="Times New Roman"/>
+                <w:sz w:val="24"/>
+                <w:szCs w:val="24"/>
+              </w:rPr>
+              <w:t>_at</w:t>
+            </w:r>
+          </w:p>
+        </w:tc>
+        <w:tc>
+          <w:tcPr>
+            <w:tcW w:w="2275" w:type="dxa"/>
+            <w:vAlign w:val="center"/>
+          </w:tcPr>
+          <w:p>
+            <w:pPr>
+              <w:jc w:val="center"/>
+              <w:rPr>
+                <w:rFonts w:ascii="Times New Roman" w:hAnsi="Times New Roman" w:cs="Times New Roman"/>
+                <w:sz w:val="24"/>
+                <w:szCs w:val="24"/>
+                <w:lang w:val="en-US"/>
+              </w:rPr>
+            </w:pPr>
             <w:r>
               <w:rPr>
                 <w:rFonts w:ascii="Times New Roman" w:hAnsi="Times New Roman" w:cs="Times New Roman"/>
@@ -2368,29 +3838,28 @@
               </w:rPr>
               <w:t>timestamptz</w:t>
             </w:r>
-            <w:proofErr w:type="spellEnd"/>
-          </w:p>
-        </w:tc>
-        <w:tc>
-          <w:tcPr>
-            <w:tcW w:w="1869" w:type="dxa"/>
-            <w:vAlign w:val="center"/>
-          </w:tcPr>
-          <w:p>
-            <w:pPr>
-              <w:jc w:val="center"/>
-              <w:rPr>
-                <w:rFonts w:ascii="Times New Roman" w:hAnsi="Times New Roman" w:cs="Times New Roman"/>
-                <w:sz w:val="26"/>
-                <w:szCs w:val="26"/>
-                <w:lang w:val="en-US"/>
-              </w:rPr>
-            </w:pPr>
-            <w:r>
-              <w:rPr>
-                <w:rFonts w:ascii="Times New Roman" w:hAnsi="Times New Roman" w:cs="Times New Roman"/>
-                <w:sz w:val="26"/>
-                <w:szCs w:val="26"/>
+          </w:p>
+        </w:tc>
+        <w:tc>
+          <w:tcPr>
+            <w:tcW w:w="1869" w:type="dxa"/>
+            <w:vAlign w:val="center"/>
+          </w:tcPr>
+          <w:p>
+            <w:pPr>
+              <w:jc w:val="center"/>
+              <w:rPr>
+                <w:rFonts w:ascii="Times New Roman" w:hAnsi="Times New Roman" w:cs="Times New Roman"/>
+                <w:sz w:val="24"/>
+                <w:szCs w:val="24"/>
+                <w:lang w:val="en-US"/>
+              </w:rPr>
+            </w:pPr>
+            <w:r>
+              <w:rPr>
+                <w:rFonts w:ascii="Times New Roman" w:hAnsi="Times New Roman" w:cs="Times New Roman"/>
+                <w:sz w:val="24"/>
+                <w:szCs w:val="24"/>
                 <w:lang w:val="en-US"/>
               </w:rPr>
               <w:t>-</w:t>
@@ -2399,7 +3868,7 @@
         </w:tc>
         <w:tc>
           <w:tcPr>
-            <w:tcW w:w="3117" w:type="dxa"/>
+            <w:tcW w:w="1869" w:type="dxa"/>
             <w:vAlign w:val="center"/>
           </w:tcPr>
           <w:p>
@@ -2433,18 +3902,18 @@
           <w:rFonts w:ascii="Times New Roman" w:hAnsi="Times New Roman" w:cs="Times New Roman"/>
           <w:sz w:val="28"/>
           <w:szCs w:val="28"/>
+          <w:lang w:val="en-US"/>
         </w:rPr>
       </w:pPr>
     </w:p>
     <w:p>
       <w:pPr>
-        <w:spacing w:line="360" w:lineRule="auto"/>
+        <w:spacing w:after="0" w:line="360" w:lineRule="auto"/>
         <w:jc w:val="both"/>
         <w:rPr>
           <w:rFonts w:ascii="Times New Roman" w:hAnsi="Times New Roman" w:cs="Times New Roman"/>
           <w:sz w:val="28"/>
           <w:szCs w:val="28"/>
-          <w:lang w:val="en"/>
         </w:rPr>
       </w:pPr>
       <w:r>
@@ -2453,7 +3922,7 @@
           <w:sz w:val="28"/>
           <w:szCs w:val="28"/>
         </w:rPr>
-        <w:t>Таблица</w:t>
+        <w:t>Таблица №6. Сущность «Купленные ключи» (</w:t>
       </w:r>
       <w:r>
         <w:rPr>
@@ -2462,15 +3931,15 @@
           <w:szCs w:val="28"/>
           <w:lang w:val="en-US"/>
         </w:rPr>
-        <w:t xml:space="preserve"> №4. </w:t>
-      </w:r>
-      <w:r>
-        <w:rPr>
-          <w:rFonts w:ascii="Times New Roman" w:hAnsi="Times New Roman" w:cs="Times New Roman"/>
-          <w:sz w:val="28"/>
-          <w:szCs w:val="28"/>
-        </w:rPr>
-        <w:t>Сущность</w:t>
+        <w:t>o</w:t>
+      </w:r>
+      <w:r>
+        <w:rPr>
+          <w:rFonts w:ascii="Times New Roman" w:hAnsi="Times New Roman" w:cs="Times New Roman"/>
+          <w:sz w:val="28"/>
+          <w:szCs w:val="28"/>
+        </w:rPr>
+        <w:t>rder_</w:t>
       </w:r>
       <w:r>
         <w:rPr>
@@ -2479,68 +3948,15 @@
           <w:szCs w:val="28"/>
           <w:lang w:val="en-US"/>
         </w:rPr>
-        <w:t xml:space="preserve"> «</w:t>
-      </w:r>
-      <w:r>
-        <w:rPr>
-          <w:rFonts w:ascii="Times New Roman" w:hAnsi="Times New Roman" w:cs="Times New Roman"/>
-          <w:sz w:val="28"/>
-          <w:szCs w:val="28"/>
-        </w:rPr>
-        <w:t>Ключ</w:t>
-      </w:r>
-      <w:r>
-        <w:rPr>
-          <w:rFonts w:ascii="Times New Roman" w:hAnsi="Times New Roman" w:cs="Times New Roman"/>
-          <w:sz w:val="28"/>
-          <w:szCs w:val="28"/>
-          <w:lang w:val="en-US"/>
-        </w:rPr>
-        <w:t>»</w:t>
-      </w:r>
-      <w:r>
-        <w:rPr>
-          <w:rFonts w:ascii="Times New Roman" w:hAnsi="Times New Roman" w:cs="Times New Roman"/>
-          <w:sz w:val="28"/>
-          <w:szCs w:val="28"/>
-          <w:lang w:val="en-US"/>
-        </w:rPr>
-        <w:t xml:space="preserve"> (</w:t>
-      </w:r>
-      <w:r>
-        <w:rPr>
-          <w:rFonts w:ascii="Times New Roman" w:hAnsi="Times New Roman" w:cs="Times New Roman"/>
-          <w:sz w:val="28"/>
-          <w:szCs w:val="28"/>
-          <w:lang w:val="en"/>
-        </w:rPr>
-        <w:t>key</w:t>
-      </w:r>
-      <w:r>
-        <w:rPr>
-          <w:rFonts w:ascii="Times New Roman" w:hAnsi="Times New Roman" w:cs="Times New Roman"/>
-          <w:sz w:val="28"/>
-          <w:szCs w:val="28"/>
-          <w:lang w:val="en-US"/>
+        <w:t>keys</w:t>
+      </w:r>
+      <w:r>
+        <w:rPr>
+          <w:rFonts w:ascii="Times New Roman" w:hAnsi="Times New Roman" w:cs="Times New Roman"/>
+          <w:sz w:val="28"/>
+          <w:szCs w:val="28"/>
         </w:rPr>
         <w:t>)</w:t>
-      </w:r>
-      <w:r>
-        <w:rPr>
-          <w:rFonts w:ascii="Times New Roman" w:hAnsi="Times New Roman" w:cs="Times New Roman"/>
-          <w:sz w:val="28"/>
-          <w:szCs w:val="28"/>
-          <w:lang w:val="en-US"/>
-        </w:rPr>
-        <w:t xml:space="preserve"> </w:t>
-      </w:r>
-      <w:r>
-        <w:rPr>
-          <w:rFonts w:ascii="Times New Roman" w:hAnsi="Times New Roman" w:cs="Times New Roman"/>
-          <w:sz w:val="28"/>
-          <w:szCs w:val="28"/>
-        </w:rPr>
-        <w:t xml:space="preserve"> </w:t>
       </w:r>
     </w:p>
     <w:tbl>
@@ -2634,7 +4050,7 @@
         </w:tc>
         <w:tc>
           <w:tcPr>
-            <w:tcW w:w="3117" w:type="dxa"/>
+            <w:tcW w:w="1869" w:type="dxa"/>
             <w:vAlign w:val="center"/>
           </w:tcPr>
           <w:p>
@@ -2709,7 +4125,7 @@
                 <w:szCs w:val="24"/>
                 <w:lang w:val="en-US"/>
               </w:rPr>
-              <w:t>INT</w:t>
+              <w:t>SERIAL</w:t>
             </w:r>
           </w:p>
         </w:tc>
@@ -2741,7 +4157,7 @@
         </w:tc>
         <w:tc>
           <w:tcPr>
-            <w:tcW w:w="3117" w:type="dxa"/>
+            <w:tcW w:w="1869" w:type="dxa"/>
             <w:vAlign w:val="center"/>
           </w:tcPr>
           <w:p>
@@ -2785,17 +4201,15 @@
                 <w:lang w:val="en-US"/>
               </w:rPr>
             </w:pPr>
-            <w:proofErr w:type="spellStart"/>
-            <w:r>
-              <w:rPr>
-                <w:rFonts w:ascii="Times New Roman" w:hAnsi="Times New Roman" w:cs="Times New Roman"/>
-                <w:sz w:val="24"/>
-                <w:szCs w:val="24"/>
-                <w:lang w:val="en-US"/>
-              </w:rPr>
-              <w:t>key_code</w:t>
-            </w:r>
-            <w:proofErr w:type="spellEnd"/>
+            <w:r>
+              <w:rPr>
+                <w:rFonts w:ascii="Times New Roman" w:hAnsi="Times New Roman" w:cs="Times New Roman"/>
+                <w:sz w:val="24"/>
+                <w:szCs w:val="24"/>
+                <w:lang w:val="en-US"/>
+              </w:rPr>
+              <w:t>user_id</w:t>
+            </w:r>
           </w:p>
         </w:tc>
         <w:tc>
@@ -2813,150 +4227,6 @@
                 <w:lang w:val="en-US"/>
               </w:rPr>
             </w:pPr>
-            <w:proofErr w:type="gramStart"/>
-            <w:r>
-              <w:rPr>
-                <w:rFonts w:ascii="Times New Roman" w:hAnsi="Times New Roman" w:cs="Times New Roman"/>
-                <w:sz w:val="24"/>
-                <w:szCs w:val="24"/>
-                <w:lang w:val="en-US"/>
-              </w:rPr>
-              <w:t>VARCHAR(</w:t>
-            </w:r>
-            <w:proofErr w:type="gramEnd"/>
-            <w:r>
-              <w:rPr>
-                <w:rFonts w:ascii="Times New Roman" w:hAnsi="Times New Roman" w:cs="Times New Roman"/>
-                <w:sz w:val="24"/>
-                <w:szCs w:val="24"/>
-                <w:lang w:val="en-US"/>
-              </w:rPr>
-              <w:t>50)</w:t>
-            </w:r>
-          </w:p>
-        </w:tc>
-        <w:tc>
-          <w:tcPr>
-            <w:tcW w:w="1869" w:type="dxa"/>
-            <w:vAlign w:val="center"/>
-          </w:tcPr>
-          <w:p>
-            <w:pPr>
-              <w:jc w:val="center"/>
-              <w:rPr>
-                <w:rFonts w:ascii="Times New Roman" w:hAnsi="Times New Roman" w:cs="Times New Roman"/>
-                <w:sz w:val="24"/>
-                <w:szCs w:val="24"/>
-                <w:lang w:val="en-US"/>
-              </w:rPr>
-            </w:pPr>
-            <w:r>
-              <w:rPr>
-                <w:rFonts w:ascii="Times New Roman" w:hAnsi="Times New Roman" w:cs="Times New Roman"/>
-                <w:sz w:val="24"/>
-                <w:szCs w:val="24"/>
-                <w:lang w:val="en-US"/>
-              </w:rPr>
-              <w:t xml:space="preserve">NOT NULL, </w:t>
-            </w:r>
-            <w:r>
-              <w:rPr>
-                <w:rFonts w:ascii="Times New Roman" w:hAnsi="Times New Roman" w:cs="Times New Roman"/>
-                <w:sz w:val="24"/>
-                <w:szCs w:val="24"/>
-              </w:rPr>
-              <w:t>UNIQUE</w:t>
-            </w:r>
-          </w:p>
-        </w:tc>
-        <w:tc>
-          <w:tcPr>
-            <w:tcW w:w="3117" w:type="dxa"/>
-            <w:vAlign w:val="center"/>
-          </w:tcPr>
-          <w:p>
-            <w:pPr>
-              <w:jc w:val="center"/>
-              <w:rPr>
-                <w:rFonts w:ascii="Times New Roman" w:hAnsi="Times New Roman" w:cs="Times New Roman"/>
-                <w:sz w:val="24"/>
-                <w:szCs w:val="24"/>
-                <w:lang w:val="en-US"/>
-              </w:rPr>
-            </w:pPr>
-            <w:r>
-              <w:rPr>
-                <w:rFonts w:ascii="Times New Roman" w:hAnsi="Times New Roman" w:cs="Times New Roman"/>
-                <w:sz w:val="24"/>
-                <w:szCs w:val="24"/>
-                <w:lang w:val="en-US"/>
-              </w:rPr>
-              <w:t>-</w:t>
-            </w:r>
-          </w:p>
-        </w:tc>
-      </w:tr>
-      <w:tr>
-        <w:trPr>
-          <w:trHeight w:val="634"/>
-          <w:jc w:val="center"/>
-        </w:trPr>
-        <w:tc>
-          <w:tcPr>
-            <w:tcW w:w="1962" w:type="dxa"/>
-            <w:vAlign w:val="center"/>
-          </w:tcPr>
-          <w:p>
-            <w:pPr>
-              <w:jc w:val="center"/>
-              <w:rPr>
-                <w:rFonts w:ascii="Times New Roman" w:hAnsi="Times New Roman" w:cs="Times New Roman"/>
-                <w:sz w:val="24"/>
-                <w:szCs w:val="24"/>
-              </w:rPr>
-            </w:pPr>
-            <w:r>
-              <w:rPr>
-                <w:rFonts w:ascii="Times New Roman" w:hAnsi="Times New Roman" w:cs="Times New Roman"/>
-                <w:sz w:val="24"/>
-                <w:szCs w:val="24"/>
-                <w:lang w:val="en"/>
-              </w:rPr>
-              <w:t>key</w:t>
-            </w:r>
-            <w:r>
-              <w:rPr>
-                <w:rFonts w:ascii="Times New Roman" w:hAnsi="Times New Roman" w:cs="Times New Roman"/>
-                <w:sz w:val="24"/>
-                <w:szCs w:val="24"/>
-              </w:rPr>
-              <w:t>_</w:t>
-            </w:r>
-            <w:r>
-              <w:rPr>
-                <w:rFonts w:ascii="Times New Roman" w:hAnsi="Times New Roman" w:cs="Times New Roman"/>
-                <w:sz w:val="24"/>
-                <w:szCs w:val="24"/>
-                <w:lang w:val="en"/>
-              </w:rPr>
-              <w:t>duration</w:t>
-            </w:r>
-          </w:p>
-        </w:tc>
-        <w:tc>
-          <w:tcPr>
-            <w:tcW w:w="2275" w:type="dxa"/>
-            <w:vAlign w:val="center"/>
-          </w:tcPr>
-          <w:p>
-            <w:pPr>
-              <w:jc w:val="center"/>
-              <w:rPr>
-                <w:rFonts w:ascii="Times New Roman" w:hAnsi="Times New Roman" w:cs="Times New Roman"/>
-                <w:sz w:val="24"/>
-                <w:szCs w:val="24"/>
-              </w:rPr>
-            </w:pPr>
             <w:r>
               <w:rPr>
                 <w:rFonts w:ascii="Times New Roman" w:hAnsi="Times New Roman" w:cs="Times New Roman"/>
@@ -2990,34 +4260,25 @@
                 <w:szCs w:val="24"/>
                 <w:lang w:val="en-US"/>
               </w:rPr>
-              <w:t>NOT NULL</w:t>
-            </w:r>
-          </w:p>
-        </w:tc>
-        <w:tc>
-          <w:tcPr>
-            <w:tcW w:w="3117" w:type="dxa"/>
-            <w:vAlign w:val="center"/>
-          </w:tcPr>
-          <w:p>
-            <w:pPr>
-              <w:jc w:val="center"/>
-              <w:rPr>
-                <w:rFonts w:ascii="Times New Roman" w:hAnsi="Times New Roman" w:cs="Times New Roman"/>
-                <w:sz w:val="24"/>
-                <w:szCs w:val="24"/>
-                <w:lang w:val="en-US"/>
-              </w:rPr>
-            </w:pPr>
-            <w:r>
-              <w:rPr>
-                <w:rFonts w:ascii="Times New Roman" w:hAnsi="Times New Roman" w:cs="Times New Roman"/>
-                <w:sz w:val="24"/>
-                <w:szCs w:val="24"/>
-                <w:lang w:val="en-US"/>
-              </w:rPr>
-              <w:t>-</w:t>
-            </w:r>
+              <w:t>FK(user)</w:t>
+            </w:r>
+          </w:p>
+        </w:tc>
+        <w:tc>
+          <w:tcPr>
+            <w:tcW w:w="1869" w:type="dxa"/>
+            <w:vAlign w:val="center"/>
+          </w:tcPr>
+          <w:p>
+            <w:pPr>
+              <w:jc w:val="center"/>
+              <w:rPr>
+                <w:rFonts w:ascii="Times New Roman" w:hAnsi="Times New Roman" w:cs="Times New Roman"/>
+                <w:sz w:val="24"/>
+                <w:szCs w:val="24"/>
+                <w:lang w:val="en-US"/>
+              </w:rPr>
+            </w:pPr>
           </w:p>
         </w:tc>
       </w:tr>
@@ -3037,46 +4298,18 @@
                 <w:rFonts w:ascii="Times New Roman" w:hAnsi="Times New Roman" w:cs="Times New Roman"/>
                 <w:sz w:val="24"/>
                 <w:szCs w:val="24"/>
-              </w:rPr>
-            </w:pPr>
-            <w:proofErr w:type="spellStart"/>
-            <w:r>
-              <w:rPr>
-                <w:rFonts w:ascii="Times New Roman" w:hAnsi="Times New Roman" w:cs="Times New Roman"/>
-                <w:sz w:val="24"/>
-                <w:szCs w:val="24"/>
-                <w:lang w:val="en"/>
-              </w:rPr>
-              <w:t>k</w:t>
-            </w:r>
-            <w:r>
-              <w:rPr>
-                <w:rFonts w:ascii="Times New Roman" w:hAnsi="Times New Roman" w:cs="Times New Roman"/>
-                <w:sz w:val="24"/>
-                <w:szCs w:val="24"/>
-                <w:lang w:val="en"/>
-              </w:rPr>
-              <w:t>ey</w:t>
-            </w:r>
-            <w:r>
-              <w:rPr>
-                <w:rFonts w:ascii="Times New Roman" w:hAnsi="Times New Roman" w:cs="Times New Roman"/>
-                <w:sz w:val="24"/>
-                <w:szCs w:val="24"/>
-                <w:lang w:val="en"/>
-              </w:rPr>
-              <w:t>_</w:t>
-            </w:r>
-            <w:r>
-              <w:rPr>
-                <w:rFonts w:ascii="Times New Roman" w:hAnsi="Times New Roman" w:cs="Times New Roman"/>
-                <w:sz w:val="24"/>
-                <w:szCs w:val="24"/>
-                <w:lang w:val="en"/>
-              </w:rPr>
-              <w:t>state</w:t>
-            </w:r>
-            <w:proofErr w:type="spellEnd"/>
+                <w:lang w:val="en-US"/>
+              </w:rPr>
+            </w:pPr>
+            <w:r>
+              <w:rPr>
+                <w:rFonts w:ascii="Times New Roman" w:hAnsi="Times New Roman" w:cs="Times New Roman"/>
+                <w:sz w:val="24"/>
+                <w:szCs w:val="24"/>
+                <w:lang w:val="en-US"/>
+              </w:rPr>
+              <w:t>order_id</w:t>
+            </w:r>
           </w:p>
         </w:tc>
         <w:tc>
@@ -3101,59 +4334,59 @@
                 <w:szCs w:val="24"/>
                 <w:lang w:val="en-US"/>
               </w:rPr>
-              <w:t>BOOLEAN</w:t>
-            </w:r>
-          </w:p>
-        </w:tc>
-        <w:tc>
-          <w:tcPr>
-            <w:tcW w:w="1869" w:type="dxa"/>
-            <w:vAlign w:val="center"/>
-          </w:tcPr>
-          <w:p>
-            <w:pPr>
-              <w:jc w:val="center"/>
-              <w:rPr>
-                <w:rFonts w:ascii="Times New Roman" w:hAnsi="Times New Roman" w:cs="Times New Roman"/>
-                <w:sz w:val="24"/>
-                <w:szCs w:val="24"/>
-                <w:lang w:val="en-US"/>
-              </w:rPr>
-            </w:pPr>
-            <w:r>
-              <w:rPr>
-                <w:rFonts w:ascii="Times New Roman" w:hAnsi="Times New Roman" w:cs="Times New Roman"/>
-                <w:sz w:val="24"/>
-                <w:szCs w:val="24"/>
-                <w:lang w:val="en-US"/>
-              </w:rPr>
-              <w:t>NOT NULL</w:t>
-            </w:r>
-          </w:p>
-        </w:tc>
-        <w:tc>
-          <w:tcPr>
-            <w:tcW w:w="3117" w:type="dxa"/>
-            <w:vAlign w:val="center"/>
-          </w:tcPr>
-          <w:p>
-            <w:pPr>
-              <w:jc w:val="center"/>
-              <w:rPr>
-                <w:rFonts w:ascii="Times New Roman" w:hAnsi="Times New Roman" w:cs="Times New Roman"/>
-                <w:sz w:val="24"/>
-                <w:szCs w:val="24"/>
-                <w:lang w:val="en-US"/>
-              </w:rPr>
-            </w:pPr>
-            <w:r>
-              <w:rPr>
-                <w:rFonts w:ascii="Times New Roman" w:hAnsi="Times New Roman" w:cs="Times New Roman"/>
-                <w:sz w:val="24"/>
-                <w:szCs w:val="24"/>
-                <w:lang w:val="en-US"/>
-              </w:rPr>
-              <w:t>FALSE</w:t>
+              <w:t>INT</w:t>
+            </w:r>
+          </w:p>
+        </w:tc>
+        <w:tc>
+          <w:tcPr>
+            <w:tcW w:w="1869" w:type="dxa"/>
+            <w:vAlign w:val="center"/>
+          </w:tcPr>
+          <w:p>
+            <w:pPr>
+              <w:jc w:val="center"/>
+              <w:rPr>
+                <w:rFonts w:ascii="Times New Roman" w:hAnsi="Times New Roman" w:cs="Times New Roman"/>
+                <w:sz w:val="24"/>
+                <w:szCs w:val="24"/>
+                <w:lang w:val="en-US"/>
+              </w:rPr>
+            </w:pPr>
+            <w:r>
+              <w:rPr>
+                <w:rFonts w:ascii="Times New Roman" w:hAnsi="Times New Roman" w:cs="Times New Roman"/>
+                <w:sz w:val="24"/>
+                <w:szCs w:val="24"/>
+                <w:lang w:val="en-US"/>
+              </w:rPr>
+              <w:t>FK(order)</w:t>
+            </w:r>
+          </w:p>
+        </w:tc>
+        <w:tc>
+          <w:tcPr>
+            <w:tcW w:w="1869" w:type="dxa"/>
+            <w:vAlign w:val="center"/>
+          </w:tcPr>
+          <w:p>
+            <w:pPr>
+              <w:jc w:val="center"/>
+              <w:rPr>
+                <w:rFonts w:ascii="Times New Roman" w:hAnsi="Times New Roman" w:cs="Times New Roman"/>
+                <w:sz w:val="24"/>
+                <w:szCs w:val="24"/>
+                <w:lang w:val="en-US"/>
+              </w:rPr>
+            </w:pPr>
+            <w:r>
+              <w:rPr>
+                <w:rFonts w:ascii="Times New Roman" w:hAnsi="Times New Roman" w:cs="Times New Roman"/>
+                <w:sz w:val="24"/>
+                <w:szCs w:val="24"/>
+                <w:lang w:val="en-US"/>
+              </w:rPr>
+              <w:t>-</w:t>
             </w:r>
           </w:p>
         </w:tc>
@@ -3174,50 +4407,17 @@
                 <w:rFonts w:ascii="Times New Roman" w:hAnsi="Times New Roman" w:cs="Times New Roman"/>
                 <w:sz w:val="24"/>
                 <w:szCs w:val="24"/>
-              </w:rPr>
-            </w:pPr>
-            <w:r>
-              <w:rPr>
-                <w:rFonts w:ascii="Times New Roman" w:hAnsi="Times New Roman" w:cs="Times New Roman"/>
-                <w:sz w:val="24"/>
-                <w:szCs w:val="24"/>
+                <w:lang w:val="en-US"/>
+              </w:rPr>
+            </w:pPr>
+            <w:r>
+              <w:rPr>
+                <w:rFonts w:ascii="Times New Roman" w:hAnsi="Times New Roman" w:cs="Times New Roman"/>
+                <w:sz w:val="28"/>
+                <w:szCs w:val="28"/>
                 <w:lang w:val="en"/>
               </w:rPr>
-              <w:t>activated</w:t>
-            </w:r>
-            <w:r>
-              <w:rPr>
-                <w:rFonts w:ascii="Times New Roman" w:hAnsi="Times New Roman" w:cs="Times New Roman"/>
-                <w:sz w:val="24"/>
-                <w:szCs w:val="24"/>
-              </w:rPr>
-              <w:t>_</w:t>
-            </w:r>
-            <w:r>
-              <w:rPr>
-                <w:rFonts w:ascii="Times New Roman" w:hAnsi="Times New Roman" w:cs="Times New Roman"/>
-                <w:sz w:val="24"/>
-                <w:szCs w:val="24"/>
-                <w:lang w:val="en"/>
-              </w:rPr>
-              <w:t>by</w:t>
-            </w:r>
-            <w:r>
-              <w:rPr>
-                <w:rFonts w:ascii="Times New Roman" w:hAnsi="Times New Roman" w:cs="Times New Roman"/>
-                <w:sz w:val="24"/>
-                <w:szCs w:val="24"/>
-              </w:rPr>
-              <w:t>_</w:t>
-            </w:r>
-            <w:r>
-              <w:rPr>
-                <w:rFonts w:ascii="Times New Roman" w:hAnsi="Times New Roman" w:cs="Times New Roman"/>
-                <w:sz w:val="24"/>
-                <w:szCs w:val="24"/>
-                <w:lang w:val="en"/>
-              </w:rPr>
-              <w:t>user</w:t>
+              <w:t>key_id</w:t>
             </w:r>
           </w:p>
         </w:tc>
@@ -3262,41 +4462,29 @@
                 <w:lang w:val="en-US"/>
               </w:rPr>
             </w:pPr>
-            <w:proofErr w:type="gramStart"/>
-            <w:r>
-              <w:rPr>
-                <w:rFonts w:ascii="Times New Roman" w:hAnsi="Times New Roman" w:cs="Times New Roman"/>
-                <w:sz w:val="24"/>
-                <w:szCs w:val="24"/>
-                <w:lang w:val="en-US"/>
-              </w:rPr>
-              <w:t>FK(</w:t>
-            </w:r>
-            <w:proofErr w:type="gramEnd"/>
-            <w:r>
-              <w:rPr>
-                <w:rFonts w:ascii="Times New Roman" w:hAnsi="Times New Roman" w:cs="Times New Roman"/>
-                <w:sz w:val="24"/>
-                <w:szCs w:val="24"/>
-                <w:lang w:val="en-US"/>
-              </w:rPr>
-              <w:t>user)</w:t>
-            </w:r>
-          </w:p>
-        </w:tc>
-        <w:tc>
-          <w:tcPr>
-            <w:tcW w:w="3117" w:type="dxa"/>
-            <w:vAlign w:val="center"/>
-          </w:tcPr>
-          <w:p>
-            <w:pPr>
-              <w:jc w:val="center"/>
-              <w:rPr>
-                <w:rFonts w:ascii="Times New Roman" w:hAnsi="Times New Roman" w:cs="Times New Roman"/>
-                <w:sz w:val="24"/>
-                <w:szCs w:val="24"/>
-                <w:lang w:val="en-US"/>
+            <w:r>
+              <w:rPr>
+                <w:rFonts w:ascii="Times New Roman" w:hAnsi="Times New Roman" w:cs="Times New Roman"/>
+                <w:sz w:val="24"/>
+                <w:szCs w:val="24"/>
+                <w:lang w:val="en-US"/>
+              </w:rPr>
+              <w:t>FK(key)</w:t>
+            </w:r>
+          </w:p>
+        </w:tc>
+        <w:tc>
+          <w:tcPr>
+            <w:tcW w:w="1869" w:type="dxa"/>
+            <w:vAlign w:val="center"/>
+          </w:tcPr>
+          <w:p>
+            <w:pPr>
+              <w:jc w:val="center"/>
+              <w:rPr>
+                <w:rFonts w:ascii="Times New Roman" w:hAnsi="Times New Roman" w:cs="Times New Roman"/>
+                <w:sz w:val="24"/>
+                <w:szCs w:val="24"/>
               </w:rPr>
             </w:pPr>
             <w:r>
@@ -3330,26 +4518,14 @@
                 <w:lang w:val="en-US"/>
               </w:rPr>
             </w:pPr>
-            <w:proofErr w:type="spellStart"/>
-            <w:r>
-              <w:rPr>
-                <w:rFonts w:ascii="Times New Roman" w:hAnsi="Times New Roman" w:cs="Times New Roman"/>
-                <w:sz w:val="24"/>
-                <w:szCs w:val="24"/>
-                <w:lang w:val="en-US"/>
-              </w:rPr>
-              <w:t>activated</w:t>
-            </w:r>
-            <w:r>
-              <w:rPr>
-                <w:rFonts w:ascii="Times New Roman" w:hAnsi="Times New Roman" w:cs="Times New Roman"/>
-                <w:sz w:val="24"/>
-                <w:szCs w:val="24"/>
-                <w:lang w:val="en-US"/>
-              </w:rPr>
-              <w:t>_at</w:t>
-            </w:r>
-            <w:proofErr w:type="spellEnd"/>
+            <w:r>
+              <w:rPr>
+                <w:rFonts w:ascii="Times New Roman" w:hAnsi="Times New Roman" w:cs="Times New Roman"/>
+                <w:sz w:val="24"/>
+                <w:szCs w:val="24"/>
+              </w:rPr>
+              <w:t>duration_days</w:t>
+            </w:r>
           </w:p>
         </w:tc>
         <w:tc>
@@ -3367,64 +4543,64 @@
                 <w:lang w:val="en-US"/>
               </w:rPr>
             </w:pPr>
-            <w:proofErr w:type="spellStart"/>
-            <w:r>
-              <w:rPr>
-                <w:rFonts w:ascii="Times New Roman" w:hAnsi="Times New Roman" w:cs="Times New Roman"/>
-                <w:sz w:val="24"/>
-                <w:szCs w:val="24"/>
-                <w:lang w:val="en-US"/>
-              </w:rPr>
-              <w:t>timestamptz</w:t>
-            </w:r>
-            <w:proofErr w:type="spellEnd"/>
-          </w:p>
-        </w:tc>
-        <w:tc>
-          <w:tcPr>
-            <w:tcW w:w="1869" w:type="dxa"/>
-            <w:vAlign w:val="center"/>
-          </w:tcPr>
-          <w:p>
-            <w:pPr>
-              <w:jc w:val="center"/>
-              <w:rPr>
-                <w:rFonts w:ascii="Times New Roman" w:hAnsi="Times New Roman" w:cs="Times New Roman"/>
-                <w:sz w:val="24"/>
-                <w:szCs w:val="24"/>
-                <w:lang w:val="en-US"/>
-              </w:rPr>
-            </w:pPr>
-            <w:r>
-              <w:rPr>
-                <w:rFonts w:ascii="Times New Roman" w:hAnsi="Times New Roman" w:cs="Times New Roman"/>
-                <w:sz w:val="24"/>
-                <w:szCs w:val="24"/>
-                <w:lang w:val="en-US"/>
-              </w:rPr>
-              <w:t>-</w:t>
-            </w:r>
-          </w:p>
-        </w:tc>
-        <w:tc>
-          <w:tcPr>
-            <w:tcW w:w="3117" w:type="dxa"/>
-            <w:vAlign w:val="center"/>
-          </w:tcPr>
-          <w:p>
-            <w:pPr>
-              <w:jc w:val="center"/>
-              <w:rPr>
-                <w:rFonts w:ascii="Times New Roman" w:hAnsi="Times New Roman" w:cs="Times New Roman"/>
-                <w:sz w:val="24"/>
-                <w:szCs w:val="24"/>
-              </w:rPr>
-            </w:pPr>
-            <w:r>
-              <w:rPr>
-                <w:rFonts w:ascii="Times New Roman" w:hAnsi="Times New Roman" w:cs="Times New Roman"/>
-                <w:sz w:val="24"/>
-                <w:szCs w:val="24"/>
+            <w:r>
+              <w:rPr>
+                <w:rFonts w:ascii="Times New Roman" w:hAnsi="Times New Roman" w:cs="Times New Roman"/>
+                <w:sz w:val="24"/>
+                <w:szCs w:val="24"/>
+                <w:lang w:val="en-US"/>
+              </w:rPr>
+              <w:t>INT</w:t>
+            </w:r>
+          </w:p>
+        </w:tc>
+        <w:tc>
+          <w:tcPr>
+            <w:tcW w:w="1869" w:type="dxa"/>
+            <w:vAlign w:val="center"/>
+          </w:tcPr>
+          <w:p>
+            <w:pPr>
+              <w:jc w:val="center"/>
+              <w:rPr>
+                <w:rFonts w:ascii="Times New Roman" w:hAnsi="Times New Roman" w:cs="Times New Roman"/>
+                <w:sz w:val="24"/>
+                <w:szCs w:val="24"/>
+                <w:lang w:val="en-US"/>
+              </w:rPr>
+            </w:pPr>
+            <w:r>
+              <w:rPr>
+                <w:rFonts w:ascii="Times New Roman" w:hAnsi="Times New Roman" w:cs="Times New Roman"/>
+                <w:sz w:val="24"/>
+                <w:szCs w:val="24"/>
+                <w:lang w:val="en-US"/>
+              </w:rPr>
+              <w:t>NOT NULL</w:t>
+            </w:r>
+          </w:p>
+        </w:tc>
+        <w:tc>
+          <w:tcPr>
+            <w:tcW w:w="1869" w:type="dxa"/>
+            <w:vAlign w:val="center"/>
+          </w:tcPr>
+          <w:p>
+            <w:pPr>
+              <w:jc w:val="center"/>
+              <w:rPr>
+                <w:rFonts w:ascii="Times New Roman" w:hAnsi="Times New Roman" w:cs="Times New Roman"/>
+                <w:sz w:val="24"/>
+                <w:szCs w:val="24"/>
+                <w:lang w:val="en-US"/>
+              </w:rPr>
+            </w:pPr>
+            <w:r>
+              <w:rPr>
+                <w:rFonts w:ascii="Times New Roman" w:hAnsi="Times New Roman" w:cs="Times New Roman"/>
+                <w:sz w:val="24"/>
+                <w:szCs w:val="24"/>
+                <w:lang w:val="en-US"/>
               </w:rPr>
               <w:t>-</w:t>
             </w:r>
@@ -3450,17 +4626,32 @@
                 <w:lang w:val="en-US"/>
               </w:rPr>
             </w:pPr>
-            <w:proofErr w:type="spellStart"/>
-            <w:r>
-              <w:rPr>
-                <w:rFonts w:ascii="Times New Roman" w:hAnsi="Times New Roman" w:cs="Times New Roman"/>
-                <w:sz w:val="24"/>
-                <w:szCs w:val="24"/>
-                <w:lang w:val="en-US"/>
-              </w:rPr>
-              <w:t>expires_at</w:t>
-            </w:r>
-            <w:proofErr w:type="spellEnd"/>
+            <w:r>
+              <w:rPr>
+                <w:rFonts w:ascii="Times New Roman" w:hAnsi="Times New Roman" w:cs="Times New Roman"/>
+                <w:sz w:val="24"/>
+                <w:szCs w:val="24"/>
+                <w:lang w:val="en"/>
+              </w:rPr>
+              <w:t>purchase</w:t>
+            </w:r>
+            <w:r>
+              <w:rPr>
+                <w:rFonts w:ascii="Times New Roman" w:hAnsi="Times New Roman" w:cs="Times New Roman"/>
+                <w:sz w:val="24"/>
+                <w:szCs w:val="24"/>
+              </w:rPr>
+              <w:t>_</w:t>
+            </w:r>
+            <w:r>
+              <w:rPr>
+                <w:rFonts w:ascii="Times New Roman" w:hAnsi="Times New Roman" w:cs="Times New Roman"/>
+                <w:sz w:val="24"/>
+                <w:szCs w:val="24"/>
+                <w:lang w:val="en-US"/>
+              </w:rPr>
+              <w:t>date</w:t>
+            </w:r>
           </w:p>
         </w:tc>
         <w:tc>
@@ -3478,7 +4669,6 @@
                 <w:lang w:val="en-US"/>
               </w:rPr>
             </w:pPr>
-            <w:proofErr w:type="spellStart"/>
             <w:r>
               <w:rPr>
                 <w:rFonts w:ascii="Times New Roman" w:hAnsi="Times New Roman" w:cs="Times New Roman"/>
@@ -3488,1981 +4678,6 @@
               </w:rPr>
               <w:t>timestamptz</w:t>
             </w:r>
-            <w:proofErr w:type="spellEnd"/>
-          </w:p>
-        </w:tc>
-        <w:tc>
-          <w:tcPr>
-            <w:tcW w:w="1869" w:type="dxa"/>
-            <w:vAlign w:val="center"/>
-          </w:tcPr>
-          <w:p>
-            <w:pPr>
-              <w:jc w:val="center"/>
-              <w:rPr>
-                <w:rFonts w:ascii="Times New Roman" w:hAnsi="Times New Roman" w:cs="Times New Roman"/>
-                <w:sz w:val="24"/>
-                <w:szCs w:val="24"/>
-              </w:rPr>
-            </w:pPr>
-            <w:r>
-              <w:rPr>
-                <w:rFonts w:ascii="Times New Roman" w:hAnsi="Times New Roman" w:cs="Times New Roman"/>
-                <w:sz w:val="24"/>
-                <w:szCs w:val="24"/>
-              </w:rPr>
-              <w:t>-</w:t>
-            </w:r>
-          </w:p>
-        </w:tc>
-        <w:tc>
-          <w:tcPr>
-            <w:tcW w:w="3117" w:type="dxa"/>
-            <w:vAlign w:val="center"/>
-          </w:tcPr>
-          <w:p>
-            <w:pPr>
-              <w:jc w:val="center"/>
-              <w:rPr>
-                <w:rFonts w:ascii="Times New Roman" w:hAnsi="Times New Roman" w:cs="Times New Roman"/>
-                <w:sz w:val="24"/>
-                <w:szCs w:val="24"/>
-              </w:rPr>
-            </w:pPr>
-            <w:r>
-              <w:rPr>
-                <w:rFonts w:ascii="Times New Roman" w:hAnsi="Times New Roman" w:cs="Times New Roman"/>
-                <w:sz w:val="24"/>
-                <w:szCs w:val="24"/>
-              </w:rPr>
-              <w:t>-</w:t>
-            </w:r>
-          </w:p>
-        </w:tc>
-      </w:tr>
-      <w:tr>
-        <w:trPr>
-          <w:jc w:val="center"/>
-        </w:trPr>
-        <w:tc>
-          <w:tcPr>
-            <w:tcW w:w="1962" w:type="dxa"/>
-            <w:vAlign w:val="center"/>
-          </w:tcPr>
-          <w:p>
-            <w:pPr>
-              <w:jc w:val="center"/>
-              <w:rPr>
-                <w:rFonts w:ascii="Times New Roman" w:hAnsi="Times New Roman" w:cs="Times New Roman"/>
-                <w:sz w:val="24"/>
-                <w:szCs w:val="24"/>
-                <w:lang w:val="en-US"/>
-              </w:rPr>
-            </w:pPr>
-            <w:proofErr w:type="spellStart"/>
-            <w:r>
-              <w:rPr>
-                <w:rFonts w:ascii="Times New Roman" w:hAnsi="Times New Roman" w:cs="Times New Roman"/>
-                <w:sz w:val="24"/>
-                <w:szCs w:val="24"/>
-              </w:rPr>
-              <w:t>created</w:t>
-            </w:r>
-            <w:proofErr w:type="spellEnd"/>
-            <w:r>
-              <w:rPr>
-                <w:rFonts w:ascii="Times New Roman" w:hAnsi="Times New Roman" w:cs="Times New Roman"/>
-                <w:sz w:val="24"/>
-                <w:szCs w:val="24"/>
-              </w:rPr>
-              <w:t>_</w:t>
-            </w:r>
-            <w:r>
-              <w:rPr>
-                <w:rFonts w:ascii="Times New Roman" w:hAnsi="Times New Roman" w:cs="Times New Roman"/>
-                <w:sz w:val="24"/>
-                <w:szCs w:val="24"/>
-                <w:lang w:val="en-US"/>
-              </w:rPr>
-              <w:t>by</w:t>
-            </w:r>
-          </w:p>
-        </w:tc>
-        <w:tc>
-          <w:tcPr>
-            <w:tcW w:w="2275" w:type="dxa"/>
-            <w:vAlign w:val="center"/>
-          </w:tcPr>
-          <w:p>
-            <w:pPr>
-              <w:jc w:val="center"/>
-              <w:rPr>
-                <w:rFonts w:ascii="Times New Roman" w:hAnsi="Times New Roman" w:cs="Times New Roman"/>
-                <w:sz w:val="24"/>
-                <w:szCs w:val="24"/>
-                <w:lang w:val="en-US"/>
-              </w:rPr>
-            </w:pPr>
-            <w:r>
-              <w:rPr>
-                <w:rFonts w:ascii="Times New Roman" w:hAnsi="Times New Roman" w:cs="Times New Roman"/>
-                <w:sz w:val="24"/>
-                <w:szCs w:val="24"/>
-                <w:lang w:val="en-US"/>
-              </w:rPr>
-              <w:t>INT</w:t>
-            </w:r>
-          </w:p>
-        </w:tc>
-        <w:tc>
-          <w:tcPr>
-            <w:tcW w:w="1869" w:type="dxa"/>
-            <w:vAlign w:val="center"/>
-          </w:tcPr>
-          <w:p>
-            <w:pPr>
-              <w:jc w:val="center"/>
-              <w:rPr>
-                <w:rFonts w:ascii="Times New Roman" w:hAnsi="Times New Roman" w:cs="Times New Roman"/>
-                <w:sz w:val="24"/>
-                <w:szCs w:val="24"/>
-                <w:lang w:val="en-US"/>
-              </w:rPr>
-            </w:pPr>
-            <w:proofErr w:type="gramStart"/>
-            <w:r>
-              <w:rPr>
-                <w:rFonts w:ascii="Times New Roman" w:hAnsi="Times New Roman" w:cs="Times New Roman"/>
-                <w:sz w:val="24"/>
-                <w:szCs w:val="24"/>
-                <w:lang w:val="en-US"/>
-              </w:rPr>
-              <w:t>FK(</w:t>
-            </w:r>
-            <w:proofErr w:type="gramEnd"/>
-            <w:r>
-              <w:rPr>
-                <w:rFonts w:ascii="Times New Roman" w:hAnsi="Times New Roman" w:cs="Times New Roman"/>
-                <w:sz w:val="24"/>
-                <w:szCs w:val="24"/>
-                <w:lang w:val="en-US"/>
-              </w:rPr>
-              <w:t>admin)</w:t>
-            </w:r>
-          </w:p>
-        </w:tc>
-        <w:tc>
-          <w:tcPr>
-            <w:tcW w:w="3117" w:type="dxa"/>
-            <w:vAlign w:val="center"/>
-          </w:tcPr>
-          <w:p>
-            <w:pPr>
-              <w:jc w:val="center"/>
-              <w:rPr>
-                <w:rFonts w:ascii="Times New Roman" w:hAnsi="Times New Roman" w:cs="Times New Roman"/>
-                <w:sz w:val="24"/>
-                <w:szCs w:val="24"/>
-                <w:lang w:val="en-US"/>
-              </w:rPr>
-            </w:pPr>
-            <w:r>
-              <w:rPr>
-                <w:rFonts w:ascii="Times New Roman" w:hAnsi="Times New Roman" w:cs="Times New Roman"/>
-                <w:sz w:val="24"/>
-                <w:szCs w:val="24"/>
-                <w:lang w:val="en-US"/>
-              </w:rPr>
-              <w:t>-</w:t>
-            </w:r>
-          </w:p>
-        </w:tc>
-      </w:tr>
-    </w:tbl>
-    <w:p>
-      <w:pPr>
-        <w:spacing w:after="0" w:line="360" w:lineRule="auto"/>
-        <w:jc w:val="both"/>
-        <w:rPr>
-          <w:rFonts w:ascii="Times New Roman" w:hAnsi="Times New Roman" w:cs="Times New Roman"/>
-          <w:sz w:val="28"/>
-          <w:szCs w:val="28"/>
-        </w:rPr>
-      </w:pPr>
-    </w:p>
-    <w:p>
-      <w:pPr>
-        <w:spacing w:after="0" w:line="360" w:lineRule="auto"/>
-        <w:jc w:val="both"/>
-        <w:rPr>
-          <w:rFonts w:ascii="Times New Roman" w:hAnsi="Times New Roman" w:cs="Times New Roman"/>
-          <w:sz w:val="28"/>
-          <w:szCs w:val="28"/>
-        </w:rPr>
-      </w:pPr>
-    </w:p>
-    <w:p>
-      <w:pPr>
-        <w:spacing w:after="0" w:line="360" w:lineRule="auto"/>
-        <w:jc w:val="both"/>
-        <w:rPr>
-          <w:rFonts w:ascii="Times New Roman" w:hAnsi="Times New Roman" w:cs="Times New Roman"/>
-          <w:sz w:val="28"/>
-          <w:szCs w:val="28"/>
-        </w:rPr>
-      </w:pPr>
-    </w:p>
-    <w:p>
-      <w:pPr>
-        <w:spacing w:after="0" w:line="360" w:lineRule="auto"/>
-        <w:jc w:val="both"/>
-        <w:rPr>
-          <w:rFonts w:ascii="Times New Roman" w:hAnsi="Times New Roman" w:cs="Times New Roman"/>
-          <w:sz w:val="28"/>
-          <w:szCs w:val="28"/>
-        </w:rPr>
-      </w:pPr>
-    </w:p>
-    <w:p>
-      <w:pPr>
-        <w:spacing w:after="0" w:line="360" w:lineRule="auto"/>
-        <w:jc w:val="both"/>
-        <w:rPr>
-          <w:rFonts w:ascii="Times New Roman" w:hAnsi="Times New Roman" w:cs="Times New Roman"/>
-          <w:sz w:val="28"/>
-          <w:szCs w:val="28"/>
-        </w:rPr>
-      </w:pPr>
-    </w:p>
-    <w:p>
-      <w:pPr>
-        <w:spacing w:after="0" w:line="360" w:lineRule="auto"/>
-        <w:jc w:val="both"/>
-        <w:rPr>
-          <w:rFonts w:ascii="Times New Roman" w:hAnsi="Times New Roman" w:cs="Times New Roman"/>
-          <w:sz w:val="28"/>
-          <w:szCs w:val="28"/>
-          <w:lang w:val="en-US"/>
-        </w:rPr>
-      </w:pPr>
-      <w:r>
-        <w:rPr>
-          <w:rFonts w:ascii="Times New Roman" w:hAnsi="Times New Roman" w:cs="Times New Roman"/>
-          <w:sz w:val="28"/>
-          <w:szCs w:val="28"/>
-        </w:rPr>
-        <w:lastRenderedPageBreak/>
-        <w:t>Таблица №</w:t>
-      </w:r>
-      <w:r>
-        <w:rPr>
-          <w:rFonts w:ascii="Times New Roman" w:hAnsi="Times New Roman" w:cs="Times New Roman"/>
-          <w:sz w:val="28"/>
-          <w:szCs w:val="28"/>
-          <w:lang w:val="en-US"/>
-        </w:rPr>
-        <w:t>5</w:t>
-      </w:r>
-      <w:r>
-        <w:rPr>
-          <w:rFonts w:ascii="Times New Roman" w:hAnsi="Times New Roman" w:cs="Times New Roman"/>
-          <w:sz w:val="28"/>
-          <w:szCs w:val="28"/>
-        </w:rPr>
-        <w:t>. Сущность «</w:t>
-      </w:r>
-      <w:r>
-        <w:rPr>
-          <w:rFonts w:ascii="Times New Roman" w:hAnsi="Times New Roman" w:cs="Times New Roman"/>
-          <w:sz w:val="28"/>
-          <w:szCs w:val="28"/>
-        </w:rPr>
-        <w:t>Заказ</w:t>
-      </w:r>
-      <w:r>
-        <w:rPr>
-          <w:rFonts w:ascii="Times New Roman" w:hAnsi="Times New Roman" w:cs="Times New Roman"/>
-          <w:sz w:val="28"/>
-          <w:szCs w:val="28"/>
-        </w:rPr>
-        <w:t>»</w:t>
-      </w:r>
-      <w:r>
-        <w:rPr>
-          <w:rFonts w:ascii="Times New Roman" w:hAnsi="Times New Roman" w:cs="Times New Roman"/>
-          <w:sz w:val="28"/>
-          <w:szCs w:val="28"/>
-          <w:lang w:val="en-US"/>
-        </w:rPr>
-        <w:t xml:space="preserve"> (order)</w:t>
-      </w:r>
-    </w:p>
-    <w:tbl>
-      <w:tblPr>
-        <w:tblStyle w:val="ac"/>
-        <w:tblW w:w="0" w:type="auto"/>
-        <w:jc w:val="center"/>
-        <w:tblLook w:val="04A0" w:firstRow="1" w:lastRow="0" w:firstColumn="1" w:lastColumn="0" w:noHBand="0" w:noVBand="1"/>
-      </w:tblPr>
-      <w:tblGrid>
-        <w:gridCol w:w="1883"/>
-        <w:gridCol w:w="2275"/>
-        <w:gridCol w:w="1869"/>
-        <w:gridCol w:w="3117"/>
-      </w:tblGrid>
-      <w:tr>
-        <w:trPr>
-          <w:jc w:val="center"/>
-        </w:trPr>
-        <w:tc>
-          <w:tcPr>
-            <w:tcW w:w="1883" w:type="dxa"/>
-            <w:vAlign w:val="center"/>
-          </w:tcPr>
-          <w:p>
-            <w:pPr>
-              <w:jc w:val="center"/>
-              <w:rPr>
-                <w:rFonts w:ascii="Times New Roman" w:hAnsi="Times New Roman" w:cs="Times New Roman"/>
-                <w:sz w:val="24"/>
-                <w:szCs w:val="24"/>
-              </w:rPr>
-            </w:pPr>
-            <w:r>
-              <w:rPr>
-                <w:rFonts w:ascii="Times New Roman" w:hAnsi="Times New Roman" w:cs="Times New Roman"/>
-                <w:sz w:val="24"/>
-                <w:szCs w:val="24"/>
-              </w:rPr>
-              <w:t>Атрибуты</w:t>
-            </w:r>
-          </w:p>
-        </w:tc>
-        <w:tc>
-          <w:tcPr>
-            <w:tcW w:w="2275" w:type="dxa"/>
-            <w:vAlign w:val="center"/>
-          </w:tcPr>
-          <w:p>
-            <w:pPr>
-              <w:jc w:val="center"/>
-              <w:rPr>
-                <w:rFonts w:ascii="Times New Roman" w:hAnsi="Times New Roman" w:cs="Times New Roman"/>
-                <w:sz w:val="24"/>
-                <w:szCs w:val="24"/>
-              </w:rPr>
-            </w:pPr>
-            <w:r>
-              <w:rPr>
-                <w:rFonts w:ascii="Times New Roman" w:hAnsi="Times New Roman" w:cs="Times New Roman"/>
-                <w:sz w:val="24"/>
-                <w:szCs w:val="24"/>
-              </w:rPr>
-              <w:t>Типы данных</w:t>
-            </w:r>
-          </w:p>
-        </w:tc>
-        <w:tc>
-          <w:tcPr>
-            <w:tcW w:w="1869" w:type="dxa"/>
-            <w:vAlign w:val="center"/>
-          </w:tcPr>
-          <w:p>
-            <w:pPr>
-              <w:jc w:val="center"/>
-              <w:rPr>
-                <w:rFonts w:ascii="Times New Roman" w:hAnsi="Times New Roman" w:cs="Times New Roman"/>
-                <w:sz w:val="24"/>
-                <w:szCs w:val="24"/>
-              </w:rPr>
-            </w:pPr>
-            <w:r>
-              <w:rPr>
-                <w:rFonts w:ascii="Times New Roman" w:hAnsi="Times New Roman" w:cs="Times New Roman"/>
-                <w:sz w:val="24"/>
-                <w:szCs w:val="24"/>
-              </w:rPr>
-              <w:t>Ограничения</w:t>
-            </w:r>
-          </w:p>
-        </w:tc>
-        <w:tc>
-          <w:tcPr>
-            <w:tcW w:w="1869" w:type="dxa"/>
-            <w:vAlign w:val="center"/>
-          </w:tcPr>
-          <w:p>
-            <w:pPr>
-              <w:jc w:val="center"/>
-              <w:rPr>
-                <w:rFonts w:ascii="Times New Roman" w:hAnsi="Times New Roman" w:cs="Times New Roman"/>
-                <w:sz w:val="24"/>
-                <w:szCs w:val="24"/>
-              </w:rPr>
-            </w:pPr>
-            <w:r>
-              <w:rPr>
-                <w:rFonts w:ascii="Times New Roman" w:hAnsi="Times New Roman" w:cs="Times New Roman"/>
-                <w:sz w:val="24"/>
-                <w:szCs w:val="24"/>
-              </w:rPr>
-              <w:t>Дефолтные значение</w:t>
-            </w:r>
-          </w:p>
-        </w:tc>
-      </w:tr>
-      <w:tr>
-        <w:trPr>
-          <w:jc w:val="center"/>
-        </w:trPr>
-        <w:tc>
-          <w:tcPr>
-            <w:tcW w:w="1883" w:type="dxa"/>
-            <w:vAlign w:val="center"/>
-          </w:tcPr>
-          <w:p>
-            <w:pPr>
-              <w:jc w:val="center"/>
-              <w:rPr>
-                <w:rFonts w:ascii="Times New Roman" w:hAnsi="Times New Roman" w:cs="Times New Roman"/>
-                <w:sz w:val="24"/>
-                <w:szCs w:val="24"/>
-                <w:lang w:val="en-US"/>
-              </w:rPr>
-            </w:pPr>
-            <w:r>
-              <w:rPr>
-                <w:rFonts w:ascii="Times New Roman" w:hAnsi="Times New Roman" w:cs="Times New Roman"/>
-                <w:sz w:val="24"/>
-                <w:szCs w:val="24"/>
-                <w:lang w:val="en-US"/>
-              </w:rPr>
-              <w:t>id</w:t>
-            </w:r>
-          </w:p>
-        </w:tc>
-        <w:tc>
-          <w:tcPr>
-            <w:tcW w:w="2275" w:type="dxa"/>
-            <w:vAlign w:val="center"/>
-          </w:tcPr>
-          <w:p>
-            <w:pPr>
-              <w:jc w:val="center"/>
-              <w:rPr>
-                <w:rFonts w:ascii="Times New Roman" w:hAnsi="Times New Roman" w:cs="Times New Roman"/>
-                <w:sz w:val="24"/>
-                <w:szCs w:val="24"/>
-                <w:lang w:val="en-US"/>
-              </w:rPr>
-            </w:pPr>
-            <w:r>
-              <w:rPr>
-                <w:rFonts w:ascii="Times New Roman" w:hAnsi="Times New Roman" w:cs="Times New Roman"/>
-                <w:sz w:val="24"/>
-                <w:szCs w:val="24"/>
-                <w:lang w:val="en-US"/>
-              </w:rPr>
-              <w:t>INT</w:t>
-            </w:r>
-          </w:p>
-        </w:tc>
-        <w:tc>
-          <w:tcPr>
-            <w:tcW w:w="1869" w:type="dxa"/>
-            <w:vAlign w:val="center"/>
-          </w:tcPr>
-          <w:p>
-            <w:pPr>
-              <w:jc w:val="center"/>
-              <w:rPr>
-                <w:rFonts w:ascii="Times New Roman" w:hAnsi="Times New Roman" w:cs="Times New Roman"/>
-                <w:sz w:val="24"/>
-                <w:szCs w:val="24"/>
-                <w:lang w:val="en-US"/>
-              </w:rPr>
-            </w:pPr>
-            <w:r>
-              <w:rPr>
-                <w:rFonts w:ascii="Times New Roman" w:hAnsi="Times New Roman" w:cs="Times New Roman"/>
-                <w:sz w:val="24"/>
-                <w:szCs w:val="24"/>
-                <w:lang w:val="en-US"/>
-              </w:rPr>
-              <w:t>NOT NULL, PK</w:t>
-            </w:r>
-          </w:p>
-        </w:tc>
-        <w:tc>
-          <w:tcPr>
-            <w:tcW w:w="1869" w:type="dxa"/>
-            <w:vAlign w:val="center"/>
-          </w:tcPr>
-          <w:p>
-            <w:pPr>
-              <w:jc w:val="center"/>
-              <w:rPr>
-                <w:rFonts w:ascii="Times New Roman" w:hAnsi="Times New Roman" w:cs="Times New Roman"/>
-                <w:sz w:val="24"/>
-                <w:szCs w:val="24"/>
-                <w:lang w:val="en-US"/>
-              </w:rPr>
-            </w:pPr>
-            <w:r>
-              <w:rPr>
-                <w:rFonts w:ascii="Times New Roman" w:hAnsi="Times New Roman" w:cs="Times New Roman"/>
-                <w:sz w:val="24"/>
-                <w:szCs w:val="24"/>
-                <w:lang w:val="en-US"/>
-              </w:rPr>
-              <w:t>-</w:t>
-            </w:r>
-          </w:p>
-        </w:tc>
-      </w:tr>
-      <w:tr>
-        <w:trPr>
-          <w:jc w:val="center"/>
-        </w:trPr>
-        <w:tc>
-          <w:tcPr>
-            <w:tcW w:w="1883" w:type="dxa"/>
-            <w:vAlign w:val="center"/>
-          </w:tcPr>
-          <w:p>
-            <w:pPr>
-              <w:jc w:val="center"/>
-              <w:rPr>
-                <w:rFonts w:ascii="Times New Roman" w:hAnsi="Times New Roman" w:cs="Times New Roman"/>
-                <w:sz w:val="24"/>
-                <w:szCs w:val="24"/>
-                <w:lang w:val="en-US"/>
-              </w:rPr>
-            </w:pPr>
-            <w:proofErr w:type="spellStart"/>
-            <w:r>
-              <w:rPr>
-                <w:rFonts w:ascii="Times New Roman" w:hAnsi="Times New Roman" w:cs="Times New Roman"/>
-                <w:sz w:val="24"/>
-                <w:szCs w:val="24"/>
-                <w:lang w:val="en-US"/>
-              </w:rPr>
-              <w:t>user_id</w:t>
-            </w:r>
-            <w:proofErr w:type="spellEnd"/>
-          </w:p>
-        </w:tc>
-        <w:tc>
-          <w:tcPr>
-            <w:tcW w:w="2275" w:type="dxa"/>
-            <w:vAlign w:val="center"/>
-          </w:tcPr>
-          <w:p>
-            <w:pPr>
-              <w:jc w:val="center"/>
-              <w:rPr>
-                <w:rFonts w:ascii="Times New Roman" w:hAnsi="Times New Roman" w:cs="Times New Roman"/>
-                <w:sz w:val="24"/>
-                <w:szCs w:val="24"/>
-              </w:rPr>
-            </w:pPr>
-            <w:r>
-              <w:rPr>
-                <w:rFonts w:ascii="Times New Roman" w:hAnsi="Times New Roman" w:cs="Times New Roman"/>
-                <w:sz w:val="24"/>
-                <w:szCs w:val="24"/>
-                <w:lang w:val="en-US"/>
-              </w:rPr>
-              <w:t>INT</w:t>
-            </w:r>
-          </w:p>
-        </w:tc>
-        <w:tc>
-          <w:tcPr>
-            <w:tcW w:w="1869" w:type="dxa"/>
-            <w:vAlign w:val="center"/>
-          </w:tcPr>
-          <w:p>
-            <w:pPr>
-              <w:jc w:val="center"/>
-              <w:rPr>
-                <w:rFonts w:ascii="Times New Roman" w:hAnsi="Times New Roman" w:cs="Times New Roman"/>
-                <w:sz w:val="24"/>
-                <w:szCs w:val="24"/>
-                <w:lang w:val="en-US"/>
-              </w:rPr>
-            </w:pPr>
-            <w:proofErr w:type="gramStart"/>
-            <w:r>
-              <w:rPr>
-                <w:rFonts w:ascii="Times New Roman" w:hAnsi="Times New Roman" w:cs="Times New Roman"/>
-                <w:sz w:val="24"/>
-                <w:szCs w:val="24"/>
-                <w:lang w:val="en-US"/>
-              </w:rPr>
-              <w:t>FK(</w:t>
-            </w:r>
-            <w:proofErr w:type="gramEnd"/>
-            <w:r>
-              <w:rPr>
-                <w:rFonts w:ascii="Times New Roman" w:hAnsi="Times New Roman" w:cs="Times New Roman"/>
-                <w:sz w:val="24"/>
-                <w:szCs w:val="24"/>
-                <w:lang w:val="en-US"/>
-              </w:rPr>
-              <w:t>user)</w:t>
-            </w:r>
-          </w:p>
-        </w:tc>
-        <w:tc>
-          <w:tcPr>
-            <w:tcW w:w="1869" w:type="dxa"/>
-            <w:vAlign w:val="center"/>
-          </w:tcPr>
-          <w:p>
-            <w:pPr>
-              <w:jc w:val="center"/>
-              <w:rPr>
-                <w:rFonts w:ascii="Times New Roman" w:hAnsi="Times New Roman" w:cs="Times New Roman"/>
-                <w:sz w:val="24"/>
-                <w:szCs w:val="24"/>
-                <w:lang w:val="en-US"/>
-              </w:rPr>
-            </w:pPr>
-            <w:r>
-              <w:rPr>
-                <w:rFonts w:ascii="Times New Roman" w:hAnsi="Times New Roman" w:cs="Times New Roman"/>
-                <w:sz w:val="24"/>
-                <w:szCs w:val="24"/>
-                <w:lang w:val="en-US"/>
-              </w:rPr>
-              <w:t>-</w:t>
-            </w:r>
-          </w:p>
-        </w:tc>
-      </w:tr>
-      <w:tr>
-        <w:trPr>
-          <w:jc w:val="center"/>
-        </w:trPr>
-        <w:tc>
-          <w:tcPr>
-            <w:tcW w:w="1883" w:type="dxa"/>
-            <w:vAlign w:val="center"/>
-          </w:tcPr>
-          <w:p>
-            <w:pPr>
-              <w:jc w:val="center"/>
-              <w:rPr>
-                <w:rFonts w:ascii="Times New Roman" w:hAnsi="Times New Roman" w:cs="Times New Roman"/>
-                <w:sz w:val="24"/>
-                <w:szCs w:val="24"/>
-                <w:lang w:val="en-US"/>
-              </w:rPr>
-            </w:pPr>
-            <w:r>
-              <w:rPr>
-                <w:rFonts w:ascii="Times New Roman" w:hAnsi="Times New Roman" w:cs="Times New Roman"/>
-                <w:sz w:val="24"/>
-                <w:szCs w:val="24"/>
-                <w:lang w:val="en-US"/>
-              </w:rPr>
-              <w:t>status</w:t>
-            </w:r>
-          </w:p>
-        </w:tc>
-        <w:tc>
-          <w:tcPr>
-            <w:tcW w:w="2275" w:type="dxa"/>
-            <w:vAlign w:val="center"/>
-          </w:tcPr>
-          <w:p>
-            <w:pPr>
-              <w:jc w:val="center"/>
-              <w:rPr>
-                <w:rFonts w:ascii="Times New Roman" w:hAnsi="Times New Roman" w:cs="Times New Roman"/>
-                <w:sz w:val="24"/>
-                <w:szCs w:val="24"/>
-                <w:lang w:val="en-US"/>
-              </w:rPr>
-            </w:pPr>
-            <w:proofErr w:type="gramStart"/>
-            <w:r>
-              <w:rPr>
-                <w:rFonts w:ascii="Times New Roman" w:hAnsi="Times New Roman" w:cs="Times New Roman"/>
-                <w:sz w:val="24"/>
-                <w:szCs w:val="24"/>
-                <w:lang w:val="en-US"/>
-              </w:rPr>
-              <w:t>VARCHAR(</w:t>
-            </w:r>
-            <w:proofErr w:type="gramEnd"/>
-            <w:r>
-              <w:rPr>
-                <w:rFonts w:ascii="Times New Roman" w:hAnsi="Times New Roman" w:cs="Times New Roman"/>
-                <w:sz w:val="24"/>
-                <w:szCs w:val="24"/>
-                <w:lang w:val="en-US"/>
-              </w:rPr>
-              <w:t>30)</w:t>
-            </w:r>
-          </w:p>
-        </w:tc>
-        <w:tc>
-          <w:tcPr>
-            <w:tcW w:w="1869" w:type="dxa"/>
-            <w:vAlign w:val="center"/>
-          </w:tcPr>
-          <w:p>
-            <w:pPr>
-              <w:jc w:val="center"/>
-              <w:rPr>
-                <w:rFonts w:ascii="Times New Roman" w:hAnsi="Times New Roman" w:cs="Times New Roman"/>
-                <w:sz w:val="24"/>
-                <w:szCs w:val="24"/>
-              </w:rPr>
-            </w:pPr>
-            <w:r>
-              <w:rPr>
-                <w:rFonts w:ascii="Times New Roman" w:hAnsi="Times New Roman" w:cs="Times New Roman"/>
-                <w:sz w:val="24"/>
-                <w:szCs w:val="24"/>
-                <w:lang w:val="en-US"/>
-              </w:rPr>
-              <w:t>-</w:t>
-            </w:r>
-          </w:p>
-        </w:tc>
-        <w:tc>
-          <w:tcPr>
-            <w:tcW w:w="1869" w:type="dxa"/>
-            <w:vAlign w:val="center"/>
-          </w:tcPr>
-          <w:p>
-            <w:pPr>
-              <w:jc w:val="center"/>
-              <w:rPr>
-                <w:rFonts w:ascii="Times New Roman" w:hAnsi="Times New Roman" w:cs="Times New Roman"/>
-                <w:sz w:val="24"/>
-                <w:szCs w:val="24"/>
-                <w:lang w:val="en-US"/>
-              </w:rPr>
-            </w:pPr>
-            <w:r>
-              <w:rPr>
-                <w:rFonts w:ascii="Times New Roman" w:hAnsi="Times New Roman" w:cs="Times New Roman"/>
-                <w:sz w:val="24"/>
-                <w:szCs w:val="24"/>
-                <w:lang w:val="en-US"/>
-              </w:rPr>
-              <w:t>-</w:t>
-            </w:r>
-          </w:p>
-        </w:tc>
-      </w:tr>
-      <w:tr>
-        <w:trPr>
-          <w:jc w:val="center"/>
-        </w:trPr>
-        <w:tc>
-          <w:tcPr>
-            <w:tcW w:w="1883" w:type="dxa"/>
-            <w:vAlign w:val="center"/>
-          </w:tcPr>
-          <w:p>
-            <w:pPr>
-              <w:jc w:val="center"/>
-              <w:rPr>
-                <w:rFonts w:ascii="Times New Roman" w:hAnsi="Times New Roman" w:cs="Times New Roman"/>
-                <w:sz w:val="24"/>
-                <w:szCs w:val="24"/>
-                <w:lang w:val="en-US"/>
-              </w:rPr>
-            </w:pPr>
-            <w:proofErr w:type="spellStart"/>
-            <w:r>
-              <w:rPr>
-                <w:rFonts w:ascii="Times New Roman" w:hAnsi="Times New Roman" w:cs="Times New Roman"/>
-                <w:sz w:val="24"/>
-                <w:szCs w:val="24"/>
-              </w:rPr>
-              <w:t>total_amount</w:t>
-            </w:r>
-            <w:proofErr w:type="spellEnd"/>
-          </w:p>
-        </w:tc>
-        <w:tc>
-          <w:tcPr>
-            <w:tcW w:w="2275" w:type="dxa"/>
-            <w:vAlign w:val="center"/>
-          </w:tcPr>
-          <w:p>
-            <w:pPr>
-              <w:jc w:val="center"/>
-              <w:rPr>
-                <w:rFonts w:ascii="Times New Roman" w:hAnsi="Times New Roman" w:cs="Times New Roman"/>
-                <w:sz w:val="24"/>
-                <w:szCs w:val="24"/>
-                <w:lang w:val="en-US"/>
-              </w:rPr>
-            </w:pPr>
-            <w:proofErr w:type="gramStart"/>
-            <w:r>
-              <w:rPr>
-                <w:rFonts w:ascii="Times New Roman" w:hAnsi="Times New Roman" w:cs="Times New Roman"/>
-                <w:sz w:val="24"/>
-                <w:szCs w:val="24"/>
-              </w:rPr>
-              <w:t>DECIMAL</w:t>
-            </w:r>
-            <w:r>
-              <w:rPr>
-                <w:rFonts w:ascii="Times New Roman" w:hAnsi="Times New Roman" w:cs="Times New Roman"/>
-                <w:sz w:val="24"/>
-                <w:szCs w:val="24"/>
-              </w:rPr>
-              <w:t>(</w:t>
-            </w:r>
-            <w:proofErr w:type="gramEnd"/>
-            <w:r>
-              <w:rPr>
-                <w:rFonts w:ascii="Times New Roman" w:hAnsi="Times New Roman" w:cs="Times New Roman"/>
-                <w:sz w:val="24"/>
-                <w:szCs w:val="24"/>
-              </w:rPr>
-              <w:t>5,0)</w:t>
-            </w:r>
-          </w:p>
-        </w:tc>
-        <w:tc>
-          <w:tcPr>
-            <w:tcW w:w="1869" w:type="dxa"/>
-            <w:vAlign w:val="center"/>
-          </w:tcPr>
-          <w:p>
-            <w:pPr>
-              <w:jc w:val="center"/>
-              <w:rPr>
-                <w:rFonts w:ascii="Times New Roman" w:hAnsi="Times New Roman" w:cs="Times New Roman"/>
-                <w:sz w:val="24"/>
-                <w:szCs w:val="24"/>
-                <w:lang w:val="en-US"/>
-              </w:rPr>
-            </w:pPr>
-            <w:r>
-              <w:rPr>
-                <w:rFonts w:ascii="Times New Roman" w:hAnsi="Times New Roman" w:cs="Times New Roman"/>
-                <w:sz w:val="24"/>
-                <w:szCs w:val="24"/>
-                <w:lang w:val="en-US"/>
-              </w:rPr>
-              <w:t>NOT NULL</w:t>
-            </w:r>
-          </w:p>
-        </w:tc>
-        <w:tc>
-          <w:tcPr>
-            <w:tcW w:w="1869" w:type="dxa"/>
-            <w:vAlign w:val="center"/>
-          </w:tcPr>
-          <w:p>
-            <w:pPr>
-              <w:jc w:val="center"/>
-              <w:rPr>
-                <w:rFonts w:ascii="Times New Roman" w:hAnsi="Times New Roman" w:cs="Times New Roman"/>
-                <w:sz w:val="24"/>
-                <w:szCs w:val="24"/>
-              </w:rPr>
-            </w:pPr>
-            <w:r>
-              <w:rPr>
-                <w:rFonts w:ascii="Times New Roman" w:hAnsi="Times New Roman" w:cs="Times New Roman"/>
-                <w:sz w:val="24"/>
-                <w:szCs w:val="24"/>
-              </w:rPr>
-              <w:t>-</w:t>
-            </w:r>
-          </w:p>
-        </w:tc>
-      </w:tr>
-      <w:tr>
-        <w:trPr>
-          <w:jc w:val="center"/>
-        </w:trPr>
-        <w:tc>
-          <w:tcPr>
-            <w:tcW w:w="1883" w:type="dxa"/>
-            <w:vAlign w:val="center"/>
-          </w:tcPr>
-          <w:p>
-            <w:pPr>
-              <w:rPr>
-                <w:rFonts w:ascii="Times New Roman" w:hAnsi="Times New Roman" w:cs="Times New Roman"/>
-                <w:sz w:val="24"/>
-                <w:szCs w:val="24"/>
-                <w:lang w:val="en-US"/>
-              </w:rPr>
-            </w:pPr>
-            <w:proofErr w:type="spellStart"/>
-            <w:r>
-              <w:rPr>
-                <w:rFonts w:ascii="Times New Roman" w:hAnsi="Times New Roman" w:cs="Times New Roman"/>
-                <w:sz w:val="24"/>
-                <w:szCs w:val="24"/>
-              </w:rPr>
-              <w:t>payment_method</w:t>
-            </w:r>
-            <w:proofErr w:type="spellEnd"/>
-          </w:p>
-        </w:tc>
-        <w:tc>
-          <w:tcPr>
-            <w:tcW w:w="2275" w:type="dxa"/>
-            <w:vAlign w:val="center"/>
-          </w:tcPr>
-          <w:p>
-            <w:pPr>
-              <w:jc w:val="center"/>
-              <w:rPr>
-                <w:rFonts w:ascii="Times New Roman" w:hAnsi="Times New Roman" w:cs="Times New Roman"/>
-                <w:sz w:val="24"/>
-                <w:szCs w:val="24"/>
-                <w:lang w:val="en-US"/>
-              </w:rPr>
-            </w:pPr>
-            <w:proofErr w:type="gramStart"/>
-            <w:r>
-              <w:rPr>
-                <w:rFonts w:ascii="Times New Roman" w:hAnsi="Times New Roman" w:cs="Times New Roman"/>
-                <w:sz w:val="24"/>
-                <w:szCs w:val="24"/>
-                <w:lang w:val="en-US"/>
-              </w:rPr>
-              <w:t>VARCHAR(</w:t>
-            </w:r>
-            <w:proofErr w:type="gramEnd"/>
-            <w:r>
-              <w:rPr>
-                <w:rFonts w:ascii="Times New Roman" w:hAnsi="Times New Roman" w:cs="Times New Roman"/>
-                <w:sz w:val="24"/>
-                <w:szCs w:val="24"/>
-                <w:lang w:val="en-US"/>
-              </w:rPr>
-              <w:t>30)</w:t>
-            </w:r>
-          </w:p>
-        </w:tc>
-        <w:tc>
-          <w:tcPr>
-            <w:tcW w:w="1869" w:type="dxa"/>
-            <w:vAlign w:val="center"/>
-          </w:tcPr>
-          <w:p>
-            <w:pPr>
-              <w:jc w:val="center"/>
-              <w:rPr>
-                <w:rFonts w:ascii="Times New Roman" w:hAnsi="Times New Roman" w:cs="Times New Roman"/>
-                <w:sz w:val="24"/>
-                <w:szCs w:val="24"/>
-                <w:lang w:val="en-US"/>
-              </w:rPr>
-            </w:pPr>
-            <w:r>
-              <w:rPr>
-                <w:rFonts w:ascii="Times New Roman" w:hAnsi="Times New Roman" w:cs="Times New Roman"/>
-                <w:sz w:val="24"/>
-                <w:szCs w:val="24"/>
-                <w:lang w:val="en-US"/>
-              </w:rPr>
-              <w:t>NOT NULL</w:t>
-            </w:r>
-          </w:p>
-        </w:tc>
-        <w:tc>
-          <w:tcPr>
-            <w:tcW w:w="1869" w:type="dxa"/>
-            <w:vAlign w:val="center"/>
-          </w:tcPr>
-          <w:p>
-            <w:pPr>
-              <w:jc w:val="center"/>
-              <w:rPr>
-                <w:rFonts w:ascii="Times New Roman" w:hAnsi="Times New Roman" w:cs="Times New Roman"/>
-                <w:sz w:val="24"/>
-                <w:szCs w:val="24"/>
-                <w:lang w:val="en-US"/>
-              </w:rPr>
-            </w:pPr>
-            <w:r>
-              <w:rPr>
-                <w:rFonts w:ascii="Times New Roman" w:hAnsi="Times New Roman" w:cs="Times New Roman"/>
-                <w:sz w:val="24"/>
-                <w:szCs w:val="24"/>
-                <w:lang w:val="en-US"/>
-              </w:rPr>
-              <w:t>-</w:t>
-            </w:r>
-          </w:p>
-        </w:tc>
-      </w:tr>
-      <w:tr>
-        <w:trPr>
-          <w:jc w:val="center"/>
-        </w:trPr>
-        <w:tc>
-          <w:tcPr>
-            <w:tcW w:w="1883" w:type="dxa"/>
-            <w:vAlign w:val="center"/>
-          </w:tcPr>
-          <w:p>
-            <w:pPr>
-              <w:jc w:val="center"/>
-              <w:rPr>
-                <w:rFonts w:ascii="Times New Roman" w:hAnsi="Times New Roman" w:cs="Times New Roman"/>
-                <w:sz w:val="24"/>
-                <w:szCs w:val="24"/>
-                <w:lang w:val="en-US"/>
-              </w:rPr>
-            </w:pPr>
-            <w:proofErr w:type="spellStart"/>
-            <w:r>
-              <w:rPr>
-                <w:rFonts w:ascii="Times New Roman" w:hAnsi="Times New Roman" w:cs="Times New Roman"/>
-                <w:sz w:val="24"/>
-                <w:szCs w:val="24"/>
-              </w:rPr>
-              <w:t>created</w:t>
-            </w:r>
-            <w:r>
-              <w:rPr>
-                <w:rFonts w:ascii="Times New Roman" w:hAnsi="Times New Roman" w:cs="Times New Roman"/>
-                <w:sz w:val="24"/>
-                <w:szCs w:val="24"/>
-              </w:rPr>
-              <w:t>_at</w:t>
-            </w:r>
-            <w:proofErr w:type="spellEnd"/>
-          </w:p>
-        </w:tc>
-        <w:tc>
-          <w:tcPr>
-            <w:tcW w:w="2275" w:type="dxa"/>
-            <w:vAlign w:val="center"/>
-          </w:tcPr>
-          <w:p>
-            <w:pPr>
-              <w:jc w:val="center"/>
-              <w:rPr>
-                <w:rFonts w:ascii="Times New Roman" w:hAnsi="Times New Roman" w:cs="Times New Roman"/>
-                <w:sz w:val="24"/>
-                <w:szCs w:val="24"/>
-                <w:lang w:val="en-US"/>
-              </w:rPr>
-            </w:pPr>
-            <w:proofErr w:type="spellStart"/>
-            <w:r>
-              <w:rPr>
-                <w:rFonts w:ascii="Times New Roman" w:hAnsi="Times New Roman" w:cs="Times New Roman"/>
-                <w:sz w:val="24"/>
-                <w:szCs w:val="24"/>
-                <w:lang w:val="en-US"/>
-              </w:rPr>
-              <w:t>timestamptz</w:t>
-            </w:r>
-            <w:proofErr w:type="spellEnd"/>
-          </w:p>
-        </w:tc>
-        <w:tc>
-          <w:tcPr>
-            <w:tcW w:w="1869" w:type="dxa"/>
-            <w:vAlign w:val="center"/>
-          </w:tcPr>
-          <w:p>
-            <w:pPr>
-              <w:jc w:val="center"/>
-              <w:rPr>
-                <w:rFonts w:ascii="Times New Roman" w:hAnsi="Times New Roman" w:cs="Times New Roman"/>
-                <w:sz w:val="24"/>
-                <w:szCs w:val="24"/>
-                <w:lang w:val="en-US"/>
-              </w:rPr>
-            </w:pPr>
-            <w:r>
-              <w:rPr>
-                <w:rFonts w:ascii="Times New Roman" w:hAnsi="Times New Roman" w:cs="Times New Roman"/>
-                <w:sz w:val="24"/>
-                <w:szCs w:val="24"/>
-                <w:lang w:val="en-US"/>
-              </w:rPr>
-              <w:t>-</w:t>
-            </w:r>
-          </w:p>
-        </w:tc>
-        <w:tc>
-          <w:tcPr>
-            <w:tcW w:w="1869" w:type="dxa"/>
-            <w:vAlign w:val="center"/>
-          </w:tcPr>
-          <w:p>
-            <w:pPr>
-              <w:jc w:val="center"/>
-              <w:rPr>
-                <w:rFonts w:ascii="Times New Roman" w:hAnsi="Times New Roman" w:cs="Times New Roman"/>
-                <w:sz w:val="24"/>
-                <w:szCs w:val="24"/>
-                <w:lang w:val="en-US"/>
-              </w:rPr>
-            </w:pPr>
-            <w:r>
-              <w:rPr>
-                <w:rFonts w:ascii="Times New Roman" w:hAnsi="Times New Roman" w:cs="Times New Roman"/>
-                <w:sz w:val="24"/>
-                <w:szCs w:val="24"/>
-                <w:lang w:val="en-US"/>
-              </w:rPr>
-              <w:t>CURRENT_TIMESTAMPTZ</w:t>
-            </w:r>
-          </w:p>
-        </w:tc>
-      </w:tr>
-    </w:tbl>
-    <w:p>
-      <w:pPr>
-        <w:spacing w:after="0" w:line="360" w:lineRule="auto"/>
-        <w:jc w:val="both"/>
-        <w:rPr>
-          <w:rFonts w:ascii="Times New Roman" w:hAnsi="Times New Roman" w:cs="Times New Roman"/>
-          <w:sz w:val="28"/>
-          <w:szCs w:val="28"/>
-          <w:lang w:val="en-US"/>
-        </w:rPr>
-      </w:pPr>
-    </w:p>
-    <w:p>
-      <w:pPr>
-        <w:spacing w:after="0" w:line="360" w:lineRule="auto"/>
-        <w:jc w:val="both"/>
-        <w:rPr>
-          <w:rFonts w:ascii="Times New Roman" w:hAnsi="Times New Roman" w:cs="Times New Roman"/>
-          <w:sz w:val="28"/>
-          <w:szCs w:val="28"/>
-        </w:rPr>
-      </w:pPr>
-      <w:r>
-        <w:rPr>
-          <w:rFonts w:ascii="Times New Roman" w:hAnsi="Times New Roman" w:cs="Times New Roman"/>
-          <w:sz w:val="28"/>
-          <w:szCs w:val="28"/>
-        </w:rPr>
-        <w:t>Таблица №6. Сущность «Купленные ключи» (</w:t>
-      </w:r>
-      <w:r>
-        <w:rPr>
-          <w:rFonts w:ascii="Times New Roman" w:hAnsi="Times New Roman" w:cs="Times New Roman"/>
-          <w:sz w:val="28"/>
-          <w:szCs w:val="28"/>
-          <w:lang w:val="en-US"/>
-        </w:rPr>
-        <w:t>o</w:t>
-      </w:r>
-      <w:proofErr w:type="spellStart"/>
-      <w:r>
-        <w:rPr>
-          <w:rFonts w:ascii="Times New Roman" w:hAnsi="Times New Roman" w:cs="Times New Roman"/>
-          <w:sz w:val="28"/>
-          <w:szCs w:val="28"/>
-        </w:rPr>
-        <w:t>rder</w:t>
-      </w:r>
-      <w:proofErr w:type="spellEnd"/>
-      <w:r>
-        <w:rPr>
-          <w:rFonts w:ascii="Times New Roman" w:hAnsi="Times New Roman" w:cs="Times New Roman"/>
-          <w:sz w:val="28"/>
-          <w:szCs w:val="28"/>
-        </w:rPr>
-        <w:t>_</w:t>
-      </w:r>
-      <w:r>
-        <w:rPr>
-          <w:rFonts w:ascii="Times New Roman" w:hAnsi="Times New Roman" w:cs="Times New Roman"/>
-          <w:sz w:val="28"/>
-          <w:szCs w:val="28"/>
-          <w:lang w:val="en-US"/>
-        </w:rPr>
-        <w:t>keys</w:t>
-      </w:r>
-      <w:r>
-        <w:rPr>
-          <w:rFonts w:ascii="Times New Roman" w:hAnsi="Times New Roman" w:cs="Times New Roman"/>
-          <w:sz w:val="28"/>
-          <w:szCs w:val="28"/>
-        </w:rPr>
-        <w:t>)</w:t>
-      </w:r>
-    </w:p>
-    <w:tbl>
-      <w:tblPr>
-        <w:tblStyle w:val="ac"/>
-        <w:tblW w:w="0" w:type="auto"/>
-        <w:jc w:val="center"/>
-        <w:tblLook w:val="04A0" w:firstRow="1" w:lastRow="0" w:firstColumn="1" w:lastColumn="0" w:noHBand="0" w:noVBand="1"/>
-      </w:tblPr>
-      <w:tblGrid>
-        <w:gridCol w:w="1962"/>
-        <w:gridCol w:w="2275"/>
-        <w:gridCol w:w="1869"/>
-        <w:gridCol w:w="3117"/>
-      </w:tblGrid>
-      <w:tr>
-        <w:trPr>
-          <w:jc w:val="center"/>
-        </w:trPr>
-        <w:tc>
-          <w:tcPr>
-            <w:tcW w:w="1962" w:type="dxa"/>
-            <w:vAlign w:val="center"/>
-          </w:tcPr>
-          <w:p>
-            <w:pPr>
-              <w:jc w:val="center"/>
-              <w:rPr>
-                <w:rFonts w:ascii="Times New Roman" w:hAnsi="Times New Roman" w:cs="Times New Roman"/>
-                <w:sz w:val="24"/>
-                <w:szCs w:val="24"/>
-              </w:rPr>
-            </w:pPr>
-            <w:r>
-              <w:rPr>
-                <w:rFonts w:ascii="Times New Roman" w:hAnsi="Times New Roman" w:cs="Times New Roman"/>
-                <w:sz w:val="24"/>
-                <w:szCs w:val="24"/>
-              </w:rPr>
-              <w:t>Атрибуты</w:t>
-            </w:r>
-          </w:p>
-        </w:tc>
-        <w:tc>
-          <w:tcPr>
-            <w:tcW w:w="2275" w:type="dxa"/>
-            <w:vAlign w:val="center"/>
-          </w:tcPr>
-          <w:p>
-            <w:pPr>
-              <w:jc w:val="center"/>
-              <w:rPr>
-                <w:rFonts w:ascii="Times New Roman" w:hAnsi="Times New Roman" w:cs="Times New Roman"/>
-                <w:sz w:val="24"/>
-                <w:szCs w:val="24"/>
-              </w:rPr>
-            </w:pPr>
-            <w:r>
-              <w:rPr>
-                <w:rFonts w:ascii="Times New Roman" w:hAnsi="Times New Roman" w:cs="Times New Roman"/>
-                <w:sz w:val="24"/>
-                <w:szCs w:val="24"/>
-              </w:rPr>
-              <w:t>Типы данных</w:t>
-            </w:r>
-          </w:p>
-        </w:tc>
-        <w:tc>
-          <w:tcPr>
-            <w:tcW w:w="1869" w:type="dxa"/>
-            <w:vAlign w:val="center"/>
-          </w:tcPr>
-          <w:p>
-            <w:pPr>
-              <w:jc w:val="center"/>
-              <w:rPr>
-                <w:rFonts w:ascii="Times New Roman" w:hAnsi="Times New Roman" w:cs="Times New Roman"/>
-                <w:sz w:val="24"/>
-                <w:szCs w:val="24"/>
-              </w:rPr>
-            </w:pPr>
-            <w:r>
-              <w:rPr>
-                <w:rFonts w:ascii="Times New Roman" w:hAnsi="Times New Roman" w:cs="Times New Roman"/>
-                <w:sz w:val="24"/>
-                <w:szCs w:val="24"/>
-              </w:rPr>
-              <w:t>Ограничения</w:t>
-            </w:r>
-          </w:p>
-        </w:tc>
-        <w:tc>
-          <w:tcPr>
-            <w:tcW w:w="1869" w:type="dxa"/>
-            <w:vAlign w:val="center"/>
-          </w:tcPr>
-          <w:p>
-            <w:pPr>
-              <w:jc w:val="center"/>
-              <w:rPr>
-                <w:rFonts w:ascii="Times New Roman" w:hAnsi="Times New Roman" w:cs="Times New Roman"/>
-                <w:sz w:val="24"/>
-                <w:szCs w:val="24"/>
-              </w:rPr>
-            </w:pPr>
-            <w:r>
-              <w:rPr>
-                <w:rFonts w:ascii="Times New Roman" w:hAnsi="Times New Roman" w:cs="Times New Roman"/>
-                <w:sz w:val="24"/>
-                <w:szCs w:val="24"/>
-              </w:rPr>
-              <w:t>Дефолтные значение</w:t>
-            </w:r>
-          </w:p>
-        </w:tc>
-      </w:tr>
-      <w:tr>
-        <w:trPr>
-          <w:jc w:val="center"/>
-        </w:trPr>
-        <w:tc>
-          <w:tcPr>
-            <w:tcW w:w="1962" w:type="dxa"/>
-            <w:vAlign w:val="center"/>
-          </w:tcPr>
-          <w:p>
-            <w:pPr>
-              <w:jc w:val="center"/>
-              <w:rPr>
-                <w:rFonts w:ascii="Times New Roman" w:hAnsi="Times New Roman" w:cs="Times New Roman"/>
-                <w:sz w:val="24"/>
-                <w:szCs w:val="24"/>
-                <w:lang w:val="en-US"/>
-              </w:rPr>
-            </w:pPr>
-            <w:r>
-              <w:rPr>
-                <w:rFonts w:ascii="Times New Roman" w:hAnsi="Times New Roman" w:cs="Times New Roman"/>
-                <w:sz w:val="24"/>
-                <w:szCs w:val="24"/>
-                <w:lang w:val="en-US"/>
-              </w:rPr>
-              <w:t>id</w:t>
-            </w:r>
-          </w:p>
-        </w:tc>
-        <w:tc>
-          <w:tcPr>
-            <w:tcW w:w="2275" w:type="dxa"/>
-            <w:vAlign w:val="center"/>
-          </w:tcPr>
-          <w:p>
-            <w:pPr>
-              <w:jc w:val="center"/>
-              <w:rPr>
-                <w:rFonts w:ascii="Times New Roman" w:hAnsi="Times New Roman" w:cs="Times New Roman"/>
-                <w:sz w:val="24"/>
-                <w:szCs w:val="24"/>
-                <w:lang w:val="en-US"/>
-              </w:rPr>
-            </w:pPr>
-            <w:r>
-              <w:rPr>
-                <w:rFonts w:ascii="Times New Roman" w:hAnsi="Times New Roman" w:cs="Times New Roman"/>
-                <w:sz w:val="24"/>
-                <w:szCs w:val="24"/>
-                <w:lang w:val="en-US"/>
-              </w:rPr>
-              <w:t>INT</w:t>
-            </w:r>
-          </w:p>
-        </w:tc>
-        <w:tc>
-          <w:tcPr>
-            <w:tcW w:w="1869" w:type="dxa"/>
-            <w:vAlign w:val="center"/>
-          </w:tcPr>
-          <w:p>
-            <w:pPr>
-              <w:jc w:val="center"/>
-              <w:rPr>
-                <w:rFonts w:ascii="Times New Roman" w:hAnsi="Times New Roman" w:cs="Times New Roman"/>
-                <w:sz w:val="24"/>
-                <w:szCs w:val="24"/>
-                <w:lang w:val="en-US"/>
-              </w:rPr>
-            </w:pPr>
-            <w:r>
-              <w:rPr>
-                <w:rFonts w:ascii="Times New Roman" w:hAnsi="Times New Roman" w:cs="Times New Roman"/>
-                <w:sz w:val="24"/>
-                <w:szCs w:val="24"/>
-                <w:lang w:val="en-US"/>
-              </w:rPr>
-              <w:t>NOT NULL, PK</w:t>
-            </w:r>
-          </w:p>
-        </w:tc>
-        <w:tc>
-          <w:tcPr>
-            <w:tcW w:w="1869" w:type="dxa"/>
-            <w:vAlign w:val="center"/>
-          </w:tcPr>
-          <w:p>
-            <w:pPr>
-              <w:jc w:val="center"/>
-              <w:rPr>
-                <w:rFonts w:ascii="Times New Roman" w:hAnsi="Times New Roman" w:cs="Times New Roman"/>
-                <w:sz w:val="24"/>
-                <w:szCs w:val="24"/>
-                <w:lang w:val="en-US"/>
-              </w:rPr>
-            </w:pPr>
-            <w:r>
-              <w:rPr>
-                <w:rFonts w:ascii="Times New Roman" w:hAnsi="Times New Roman" w:cs="Times New Roman"/>
-                <w:sz w:val="24"/>
-                <w:szCs w:val="24"/>
-                <w:lang w:val="en-US"/>
-              </w:rPr>
-              <w:t>-</w:t>
-            </w:r>
-          </w:p>
-        </w:tc>
-      </w:tr>
-      <w:tr>
-        <w:trPr>
-          <w:jc w:val="center"/>
-        </w:trPr>
-        <w:tc>
-          <w:tcPr>
-            <w:tcW w:w="1962" w:type="dxa"/>
-            <w:vAlign w:val="center"/>
-          </w:tcPr>
-          <w:p>
-            <w:pPr>
-              <w:jc w:val="center"/>
-              <w:rPr>
-                <w:rFonts w:ascii="Times New Roman" w:hAnsi="Times New Roman" w:cs="Times New Roman"/>
-                <w:sz w:val="24"/>
-                <w:szCs w:val="24"/>
-                <w:lang w:val="en-US"/>
-              </w:rPr>
-            </w:pPr>
-            <w:proofErr w:type="spellStart"/>
-            <w:r>
-              <w:rPr>
-                <w:rFonts w:ascii="Times New Roman" w:hAnsi="Times New Roman" w:cs="Times New Roman"/>
-                <w:sz w:val="24"/>
-                <w:szCs w:val="24"/>
-                <w:lang w:val="en-US"/>
-              </w:rPr>
-              <w:t>user_id</w:t>
-            </w:r>
-            <w:proofErr w:type="spellEnd"/>
-          </w:p>
-        </w:tc>
-        <w:tc>
-          <w:tcPr>
-            <w:tcW w:w="2275" w:type="dxa"/>
-            <w:vAlign w:val="center"/>
-          </w:tcPr>
-          <w:p>
-            <w:pPr>
-              <w:jc w:val="center"/>
-              <w:rPr>
-                <w:rFonts w:ascii="Times New Roman" w:hAnsi="Times New Roman" w:cs="Times New Roman"/>
-                <w:sz w:val="24"/>
-                <w:szCs w:val="24"/>
-                <w:lang w:val="en-US"/>
-              </w:rPr>
-            </w:pPr>
-            <w:r>
-              <w:rPr>
-                <w:rFonts w:ascii="Times New Roman" w:hAnsi="Times New Roman" w:cs="Times New Roman"/>
-                <w:sz w:val="24"/>
-                <w:szCs w:val="24"/>
-                <w:lang w:val="en-US"/>
-              </w:rPr>
-              <w:t>INT</w:t>
-            </w:r>
-          </w:p>
-        </w:tc>
-        <w:tc>
-          <w:tcPr>
-            <w:tcW w:w="1869" w:type="dxa"/>
-            <w:vAlign w:val="center"/>
-          </w:tcPr>
-          <w:p>
-            <w:pPr>
-              <w:jc w:val="center"/>
-              <w:rPr>
-                <w:rFonts w:ascii="Times New Roman" w:hAnsi="Times New Roman" w:cs="Times New Roman"/>
-                <w:sz w:val="24"/>
-                <w:szCs w:val="24"/>
-                <w:lang w:val="en-US"/>
-              </w:rPr>
-            </w:pPr>
-            <w:proofErr w:type="gramStart"/>
-            <w:r>
-              <w:rPr>
-                <w:rFonts w:ascii="Times New Roman" w:hAnsi="Times New Roman" w:cs="Times New Roman"/>
-                <w:sz w:val="24"/>
-                <w:szCs w:val="24"/>
-                <w:lang w:val="en-US"/>
-              </w:rPr>
-              <w:t>FK(</w:t>
-            </w:r>
-            <w:proofErr w:type="gramEnd"/>
-            <w:r>
-              <w:rPr>
-                <w:rFonts w:ascii="Times New Roman" w:hAnsi="Times New Roman" w:cs="Times New Roman"/>
-                <w:sz w:val="24"/>
-                <w:szCs w:val="24"/>
-                <w:lang w:val="en-US"/>
-              </w:rPr>
-              <w:t>user)</w:t>
-            </w:r>
-          </w:p>
-        </w:tc>
-        <w:tc>
-          <w:tcPr>
-            <w:tcW w:w="1869" w:type="dxa"/>
-            <w:vAlign w:val="center"/>
-          </w:tcPr>
-          <w:p>
-            <w:pPr>
-              <w:jc w:val="center"/>
-              <w:rPr>
-                <w:rFonts w:ascii="Times New Roman" w:hAnsi="Times New Roman" w:cs="Times New Roman"/>
-                <w:sz w:val="24"/>
-                <w:szCs w:val="24"/>
-                <w:lang w:val="en-US"/>
-              </w:rPr>
-            </w:pPr>
-          </w:p>
-        </w:tc>
-      </w:tr>
-      <w:tr>
-        <w:trPr>
-          <w:jc w:val="center"/>
-        </w:trPr>
-        <w:tc>
-          <w:tcPr>
-            <w:tcW w:w="1962" w:type="dxa"/>
-            <w:vAlign w:val="center"/>
-          </w:tcPr>
-          <w:p>
-            <w:pPr>
-              <w:jc w:val="center"/>
-              <w:rPr>
-                <w:rFonts w:ascii="Times New Roman" w:hAnsi="Times New Roman" w:cs="Times New Roman"/>
-                <w:sz w:val="24"/>
-                <w:szCs w:val="24"/>
-                <w:lang w:val="en-US"/>
-              </w:rPr>
-            </w:pPr>
-            <w:proofErr w:type="spellStart"/>
-            <w:r>
-              <w:rPr>
-                <w:rFonts w:ascii="Times New Roman" w:hAnsi="Times New Roman" w:cs="Times New Roman"/>
-                <w:sz w:val="24"/>
-                <w:szCs w:val="24"/>
-                <w:lang w:val="en-US"/>
-              </w:rPr>
-              <w:t>order_id</w:t>
-            </w:r>
-            <w:proofErr w:type="spellEnd"/>
-          </w:p>
-        </w:tc>
-        <w:tc>
-          <w:tcPr>
-            <w:tcW w:w="2275" w:type="dxa"/>
-            <w:vAlign w:val="center"/>
-          </w:tcPr>
-          <w:p>
-            <w:pPr>
-              <w:jc w:val="center"/>
-              <w:rPr>
-                <w:rFonts w:ascii="Times New Roman" w:hAnsi="Times New Roman" w:cs="Times New Roman"/>
-                <w:sz w:val="24"/>
-                <w:szCs w:val="24"/>
-                <w:lang w:val="en-US"/>
-              </w:rPr>
-            </w:pPr>
-            <w:r>
-              <w:rPr>
-                <w:rFonts w:ascii="Times New Roman" w:hAnsi="Times New Roman" w:cs="Times New Roman"/>
-                <w:sz w:val="24"/>
-                <w:szCs w:val="24"/>
-                <w:lang w:val="en-US"/>
-              </w:rPr>
-              <w:t>INT</w:t>
-            </w:r>
-          </w:p>
-        </w:tc>
-        <w:tc>
-          <w:tcPr>
-            <w:tcW w:w="1869" w:type="dxa"/>
-            <w:vAlign w:val="center"/>
-          </w:tcPr>
-          <w:p>
-            <w:pPr>
-              <w:jc w:val="center"/>
-              <w:rPr>
-                <w:rFonts w:ascii="Times New Roman" w:hAnsi="Times New Roman" w:cs="Times New Roman"/>
-                <w:sz w:val="24"/>
-                <w:szCs w:val="24"/>
-                <w:lang w:val="en-US"/>
-              </w:rPr>
-            </w:pPr>
-            <w:proofErr w:type="gramStart"/>
-            <w:r>
-              <w:rPr>
-                <w:rFonts w:ascii="Times New Roman" w:hAnsi="Times New Roman" w:cs="Times New Roman"/>
-                <w:sz w:val="24"/>
-                <w:szCs w:val="24"/>
-                <w:lang w:val="en-US"/>
-              </w:rPr>
-              <w:t>FK(</w:t>
-            </w:r>
-            <w:proofErr w:type="gramEnd"/>
-            <w:r>
-              <w:rPr>
-                <w:rFonts w:ascii="Times New Roman" w:hAnsi="Times New Roman" w:cs="Times New Roman"/>
-                <w:sz w:val="24"/>
-                <w:szCs w:val="24"/>
-                <w:lang w:val="en-US"/>
-              </w:rPr>
-              <w:t>order)</w:t>
-            </w:r>
-          </w:p>
-        </w:tc>
-        <w:tc>
-          <w:tcPr>
-            <w:tcW w:w="1869" w:type="dxa"/>
-            <w:vAlign w:val="center"/>
-          </w:tcPr>
-          <w:p>
-            <w:pPr>
-              <w:jc w:val="center"/>
-              <w:rPr>
-                <w:rFonts w:ascii="Times New Roman" w:hAnsi="Times New Roman" w:cs="Times New Roman"/>
-                <w:sz w:val="24"/>
-                <w:szCs w:val="24"/>
-                <w:lang w:val="en-US"/>
-              </w:rPr>
-            </w:pPr>
-            <w:r>
-              <w:rPr>
-                <w:rFonts w:ascii="Times New Roman" w:hAnsi="Times New Roman" w:cs="Times New Roman"/>
-                <w:sz w:val="24"/>
-                <w:szCs w:val="24"/>
-                <w:lang w:val="en-US"/>
-              </w:rPr>
-              <w:t>-</w:t>
-            </w:r>
-          </w:p>
-        </w:tc>
-      </w:tr>
-      <w:tr>
-        <w:trPr>
-          <w:jc w:val="center"/>
-        </w:trPr>
-        <w:tc>
-          <w:tcPr>
-            <w:tcW w:w="1962" w:type="dxa"/>
-            <w:vAlign w:val="center"/>
-          </w:tcPr>
-          <w:p>
-            <w:pPr>
-              <w:jc w:val="center"/>
-              <w:rPr>
-                <w:rFonts w:ascii="Times New Roman" w:hAnsi="Times New Roman" w:cs="Times New Roman"/>
-                <w:sz w:val="24"/>
-                <w:szCs w:val="24"/>
-                <w:lang w:val="en-US"/>
-              </w:rPr>
-            </w:pPr>
-            <w:proofErr w:type="spellStart"/>
-            <w:r>
-              <w:rPr>
-                <w:rFonts w:ascii="Times New Roman" w:hAnsi="Times New Roman" w:cs="Times New Roman"/>
-                <w:sz w:val="28"/>
-                <w:szCs w:val="28"/>
-                <w:lang w:val="en"/>
-              </w:rPr>
-              <w:t>key_id</w:t>
-            </w:r>
-            <w:proofErr w:type="spellEnd"/>
-          </w:p>
-        </w:tc>
-        <w:tc>
-          <w:tcPr>
-            <w:tcW w:w="2275" w:type="dxa"/>
-            <w:vAlign w:val="center"/>
-          </w:tcPr>
-          <w:p>
-            <w:pPr>
-              <w:jc w:val="center"/>
-              <w:rPr>
-                <w:rFonts w:ascii="Times New Roman" w:hAnsi="Times New Roman" w:cs="Times New Roman"/>
-                <w:sz w:val="24"/>
-                <w:szCs w:val="24"/>
-                <w:lang w:val="en-US"/>
-              </w:rPr>
-            </w:pPr>
-            <w:r>
-              <w:rPr>
-                <w:rFonts w:ascii="Times New Roman" w:hAnsi="Times New Roman" w:cs="Times New Roman"/>
-                <w:sz w:val="24"/>
-                <w:szCs w:val="24"/>
-                <w:lang w:val="en-US"/>
-              </w:rPr>
-              <w:t>INT</w:t>
-            </w:r>
-          </w:p>
-        </w:tc>
-        <w:tc>
-          <w:tcPr>
-            <w:tcW w:w="1869" w:type="dxa"/>
-            <w:vAlign w:val="center"/>
-          </w:tcPr>
-          <w:p>
-            <w:pPr>
-              <w:jc w:val="center"/>
-              <w:rPr>
-                <w:rFonts w:ascii="Times New Roman" w:hAnsi="Times New Roman" w:cs="Times New Roman"/>
-                <w:sz w:val="24"/>
-                <w:szCs w:val="24"/>
-                <w:lang w:val="en-US"/>
-              </w:rPr>
-            </w:pPr>
-            <w:proofErr w:type="gramStart"/>
-            <w:r>
-              <w:rPr>
-                <w:rFonts w:ascii="Times New Roman" w:hAnsi="Times New Roman" w:cs="Times New Roman"/>
-                <w:sz w:val="24"/>
-                <w:szCs w:val="24"/>
-                <w:lang w:val="en-US"/>
-              </w:rPr>
-              <w:t>FK(</w:t>
-            </w:r>
-            <w:proofErr w:type="gramEnd"/>
-            <w:r>
-              <w:rPr>
-                <w:rFonts w:ascii="Times New Roman" w:hAnsi="Times New Roman" w:cs="Times New Roman"/>
-                <w:sz w:val="24"/>
-                <w:szCs w:val="24"/>
-                <w:lang w:val="en-US"/>
-              </w:rPr>
-              <w:t>key)</w:t>
-            </w:r>
-          </w:p>
-        </w:tc>
-        <w:tc>
-          <w:tcPr>
-            <w:tcW w:w="1869" w:type="dxa"/>
-            <w:vAlign w:val="center"/>
-          </w:tcPr>
-          <w:p>
-            <w:pPr>
-              <w:jc w:val="center"/>
-              <w:rPr>
-                <w:rFonts w:ascii="Times New Roman" w:hAnsi="Times New Roman" w:cs="Times New Roman"/>
-                <w:sz w:val="24"/>
-                <w:szCs w:val="24"/>
-              </w:rPr>
-            </w:pPr>
-            <w:r>
-              <w:rPr>
-                <w:rFonts w:ascii="Times New Roman" w:hAnsi="Times New Roman" w:cs="Times New Roman"/>
-                <w:sz w:val="24"/>
-                <w:szCs w:val="24"/>
-                <w:lang w:val="en-US"/>
-              </w:rPr>
-              <w:t>-</w:t>
-            </w:r>
-          </w:p>
-        </w:tc>
-      </w:tr>
-      <w:tr>
-        <w:trPr>
-          <w:jc w:val="center"/>
-        </w:trPr>
-        <w:tc>
-          <w:tcPr>
-            <w:tcW w:w="1962" w:type="dxa"/>
-            <w:vAlign w:val="center"/>
-          </w:tcPr>
-          <w:p>
-            <w:pPr>
-              <w:jc w:val="center"/>
-              <w:rPr>
-                <w:rFonts w:ascii="Times New Roman" w:hAnsi="Times New Roman" w:cs="Times New Roman"/>
-                <w:sz w:val="24"/>
-                <w:szCs w:val="24"/>
-                <w:lang w:val="en-US"/>
-              </w:rPr>
-            </w:pPr>
-            <w:proofErr w:type="spellStart"/>
-            <w:r>
-              <w:rPr>
-                <w:rFonts w:ascii="Times New Roman" w:hAnsi="Times New Roman" w:cs="Times New Roman"/>
-                <w:sz w:val="24"/>
-                <w:szCs w:val="24"/>
-              </w:rPr>
-              <w:t>duration_days</w:t>
-            </w:r>
-            <w:proofErr w:type="spellEnd"/>
-          </w:p>
-        </w:tc>
-        <w:tc>
-          <w:tcPr>
-            <w:tcW w:w="2275" w:type="dxa"/>
-            <w:vAlign w:val="center"/>
-          </w:tcPr>
-          <w:p>
-            <w:pPr>
-              <w:jc w:val="center"/>
-              <w:rPr>
-                <w:rFonts w:ascii="Times New Roman" w:hAnsi="Times New Roman" w:cs="Times New Roman"/>
-                <w:sz w:val="24"/>
-                <w:szCs w:val="24"/>
-                <w:lang w:val="en-US"/>
-              </w:rPr>
-            </w:pPr>
-            <w:r>
-              <w:rPr>
-                <w:rFonts w:ascii="Times New Roman" w:hAnsi="Times New Roman" w:cs="Times New Roman"/>
-                <w:sz w:val="24"/>
-                <w:szCs w:val="24"/>
-                <w:lang w:val="en-US"/>
-              </w:rPr>
-              <w:t>INT</w:t>
-            </w:r>
-          </w:p>
-        </w:tc>
-        <w:tc>
-          <w:tcPr>
-            <w:tcW w:w="1869" w:type="dxa"/>
-            <w:vAlign w:val="center"/>
-          </w:tcPr>
-          <w:p>
-            <w:pPr>
-              <w:jc w:val="center"/>
-              <w:rPr>
-                <w:rFonts w:ascii="Times New Roman" w:hAnsi="Times New Roman" w:cs="Times New Roman"/>
-                <w:sz w:val="24"/>
-                <w:szCs w:val="24"/>
-                <w:lang w:val="en-US"/>
-              </w:rPr>
-            </w:pPr>
-            <w:r>
-              <w:rPr>
-                <w:rFonts w:ascii="Times New Roman" w:hAnsi="Times New Roman" w:cs="Times New Roman"/>
-                <w:sz w:val="24"/>
-                <w:szCs w:val="24"/>
-                <w:lang w:val="en-US"/>
-              </w:rPr>
-              <w:t>NOT NULL</w:t>
-            </w:r>
-          </w:p>
-        </w:tc>
-        <w:tc>
-          <w:tcPr>
-            <w:tcW w:w="1869" w:type="dxa"/>
-            <w:vAlign w:val="center"/>
-          </w:tcPr>
-          <w:p>
-            <w:pPr>
-              <w:jc w:val="center"/>
-              <w:rPr>
-                <w:rFonts w:ascii="Times New Roman" w:hAnsi="Times New Roman" w:cs="Times New Roman"/>
-                <w:sz w:val="24"/>
-                <w:szCs w:val="24"/>
-                <w:lang w:val="en-US"/>
-              </w:rPr>
-            </w:pPr>
-            <w:r>
-              <w:rPr>
-                <w:rFonts w:ascii="Times New Roman" w:hAnsi="Times New Roman" w:cs="Times New Roman"/>
-                <w:sz w:val="24"/>
-                <w:szCs w:val="24"/>
-                <w:lang w:val="en-US"/>
-              </w:rPr>
-              <w:t>-</w:t>
-            </w:r>
-          </w:p>
-        </w:tc>
-      </w:tr>
-      <w:tr>
-        <w:trPr>
-          <w:jc w:val="center"/>
-        </w:trPr>
-        <w:tc>
-          <w:tcPr>
-            <w:tcW w:w="1962" w:type="dxa"/>
-            <w:vAlign w:val="center"/>
-          </w:tcPr>
-          <w:p>
-            <w:pPr>
-              <w:jc w:val="center"/>
-              <w:rPr>
-                <w:rFonts w:ascii="Times New Roman" w:hAnsi="Times New Roman" w:cs="Times New Roman"/>
-                <w:sz w:val="24"/>
-                <w:szCs w:val="24"/>
-                <w:lang w:val="en-US"/>
-              </w:rPr>
-            </w:pPr>
-            <w:r>
-              <w:rPr>
-                <w:rFonts w:ascii="Times New Roman" w:hAnsi="Times New Roman" w:cs="Times New Roman"/>
-                <w:sz w:val="24"/>
-                <w:szCs w:val="24"/>
-                <w:lang w:val="en"/>
-              </w:rPr>
-              <w:t>purchase</w:t>
-            </w:r>
-            <w:r>
-              <w:rPr>
-                <w:rFonts w:ascii="Times New Roman" w:hAnsi="Times New Roman" w:cs="Times New Roman"/>
-                <w:sz w:val="24"/>
-                <w:szCs w:val="24"/>
-              </w:rPr>
-              <w:t>_</w:t>
-            </w:r>
-            <w:r>
-              <w:rPr>
-                <w:rFonts w:ascii="Times New Roman" w:hAnsi="Times New Roman" w:cs="Times New Roman"/>
-                <w:sz w:val="24"/>
-                <w:szCs w:val="24"/>
-                <w:lang w:val="en-US"/>
-              </w:rPr>
-              <w:t>date</w:t>
-            </w:r>
-          </w:p>
-        </w:tc>
-        <w:tc>
-          <w:tcPr>
-            <w:tcW w:w="2275" w:type="dxa"/>
-            <w:vAlign w:val="center"/>
-          </w:tcPr>
-          <w:p>
-            <w:pPr>
-              <w:jc w:val="center"/>
-              <w:rPr>
-                <w:rFonts w:ascii="Times New Roman" w:hAnsi="Times New Roman" w:cs="Times New Roman"/>
-                <w:sz w:val="24"/>
-                <w:szCs w:val="24"/>
-                <w:lang w:val="en-US"/>
-              </w:rPr>
-            </w:pPr>
-            <w:proofErr w:type="spellStart"/>
-            <w:r>
-              <w:rPr>
-                <w:rFonts w:ascii="Times New Roman" w:hAnsi="Times New Roman" w:cs="Times New Roman"/>
-                <w:sz w:val="24"/>
-                <w:szCs w:val="24"/>
-                <w:lang w:val="en-US"/>
-              </w:rPr>
-              <w:t>timestamptz</w:t>
-            </w:r>
-            <w:proofErr w:type="spellEnd"/>
           </w:p>
         </w:tc>
         <w:tc>
@@ -5766,7 +4981,7 @@
                 <w:szCs w:val="24"/>
                 <w:lang w:val="en-US"/>
               </w:rPr>
-              <w:t>INT</w:t>
+              <w:t>SERIAL</w:t>
             </w:r>
           </w:p>
         </w:tc>
@@ -5842,7 +5057,6 @@
                 <w:lang w:val="en-US"/>
               </w:rPr>
             </w:pPr>
-            <w:proofErr w:type="spellStart"/>
             <w:r>
               <w:rPr>
                 <w:rFonts w:ascii="Times New Roman" w:hAnsi="Times New Roman" w:cs="Times New Roman"/>
@@ -5852,7 +5066,6 @@
               </w:rPr>
               <w:t>user_id</w:t>
             </w:r>
-            <w:proofErr w:type="spellEnd"/>
           </w:p>
         </w:tc>
         <w:tc>
@@ -5952,7 +5165,6 @@
                 <w:szCs w:val="24"/>
               </w:rPr>
             </w:pPr>
-            <w:proofErr w:type="spellStart"/>
             <w:r>
               <w:rPr>
                 <w:rFonts w:ascii="Times New Roman" w:hAnsi="Times New Roman" w:cs="Times New Roman"/>
@@ -5962,7 +5174,6 @@
               </w:rPr>
               <w:t>key_id</w:t>
             </w:r>
-            <w:proofErr w:type="spellEnd"/>
           </w:p>
         </w:tc>
         <w:tc>
@@ -6123,7 +5334,6 @@
                 <w:lang w:val="en-US"/>
               </w:rPr>
             </w:pPr>
-            <w:proofErr w:type="spellStart"/>
             <w:r>
               <w:rPr>
                 <w:rFonts w:ascii="Times New Roman" w:hAnsi="Times New Roman" w:cs="Times New Roman"/>
@@ -6133,7 +5343,6 @@
               </w:rPr>
               <w:t>timestamptz</w:t>
             </w:r>
-            <w:proofErr w:type="spellEnd"/>
           </w:p>
         </w:tc>
         <w:tc>
@@ -6206,7 +5415,6 @@
                 <w:lang w:val="en-US"/>
               </w:rPr>
             </w:pPr>
-            <w:proofErr w:type="spellStart"/>
             <w:r>
               <w:rPr>
                 <w:rFonts w:ascii="Times New Roman" w:hAnsi="Times New Roman" w:cs="Times New Roman"/>
@@ -6216,7 +5424,6 @@
               </w:rPr>
               <w:t>end_date</w:t>
             </w:r>
-            <w:proofErr w:type="spellEnd"/>
           </w:p>
         </w:tc>
         <w:tc>
@@ -6234,7 +5441,6 @@
                 <w:lang w:val="en-US"/>
               </w:rPr>
             </w:pPr>
-            <w:proofErr w:type="spellStart"/>
             <w:r>
               <w:rPr>
                 <w:rFonts w:ascii="Times New Roman" w:hAnsi="Times New Roman" w:cs="Times New Roman"/>
@@ -6244,7 +5450,6 @@
               </w:rPr>
               <w:t>timestamptz</w:t>
             </w:r>
-            <w:proofErr w:type="spellEnd"/>
           </w:p>
         </w:tc>
         <w:tc>
@@ -6489,7 +5694,6 @@
                 <w:szCs w:val="24"/>
               </w:rPr>
             </w:pPr>
-            <w:proofErr w:type="gramStart"/>
             <w:r>
               <w:rPr>
                 <w:rFonts w:ascii="Times New Roman" w:hAnsi="Times New Roman" w:cs="Times New Roman"/>
@@ -6515,7 +5719,6 @@
               </w:rPr>
               <w:t>М</w:t>
             </w:r>
-            <w:proofErr w:type="gramEnd"/>
           </w:p>
         </w:tc>
         <w:tc>
@@ -6739,7 +5942,6 @@
                 <w:sz w:val="24"/>
                 <w:szCs w:val="24"/>
               </w:rPr>
-              <w:lastRenderedPageBreak/>
               <w:t>Заказ-ключ</w:t>
             </w:r>
           </w:p>
@@ -6758,7 +5960,6 @@
                 <w:szCs w:val="24"/>
               </w:rPr>
             </w:pPr>
-            <w:proofErr w:type="gramStart"/>
             <w:r>
               <w:rPr>
                 <w:rFonts w:ascii="Times New Roman" w:hAnsi="Times New Roman" w:cs="Times New Roman"/>
@@ -6776,7 +5977,6 @@
               </w:rPr>
               <w:t>М</w:t>
             </w:r>
-            <w:proofErr w:type="gramEnd"/>
           </w:p>
         </w:tc>
         <w:tc>

--- a/docx файлы проекта (Основные документы проекта)/Анализ предметной области.docx
+++ b/docx файлы проекта (Основные документы проекта)/Анализ предметной области.docx
@@ -1,6 +1,6 @@
 
 <file path=word/document.xml><?xml version="1.0" encoding="utf-8"?>
-<w:document xmlns:wpc="http://schemas.microsoft.com/office/word/2010/wordprocessingCanvas" xmlns:cx="http://schemas.microsoft.com/office/drawing/2014/chartex" xmlns:cx1="http://schemas.microsoft.com/office/drawing/2015/9/8/chartex" xmlns:cx2="http://schemas.microsoft.com/office/drawing/2015/10/21/chartex" xmlns:cx3="http://schemas.microsoft.com/office/drawing/2016/5/9/chartex" xmlns:cx4="http://schemas.microsoft.com/office/drawing/2016/5/10/chartex" xmlns:cx5="http://schemas.microsoft.com/office/drawing/2016/5/11/chartex" xmlns:cx6="http://schemas.microsoft.com/office/drawing/2016/5/12/chartex" xmlns:cx7="http://schemas.microsoft.com/office/drawing/2016/5/13/chartex" xmlns:cx8="http://schemas.microsoft.com/office/drawing/2016/5/14/chartex" xmlns:mc="http://schemas.openxmlformats.org/markup-compatibility/2006" xmlns:aink="http://schemas.microsoft.com/office/drawing/2016/ink" xmlns:am3d="http://schemas.microsoft.com/office/drawing/2017/model3d" xmlns:o="urn:schemas-microsoft-com:office:office" xmlns:oel="http://schemas.microsoft.com/office/2019/extlst" xmlns:r="http://schemas.openxmlformats.org/officeDocument/2006/relationships" xmlns:m="http://schemas.openxmlformats.org/officeDocument/2006/math" xmlns:v="urn:schemas-microsoft-com:vml" xmlns:wp14="http://schemas.microsoft.com/office/word/2010/wordprocessingDrawing" xmlns:wp="http://schemas.openxmlformats.org/drawingml/2006/wordprocessingDrawing" xmlns:w10="urn:schemas-microsoft-com:office:word" xmlns:w="http://schemas.openxmlformats.org/wordprocessingml/2006/main" xmlns:w14="http://schemas.microsoft.com/office/word/2010/wordml" xmlns:w15="http://schemas.microsoft.com/office/word/2012/wordml" xmlns:w16cex="http://schemas.microsoft.com/office/word/2018/wordml/cex" xmlns:w16cid="http://schemas.microsoft.com/office/word/2016/wordml/cid" xmlns:w16="http://schemas.microsoft.com/office/word/2018/wordml" xmlns:w16sdtdh="http://schemas.microsoft.com/office/word/2020/wordml/sdtdatahash" xmlns:w16se="http://schemas.microsoft.com/office/word/2015/wordml/symex" xmlns:wpg="http://schemas.microsoft.com/office/word/2010/wordprocessingGroup" xmlns:wpi="http://schemas.microsoft.com/office/word/2010/wordprocessingInk" xmlns:wne="http://schemas.microsoft.com/office/word/2006/wordml" xmlns:wps="http://schemas.microsoft.com/office/word/2010/wordprocessingShape" mc:Ignorable="w14 w15 w16se w16cid w16 w16cex w16sdtdh wp14">
+<w:document xmlns:wpc="http://schemas.microsoft.com/office/word/2010/wordprocessingCanvas" xmlns:cx="http://schemas.microsoft.com/office/drawing/2014/chartex" xmlns:cx1="http://schemas.microsoft.com/office/drawing/2015/9/8/chartex" xmlns:cx2="http://schemas.microsoft.com/office/drawing/2015/10/21/chartex" xmlns:cx3="http://schemas.microsoft.com/office/drawing/2016/5/9/chartex" xmlns:cx4="http://schemas.microsoft.com/office/drawing/2016/5/10/chartex" xmlns:cx5="http://schemas.microsoft.com/office/drawing/2016/5/11/chartex" xmlns:cx6="http://schemas.microsoft.com/office/drawing/2016/5/12/chartex" xmlns:cx7="http://schemas.microsoft.com/office/drawing/2016/5/13/chartex" xmlns:cx8="http://schemas.microsoft.com/office/drawing/2016/5/14/chartex" xmlns:mc="http://schemas.openxmlformats.org/markup-compatibility/2006" xmlns:aink="http://schemas.microsoft.com/office/drawing/2016/ink" xmlns:am3d="http://schemas.microsoft.com/office/drawing/2017/model3d" xmlns:o="urn:schemas-microsoft-com:office:office" xmlns:oel="http://schemas.microsoft.com/office/2019/extlst" xmlns:r="http://schemas.openxmlformats.org/officeDocument/2006/relationships" xmlns:m="http://schemas.openxmlformats.org/officeDocument/2006/math" xmlns:v="urn:schemas-microsoft-com:vml" xmlns:wp14="http://schemas.microsoft.com/office/word/2010/wordprocessingDrawing" xmlns:wp="http://schemas.openxmlformats.org/drawingml/2006/wordprocessingDrawing" xmlns:w10="urn:schemas-microsoft-com:office:word" xmlns:w="http://schemas.openxmlformats.org/wordprocessingml/2006/main" xmlns:w14="http://schemas.microsoft.com/office/word/2010/wordml" xmlns:w15="http://schemas.microsoft.com/office/word/2012/wordml" xmlns:w16cex="http://schemas.microsoft.com/office/word/2018/wordml/cex" xmlns:w16cid="http://schemas.microsoft.com/office/word/2016/wordml/cid" xmlns:w16="http://schemas.microsoft.com/office/word/2018/wordml" xmlns:w16du="http://schemas.microsoft.com/office/word/2023/wordml/word16du" xmlns:w16sdtdh="http://schemas.microsoft.com/office/word/2020/wordml/sdtdatahash" xmlns:w16sdtfl="http://schemas.microsoft.com/office/word/2024/wordml/sdtformatlock" xmlns:w16se="http://schemas.microsoft.com/office/word/2015/wordml/symex" xmlns:wpg="http://schemas.microsoft.com/office/word/2010/wordprocessingGroup" xmlns:wpi="http://schemas.microsoft.com/office/word/2010/wordprocessingInk" xmlns:wne="http://schemas.microsoft.com/office/word/2006/wordml" xmlns:wps="http://schemas.microsoft.com/office/word/2010/wordprocessingShape" mc:Ignorable="w14 w15 w16se w16cid w16 w16cex w16sdtdh w16sdtfl w16du wp14">
   <w:body>
     <w:p>
       <w:pPr>
@@ -57,6 +57,7 @@
           <w:rFonts w:ascii="Times New Roman" w:hAnsi="Times New Roman" w:cs="Times New Roman"/>
           <w:sz w:val="28"/>
           <w:szCs w:val="28"/>
+          <w:lang w:val="en-US"/>
         </w:rPr>
       </w:pPr>
       <w:r>
@@ -66,14 +67,6 @@
           <w:szCs w:val="28"/>
         </w:rPr>
         <w:t>1.</w:t>
-      </w:r>
-      <w:r>
-        <w:rPr>
-          <w:rFonts w:ascii="Times New Roman" w:hAnsi="Times New Roman" w:cs="Times New Roman"/>
-          <w:sz w:val="28"/>
-          <w:szCs w:val="28"/>
-        </w:rPr>
-        <w:t xml:space="preserve"> </w:t>
       </w:r>
       <w:r>
         <w:rPr>
@@ -83,55 +76,34 @@
           <w:sz w:val="28"/>
           <w:szCs w:val="28"/>
         </w:rPr>
-        <w:t>Админ</w:t>
-      </w:r>
-      <w:r>
-        <w:rPr>
-          <w:rFonts w:ascii="Times New Roman" w:hAnsi="Times New Roman" w:cs="Times New Roman"/>
-          <w:sz w:val="28"/>
-          <w:szCs w:val="28"/>
-        </w:rPr>
-        <w:t xml:space="preserve"> -</w:t>
-      </w:r>
-      <w:r>
-        <w:rPr>
-          <w:rFonts w:ascii="Times New Roman" w:hAnsi="Times New Roman" w:cs="Times New Roman"/>
-          <w:sz w:val="28"/>
-          <w:szCs w:val="28"/>
-        </w:rPr>
-        <w:t xml:space="preserve"> пользователь с расширенными правами доступа, отвечающий за управление системой. Администратор может добавлять</w:t>
-      </w:r>
-      <w:r>
-        <w:rPr>
-          <w:rFonts w:ascii="Times New Roman" w:hAnsi="Times New Roman" w:cs="Times New Roman"/>
-          <w:sz w:val="28"/>
-          <w:szCs w:val="28"/>
-        </w:rPr>
-        <w:t xml:space="preserve"> и </w:t>
-      </w:r>
-      <w:r>
-        <w:rPr>
-          <w:rFonts w:ascii="Times New Roman" w:hAnsi="Times New Roman" w:cs="Times New Roman"/>
-          <w:sz w:val="28"/>
-          <w:szCs w:val="28"/>
-        </w:rPr>
-        <w:t xml:space="preserve">редактировать приложения, </w:t>
-      </w:r>
-      <w:r>
-        <w:rPr>
-          <w:rFonts w:ascii="Times New Roman" w:hAnsi="Times New Roman" w:cs="Times New Roman"/>
-          <w:sz w:val="28"/>
-          <w:szCs w:val="28"/>
-        </w:rPr>
-        <w:t>создавать</w:t>
-      </w:r>
-      <w:r>
-        <w:rPr>
-          <w:rFonts w:ascii="Times New Roman" w:hAnsi="Times New Roman" w:cs="Times New Roman"/>
-          <w:sz w:val="28"/>
-          <w:szCs w:val="28"/>
-        </w:rPr>
-        <w:t xml:space="preserve"> и удалять ключи активации, контролировать их состояние, просматривать и обрабатывать заказы</w:t>
+        <w:t xml:space="preserve"> </w:t>
+      </w:r>
+      <w:r>
+        <w:rPr>
+          <w:rFonts w:ascii="Times New Roman" w:hAnsi="Times New Roman" w:cs="Times New Roman"/>
+          <w:b/>
+          <w:bCs/>
+          <w:sz w:val="28"/>
+          <w:szCs w:val="28"/>
+        </w:rPr>
+        <w:t>Администратор</w:t>
+      </w:r>
+      <w:r>
+        <w:rPr>
+          <w:rFonts w:ascii="Times New Roman" w:hAnsi="Times New Roman" w:cs="Times New Roman"/>
+          <w:sz w:val="28"/>
+          <w:szCs w:val="28"/>
+        </w:rPr>
+        <w:t xml:space="preserve"> (Роль</w:t>
+      </w:r>
+      <w:r>
+        <w:rPr>
+          <w:rFonts w:ascii="Times New Roman" w:hAnsi="Times New Roman" w:cs="Times New Roman"/>
+          <w:sz w:val="28"/>
+          <w:szCs w:val="28"/>
+          <w:lang w:val="en-US"/>
+        </w:rPr>
+        <w:t>: admin)</w:t>
       </w:r>
     </w:p>
     <w:p>
@@ -151,15 +123,59 @@
           <w:sz w:val="28"/>
           <w:szCs w:val="28"/>
         </w:rPr>
-        <w:t> </w:t>
-      </w:r>
-      <w:r>
-        <w:rPr>
-          <w:rFonts w:ascii="Times New Roman" w:hAnsi="Times New Roman" w:cs="Times New Roman"/>
-          <w:sz w:val="28"/>
-          <w:szCs w:val="28"/>
-        </w:rPr>
-        <w:t xml:space="preserve">2. </w:t>
+        <w:t>пользователь с расширенными правами доступа, отвечающий за управление системой. Администратор может добавлять</w:t>
+      </w:r>
+      <w:r>
+        <w:rPr>
+          <w:rFonts w:ascii="Times New Roman" w:hAnsi="Times New Roman" w:cs="Times New Roman"/>
+          <w:sz w:val="28"/>
+          <w:szCs w:val="28"/>
+        </w:rPr>
+        <w:t xml:space="preserve"> и </w:t>
+      </w:r>
+      <w:r>
+        <w:rPr>
+          <w:rFonts w:ascii="Times New Roman" w:hAnsi="Times New Roman" w:cs="Times New Roman"/>
+          <w:sz w:val="28"/>
+          <w:szCs w:val="28"/>
+        </w:rPr>
+        <w:t xml:space="preserve">редактировать приложения, </w:t>
+      </w:r>
+      <w:r>
+        <w:rPr>
+          <w:rFonts w:ascii="Times New Roman" w:hAnsi="Times New Roman" w:cs="Times New Roman"/>
+          <w:sz w:val="28"/>
+          <w:szCs w:val="28"/>
+        </w:rPr>
+        <w:t>создавать</w:t>
+      </w:r>
+      <w:r>
+        <w:rPr>
+          <w:rFonts w:ascii="Times New Roman" w:hAnsi="Times New Roman" w:cs="Times New Roman"/>
+          <w:sz w:val="28"/>
+          <w:szCs w:val="28"/>
+        </w:rPr>
+        <w:t xml:space="preserve"> и удалять ключи активации, контролировать их состояние, просматривать и обрабатывать заказы</w:t>
+      </w:r>
+    </w:p>
+    <w:p>
+      <w:pPr>
+        <w:spacing w:after="0" w:line="360" w:lineRule="auto"/>
+        <w:ind w:firstLine="709"/>
+        <w:jc w:val="both"/>
+        <w:rPr>
+          <w:rFonts w:ascii="Times New Roman" w:hAnsi="Times New Roman" w:cs="Times New Roman"/>
+          <w:sz w:val="28"/>
+          <w:szCs w:val="28"/>
+        </w:rPr>
+      </w:pPr>
+      <w:r>
+        <w:rPr>
+          <w:rFonts w:ascii="Times New Roman" w:hAnsi="Times New Roman" w:cs="Times New Roman"/>
+          <w:sz w:val="28"/>
+          <w:szCs w:val="28"/>
+        </w:rPr>
+        <w:t xml:space="preserve"> 2. </w:t>
       </w:r>
       <w:r>
         <w:rPr>
@@ -177,7 +193,52 @@
           <w:sz w:val="28"/>
           <w:szCs w:val="28"/>
         </w:rPr>
-        <w:t xml:space="preserve"> - </w:t>
+        <w:t xml:space="preserve"> </w:t>
+      </w:r>
+      <w:r>
+        <w:rPr>
+          <w:rFonts w:ascii="Times New Roman" w:hAnsi="Times New Roman" w:cs="Times New Roman"/>
+          <w:sz w:val="28"/>
+          <w:szCs w:val="28"/>
+        </w:rPr>
+        <w:t xml:space="preserve">(Роль: </w:t>
+      </w:r>
+      <w:r>
+        <w:rPr>
+          <w:rFonts w:ascii="Times New Roman" w:hAnsi="Times New Roman" w:cs="Times New Roman"/>
+          <w:sz w:val="28"/>
+          <w:szCs w:val="28"/>
+          <w:lang w:val="en-US"/>
+        </w:rPr>
+        <w:t>customer</w:t>
+      </w:r>
+      <w:r>
+        <w:rPr>
+          <w:rFonts w:ascii="Times New Roman" w:hAnsi="Times New Roman" w:cs="Times New Roman"/>
+          <w:sz w:val="28"/>
+          <w:szCs w:val="28"/>
+        </w:rPr>
+        <w:t>)</w:t>
+      </w:r>
+    </w:p>
+    <w:p>
+      <w:pPr>
+        <w:spacing w:after="0" w:line="360" w:lineRule="auto"/>
+        <w:ind w:firstLine="709"/>
+        <w:jc w:val="both"/>
+        <w:rPr>
+          <w:rFonts w:ascii="Times New Roman" w:hAnsi="Times New Roman" w:cs="Times New Roman"/>
+          <w:sz w:val="28"/>
+          <w:szCs w:val="28"/>
+        </w:rPr>
+      </w:pPr>
+      <w:r>
+        <w:rPr>
+          <w:rFonts w:ascii="Times New Roman" w:hAnsi="Times New Roman" w:cs="Times New Roman"/>
+          <w:sz w:val="28"/>
+          <w:szCs w:val="28"/>
+        </w:rPr>
+        <w:t xml:space="preserve"> </w:t>
       </w:r>
       <w:r>
         <w:rPr>
@@ -210,6 +271,89 @@
           <w:szCs w:val="28"/>
         </w:rPr>
         <w:t>просматривает доступные приложения, выбирает необходимый продукт, оформляет заказ и приобретает ключ активации. После покупки покупатель получает доступ к приобретённому ключу</w:t>
+      </w:r>
+    </w:p>
+    <w:p>
+      <w:pPr>
+        <w:spacing w:after="0" w:line="360" w:lineRule="auto"/>
+        <w:ind w:firstLine="709"/>
+        <w:jc w:val="both"/>
+        <w:rPr>
+          <w:rFonts w:ascii="Times New Roman" w:hAnsi="Times New Roman" w:cs="Times New Roman"/>
+          <w:sz w:val="28"/>
+          <w:szCs w:val="28"/>
+        </w:rPr>
+      </w:pPr>
+      <w:r>
+        <w:rPr>
+          <w:rFonts w:ascii="Times New Roman" w:hAnsi="Times New Roman" w:cs="Times New Roman"/>
+          <w:sz w:val="28"/>
+          <w:szCs w:val="28"/>
+        </w:rPr>
+        <w:t xml:space="preserve">3. </w:t>
+      </w:r>
+      <w:r>
+        <w:rPr>
+          <w:rFonts w:ascii="Times New Roman" w:hAnsi="Times New Roman" w:cs="Times New Roman"/>
+          <w:b/>
+          <w:bCs/>
+          <w:sz w:val="28"/>
+          <w:szCs w:val="28"/>
+        </w:rPr>
+        <w:t>Техническая поддержка</w:t>
+      </w:r>
+      <w:r>
+        <w:rPr>
+          <w:rFonts w:ascii="Times New Roman" w:hAnsi="Times New Roman" w:cs="Times New Roman"/>
+          <w:sz w:val="28"/>
+          <w:szCs w:val="28"/>
+        </w:rPr>
+        <w:t xml:space="preserve"> (Роль: </w:t>
+      </w:r>
+      <w:r>
+        <w:rPr>
+          <w:rFonts w:ascii="Times New Roman" w:hAnsi="Times New Roman" w:cs="Times New Roman"/>
+          <w:sz w:val="28"/>
+          <w:szCs w:val="28"/>
+          <w:lang w:val="en-US"/>
+        </w:rPr>
+        <w:t>support</w:t>
+      </w:r>
+      <w:r>
+        <w:rPr>
+          <w:rFonts w:ascii="Times New Roman" w:hAnsi="Times New Roman" w:cs="Times New Roman"/>
+          <w:sz w:val="28"/>
+          <w:szCs w:val="28"/>
+        </w:rPr>
+        <w:t>)</w:t>
+      </w:r>
+    </w:p>
+    <w:p>
+      <w:pPr>
+        <w:spacing w:after="0" w:line="360" w:lineRule="auto"/>
+        <w:ind w:firstLine="709"/>
+        <w:jc w:val="both"/>
+        <w:rPr>
+          <w:rFonts w:ascii="Times New Roman" w:hAnsi="Times New Roman" w:cs="Times New Roman"/>
+          <w:sz w:val="28"/>
+          <w:szCs w:val="28"/>
+        </w:rPr>
+      </w:pPr>
+      <w:r>
+        <w:rPr>
+          <w:rFonts w:ascii="Times New Roman" w:hAnsi="Times New Roman" w:cs="Times New Roman"/>
+          <w:sz w:val="28"/>
+          <w:szCs w:val="28"/>
+        </w:rPr>
+        <w:t>пользователь со средними правами доступа, решает инциденты, связанные с клиентами. Может искать заказы и чеки, проверять статус ключей и сбрасывать привязку по железу (HWID), если у покупателя возникли проблемы с запуском или сменился ПК, но не имеет доступа к смене цен и настройкам каталога</w:t>
+      </w:r>
+      <w:r>
+        <w:rPr>
+          <w:rFonts w:ascii="Times New Roman" w:hAnsi="Times New Roman" w:cs="Times New Roman"/>
+          <w:sz w:val="28"/>
+          <w:szCs w:val="28"/>
+        </w:rPr>
+        <w:t>.</w:t>
       </w:r>
     </w:p>
     <w:p>
@@ -250,20 +394,12 @@
       <w:r>
         <w:rPr>
           <w:rFonts w:ascii="Times New Roman" w:hAnsi="Times New Roman" w:cs="Times New Roman"/>
-          <w:sz w:val="28"/>
-          <w:szCs w:val="28"/>
-        </w:rPr>
-        <w:t>1.</w:t>
-      </w:r>
-      <w:r>
-        <w:rPr>
-          <w:rFonts w:ascii="Times New Roman" w:hAnsi="Times New Roman" w:cs="Times New Roman"/>
           <w:b/>
           <w:bCs/>
           <w:sz w:val="28"/>
           <w:szCs w:val="28"/>
         </w:rPr>
-        <w:t xml:space="preserve"> </w:t>
+        <w:t xml:space="preserve">1. </w:t>
       </w:r>
       <w:r>
         <w:rPr>
@@ -281,23 +417,15 @@
           <w:sz w:val="28"/>
           <w:szCs w:val="28"/>
         </w:rPr>
-        <w:t xml:space="preserve"> </w:t>
-      </w:r>
-      <w:r>
-        <w:rPr>
-          <w:rFonts w:ascii="Times New Roman" w:hAnsi="Times New Roman" w:cs="Times New Roman"/>
-          <w:sz w:val="28"/>
-          <w:szCs w:val="28"/>
-        </w:rPr>
-        <w:t>-</w:t>
-      </w:r>
-      <w:r>
-        <w:rPr>
-          <w:rFonts w:ascii="Times New Roman" w:hAnsi="Times New Roman" w:cs="Times New Roman"/>
-          <w:sz w:val="28"/>
-          <w:szCs w:val="28"/>
-        </w:rPr>
-        <w:t xml:space="preserve"> программный продукт, для которого предназначены продаваемые ключи активации. Приложение содержит название, описание, стоимость, изображение и другую информацию, необходимую покупателю для выбора продукта.</w:t>
+        <w:t xml:space="preserve"> - </w:t>
+      </w:r>
+      <w:r>
+        <w:rPr>
+          <w:rFonts w:ascii="Times New Roman" w:hAnsi="Times New Roman" w:cs="Times New Roman"/>
+          <w:sz w:val="28"/>
+          <w:szCs w:val="28"/>
+        </w:rPr>
+        <w:t>карточка программного обеспечения, для которого в системе реализована система ключей. Содержит название софта, описание, обложку, скриншоты самого софта и сетку тарифных планов. Программа распространяется отдельно, система отвечает только за продажу, распределения лицензий и контроль их активаций.</w:t>
       </w:r>
     </w:p>
     <w:p>
@@ -314,20 +442,38 @@
       <w:r>
         <w:rPr>
           <w:rFonts w:ascii="Times New Roman" w:hAnsi="Times New Roman" w:cs="Times New Roman"/>
-          <w:sz w:val="28"/>
-          <w:szCs w:val="28"/>
-        </w:rPr>
-        <w:t xml:space="preserve">2. </w:t>
-      </w:r>
-      <w:r>
-        <w:rPr>
-          <w:rFonts w:ascii="Times New Roman" w:hAnsi="Times New Roman" w:cs="Times New Roman"/>
           <w:b/>
           <w:bCs/>
           <w:sz w:val="28"/>
           <w:szCs w:val="28"/>
         </w:rPr>
-        <w:t>Ключ</w:t>
+        <w:t xml:space="preserve">2. </w:t>
+      </w:r>
+      <w:r>
+        <w:rPr>
+          <w:rFonts w:ascii="Times New Roman" w:hAnsi="Times New Roman" w:cs="Times New Roman"/>
+          <w:b/>
+          <w:bCs/>
+          <w:sz w:val="28"/>
+          <w:szCs w:val="28"/>
+        </w:rPr>
+        <w:t>Тарифный план</w:t>
+      </w:r>
+      <w:r>
+        <w:rPr>
+          <w:rFonts w:ascii="Times New Roman" w:hAnsi="Times New Roman" w:cs="Times New Roman"/>
+          <w:sz w:val="28"/>
+          <w:szCs w:val="28"/>
+        </w:rPr>
+        <w:t xml:space="preserve"> - </w:t>
+      </w:r>
+      <w:r>
+        <w:rPr>
+          <w:rFonts w:ascii="Times New Roman" w:hAnsi="Times New Roman" w:cs="Times New Roman"/>
+          <w:sz w:val="28"/>
+          <w:szCs w:val="28"/>
+        </w:rPr>
+        <w:t>вариант</w:t>
       </w:r>
       <w:r>
         <w:rPr>
@@ -343,23 +489,31 @@
           <w:sz w:val="28"/>
           <w:szCs w:val="28"/>
         </w:rPr>
-        <w:t>-</w:t>
-      </w:r>
-      <w:r>
-        <w:rPr>
-          <w:rFonts w:ascii="Times New Roman" w:hAnsi="Times New Roman" w:cs="Times New Roman"/>
-          <w:sz w:val="28"/>
-          <w:szCs w:val="28"/>
-        </w:rPr>
-        <w:t xml:space="preserve"> уникальный код активации, предназначенный для доступа к определённому программному продукту. Каждый ключ связан с конкретным приложением и может иметь определённый статус, например: доступен, продан или заблокирован.</w:t>
-      </w:r>
-      <w:r>
-        <w:rPr>
-          <w:rFonts w:ascii="Times New Roman" w:hAnsi="Times New Roman" w:cs="Times New Roman"/>
-          <w:sz w:val="28"/>
-          <w:szCs w:val="28"/>
-        </w:rPr>
-        <w:t> </w:t>
+        <w:t>покупки</w:t>
+      </w:r>
+      <w:r>
+        <w:rPr>
+          <w:rFonts w:ascii="Times New Roman" w:hAnsi="Times New Roman" w:cs="Times New Roman"/>
+          <w:sz w:val="28"/>
+          <w:szCs w:val="28"/>
+        </w:rPr>
+        <w:t xml:space="preserve"> доступа </w:t>
+      </w:r>
+      <w:r>
+        <w:rPr>
+          <w:rFonts w:ascii="Times New Roman" w:hAnsi="Times New Roman" w:cs="Times New Roman"/>
+          <w:sz w:val="28"/>
+          <w:szCs w:val="28"/>
+        </w:rPr>
+        <w:t>к приложению</w:t>
+      </w:r>
+      <w:r>
+        <w:rPr>
+          <w:rFonts w:ascii="Times New Roman" w:hAnsi="Times New Roman" w:cs="Times New Roman"/>
+          <w:sz w:val="28"/>
+          <w:szCs w:val="28"/>
+        </w:rPr>
+        <w:t>. Определяет срок действия ключа (например, на 3 дня, 7 дней, 30 дней) и его точную стоимость.</w:t>
       </w:r>
     </w:p>
     <w:p>
@@ -379,15 +533,15 @@
           <w:sz w:val="28"/>
           <w:szCs w:val="28"/>
         </w:rPr>
-        <w:t> </w:t>
-      </w:r>
-      <w:r>
-        <w:rPr>
-          <w:rFonts w:ascii="Times New Roman" w:hAnsi="Times New Roman" w:cs="Times New Roman"/>
-          <w:sz w:val="28"/>
-          <w:szCs w:val="28"/>
-        </w:rPr>
-        <w:t xml:space="preserve">3. </w:t>
+        <w:t>3</w:t>
+      </w:r>
+      <w:r>
+        <w:rPr>
+          <w:rFonts w:ascii="Times New Roman" w:hAnsi="Times New Roman" w:cs="Times New Roman"/>
+          <w:sz w:val="28"/>
+          <w:szCs w:val="28"/>
+        </w:rPr>
+        <w:t xml:space="preserve">. </w:t>
       </w:r>
       <w:r>
         <w:rPr>
@@ -397,64 +551,36 @@
           <w:sz w:val="28"/>
           <w:szCs w:val="28"/>
         </w:rPr>
-        <w:t>Заказ</w:t>
-      </w:r>
-      <w:r>
-        <w:rPr>
-          <w:rFonts w:ascii="Times New Roman" w:hAnsi="Times New Roman" w:cs="Times New Roman"/>
-          <w:sz w:val="28"/>
-          <w:szCs w:val="28"/>
-        </w:rPr>
-        <w:t xml:space="preserve"> </w:t>
-      </w:r>
-      <w:r>
-        <w:rPr>
-          <w:rFonts w:ascii="Times New Roman" w:hAnsi="Times New Roman" w:cs="Times New Roman"/>
-          <w:sz w:val="28"/>
-          <w:szCs w:val="28"/>
-        </w:rPr>
-        <w:t>-</w:t>
-      </w:r>
-      <w:r>
-        <w:rPr>
-          <w:rFonts w:ascii="Times New Roman" w:hAnsi="Times New Roman" w:cs="Times New Roman"/>
-          <w:sz w:val="28"/>
-          <w:szCs w:val="28"/>
-        </w:rPr>
-        <w:t xml:space="preserve"> </w:t>
-      </w:r>
-      <w:r>
-        <w:rPr>
-          <w:rFonts w:ascii="Times New Roman" w:hAnsi="Times New Roman" w:cs="Times New Roman"/>
-          <w:sz w:val="28"/>
-          <w:szCs w:val="28"/>
-        </w:rPr>
-        <w:t>объект</w:t>
-      </w:r>
-      <w:r>
-        <w:rPr>
-          <w:rFonts w:ascii="Times New Roman" w:hAnsi="Times New Roman" w:cs="Times New Roman"/>
-          <w:sz w:val="28"/>
-          <w:szCs w:val="28"/>
-        </w:rPr>
-        <w:t xml:space="preserve">, </w:t>
-      </w:r>
-      <w:r>
-        <w:rPr>
-          <w:rFonts w:ascii="Times New Roman" w:hAnsi="Times New Roman" w:cs="Times New Roman"/>
-          <w:sz w:val="28"/>
-          <w:szCs w:val="28"/>
-        </w:rPr>
-        <w:t>содержащий</w:t>
-      </w:r>
-      <w:r>
-        <w:rPr>
-          <w:rFonts w:ascii="Times New Roman" w:hAnsi="Times New Roman" w:cs="Times New Roman"/>
-          <w:sz w:val="28"/>
-          <w:szCs w:val="28"/>
-        </w:rPr>
-        <w:t xml:space="preserve"> факт оформления и покупки ключа пользователем. Заказ содержит информацию о покупателе, приобретаемом продукте, стоимости, дате оформления и текущем статусе заказа.</w:t>
-      </w:r>
+        <w:t>Ключ</w:t>
+      </w:r>
+      <w:r>
+        <w:rPr>
+          <w:rFonts w:ascii="Times New Roman" w:hAnsi="Times New Roman" w:cs="Times New Roman"/>
+          <w:sz w:val="28"/>
+          <w:szCs w:val="28"/>
+        </w:rPr>
+        <w:t xml:space="preserve"> - уникальный код активации, предназначенный для доступа к определённому программному продукту. Каждый ключ связан с конкретным </w:t>
+      </w:r>
+      <w:r>
+        <w:rPr>
+          <w:rFonts w:ascii="Times New Roman" w:hAnsi="Times New Roman" w:cs="Times New Roman"/>
+          <w:sz w:val="28"/>
+          <w:szCs w:val="28"/>
+        </w:rPr>
+        <w:lastRenderedPageBreak/>
+        <w:t>приложением и может иметь определённый статус, например: доступен, продан или заблокирован.</w:t>
+      </w:r>
+    </w:p>
+    <w:p>
+      <w:pPr>
+        <w:spacing w:after="0" w:line="360" w:lineRule="auto"/>
+        <w:jc w:val="both"/>
+        <w:rPr>
+          <w:rFonts w:ascii="Times New Roman" w:hAnsi="Times New Roman" w:cs="Times New Roman"/>
+          <w:sz w:val="28"/>
+          <w:szCs w:val="28"/>
+        </w:rPr>
+      </w:pPr>
     </w:p>
     <w:p>
       <w:pPr>
@@ -473,6 +599,100 @@
           <w:sz w:val="28"/>
           <w:szCs w:val="28"/>
         </w:rPr>
+        <w:t> </w:t>
+      </w:r>
+      <w:r>
+        <w:rPr>
+          <w:rFonts w:ascii="Times New Roman" w:hAnsi="Times New Roman" w:cs="Times New Roman"/>
+          <w:sz w:val="28"/>
+          <w:szCs w:val="28"/>
+        </w:rPr>
+        <w:t xml:space="preserve">3. </w:t>
+      </w:r>
+      <w:r>
+        <w:rPr>
+          <w:rFonts w:ascii="Times New Roman" w:hAnsi="Times New Roman" w:cs="Times New Roman"/>
+          <w:b/>
+          <w:bCs/>
+          <w:sz w:val="28"/>
+          <w:szCs w:val="28"/>
+        </w:rPr>
+        <w:t>Заказ</w:t>
+      </w:r>
+      <w:r>
+        <w:rPr>
+          <w:rFonts w:ascii="Times New Roman" w:hAnsi="Times New Roman" w:cs="Times New Roman"/>
+          <w:sz w:val="28"/>
+          <w:szCs w:val="28"/>
+        </w:rPr>
+        <w:t xml:space="preserve"> </w:t>
+      </w:r>
+      <w:r>
+        <w:rPr>
+          <w:rFonts w:ascii="Times New Roman" w:hAnsi="Times New Roman" w:cs="Times New Roman"/>
+          <w:sz w:val="28"/>
+          <w:szCs w:val="28"/>
+        </w:rPr>
+        <w:t>-</w:t>
+      </w:r>
+      <w:r>
+        <w:rPr>
+          <w:rFonts w:ascii="Times New Roman" w:hAnsi="Times New Roman" w:cs="Times New Roman"/>
+          <w:sz w:val="28"/>
+          <w:szCs w:val="28"/>
+        </w:rPr>
+        <w:t xml:space="preserve"> </w:t>
+      </w:r>
+      <w:r>
+        <w:rPr>
+          <w:rFonts w:ascii="Times New Roman" w:hAnsi="Times New Roman" w:cs="Times New Roman"/>
+          <w:sz w:val="28"/>
+          <w:szCs w:val="28"/>
+        </w:rPr>
+        <w:t>объект</w:t>
+      </w:r>
+      <w:r>
+        <w:rPr>
+          <w:rFonts w:ascii="Times New Roman" w:hAnsi="Times New Roman" w:cs="Times New Roman"/>
+          <w:sz w:val="28"/>
+          <w:szCs w:val="28"/>
+        </w:rPr>
+        <w:t xml:space="preserve">, </w:t>
+      </w:r>
+      <w:r>
+        <w:rPr>
+          <w:rFonts w:ascii="Times New Roman" w:hAnsi="Times New Roman" w:cs="Times New Roman"/>
+          <w:sz w:val="28"/>
+          <w:szCs w:val="28"/>
+        </w:rPr>
+        <w:t>содержащий</w:t>
+      </w:r>
+      <w:r>
+        <w:rPr>
+          <w:rFonts w:ascii="Times New Roman" w:hAnsi="Times New Roman" w:cs="Times New Roman"/>
+          <w:sz w:val="28"/>
+          <w:szCs w:val="28"/>
+        </w:rPr>
+        <w:t xml:space="preserve"> факт оформления и покупки ключа пользователем. Заказ содержит информацию о покупателе, приобретаемом продукте, стоимости, дате оформления и текущем статусе заказа.</w:t>
+      </w:r>
+    </w:p>
+    <w:p>
+      <w:pPr>
+        <w:spacing w:after="0" w:line="360" w:lineRule="auto"/>
+        <w:ind w:firstLine="709"/>
+        <w:jc w:val="both"/>
+        <w:rPr>
+          <w:rFonts w:ascii="Times New Roman" w:hAnsi="Times New Roman" w:cs="Times New Roman"/>
+          <w:sz w:val="28"/>
+          <w:szCs w:val="28"/>
+        </w:rPr>
+      </w:pPr>
+      <w:r>
+        <w:rPr>
+          <w:rFonts w:ascii="Times New Roman" w:hAnsi="Times New Roman" w:cs="Times New Roman"/>
+          <w:sz w:val="28"/>
+          <w:szCs w:val="28"/>
+        </w:rPr>
         <w:t xml:space="preserve">4. </w:t>
       </w:r>
       <w:r>
@@ -553,7 +773,879 @@
           <w:szCs w:val="28"/>
         </w:rPr>
       </w:pPr>
+      <w:r>
+        <w:rPr>
+          <w:rFonts w:ascii="Times New Roman" w:hAnsi="Times New Roman" w:cs="Times New Roman"/>
+          <w:sz w:val="28"/>
+          <w:szCs w:val="28"/>
+        </w:rPr>
+        <w:t xml:space="preserve">Таблица </w:t>
+      </w:r>
+      <w:r>
+        <w:rPr>
+          <w:rFonts w:ascii="Times New Roman" w:hAnsi="Times New Roman" w:cs="Times New Roman"/>
+          <w:sz w:val="28"/>
+          <w:szCs w:val="28"/>
+        </w:rPr>
+        <w:t>№</w:t>
+      </w:r>
+      <w:r>
+        <w:rPr>
+          <w:rFonts w:ascii="Times New Roman" w:hAnsi="Times New Roman" w:cs="Times New Roman"/>
+          <w:sz w:val="28"/>
+          <w:szCs w:val="28"/>
+        </w:rPr>
+        <w:t xml:space="preserve">1. Сущность </w:t>
+      </w:r>
+      <w:r>
+        <w:rPr>
+          <w:rFonts w:ascii="Times New Roman" w:hAnsi="Times New Roman" w:cs="Times New Roman"/>
+          <w:sz w:val="28"/>
+          <w:szCs w:val="28"/>
+        </w:rPr>
+        <w:t>«Пользовател</w:t>
+      </w:r>
+      <w:r>
+        <w:rPr>
+          <w:rFonts w:ascii="Times New Roman" w:hAnsi="Times New Roman" w:cs="Times New Roman"/>
+          <w:sz w:val="28"/>
+          <w:szCs w:val="28"/>
+        </w:rPr>
+        <w:t>и</w:t>
+      </w:r>
+      <w:r>
+        <w:rPr>
+          <w:rFonts w:ascii="Times New Roman" w:hAnsi="Times New Roman" w:cs="Times New Roman"/>
+          <w:sz w:val="28"/>
+          <w:szCs w:val="28"/>
+        </w:rPr>
+        <w:t>»</w:t>
+      </w:r>
+      <w:r>
+        <w:rPr>
+          <w:rFonts w:ascii="Times New Roman" w:hAnsi="Times New Roman" w:cs="Times New Roman"/>
+          <w:sz w:val="28"/>
+          <w:szCs w:val="28"/>
+        </w:rPr>
+        <w:t xml:space="preserve"> (</w:t>
+      </w:r>
+      <w:r>
+        <w:rPr>
+          <w:rFonts w:ascii="Times New Roman" w:hAnsi="Times New Roman" w:cs="Times New Roman"/>
+          <w:sz w:val="28"/>
+          <w:szCs w:val="28"/>
+        </w:rPr>
+        <w:t>users</w:t>
+      </w:r>
+      <w:r>
+        <w:rPr>
+          <w:rFonts w:ascii="Times New Roman" w:hAnsi="Times New Roman" w:cs="Times New Roman"/>
+          <w:sz w:val="28"/>
+          <w:szCs w:val="28"/>
+        </w:rPr>
+        <w:t>)</w:t>
+      </w:r>
     </w:p>
+    <w:tbl>
+      <w:tblPr>
+        <w:tblStyle w:val="ac"/>
+        <w:tblW w:w="0" w:type="auto"/>
+        <w:jc w:val="center"/>
+        <w:tblLook w:val="04A0" w:firstRow="1" w:lastRow="0" w:firstColumn="1" w:lastColumn="0" w:noHBand="0" w:noVBand="1"/>
+      </w:tblPr>
+      <w:tblGrid>
+        <w:gridCol w:w="1803"/>
+        <w:gridCol w:w="1869"/>
+        <w:gridCol w:w="1869"/>
+        <w:gridCol w:w="3117"/>
+      </w:tblGrid>
+      <w:tr>
+        <w:trPr>
+          <w:jc w:val="center"/>
+        </w:trPr>
+        <w:tc>
+          <w:tcPr>
+            <w:tcW w:w="1803" w:type="dxa"/>
+            <w:vAlign w:val="center"/>
+          </w:tcPr>
+          <w:p>
+            <w:pPr>
+              <w:jc w:val="center"/>
+              <w:rPr>
+                <w:rFonts w:ascii="Times New Roman" w:hAnsi="Times New Roman" w:cs="Times New Roman"/>
+                <w:sz w:val="24"/>
+                <w:szCs w:val="24"/>
+              </w:rPr>
+            </w:pPr>
+            <w:r>
+              <w:rPr>
+                <w:rFonts w:ascii="Times New Roman" w:hAnsi="Times New Roman" w:cs="Times New Roman"/>
+                <w:sz w:val="24"/>
+                <w:szCs w:val="24"/>
+              </w:rPr>
+              <w:t>Атрибуты</w:t>
+            </w:r>
+          </w:p>
+        </w:tc>
+        <w:tc>
+          <w:tcPr>
+            <w:tcW w:w="1869" w:type="dxa"/>
+            <w:vAlign w:val="center"/>
+          </w:tcPr>
+          <w:p>
+            <w:pPr>
+              <w:jc w:val="center"/>
+              <w:rPr>
+                <w:rFonts w:ascii="Times New Roman" w:hAnsi="Times New Roman" w:cs="Times New Roman"/>
+                <w:sz w:val="24"/>
+                <w:szCs w:val="24"/>
+              </w:rPr>
+            </w:pPr>
+            <w:r>
+              <w:rPr>
+                <w:rFonts w:ascii="Times New Roman" w:hAnsi="Times New Roman" w:cs="Times New Roman"/>
+                <w:sz w:val="24"/>
+                <w:szCs w:val="24"/>
+              </w:rPr>
+              <w:t>Типы данных</w:t>
+            </w:r>
+          </w:p>
+        </w:tc>
+        <w:tc>
+          <w:tcPr>
+            <w:tcW w:w="1869" w:type="dxa"/>
+            <w:vAlign w:val="center"/>
+          </w:tcPr>
+          <w:p>
+            <w:pPr>
+              <w:jc w:val="center"/>
+              <w:rPr>
+                <w:rFonts w:ascii="Times New Roman" w:hAnsi="Times New Roman" w:cs="Times New Roman"/>
+                <w:sz w:val="24"/>
+                <w:szCs w:val="24"/>
+              </w:rPr>
+            </w:pPr>
+            <w:r>
+              <w:rPr>
+                <w:rFonts w:ascii="Times New Roman" w:hAnsi="Times New Roman" w:cs="Times New Roman"/>
+                <w:sz w:val="24"/>
+                <w:szCs w:val="24"/>
+              </w:rPr>
+              <w:t>Ограничения</w:t>
+            </w:r>
+          </w:p>
+        </w:tc>
+        <w:tc>
+          <w:tcPr>
+            <w:tcW w:w="3117" w:type="dxa"/>
+            <w:vAlign w:val="center"/>
+          </w:tcPr>
+          <w:p>
+            <w:pPr>
+              <w:jc w:val="center"/>
+              <w:rPr>
+                <w:rFonts w:ascii="Times New Roman" w:hAnsi="Times New Roman" w:cs="Times New Roman"/>
+                <w:sz w:val="24"/>
+                <w:szCs w:val="24"/>
+              </w:rPr>
+            </w:pPr>
+            <w:r>
+              <w:rPr>
+                <w:rFonts w:ascii="Times New Roman" w:hAnsi="Times New Roman" w:cs="Times New Roman"/>
+                <w:sz w:val="24"/>
+                <w:szCs w:val="24"/>
+              </w:rPr>
+              <w:t>Дефолтные значение</w:t>
+            </w:r>
+          </w:p>
+        </w:tc>
+      </w:tr>
+      <w:tr>
+        <w:trPr>
+          <w:jc w:val="center"/>
+        </w:trPr>
+        <w:tc>
+          <w:tcPr>
+            <w:tcW w:w="1803" w:type="dxa"/>
+            <w:vAlign w:val="center"/>
+          </w:tcPr>
+          <w:p>
+            <w:pPr>
+              <w:jc w:val="center"/>
+              <w:rPr>
+                <w:rFonts w:ascii="Times New Roman" w:hAnsi="Times New Roman" w:cs="Times New Roman"/>
+                <w:sz w:val="24"/>
+                <w:szCs w:val="24"/>
+              </w:rPr>
+            </w:pPr>
+            <w:r>
+              <w:rPr>
+                <w:rFonts w:ascii="Times New Roman" w:hAnsi="Times New Roman" w:cs="Times New Roman"/>
+                <w:sz w:val="24"/>
+                <w:szCs w:val="24"/>
+              </w:rPr>
+              <w:t>id</w:t>
+            </w:r>
+          </w:p>
+        </w:tc>
+        <w:tc>
+          <w:tcPr>
+            <w:tcW w:w="1869" w:type="dxa"/>
+            <w:vAlign w:val="center"/>
+          </w:tcPr>
+          <w:p>
+            <w:pPr>
+              <w:jc w:val="center"/>
+              <w:rPr>
+                <w:rFonts w:ascii="Times New Roman" w:hAnsi="Times New Roman" w:cs="Times New Roman"/>
+                <w:sz w:val="24"/>
+                <w:szCs w:val="24"/>
+                <w:lang w:val="en-US"/>
+              </w:rPr>
+            </w:pPr>
+            <w:r>
+              <w:rPr>
+                <w:rFonts w:ascii="Times New Roman" w:hAnsi="Times New Roman" w:cs="Times New Roman"/>
+                <w:sz w:val="24"/>
+                <w:szCs w:val="24"/>
+              </w:rPr>
+              <w:t>uuid</w:t>
+            </w:r>
+          </w:p>
+        </w:tc>
+        <w:tc>
+          <w:tcPr>
+            <w:tcW w:w="1869" w:type="dxa"/>
+            <w:vAlign w:val="center"/>
+          </w:tcPr>
+          <w:p>
+            <w:pPr>
+              <w:jc w:val="center"/>
+              <w:rPr>
+                <w:rFonts w:ascii="Times New Roman" w:hAnsi="Times New Roman" w:cs="Times New Roman"/>
+                <w:sz w:val="24"/>
+                <w:szCs w:val="24"/>
+                <w:lang w:val="en-US"/>
+              </w:rPr>
+            </w:pPr>
+            <w:r>
+              <w:rPr>
+                <w:rFonts w:ascii="Times New Roman" w:hAnsi="Times New Roman" w:cs="Times New Roman"/>
+                <w:sz w:val="24"/>
+                <w:szCs w:val="24"/>
+                <w:lang w:val="en-US"/>
+              </w:rPr>
+              <w:t>not null, PK</w:t>
+            </w:r>
+          </w:p>
+        </w:tc>
+        <w:tc>
+          <w:tcPr>
+            <w:tcW w:w="3117" w:type="dxa"/>
+            <w:vAlign w:val="center"/>
+          </w:tcPr>
+          <w:p>
+            <w:pPr>
+              <w:jc w:val="center"/>
+              <w:rPr>
+                <w:rFonts w:ascii="Times New Roman" w:hAnsi="Times New Roman" w:cs="Times New Roman"/>
+                <w:sz w:val="24"/>
+                <w:szCs w:val="24"/>
+                <w:lang w:val="en-US"/>
+              </w:rPr>
+            </w:pPr>
+            <w:r>
+              <w:rPr>
+                <w:rFonts w:ascii="Times New Roman" w:hAnsi="Times New Roman" w:cs="Times New Roman"/>
+                <w:sz w:val="24"/>
+                <w:szCs w:val="24"/>
+              </w:rPr>
+              <w:t>gen_random_uuid</w:t>
+            </w:r>
+            <w:r>
+              <w:rPr>
+                <w:rFonts w:ascii="Times New Roman" w:hAnsi="Times New Roman" w:cs="Times New Roman"/>
+                <w:sz w:val="24"/>
+                <w:szCs w:val="24"/>
+                <w:lang w:val="en-US"/>
+              </w:rPr>
+              <w:t>()</w:t>
+            </w:r>
+          </w:p>
+        </w:tc>
+      </w:tr>
+      <w:tr>
+        <w:trPr>
+          <w:jc w:val="center"/>
+        </w:trPr>
+        <w:tc>
+          <w:tcPr>
+            <w:tcW w:w="1803" w:type="dxa"/>
+            <w:vAlign w:val="center"/>
+          </w:tcPr>
+          <w:p>
+            <w:pPr>
+              <w:jc w:val="center"/>
+              <w:rPr>
+                <w:rFonts w:ascii="Times New Roman" w:hAnsi="Times New Roman" w:cs="Times New Roman"/>
+                <w:sz w:val="24"/>
+                <w:szCs w:val="24"/>
+                <w:lang w:val="en-US"/>
+              </w:rPr>
+            </w:pPr>
+            <w:r>
+              <w:rPr>
+                <w:rFonts w:ascii="Times New Roman" w:hAnsi="Times New Roman" w:cs="Times New Roman"/>
+                <w:sz w:val="24"/>
+                <w:szCs w:val="24"/>
+              </w:rPr>
+              <w:t>role_id</w:t>
+            </w:r>
+          </w:p>
+        </w:tc>
+        <w:tc>
+          <w:tcPr>
+            <w:tcW w:w="1869" w:type="dxa"/>
+            <w:vAlign w:val="center"/>
+          </w:tcPr>
+          <w:p>
+            <w:pPr>
+              <w:jc w:val="center"/>
+              <w:rPr>
+                <w:rFonts w:ascii="Times New Roman" w:hAnsi="Times New Roman" w:cs="Times New Roman"/>
+                <w:sz w:val="24"/>
+                <w:szCs w:val="24"/>
+                <w:lang w:val="en-US"/>
+              </w:rPr>
+            </w:pPr>
+            <w:r>
+              <w:rPr>
+                <w:rFonts w:ascii="Times New Roman" w:hAnsi="Times New Roman" w:cs="Times New Roman"/>
+                <w:sz w:val="24"/>
+                <w:szCs w:val="24"/>
+              </w:rPr>
+              <w:t>uuid</w:t>
+            </w:r>
+          </w:p>
+        </w:tc>
+        <w:tc>
+          <w:tcPr>
+            <w:tcW w:w="1869" w:type="dxa"/>
+            <w:vAlign w:val="center"/>
+          </w:tcPr>
+          <w:p>
+            <w:pPr>
+              <w:jc w:val="center"/>
+              <w:rPr>
+                <w:rFonts w:ascii="Times New Roman" w:hAnsi="Times New Roman" w:cs="Times New Roman"/>
+                <w:sz w:val="24"/>
+                <w:szCs w:val="24"/>
+              </w:rPr>
+            </w:pPr>
+            <w:r>
+              <w:rPr>
+                <w:rFonts w:ascii="Times New Roman" w:hAnsi="Times New Roman" w:cs="Times New Roman"/>
+                <w:sz w:val="24"/>
+                <w:szCs w:val="24"/>
+                <w:lang w:val="en-US"/>
+              </w:rPr>
+              <w:t>FK(</w:t>
+            </w:r>
+            <w:r>
+              <w:rPr>
+                <w:rFonts w:ascii="Times New Roman" w:hAnsi="Times New Roman" w:cs="Times New Roman"/>
+                <w:sz w:val="24"/>
+                <w:szCs w:val="24"/>
+              </w:rPr>
+              <w:t>roles.id</w:t>
+            </w:r>
+            <w:r>
+              <w:rPr>
+                <w:rFonts w:ascii="Times New Roman" w:hAnsi="Times New Roman" w:cs="Times New Roman"/>
+                <w:sz w:val="24"/>
+                <w:szCs w:val="24"/>
+                <w:lang w:val="en-US"/>
+              </w:rPr>
+              <w:t>)</w:t>
+            </w:r>
+          </w:p>
+        </w:tc>
+        <w:tc>
+          <w:tcPr>
+            <w:tcW w:w="3117" w:type="dxa"/>
+            <w:vAlign w:val="center"/>
+          </w:tcPr>
+          <w:p>
+            <w:pPr>
+              <w:jc w:val="center"/>
+              <w:rPr>
+                <w:rFonts w:ascii="Times New Roman" w:hAnsi="Times New Roman" w:cs="Times New Roman"/>
+                <w:sz w:val="24"/>
+                <w:szCs w:val="24"/>
+                <w:lang w:val="en-US"/>
+              </w:rPr>
+            </w:pPr>
+            <w:r>
+              <w:rPr>
+                <w:rFonts w:ascii="Times New Roman" w:hAnsi="Times New Roman" w:cs="Times New Roman"/>
+                <w:sz w:val="24"/>
+                <w:szCs w:val="24"/>
+                <w:lang w:val="en-US"/>
+              </w:rPr>
+              <w:t>-</w:t>
+            </w:r>
+          </w:p>
+        </w:tc>
+      </w:tr>
+      <w:tr>
+        <w:trPr>
+          <w:jc w:val="center"/>
+        </w:trPr>
+        <w:tc>
+          <w:tcPr>
+            <w:tcW w:w="1803" w:type="dxa"/>
+            <w:vAlign w:val="center"/>
+          </w:tcPr>
+          <w:p>
+            <w:pPr>
+              <w:jc w:val="center"/>
+              <w:rPr>
+                <w:rFonts w:ascii="Times New Roman" w:hAnsi="Times New Roman" w:cs="Times New Roman"/>
+                <w:sz w:val="24"/>
+                <w:szCs w:val="24"/>
+                <w:lang w:val="en-US"/>
+              </w:rPr>
+            </w:pPr>
+            <w:r>
+              <w:rPr>
+                <w:rFonts w:ascii="Times New Roman" w:hAnsi="Times New Roman" w:cs="Times New Roman"/>
+                <w:sz w:val="24"/>
+                <w:szCs w:val="24"/>
+                <w:lang w:val="en-US"/>
+              </w:rPr>
+              <w:t>username</w:t>
+            </w:r>
+          </w:p>
+        </w:tc>
+        <w:tc>
+          <w:tcPr>
+            <w:tcW w:w="1869" w:type="dxa"/>
+            <w:vAlign w:val="center"/>
+          </w:tcPr>
+          <w:p>
+            <w:pPr>
+              <w:jc w:val="center"/>
+              <w:rPr>
+                <w:rFonts w:ascii="Times New Roman" w:hAnsi="Times New Roman" w:cs="Times New Roman"/>
+                <w:sz w:val="24"/>
+                <w:szCs w:val="24"/>
+                <w:lang w:val="en-US"/>
+              </w:rPr>
+            </w:pPr>
+            <w:r>
+              <w:rPr>
+                <w:rFonts w:ascii="Times New Roman" w:hAnsi="Times New Roman" w:cs="Times New Roman"/>
+                <w:sz w:val="24"/>
+                <w:szCs w:val="24"/>
+              </w:rPr>
+              <w:t>varchar(50)</w:t>
+            </w:r>
+          </w:p>
+        </w:tc>
+        <w:tc>
+          <w:tcPr>
+            <w:tcW w:w="1869" w:type="dxa"/>
+            <w:vAlign w:val="center"/>
+          </w:tcPr>
+          <w:p>
+            <w:pPr>
+              <w:jc w:val="center"/>
+              <w:rPr>
+                <w:rFonts w:ascii="Times New Roman" w:hAnsi="Times New Roman" w:cs="Times New Roman"/>
+                <w:sz w:val="24"/>
+                <w:szCs w:val="24"/>
+                <w:lang w:val="en-US"/>
+              </w:rPr>
+            </w:pPr>
+            <w:r>
+              <w:rPr>
+                <w:rFonts w:ascii="Times New Roman" w:hAnsi="Times New Roman" w:cs="Times New Roman"/>
+                <w:sz w:val="24"/>
+                <w:szCs w:val="24"/>
+                <w:lang w:val="en-US"/>
+              </w:rPr>
+              <w:t xml:space="preserve">not null, </w:t>
+            </w:r>
+            <w:r>
+              <w:rPr>
+                <w:rFonts w:ascii="Times New Roman" w:hAnsi="Times New Roman" w:cs="Times New Roman"/>
+                <w:sz w:val="24"/>
+                <w:szCs w:val="24"/>
+              </w:rPr>
+              <w:t>unique</w:t>
+            </w:r>
+          </w:p>
+        </w:tc>
+        <w:tc>
+          <w:tcPr>
+            <w:tcW w:w="3117" w:type="dxa"/>
+            <w:vAlign w:val="center"/>
+          </w:tcPr>
+          <w:p>
+            <w:pPr>
+              <w:jc w:val="center"/>
+              <w:rPr>
+                <w:rFonts w:ascii="Times New Roman" w:hAnsi="Times New Roman" w:cs="Times New Roman"/>
+                <w:sz w:val="24"/>
+                <w:szCs w:val="24"/>
+                <w:lang w:val="en-US"/>
+              </w:rPr>
+            </w:pPr>
+            <w:r>
+              <w:rPr>
+                <w:rFonts w:ascii="Times New Roman" w:hAnsi="Times New Roman" w:cs="Times New Roman"/>
+                <w:sz w:val="24"/>
+                <w:szCs w:val="24"/>
+                <w:lang w:val="en-US"/>
+              </w:rPr>
+              <w:t>-</w:t>
+            </w:r>
+          </w:p>
+        </w:tc>
+      </w:tr>
+      <w:tr>
+        <w:trPr>
+          <w:jc w:val="center"/>
+        </w:trPr>
+        <w:tc>
+          <w:tcPr>
+            <w:tcW w:w="1803" w:type="dxa"/>
+            <w:vAlign w:val="center"/>
+          </w:tcPr>
+          <w:p>
+            <w:pPr>
+              <w:jc w:val="center"/>
+              <w:rPr>
+                <w:rFonts w:ascii="Times New Roman" w:hAnsi="Times New Roman" w:cs="Times New Roman"/>
+                <w:sz w:val="24"/>
+                <w:szCs w:val="24"/>
+                <w:lang w:val="en-US"/>
+              </w:rPr>
+            </w:pPr>
+            <w:r>
+              <w:rPr>
+                <w:rFonts w:ascii="Times New Roman" w:hAnsi="Times New Roman" w:cs="Times New Roman"/>
+                <w:sz w:val="24"/>
+                <w:szCs w:val="24"/>
+                <w:lang w:val="en-US"/>
+              </w:rPr>
+              <w:t>Email</w:t>
+            </w:r>
+          </w:p>
+        </w:tc>
+        <w:tc>
+          <w:tcPr>
+            <w:tcW w:w="1869" w:type="dxa"/>
+            <w:vAlign w:val="center"/>
+          </w:tcPr>
+          <w:p>
+            <w:pPr>
+              <w:jc w:val="center"/>
+              <w:rPr>
+                <w:rFonts w:ascii="Times New Roman" w:hAnsi="Times New Roman" w:cs="Times New Roman"/>
+                <w:sz w:val="24"/>
+                <w:szCs w:val="24"/>
+                <w:lang w:val="en-US"/>
+              </w:rPr>
+            </w:pPr>
+            <w:r>
+              <w:rPr>
+                <w:rFonts w:ascii="Times New Roman" w:hAnsi="Times New Roman" w:cs="Times New Roman"/>
+                <w:sz w:val="24"/>
+                <w:szCs w:val="24"/>
+              </w:rPr>
+              <w:t>varchar</w:t>
+            </w:r>
+            <w:r>
+              <w:rPr>
+                <w:rFonts w:ascii="Times New Roman" w:hAnsi="Times New Roman" w:cs="Times New Roman"/>
+                <w:sz w:val="24"/>
+                <w:szCs w:val="24"/>
+                <w:lang w:val="en-US"/>
+              </w:rPr>
+              <w:t>(100)</w:t>
+            </w:r>
+          </w:p>
+        </w:tc>
+        <w:tc>
+          <w:tcPr>
+            <w:tcW w:w="1869" w:type="dxa"/>
+            <w:vAlign w:val="center"/>
+          </w:tcPr>
+          <w:p>
+            <w:pPr>
+              <w:jc w:val="center"/>
+              <w:rPr>
+                <w:rFonts w:ascii="Times New Roman" w:hAnsi="Times New Roman" w:cs="Times New Roman"/>
+                <w:sz w:val="24"/>
+                <w:szCs w:val="24"/>
+                <w:lang w:val="en-US"/>
+              </w:rPr>
+            </w:pPr>
+            <w:r>
+              <w:rPr>
+                <w:rFonts w:ascii="Times New Roman" w:hAnsi="Times New Roman" w:cs="Times New Roman"/>
+                <w:sz w:val="24"/>
+                <w:szCs w:val="24"/>
+              </w:rPr>
+              <w:t>unique</w:t>
+            </w:r>
+          </w:p>
+        </w:tc>
+        <w:tc>
+          <w:tcPr>
+            <w:tcW w:w="3117" w:type="dxa"/>
+            <w:vAlign w:val="center"/>
+          </w:tcPr>
+          <w:p>
+            <w:pPr>
+              <w:jc w:val="center"/>
+              <w:rPr>
+                <w:rFonts w:ascii="Times New Roman" w:hAnsi="Times New Roman" w:cs="Times New Roman"/>
+                <w:sz w:val="24"/>
+                <w:szCs w:val="24"/>
+                <w:lang w:val="en-US"/>
+              </w:rPr>
+            </w:pPr>
+            <w:r>
+              <w:rPr>
+                <w:rFonts w:ascii="Times New Roman" w:hAnsi="Times New Roman" w:cs="Times New Roman"/>
+                <w:sz w:val="24"/>
+                <w:szCs w:val="24"/>
+                <w:lang w:val="en-US"/>
+              </w:rPr>
+              <w:t>-</w:t>
+            </w:r>
+          </w:p>
+        </w:tc>
+      </w:tr>
+      <w:tr>
+        <w:trPr>
+          <w:jc w:val="center"/>
+        </w:trPr>
+        <w:tc>
+          <w:tcPr>
+            <w:tcW w:w="1803" w:type="dxa"/>
+            <w:vAlign w:val="center"/>
+          </w:tcPr>
+          <w:p>
+            <w:pPr>
+              <w:jc w:val="center"/>
+              <w:rPr>
+                <w:rFonts w:ascii="Times New Roman" w:hAnsi="Times New Roman" w:cs="Times New Roman"/>
+                <w:sz w:val="24"/>
+                <w:szCs w:val="24"/>
+                <w:lang w:val="en-US"/>
+              </w:rPr>
+            </w:pPr>
+            <w:r>
+              <w:rPr>
+                <w:rFonts w:ascii="Times New Roman" w:hAnsi="Times New Roman" w:cs="Times New Roman"/>
+                <w:sz w:val="24"/>
+                <w:szCs w:val="24"/>
+              </w:rPr>
+              <w:t>password_hash</w:t>
+            </w:r>
+          </w:p>
+        </w:tc>
+        <w:tc>
+          <w:tcPr>
+            <w:tcW w:w="1869" w:type="dxa"/>
+            <w:vAlign w:val="center"/>
+          </w:tcPr>
+          <w:p>
+            <w:pPr>
+              <w:jc w:val="center"/>
+              <w:rPr>
+                <w:rFonts w:ascii="Times New Roman" w:hAnsi="Times New Roman" w:cs="Times New Roman"/>
+                <w:sz w:val="24"/>
+                <w:szCs w:val="24"/>
+                <w:lang w:val="en-US"/>
+              </w:rPr>
+            </w:pPr>
+            <w:r>
+              <w:rPr>
+                <w:rFonts w:ascii="Times New Roman" w:hAnsi="Times New Roman" w:cs="Times New Roman"/>
+                <w:sz w:val="24"/>
+                <w:szCs w:val="24"/>
+                <w:lang w:val="en-US"/>
+              </w:rPr>
+              <w:t>text</w:t>
+            </w:r>
+          </w:p>
+        </w:tc>
+        <w:tc>
+          <w:tcPr>
+            <w:tcW w:w="1869" w:type="dxa"/>
+            <w:vAlign w:val="center"/>
+          </w:tcPr>
+          <w:p>
+            <w:pPr>
+              <w:jc w:val="center"/>
+              <w:rPr>
+                <w:rFonts w:ascii="Times New Roman" w:hAnsi="Times New Roman" w:cs="Times New Roman"/>
+                <w:sz w:val="24"/>
+                <w:szCs w:val="24"/>
+                <w:lang w:val="en-US"/>
+              </w:rPr>
+            </w:pPr>
+            <w:r>
+              <w:rPr>
+                <w:rFonts w:ascii="Times New Roman" w:hAnsi="Times New Roman" w:cs="Times New Roman"/>
+                <w:sz w:val="24"/>
+                <w:szCs w:val="24"/>
+                <w:lang w:val="en-US"/>
+              </w:rPr>
+              <w:t>not null</w:t>
+            </w:r>
+          </w:p>
+        </w:tc>
+        <w:tc>
+          <w:tcPr>
+            <w:tcW w:w="3117" w:type="dxa"/>
+            <w:vAlign w:val="center"/>
+          </w:tcPr>
+          <w:p>
+            <w:pPr>
+              <w:jc w:val="center"/>
+              <w:rPr>
+                <w:rFonts w:ascii="Times New Roman" w:hAnsi="Times New Roman" w:cs="Times New Roman"/>
+                <w:sz w:val="24"/>
+                <w:szCs w:val="24"/>
+                <w:lang w:val="en-US"/>
+              </w:rPr>
+            </w:pPr>
+            <w:r>
+              <w:rPr>
+                <w:rFonts w:ascii="Times New Roman" w:hAnsi="Times New Roman" w:cs="Times New Roman"/>
+                <w:sz w:val="24"/>
+                <w:szCs w:val="24"/>
+                <w:lang w:val="en-US"/>
+              </w:rPr>
+              <w:t>-</w:t>
+            </w:r>
+          </w:p>
+        </w:tc>
+      </w:tr>
+      <w:tr>
+        <w:trPr>
+          <w:jc w:val="center"/>
+        </w:trPr>
+        <w:tc>
+          <w:tcPr>
+            <w:tcW w:w="1803" w:type="dxa"/>
+            <w:vAlign w:val="center"/>
+          </w:tcPr>
+          <w:p>
+            <w:pPr>
+              <w:jc w:val="center"/>
+              <w:rPr>
+                <w:rFonts w:ascii="Times New Roman" w:hAnsi="Times New Roman" w:cs="Times New Roman"/>
+                <w:sz w:val="24"/>
+                <w:szCs w:val="24"/>
+                <w:lang w:val="en-US"/>
+              </w:rPr>
+            </w:pPr>
+            <w:r>
+              <w:rPr>
+                <w:rFonts w:ascii="Times New Roman" w:hAnsi="Times New Roman" w:cs="Times New Roman"/>
+                <w:sz w:val="24"/>
+                <w:szCs w:val="24"/>
+              </w:rPr>
+              <w:t>created_at</w:t>
+            </w:r>
+          </w:p>
+        </w:tc>
+        <w:tc>
+          <w:tcPr>
+            <w:tcW w:w="1869" w:type="dxa"/>
+            <w:vAlign w:val="center"/>
+          </w:tcPr>
+          <w:p>
+            <w:pPr>
+              <w:jc w:val="center"/>
+              <w:rPr>
+                <w:rFonts w:ascii="Times New Roman" w:hAnsi="Times New Roman" w:cs="Times New Roman"/>
+                <w:sz w:val="24"/>
+                <w:szCs w:val="24"/>
+                <w:lang w:val="en-US"/>
+              </w:rPr>
+            </w:pPr>
+            <w:r>
+              <w:rPr>
+                <w:rFonts w:ascii="Times New Roman" w:hAnsi="Times New Roman" w:cs="Times New Roman"/>
+                <w:sz w:val="24"/>
+                <w:szCs w:val="24"/>
+                <w:lang w:val="en-US"/>
+              </w:rPr>
+              <w:t>timestamptz (+3)</w:t>
+            </w:r>
+          </w:p>
+        </w:tc>
+        <w:tc>
+          <w:tcPr>
+            <w:tcW w:w="1869" w:type="dxa"/>
+            <w:vAlign w:val="center"/>
+          </w:tcPr>
+          <w:p>
+            <w:pPr>
+              <w:jc w:val="center"/>
+              <w:rPr>
+                <w:rFonts w:ascii="Times New Roman" w:hAnsi="Times New Roman" w:cs="Times New Roman"/>
+                <w:sz w:val="24"/>
+                <w:szCs w:val="24"/>
+                <w:lang w:val="en-US"/>
+              </w:rPr>
+            </w:pPr>
+            <w:r>
+              <w:rPr>
+                <w:rFonts w:ascii="Times New Roman" w:hAnsi="Times New Roman" w:cs="Times New Roman"/>
+                <w:sz w:val="24"/>
+                <w:szCs w:val="24"/>
+                <w:lang w:val="en-US"/>
+              </w:rPr>
+              <w:t>-</w:t>
+            </w:r>
+          </w:p>
+        </w:tc>
+        <w:tc>
+          <w:tcPr>
+            <w:tcW w:w="3117" w:type="dxa"/>
+            <w:vAlign w:val="center"/>
+          </w:tcPr>
+          <w:p>
+            <w:pPr>
+              <w:jc w:val="center"/>
+              <w:rPr>
+                <w:rFonts w:ascii="Times New Roman" w:hAnsi="Times New Roman" w:cs="Times New Roman"/>
+                <w:sz w:val="24"/>
+                <w:szCs w:val="24"/>
+                <w:lang w:val="en-US"/>
+              </w:rPr>
+            </w:pPr>
+            <w:r>
+              <w:rPr>
+                <w:rFonts w:ascii="Times New Roman" w:hAnsi="Times New Roman" w:cs="Times New Roman"/>
+                <w:sz w:val="24"/>
+                <w:szCs w:val="24"/>
+                <w:lang w:val="en-US"/>
+              </w:rPr>
+              <w:t>CURRENT_TIMESTAMPTZ</w:t>
+            </w:r>
+          </w:p>
+        </w:tc>
+      </w:tr>
+    </w:tbl>
     <w:p>
       <w:pPr>
         <w:spacing w:after="0" w:line="360" w:lineRule="auto"/>
@@ -562,6 +1654,7 @@
           <w:rFonts w:ascii="Times New Roman" w:hAnsi="Times New Roman" w:cs="Times New Roman"/>
           <w:sz w:val="28"/>
           <w:szCs w:val="28"/>
+          <w:lang w:val="en-US"/>
         </w:rPr>
       </w:pPr>
     </w:p>
@@ -582,8 +1675,7 @@
           <w:sz w:val="28"/>
           <w:szCs w:val="28"/>
         </w:rPr>
-        <w:lastRenderedPageBreak/>
-        <w:t>Таблица №1. Сущность «Приложения»</w:t>
+        <w:t>Таблица №</w:t>
       </w:r>
       <w:r>
         <w:rPr>
@@ -592,7 +1684,31 @@
           <w:szCs w:val="28"/>
           <w:lang w:val="en-US"/>
         </w:rPr>
-        <w:t xml:space="preserve"> (a</w:t>
+        <w:t>2</w:t>
+      </w:r>
+      <w:r>
+        <w:rPr>
+          <w:rFonts w:ascii="Times New Roman" w:hAnsi="Times New Roman" w:cs="Times New Roman"/>
+          <w:sz w:val="28"/>
+          <w:szCs w:val="28"/>
+        </w:rPr>
+        <w:t>. Сущность «</w:t>
+      </w:r>
+      <w:r>
+        <w:rPr>
+          <w:rFonts w:ascii="Times New Roman" w:hAnsi="Times New Roman" w:cs="Times New Roman"/>
+          <w:sz w:val="28"/>
+          <w:szCs w:val="28"/>
+        </w:rPr>
+        <w:t>Роли</w:t>
+      </w:r>
+      <w:r>
+        <w:rPr>
+          <w:rFonts w:ascii="Times New Roman" w:hAnsi="Times New Roman" w:cs="Times New Roman"/>
+          <w:sz w:val="28"/>
+          <w:szCs w:val="28"/>
+        </w:rPr>
+        <w:t>» (</w:t>
       </w:r>
       <w:r>
         <w:rPr>
@@ -601,14 +1717,13 @@
           <w:szCs w:val="28"/>
           <w:lang w:val="en-US"/>
         </w:rPr>
-        <w:t>pplication</w:t>
-      </w:r>
-      <w:r>
-        <w:rPr>
-          <w:rFonts w:ascii="Times New Roman" w:hAnsi="Times New Roman" w:cs="Times New Roman"/>
-          <w:sz w:val="28"/>
-          <w:szCs w:val="28"/>
-          <w:lang w:val="en-US"/>
+        <w:t>roles</w:t>
+      </w:r>
+      <w:r>
+        <w:rPr>
+          <w:rFonts w:ascii="Times New Roman" w:hAnsi="Times New Roman" w:cs="Times New Roman"/>
+          <w:sz w:val="28"/>
+          <w:szCs w:val="28"/>
         </w:rPr>
         <w:t>)</w:t>
       </w:r>
@@ -751,7 +1866,6 @@
                 <w:rFonts w:ascii="Times New Roman" w:hAnsi="Times New Roman" w:cs="Times New Roman"/>
                 <w:sz w:val="24"/>
                 <w:szCs w:val="24"/>
-                <w:lang w:val="en-US"/>
               </w:rPr>
               <w:t>id</w:t>
             </w:r>
@@ -777,35 +1891,34 @@
                 <w:rFonts w:ascii="Times New Roman" w:hAnsi="Times New Roman" w:cs="Times New Roman"/>
                 <w:sz w:val="24"/>
                 <w:szCs w:val="24"/>
-                <w:lang w:val="en-US"/>
-              </w:rPr>
-              <w:t>SERIAL</w:t>
-            </w:r>
-          </w:p>
-        </w:tc>
-        <w:tc>
-          <w:tcPr>
-            <w:tcW w:w="1869" w:type="dxa"/>
-            <w:vAlign w:val="center"/>
-          </w:tcPr>
-          <w:p>
-            <w:pPr>
-              <w:jc w:val="center"/>
-              <w:rPr>
-                <w:rFonts w:ascii="Times New Roman" w:hAnsi="Times New Roman" w:cs="Times New Roman"/>
-                <w:sz w:val="24"/>
-                <w:szCs w:val="24"/>
-                <w:lang w:val="en-US"/>
-              </w:rPr>
-            </w:pPr>
-            <w:r>
-              <w:rPr>
-                <w:rFonts w:ascii="Times New Roman" w:hAnsi="Times New Roman" w:cs="Times New Roman"/>
-                <w:sz w:val="24"/>
-                <w:szCs w:val="24"/>
-                <w:lang w:val="en-US"/>
-              </w:rPr>
-              <w:t>NOT NULL, PK</w:t>
+              </w:rPr>
+              <w:t>uuid</w:t>
+            </w:r>
+          </w:p>
+        </w:tc>
+        <w:tc>
+          <w:tcPr>
+            <w:tcW w:w="1869" w:type="dxa"/>
+            <w:vAlign w:val="center"/>
+          </w:tcPr>
+          <w:p>
+            <w:pPr>
+              <w:jc w:val="center"/>
+              <w:rPr>
+                <w:rFonts w:ascii="Times New Roman" w:hAnsi="Times New Roman" w:cs="Times New Roman"/>
+                <w:sz w:val="24"/>
+                <w:szCs w:val="24"/>
+                <w:lang w:val="en-US"/>
+              </w:rPr>
+            </w:pPr>
+            <w:r>
+              <w:rPr>
+                <w:rFonts w:ascii="Times New Roman" w:hAnsi="Times New Roman" w:cs="Times New Roman"/>
+                <w:sz w:val="24"/>
+                <w:szCs w:val="24"/>
+                <w:lang w:val="en-US"/>
+              </w:rPr>
+              <w:t>not null, PK</w:t>
             </w:r>
           </w:p>
         </w:tc>
@@ -829,9 +1942,17 @@
                 <w:rFonts w:ascii="Times New Roman" w:hAnsi="Times New Roman" w:cs="Times New Roman"/>
                 <w:sz w:val="24"/>
                 <w:szCs w:val="24"/>
-                <w:lang w:val="en-US"/>
-              </w:rPr>
-              <w:t>-</w:t>
+              </w:rPr>
+              <w:t>gen_random_uuid</w:t>
+            </w:r>
+            <w:r>
+              <w:rPr>
+                <w:rFonts w:ascii="Times New Roman" w:hAnsi="Times New Roman" w:cs="Times New Roman"/>
+                <w:sz w:val="24"/>
+                <w:szCs w:val="24"/>
+                <w:lang w:val="en-US"/>
+              </w:rPr>
+              <w:t>()</w:t>
             </w:r>
           </w:p>
         </w:tc>
@@ -862,59 +1983,84 @@
                 <w:szCs w:val="24"/>
                 <w:lang w:val="en-US"/>
               </w:rPr>
-              <w:t>title</w:t>
-            </w:r>
-          </w:p>
-        </w:tc>
-        <w:tc>
-          <w:tcPr>
-            <w:tcW w:w="1869" w:type="dxa"/>
-            <w:vAlign w:val="center"/>
-          </w:tcPr>
-          <w:p>
-            <w:pPr>
-              <w:jc w:val="center"/>
-              <w:rPr>
-                <w:rFonts w:ascii="Times New Roman" w:hAnsi="Times New Roman" w:cs="Times New Roman"/>
-                <w:sz w:val="24"/>
-                <w:szCs w:val="24"/>
-                <w:lang w:val="en-US"/>
-              </w:rPr>
-            </w:pPr>
-            <w:r>
-              <w:rPr>
-                <w:rFonts w:ascii="Times New Roman" w:hAnsi="Times New Roman" w:cs="Times New Roman"/>
-                <w:sz w:val="24"/>
-                <w:szCs w:val="24"/>
-                <w:lang w:val="en-US"/>
-              </w:rPr>
-              <w:t>varchar(255)</w:t>
-            </w:r>
-          </w:p>
-        </w:tc>
-        <w:tc>
-          <w:tcPr>
-            <w:tcW w:w="1869" w:type="dxa"/>
-            <w:vAlign w:val="center"/>
-          </w:tcPr>
-          <w:p>
-            <w:pPr>
-              <w:jc w:val="center"/>
-              <w:rPr>
-                <w:rFonts w:ascii="Times New Roman" w:hAnsi="Times New Roman" w:cs="Times New Roman"/>
-                <w:sz w:val="24"/>
-                <w:szCs w:val="24"/>
-                <w:lang w:val="en-US"/>
-              </w:rPr>
-            </w:pPr>
-            <w:r>
-              <w:rPr>
-                <w:rFonts w:ascii="Times New Roman" w:hAnsi="Times New Roman" w:cs="Times New Roman"/>
-                <w:sz w:val="24"/>
-                <w:szCs w:val="24"/>
-                <w:lang w:val="en-US"/>
-              </w:rPr>
-              <w:t>NOT NULL</w:t>
+              <w:t>name</w:t>
+            </w:r>
+          </w:p>
+        </w:tc>
+        <w:tc>
+          <w:tcPr>
+            <w:tcW w:w="1869" w:type="dxa"/>
+            <w:vAlign w:val="center"/>
+          </w:tcPr>
+          <w:p>
+            <w:pPr>
+              <w:jc w:val="center"/>
+              <w:rPr>
+                <w:rFonts w:ascii="Times New Roman" w:hAnsi="Times New Roman" w:cs="Times New Roman"/>
+                <w:sz w:val="24"/>
+                <w:szCs w:val="24"/>
+                <w:lang w:val="en-US"/>
+              </w:rPr>
+            </w:pPr>
+            <w:r>
+              <w:rPr>
+                <w:rFonts w:ascii="Times New Roman" w:hAnsi="Times New Roman" w:cs="Times New Roman"/>
+                <w:sz w:val="24"/>
+                <w:szCs w:val="24"/>
+              </w:rPr>
+              <w:t>varchar</w:t>
+            </w:r>
+            <w:r>
+              <w:rPr>
+                <w:rFonts w:ascii="Times New Roman" w:hAnsi="Times New Roman" w:cs="Times New Roman"/>
+                <w:sz w:val="24"/>
+                <w:szCs w:val="24"/>
+                <w:lang w:val="en-US"/>
+              </w:rPr>
+              <w:t>(100)</w:t>
+            </w:r>
+          </w:p>
+        </w:tc>
+        <w:tc>
+          <w:tcPr>
+            <w:tcW w:w="1869" w:type="dxa"/>
+            <w:vAlign w:val="center"/>
+          </w:tcPr>
+          <w:p>
+            <w:pPr>
+              <w:jc w:val="center"/>
+              <w:rPr>
+                <w:rFonts w:ascii="Times New Roman" w:hAnsi="Times New Roman" w:cs="Times New Roman"/>
+                <w:sz w:val="24"/>
+                <w:szCs w:val="24"/>
+                <w:lang w:val="en-US"/>
+              </w:rPr>
+            </w:pPr>
+            <w:r>
+              <w:rPr>
+                <w:rFonts w:ascii="Times New Roman" w:hAnsi="Times New Roman" w:cs="Times New Roman"/>
+                <w:sz w:val="24"/>
+                <w:szCs w:val="24"/>
+                <w:lang w:val="en-US"/>
+              </w:rPr>
+              <w:t>not null,</w:t>
+            </w:r>
+            <w:r>
+              <w:rPr>
+                <w:rFonts w:ascii="Times New Roman" w:hAnsi="Times New Roman" w:cs="Times New Roman"/>
+                <w:sz w:val="24"/>
+                <w:szCs w:val="24"/>
+                <w:lang w:val="en-US"/>
+              </w:rPr>
+              <w:t xml:space="preserve"> </w:t>
+            </w:r>
+            <w:r>
+              <w:rPr>
+                <w:rFonts w:ascii="Times New Roman" w:hAnsi="Times New Roman" w:cs="Times New Roman"/>
+                <w:sz w:val="24"/>
+                <w:szCs w:val="24"/>
+              </w:rPr>
+              <w:t>unique</w:t>
             </w:r>
           </w:p>
         </w:tc>
@@ -941,6 +2087,184 @@
                 <w:lang w:val="en-US"/>
               </w:rPr>
               <w:t>-</w:t>
+            </w:r>
+          </w:p>
+        </w:tc>
+      </w:tr>
+    </w:tbl>
+    <w:p>
+      <w:pPr>
+        <w:spacing w:after="0" w:line="360" w:lineRule="auto"/>
+        <w:jc w:val="both"/>
+        <w:rPr>
+          <w:rFonts w:ascii="Times New Roman" w:hAnsi="Times New Roman" w:cs="Times New Roman"/>
+          <w:sz w:val="28"/>
+          <w:szCs w:val="28"/>
+          <w:lang w:val="en-US"/>
+        </w:rPr>
+      </w:pPr>
+    </w:p>
+    <w:p>
+      <w:pPr>
+        <w:spacing w:after="0" w:line="360" w:lineRule="auto"/>
+        <w:jc w:val="both"/>
+        <w:rPr>
+          <w:rFonts w:ascii="Times New Roman" w:hAnsi="Times New Roman" w:cs="Times New Roman"/>
+          <w:sz w:val="28"/>
+          <w:szCs w:val="28"/>
+        </w:rPr>
+      </w:pPr>
+      <w:r>
+        <w:rPr>
+          <w:rFonts w:ascii="Times New Roman" w:hAnsi="Times New Roman" w:cs="Times New Roman"/>
+          <w:sz w:val="28"/>
+          <w:szCs w:val="28"/>
+        </w:rPr>
+        <w:t>Таблица №</w:t>
+      </w:r>
+      <w:r>
+        <w:rPr>
+          <w:rFonts w:ascii="Times New Roman" w:hAnsi="Times New Roman" w:cs="Times New Roman"/>
+          <w:sz w:val="28"/>
+          <w:szCs w:val="28"/>
+        </w:rPr>
+        <w:t>3</w:t>
+      </w:r>
+      <w:r>
+        <w:rPr>
+          <w:rFonts w:ascii="Times New Roman" w:hAnsi="Times New Roman" w:cs="Times New Roman"/>
+          <w:sz w:val="28"/>
+          <w:szCs w:val="28"/>
+        </w:rPr>
+        <w:t>. Сущность «</w:t>
+      </w:r>
+      <w:r>
+        <w:rPr>
+          <w:rFonts w:ascii="Times New Roman" w:hAnsi="Times New Roman" w:cs="Times New Roman"/>
+          <w:sz w:val="28"/>
+          <w:szCs w:val="28"/>
+        </w:rPr>
+        <w:t>Роли и их права</w:t>
+      </w:r>
+      <w:r>
+        <w:rPr>
+          <w:rFonts w:ascii="Times New Roman" w:hAnsi="Times New Roman" w:cs="Times New Roman"/>
+          <w:sz w:val="28"/>
+          <w:szCs w:val="28"/>
+        </w:rPr>
+        <w:t>» (role_permissions)</w:t>
+      </w:r>
+    </w:p>
+    <w:tbl>
+      <w:tblPr>
+        <w:tblStyle w:val="ac"/>
+        <w:tblW w:w="0" w:type="auto"/>
+        <w:jc w:val="center"/>
+        <w:tblLook w:val="04A0" w:firstRow="1" w:lastRow="0" w:firstColumn="1" w:lastColumn="0" w:noHBand="0" w:noVBand="1"/>
+      </w:tblPr>
+      <w:tblGrid>
+        <w:gridCol w:w="1869"/>
+        <w:gridCol w:w="1869"/>
+        <w:gridCol w:w="2076"/>
+        <w:gridCol w:w="3117"/>
+      </w:tblGrid>
+      <w:tr>
+        <w:trPr>
+          <w:jc w:val="center"/>
+        </w:trPr>
+        <w:tc>
+          <w:tcPr>
+            <w:tcW w:w="1869" w:type="dxa"/>
+            <w:vAlign w:val="center"/>
+          </w:tcPr>
+          <w:p>
+            <w:pPr>
+              <w:jc w:val="center"/>
+              <w:rPr>
+                <w:rFonts w:ascii="Times New Roman" w:hAnsi="Times New Roman" w:cs="Times New Roman"/>
+                <w:sz w:val="24"/>
+                <w:szCs w:val="24"/>
+              </w:rPr>
+            </w:pPr>
+            <w:r>
+              <w:rPr>
+                <w:rFonts w:ascii="Times New Roman" w:hAnsi="Times New Roman" w:cs="Times New Roman"/>
+                <w:sz w:val="24"/>
+                <w:szCs w:val="24"/>
+              </w:rPr>
+              <w:t>Атрибуты</w:t>
+            </w:r>
+          </w:p>
+        </w:tc>
+        <w:tc>
+          <w:tcPr>
+            <w:tcW w:w="1869" w:type="dxa"/>
+            <w:vAlign w:val="center"/>
+          </w:tcPr>
+          <w:p>
+            <w:pPr>
+              <w:jc w:val="center"/>
+              <w:rPr>
+                <w:rFonts w:ascii="Times New Roman" w:hAnsi="Times New Roman" w:cs="Times New Roman"/>
+                <w:sz w:val="24"/>
+                <w:szCs w:val="24"/>
+              </w:rPr>
+            </w:pPr>
+            <w:r>
+              <w:rPr>
+                <w:rFonts w:ascii="Times New Roman" w:hAnsi="Times New Roman" w:cs="Times New Roman"/>
+                <w:sz w:val="24"/>
+                <w:szCs w:val="24"/>
+              </w:rPr>
+              <w:t>Типы данных</w:t>
+            </w:r>
+          </w:p>
+        </w:tc>
+        <w:tc>
+          <w:tcPr>
+            <w:tcW w:w="2076" w:type="dxa"/>
+            <w:vAlign w:val="center"/>
+          </w:tcPr>
+          <w:p>
+            <w:pPr>
+              <w:jc w:val="center"/>
+              <w:rPr>
+                <w:rFonts w:ascii="Times New Roman" w:hAnsi="Times New Roman" w:cs="Times New Roman"/>
+                <w:sz w:val="24"/>
+                <w:szCs w:val="24"/>
+              </w:rPr>
+            </w:pPr>
+            <w:r>
+              <w:rPr>
+                <w:rFonts w:ascii="Times New Roman" w:hAnsi="Times New Roman" w:cs="Times New Roman"/>
+                <w:sz w:val="24"/>
+                <w:szCs w:val="24"/>
+              </w:rPr>
+              <w:t>Ограничения</w:t>
+            </w:r>
+          </w:p>
+        </w:tc>
+        <w:tc>
+          <w:tcPr>
+            <w:tcW w:w="3117" w:type="dxa"/>
+            <w:vAlign w:val="center"/>
+          </w:tcPr>
+          <w:p>
+            <w:pPr>
+              <w:jc w:val="center"/>
+              <w:rPr>
+                <w:rFonts w:ascii="Times New Roman" w:hAnsi="Times New Roman" w:cs="Times New Roman"/>
+                <w:sz w:val="24"/>
+                <w:szCs w:val="24"/>
+              </w:rPr>
+            </w:pPr>
+            <w:r>
+              <w:rPr>
+                <w:rFonts w:ascii="Times New Roman" w:hAnsi="Times New Roman" w:cs="Times New Roman"/>
+                <w:sz w:val="24"/>
+                <w:szCs w:val="24"/>
+              </w:rPr>
+              <w:t>Дефолтные значение</w:t>
             </w:r>
           </w:p>
         </w:tc>
@@ -969,8 +2293,3750 @@
                 <w:rFonts w:ascii="Times New Roman" w:hAnsi="Times New Roman" w:cs="Times New Roman"/>
                 <w:sz w:val="24"/>
                 <w:szCs w:val="24"/>
-                <w:lang w:val="en-US"/>
-              </w:rPr>
+              </w:rPr>
+              <w:t>role_id</w:t>
+            </w:r>
+          </w:p>
+        </w:tc>
+        <w:tc>
+          <w:tcPr>
+            <w:tcW w:w="1869" w:type="dxa"/>
+            <w:vAlign w:val="center"/>
+          </w:tcPr>
+          <w:p>
+            <w:pPr>
+              <w:jc w:val="center"/>
+              <w:rPr>
+                <w:rFonts w:ascii="Times New Roman" w:hAnsi="Times New Roman" w:cs="Times New Roman"/>
+                <w:sz w:val="24"/>
+                <w:szCs w:val="24"/>
+                <w:lang w:val="en-US"/>
+              </w:rPr>
+            </w:pPr>
+            <w:r>
+              <w:rPr>
+                <w:rFonts w:ascii="Times New Roman" w:hAnsi="Times New Roman" w:cs="Times New Roman"/>
+                <w:sz w:val="24"/>
+                <w:szCs w:val="24"/>
+              </w:rPr>
+              <w:t>uuid</w:t>
+            </w:r>
+          </w:p>
+        </w:tc>
+        <w:tc>
+          <w:tcPr>
+            <w:tcW w:w="2076" w:type="dxa"/>
+            <w:vAlign w:val="center"/>
+          </w:tcPr>
+          <w:p>
+            <w:pPr>
+              <w:jc w:val="center"/>
+              <w:rPr>
+                <w:rFonts w:ascii="Times New Roman" w:hAnsi="Times New Roman" w:cs="Times New Roman"/>
+                <w:sz w:val="24"/>
+                <w:szCs w:val="24"/>
+              </w:rPr>
+            </w:pPr>
+            <w:r>
+              <w:rPr>
+                <w:rFonts w:ascii="Times New Roman" w:hAnsi="Times New Roman" w:cs="Times New Roman"/>
+                <w:sz w:val="24"/>
+                <w:szCs w:val="24"/>
+                <w:lang w:val="en-US"/>
+              </w:rPr>
+              <w:t>FK(</w:t>
+            </w:r>
+            <w:r>
+              <w:rPr>
+                <w:rFonts w:ascii="Times New Roman" w:hAnsi="Times New Roman" w:cs="Times New Roman"/>
+                <w:sz w:val="24"/>
+                <w:szCs w:val="24"/>
+              </w:rPr>
+              <w:t>roles.id</w:t>
+            </w:r>
+            <w:r>
+              <w:rPr>
+                <w:rFonts w:ascii="Times New Roman" w:hAnsi="Times New Roman" w:cs="Times New Roman"/>
+                <w:sz w:val="24"/>
+                <w:szCs w:val="24"/>
+                <w:lang w:val="en-US"/>
+              </w:rPr>
+              <w:t>)</w:t>
+            </w:r>
+          </w:p>
+        </w:tc>
+        <w:tc>
+          <w:tcPr>
+            <w:tcW w:w="3117" w:type="dxa"/>
+            <w:vAlign w:val="center"/>
+          </w:tcPr>
+          <w:p>
+            <w:pPr>
+              <w:jc w:val="center"/>
+              <w:rPr>
+                <w:rFonts w:ascii="Times New Roman" w:hAnsi="Times New Roman" w:cs="Times New Roman"/>
+                <w:sz w:val="24"/>
+                <w:szCs w:val="24"/>
+                <w:lang w:val="en-US"/>
+              </w:rPr>
+            </w:pPr>
+            <w:r>
+              <w:rPr>
+                <w:rFonts w:ascii="Times New Roman" w:hAnsi="Times New Roman" w:cs="Times New Roman"/>
+                <w:sz w:val="24"/>
+                <w:szCs w:val="24"/>
+                <w:lang w:val="en-US"/>
+              </w:rPr>
+              <w:t>-</w:t>
+            </w:r>
+          </w:p>
+        </w:tc>
+      </w:tr>
+      <w:tr>
+        <w:trPr>
+          <w:jc w:val="center"/>
+        </w:trPr>
+        <w:tc>
+          <w:tcPr>
+            <w:tcW w:w="1869" w:type="dxa"/>
+            <w:vAlign w:val="center"/>
+          </w:tcPr>
+          <w:p>
+            <w:pPr>
+              <w:jc w:val="center"/>
+              <w:rPr>
+                <w:rFonts w:ascii="Times New Roman" w:hAnsi="Times New Roman" w:cs="Times New Roman"/>
+                <w:sz w:val="24"/>
+                <w:szCs w:val="24"/>
+                <w:lang w:val="en-US"/>
+              </w:rPr>
+            </w:pPr>
+            <w:r>
+              <w:rPr>
+                <w:rFonts w:ascii="Times New Roman" w:hAnsi="Times New Roman" w:cs="Times New Roman"/>
+                <w:sz w:val="24"/>
+                <w:szCs w:val="24"/>
+              </w:rPr>
+              <w:t>permission_id</w:t>
+            </w:r>
+          </w:p>
+        </w:tc>
+        <w:tc>
+          <w:tcPr>
+            <w:tcW w:w="1869" w:type="dxa"/>
+            <w:vAlign w:val="center"/>
+          </w:tcPr>
+          <w:p>
+            <w:pPr>
+              <w:jc w:val="center"/>
+              <w:rPr>
+                <w:rFonts w:ascii="Times New Roman" w:hAnsi="Times New Roman" w:cs="Times New Roman"/>
+                <w:sz w:val="24"/>
+                <w:szCs w:val="24"/>
+                <w:lang w:val="en-US"/>
+              </w:rPr>
+            </w:pPr>
+            <w:r>
+              <w:rPr>
+                <w:rFonts w:ascii="Times New Roman" w:hAnsi="Times New Roman" w:cs="Times New Roman"/>
+                <w:sz w:val="24"/>
+                <w:szCs w:val="24"/>
+                <w:lang w:val="en-US"/>
+              </w:rPr>
+              <w:t>uuid</w:t>
+            </w:r>
+          </w:p>
+        </w:tc>
+        <w:tc>
+          <w:tcPr>
+            <w:tcW w:w="2076" w:type="dxa"/>
+            <w:vAlign w:val="center"/>
+          </w:tcPr>
+          <w:p>
+            <w:pPr>
+              <w:jc w:val="center"/>
+              <w:rPr>
+                <w:rFonts w:ascii="Times New Roman" w:hAnsi="Times New Roman" w:cs="Times New Roman"/>
+                <w:sz w:val="24"/>
+                <w:szCs w:val="24"/>
+              </w:rPr>
+            </w:pPr>
+            <w:r>
+              <w:rPr>
+                <w:rFonts w:ascii="Times New Roman" w:hAnsi="Times New Roman" w:cs="Times New Roman"/>
+                <w:sz w:val="24"/>
+                <w:szCs w:val="24"/>
+                <w:lang w:val="en-US"/>
+              </w:rPr>
+              <w:t>FK(</w:t>
+            </w:r>
+            <w:r>
+              <w:rPr>
+                <w:rFonts w:ascii="Times New Roman" w:hAnsi="Times New Roman" w:cs="Times New Roman"/>
+                <w:sz w:val="24"/>
+                <w:szCs w:val="24"/>
+              </w:rPr>
+              <w:t>permissions.id</w:t>
+            </w:r>
+            <w:r>
+              <w:rPr>
+                <w:rFonts w:ascii="Times New Roman" w:hAnsi="Times New Roman" w:cs="Times New Roman"/>
+                <w:sz w:val="24"/>
+                <w:szCs w:val="24"/>
+                <w:lang w:val="en-US"/>
+              </w:rPr>
+              <w:t>)</w:t>
+            </w:r>
+          </w:p>
+        </w:tc>
+        <w:tc>
+          <w:tcPr>
+            <w:tcW w:w="3117" w:type="dxa"/>
+            <w:vAlign w:val="center"/>
+          </w:tcPr>
+          <w:p>
+            <w:pPr>
+              <w:jc w:val="center"/>
+              <w:rPr>
+                <w:rFonts w:ascii="Times New Roman" w:hAnsi="Times New Roman" w:cs="Times New Roman"/>
+                <w:sz w:val="24"/>
+                <w:szCs w:val="24"/>
+                <w:lang w:val="en-US"/>
+              </w:rPr>
+            </w:pPr>
+            <w:r>
+              <w:rPr>
+                <w:rFonts w:ascii="Times New Roman" w:hAnsi="Times New Roman" w:cs="Times New Roman"/>
+                <w:sz w:val="24"/>
+                <w:szCs w:val="24"/>
+                <w:lang w:val="en-US"/>
+              </w:rPr>
+              <w:t>-</w:t>
+            </w:r>
+          </w:p>
+        </w:tc>
+      </w:tr>
+    </w:tbl>
+    <w:p>
+      <w:pPr>
+        <w:spacing w:after="0" w:line="360" w:lineRule="auto"/>
+        <w:jc w:val="both"/>
+        <w:rPr>
+          <w:rFonts w:ascii="Times New Roman" w:hAnsi="Times New Roman" w:cs="Times New Roman"/>
+          <w:sz w:val="28"/>
+          <w:szCs w:val="28"/>
+          <w:lang w:val="en-US"/>
+        </w:rPr>
+      </w:pPr>
+    </w:p>
+    <w:p>
+      <w:pPr>
+        <w:spacing w:after="0" w:line="360" w:lineRule="auto"/>
+        <w:jc w:val="both"/>
+        <w:rPr>
+          <w:rFonts w:ascii="Times New Roman" w:hAnsi="Times New Roman" w:cs="Times New Roman"/>
+          <w:sz w:val="28"/>
+          <w:szCs w:val="28"/>
+        </w:rPr>
+      </w:pPr>
+      <w:r>
+        <w:rPr>
+          <w:rFonts w:ascii="Times New Roman" w:hAnsi="Times New Roman" w:cs="Times New Roman"/>
+          <w:sz w:val="28"/>
+          <w:szCs w:val="28"/>
+        </w:rPr>
+        <w:t>Таблица №</w:t>
+      </w:r>
+      <w:r>
+        <w:rPr>
+          <w:rFonts w:ascii="Times New Roman" w:hAnsi="Times New Roman" w:cs="Times New Roman"/>
+          <w:sz w:val="28"/>
+          <w:szCs w:val="28"/>
+        </w:rPr>
+        <w:t>4</w:t>
+      </w:r>
+      <w:r>
+        <w:rPr>
+          <w:rFonts w:ascii="Times New Roman" w:hAnsi="Times New Roman" w:cs="Times New Roman"/>
+          <w:sz w:val="28"/>
+          <w:szCs w:val="28"/>
+        </w:rPr>
+        <w:t xml:space="preserve">. Сущность «Права </w:t>
+      </w:r>
+      <w:r>
+        <w:rPr>
+          <w:rFonts w:ascii="Times New Roman" w:hAnsi="Times New Roman" w:cs="Times New Roman"/>
+          <w:sz w:val="28"/>
+          <w:szCs w:val="28"/>
+        </w:rPr>
+        <w:t xml:space="preserve">для </w:t>
+      </w:r>
+      <w:r>
+        <w:rPr>
+          <w:rFonts w:ascii="Times New Roman" w:hAnsi="Times New Roman" w:cs="Times New Roman"/>
+          <w:sz w:val="28"/>
+          <w:szCs w:val="28"/>
+        </w:rPr>
+        <w:t>ролей» (</w:t>
+      </w:r>
+      <w:r>
+        <w:rPr>
+          <w:rFonts w:ascii="Times New Roman" w:hAnsi="Times New Roman" w:cs="Times New Roman"/>
+          <w:sz w:val="28"/>
+          <w:szCs w:val="28"/>
+        </w:rPr>
+        <w:t>permissions</w:t>
+      </w:r>
+      <w:r>
+        <w:rPr>
+          <w:rFonts w:ascii="Times New Roman" w:hAnsi="Times New Roman" w:cs="Times New Roman"/>
+          <w:sz w:val="28"/>
+          <w:szCs w:val="28"/>
+        </w:rPr>
+        <w:t>)</w:t>
+      </w:r>
+    </w:p>
+    <w:tbl>
+      <w:tblPr>
+        <w:tblStyle w:val="ac"/>
+        <w:tblW w:w="0" w:type="auto"/>
+        <w:jc w:val="center"/>
+        <w:tblLook w:val="04A0" w:firstRow="1" w:lastRow="0" w:firstColumn="1" w:lastColumn="0" w:noHBand="0" w:noVBand="1"/>
+      </w:tblPr>
+      <w:tblGrid>
+        <w:gridCol w:w="1869"/>
+        <w:gridCol w:w="1869"/>
+        <w:gridCol w:w="2076"/>
+        <w:gridCol w:w="3117"/>
+      </w:tblGrid>
+      <w:tr>
+        <w:trPr>
+          <w:jc w:val="center"/>
+        </w:trPr>
+        <w:tc>
+          <w:tcPr>
+            <w:tcW w:w="1869" w:type="dxa"/>
+            <w:vAlign w:val="center"/>
+          </w:tcPr>
+          <w:p>
+            <w:pPr>
+              <w:jc w:val="center"/>
+              <w:rPr>
+                <w:rFonts w:ascii="Times New Roman" w:hAnsi="Times New Roman" w:cs="Times New Roman"/>
+                <w:sz w:val="24"/>
+                <w:szCs w:val="24"/>
+              </w:rPr>
+            </w:pPr>
+            <w:r>
+              <w:rPr>
+                <w:rFonts w:ascii="Times New Roman" w:hAnsi="Times New Roman" w:cs="Times New Roman"/>
+                <w:sz w:val="24"/>
+                <w:szCs w:val="24"/>
+              </w:rPr>
+              <w:t>Атрибуты</w:t>
+            </w:r>
+          </w:p>
+        </w:tc>
+        <w:tc>
+          <w:tcPr>
+            <w:tcW w:w="1869" w:type="dxa"/>
+            <w:vAlign w:val="center"/>
+          </w:tcPr>
+          <w:p>
+            <w:pPr>
+              <w:jc w:val="center"/>
+              <w:rPr>
+                <w:rFonts w:ascii="Times New Roman" w:hAnsi="Times New Roman" w:cs="Times New Roman"/>
+                <w:sz w:val="24"/>
+                <w:szCs w:val="24"/>
+              </w:rPr>
+            </w:pPr>
+            <w:r>
+              <w:rPr>
+                <w:rFonts w:ascii="Times New Roman" w:hAnsi="Times New Roman" w:cs="Times New Roman"/>
+                <w:sz w:val="24"/>
+                <w:szCs w:val="24"/>
+              </w:rPr>
+              <w:t>Типы данных</w:t>
+            </w:r>
+          </w:p>
+        </w:tc>
+        <w:tc>
+          <w:tcPr>
+            <w:tcW w:w="2076" w:type="dxa"/>
+            <w:vAlign w:val="center"/>
+          </w:tcPr>
+          <w:p>
+            <w:pPr>
+              <w:jc w:val="center"/>
+              <w:rPr>
+                <w:rFonts w:ascii="Times New Roman" w:hAnsi="Times New Roman" w:cs="Times New Roman"/>
+                <w:sz w:val="24"/>
+                <w:szCs w:val="24"/>
+              </w:rPr>
+            </w:pPr>
+            <w:r>
+              <w:rPr>
+                <w:rFonts w:ascii="Times New Roman" w:hAnsi="Times New Roman" w:cs="Times New Roman"/>
+                <w:sz w:val="24"/>
+                <w:szCs w:val="24"/>
+              </w:rPr>
+              <w:t>Ограничения</w:t>
+            </w:r>
+          </w:p>
+        </w:tc>
+        <w:tc>
+          <w:tcPr>
+            <w:tcW w:w="3117" w:type="dxa"/>
+            <w:vAlign w:val="center"/>
+          </w:tcPr>
+          <w:p>
+            <w:pPr>
+              <w:jc w:val="center"/>
+              <w:rPr>
+                <w:rFonts w:ascii="Times New Roman" w:hAnsi="Times New Roman" w:cs="Times New Roman"/>
+                <w:sz w:val="24"/>
+                <w:szCs w:val="24"/>
+              </w:rPr>
+            </w:pPr>
+            <w:r>
+              <w:rPr>
+                <w:rFonts w:ascii="Times New Roman" w:hAnsi="Times New Roman" w:cs="Times New Roman"/>
+                <w:sz w:val="24"/>
+                <w:szCs w:val="24"/>
+              </w:rPr>
+              <w:t>Дефолтные значение</w:t>
+            </w:r>
+          </w:p>
+        </w:tc>
+      </w:tr>
+      <w:tr>
+        <w:trPr>
+          <w:jc w:val="center"/>
+        </w:trPr>
+        <w:tc>
+          <w:tcPr>
+            <w:tcW w:w="1869" w:type="dxa"/>
+            <w:vAlign w:val="center"/>
+          </w:tcPr>
+          <w:p>
+            <w:pPr>
+              <w:jc w:val="center"/>
+              <w:rPr>
+                <w:rFonts w:ascii="Times New Roman" w:hAnsi="Times New Roman" w:cs="Times New Roman"/>
+                <w:sz w:val="24"/>
+                <w:szCs w:val="24"/>
+                <w:lang w:val="en-US"/>
+              </w:rPr>
+            </w:pPr>
+            <w:r>
+              <w:rPr>
+                <w:rFonts w:ascii="Times New Roman" w:hAnsi="Times New Roman" w:cs="Times New Roman"/>
+                <w:sz w:val="24"/>
+                <w:szCs w:val="24"/>
+              </w:rPr>
+              <w:t>id</w:t>
+            </w:r>
+          </w:p>
+        </w:tc>
+        <w:tc>
+          <w:tcPr>
+            <w:tcW w:w="1869" w:type="dxa"/>
+            <w:vAlign w:val="center"/>
+          </w:tcPr>
+          <w:p>
+            <w:pPr>
+              <w:jc w:val="center"/>
+              <w:rPr>
+                <w:rFonts w:ascii="Times New Roman" w:hAnsi="Times New Roman" w:cs="Times New Roman"/>
+                <w:sz w:val="24"/>
+                <w:szCs w:val="24"/>
+                <w:lang w:val="en-US"/>
+              </w:rPr>
+            </w:pPr>
+            <w:r>
+              <w:rPr>
+                <w:rFonts w:ascii="Times New Roman" w:hAnsi="Times New Roman" w:cs="Times New Roman"/>
+                <w:sz w:val="24"/>
+                <w:szCs w:val="24"/>
+              </w:rPr>
+              <w:t>uuid</w:t>
+            </w:r>
+          </w:p>
+        </w:tc>
+        <w:tc>
+          <w:tcPr>
+            <w:tcW w:w="2076" w:type="dxa"/>
+            <w:vAlign w:val="center"/>
+          </w:tcPr>
+          <w:p>
+            <w:pPr>
+              <w:jc w:val="center"/>
+              <w:rPr>
+                <w:rFonts w:ascii="Times New Roman" w:hAnsi="Times New Roman" w:cs="Times New Roman"/>
+                <w:sz w:val="24"/>
+                <w:szCs w:val="24"/>
+              </w:rPr>
+            </w:pPr>
+            <w:r>
+              <w:rPr>
+                <w:rFonts w:ascii="Times New Roman" w:hAnsi="Times New Roman" w:cs="Times New Roman"/>
+                <w:sz w:val="24"/>
+                <w:szCs w:val="24"/>
+                <w:lang w:val="en-US"/>
+              </w:rPr>
+              <w:t>not null, PK</w:t>
+            </w:r>
+          </w:p>
+        </w:tc>
+        <w:tc>
+          <w:tcPr>
+            <w:tcW w:w="3117" w:type="dxa"/>
+            <w:vAlign w:val="center"/>
+          </w:tcPr>
+          <w:p>
+            <w:pPr>
+              <w:jc w:val="center"/>
+              <w:rPr>
+                <w:rFonts w:ascii="Times New Roman" w:hAnsi="Times New Roman" w:cs="Times New Roman"/>
+                <w:sz w:val="24"/>
+                <w:szCs w:val="24"/>
+                <w:lang w:val="en-US"/>
+              </w:rPr>
+            </w:pPr>
+            <w:r>
+              <w:rPr>
+                <w:rFonts w:ascii="Times New Roman" w:hAnsi="Times New Roman" w:cs="Times New Roman"/>
+                <w:sz w:val="24"/>
+                <w:szCs w:val="24"/>
+              </w:rPr>
+              <w:t>gen_random_uuid</w:t>
+            </w:r>
+            <w:r>
+              <w:rPr>
+                <w:rFonts w:ascii="Times New Roman" w:hAnsi="Times New Roman" w:cs="Times New Roman"/>
+                <w:sz w:val="24"/>
+                <w:szCs w:val="24"/>
+                <w:lang w:val="en-US"/>
+              </w:rPr>
+              <w:t>()</w:t>
+            </w:r>
+          </w:p>
+        </w:tc>
+      </w:tr>
+      <w:tr>
+        <w:trPr>
+          <w:jc w:val="center"/>
+        </w:trPr>
+        <w:tc>
+          <w:tcPr>
+            <w:tcW w:w="1869" w:type="dxa"/>
+            <w:vAlign w:val="center"/>
+          </w:tcPr>
+          <w:p>
+            <w:pPr>
+              <w:jc w:val="center"/>
+              <w:rPr>
+                <w:rFonts w:ascii="Times New Roman" w:hAnsi="Times New Roman" w:cs="Times New Roman"/>
+                <w:sz w:val="24"/>
+                <w:szCs w:val="24"/>
+                <w:lang w:val="en-US"/>
+              </w:rPr>
+            </w:pPr>
+            <w:r>
+              <w:rPr>
+                <w:rFonts w:ascii="Times New Roman" w:hAnsi="Times New Roman" w:cs="Times New Roman"/>
+                <w:sz w:val="24"/>
+                <w:szCs w:val="24"/>
+                <w:lang w:val="en-US"/>
+              </w:rPr>
+              <w:t>name</w:t>
+            </w:r>
+          </w:p>
+        </w:tc>
+        <w:tc>
+          <w:tcPr>
+            <w:tcW w:w="1869" w:type="dxa"/>
+            <w:vAlign w:val="center"/>
+          </w:tcPr>
+          <w:p>
+            <w:pPr>
+              <w:jc w:val="center"/>
+              <w:rPr>
+                <w:rFonts w:ascii="Times New Roman" w:hAnsi="Times New Roman" w:cs="Times New Roman"/>
+                <w:sz w:val="24"/>
+                <w:szCs w:val="24"/>
+                <w:lang w:val="en-US"/>
+              </w:rPr>
+            </w:pPr>
+            <w:r>
+              <w:rPr>
+                <w:rFonts w:ascii="Times New Roman" w:hAnsi="Times New Roman" w:cs="Times New Roman"/>
+                <w:sz w:val="24"/>
+                <w:szCs w:val="24"/>
+              </w:rPr>
+              <w:t>varchar</w:t>
+            </w:r>
+            <w:r>
+              <w:rPr>
+                <w:rFonts w:ascii="Times New Roman" w:hAnsi="Times New Roman" w:cs="Times New Roman"/>
+                <w:sz w:val="24"/>
+                <w:szCs w:val="24"/>
+                <w:lang w:val="en-US"/>
+              </w:rPr>
+              <w:t>(100)</w:t>
+            </w:r>
+          </w:p>
+        </w:tc>
+        <w:tc>
+          <w:tcPr>
+            <w:tcW w:w="2076" w:type="dxa"/>
+            <w:vAlign w:val="center"/>
+          </w:tcPr>
+          <w:p>
+            <w:pPr>
+              <w:jc w:val="center"/>
+              <w:rPr>
+                <w:rFonts w:ascii="Times New Roman" w:hAnsi="Times New Roman" w:cs="Times New Roman"/>
+                <w:sz w:val="24"/>
+                <w:szCs w:val="24"/>
+              </w:rPr>
+            </w:pPr>
+            <w:r>
+              <w:rPr>
+                <w:rFonts w:ascii="Times New Roman" w:hAnsi="Times New Roman" w:cs="Times New Roman"/>
+                <w:sz w:val="24"/>
+                <w:szCs w:val="24"/>
+                <w:lang w:val="en-US"/>
+              </w:rPr>
+              <w:t xml:space="preserve">not null, </w:t>
+            </w:r>
+            <w:r>
+              <w:rPr>
+                <w:rFonts w:ascii="Times New Roman" w:hAnsi="Times New Roman" w:cs="Times New Roman"/>
+                <w:sz w:val="24"/>
+                <w:szCs w:val="24"/>
+              </w:rPr>
+              <w:t>unique</w:t>
+            </w:r>
+          </w:p>
+        </w:tc>
+        <w:tc>
+          <w:tcPr>
+            <w:tcW w:w="3117" w:type="dxa"/>
+            <w:vAlign w:val="center"/>
+          </w:tcPr>
+          <w:p>
+            <w:pPr>
+              <w:jc w:val="center"/>
+              <w:rPr>
+                <w:rFonts w:ascii="Times New Roman" w:hAnsi="Times New Roman" w:cs="Times New Roman"/>
+                <w:sz w:val="24"/>
+                <w:szCs w:val="24"/>
+                <w:lang w:val="en-US"/>
+              </w:rPr>
+            </w:pPr>
+            <w:r>
+              <w:rPr>
+                <w:rFonts w:ascii="Times New Roman" w:hAnsi="Times New Roman" w:cs="Times New Roman"/>
+                <w:sz w:val="24"/>
+                <w:szCs w:val="24"/>
+                <w:lang w:val="en-US"/>
+              </w:rPr>
+              <w:t>-</w:t>
+            </w:r>
+          </w:p>
+        </w:tc>
+      </w:tr>
+    </w:tbl>
+    <w:p>
+      <w:pPr>
+        <w:spacing w:after="0" w:line="360" w:lineRule="auto"/>
+        <w:jc w:val="both"/>
+        <w:rPr>
+          <w:rFonts w:ascii="Times New Roman" w:hAnsi="Times New Roman" w:cs="Times New Roman"/>
+          <w:sz w:val="28"/>
+          <w:szCs w:val="28"/>
+        </w:rPr>
+      </w:pPr>
+    </w:p>
+    <w:p>
+      <w:pPr>
+        <w:spacing w:after="0" w:line="360" w:lineRule="auto"/>
+        <w:jc w:val="both"/>
+        <w:rPr>
+          <w:rFonts w:ascii="Times New Roman" w:hAnsi="Times New Roman" w:cs="Times New Roman"/>
+          <w:sz w:val="28"/>
+          <w:szCs w:val="28"/>
+        </w:rPr>
+      </w:pPr>
+      <w:r>
+        <w:rPr>
+          <w:rFonts w:ascii="Times New Roman" w:hAnsi="Times New Roman" w:cs="Times New Roman"/>
+          <w:sz w:val="28"/>
+          <w:szCs w:val="28"/>
+        </w:rPr>
+        <w:lastRenderedPageBreak/>
+        <w:t>Таблица №</w:t>
+      </w:r>
+      <w:r>
+        <w:rPr>
+          <w:rFonts w:ascii="Times New Roman" w:hAnsi="Times New Roman" w:cs="Times New Roman"/>
+          <w:sz w:val="28"/>
+          <w:szCs w:val="28"/>
+        </w:rPr>
+        <w:t>5</w:t>
+      </w:r>
+      <w:r>
+        <w:rPr>
+          <w:rFonts w:ascii="Times New Roman" w:hAnsi="Times New Roman" w:cs="Times New Roman"/>
+          <w:sz w:val="28"/>
+          <w:szCs w:val="28"/>
+        </w:rPr>
+        <w:t>. Сущность «</w:t>
+      </w:r>
+      <w:r>
+        <w:rPr>
+          <w:rFonts w:ascii="Times New Roman" w:hAnsi="Times New Roman" w:cs="Times New Roman"/>
+          <w:sz w:val="28"/>
+          <w:szCs w:val="28"/>
+        </w:rPr>
+        <w:t>Приложения</w:t>
+      </w:r>
+      <w:r>
+        <w:rPr>
+          <w:rFonts w:ascii="Times New Roman" w:hAnsi="Times New Roman" w:cs="Times New Roman"/>
+          <w:sz w:val="28"/>
+          <w:szCs w:val="28"/>
+        </w:rPr>
+        <w:t>» (applications)</w:t>
+      </w:r>
+    </w:p>
+    <w:tbl>
+      <w:tblPr>
+        <w:tblStyle w:val="ac"/>
+        <w:tblW w:w="0" w:type="auto"/>
+        <w:jc w:val="center"/>
+        <w:tblLook w:val="04A0" w:firstRow="1" w:lastRow="0" w:firstColumn="1" w:lastColumn="0" w:noHBand="0" w:noVBand="1"/>
+      </w:tblPr>
+      <w:tblGrid>
+        <w:gridCol w:w="2096"/>
+        <w:gridCol w:w="1869"/>
+        <w:gridCol w:w="1869"/>
+        <w:gridCol w:w="3117"/>
+      </w:tblGrid>
+      <w:tr>
+        <w:trPr>
+          <w:jc w:val="center"/>
+        </w:trPr>
+        <w:tc>
+          <w:tcPr>
+            <w:tcW w:w="2096" w:type="dxa"/>
+            <w:vAlign w:val="center"/>
+          </w:tcPr>
+          <w:p>
+            <w:pPr>
+              <w:jc w:val="center"/>
+              <w:rPr>
+                <w:rFonts w:ascii="Times New Roman" w:hAnsi="Times New Roman" w:cs="Times New Roman"/>
+                <w:sz w:val="24"/>
+                <w:szCs w:val="24"/>
+              </w:rPr>
+            </w:pPr>
+            <w:r>
+              <w:rPr>
+                <w:rFonts w:ascii="Times New Roman" w:hAnsi="Times New Roman" w:cs="Times New Roman"/>
+                <w:sz w:val="24"/>
+                <w:szCs w:val="24"/>
+              </w:rPr>
+              <w:t>Атрибуты</w:t>
+            </w:r>
+          </w:p>
+        </w:tc>
+        <w:tc>
+          <w:tcPr>
+            <w:tcW w:w="1869" w:type="dxa"/>
+            <w:vAlign w:val="center"/>
+          </w:tcPr>
+          <w:p>
+            <w:pPr>
+              <w:jc w:val="center"/>
+              <w:rPr>
+                <w:rFonts w:ascii="Times New Roman" w:hAnsi="Times New Roman" w:cs="Times New Roman"/>
+                <w:sz w:val="24"/>
+                <w:szCs w:val="24"/>
+              </w:rPr>
+            </w:pPr>
+            <w:r>
+              <w:rPr>
+                <w:rFonts w:ascii="Times New Roman" w:hAnsi="Times New Roman" w:cs="Times New Roman"/>
+                <w:sz w:val="24"/>
+                <w:szCs w:val="24"/>
+              </w:rPr>
+              <w:t>Типы данных</w:t>
+            </w:r>
+          </w:p>
+        </w:tc>
+        <w:tc>
+          <w:tcPr>
+            <w:tcW w:w="1869" w:type="dxa"/>
+            <w:vAlign w:val="center"/>
+          </w:tcPr>
+          <w:p>
+            <w:pPr>
+              <w:jc w:val="center"/>
+              <w:rPr>
+                <w:rFonts w:ascii="Times New Roman" w:hAnsi="Times New Roman" w:cs="Times New Roman"/>
+                <w:sz w:val="24"/>
+                <w:szCs w:val="24"/>
+              </w:rPr>
+            </w:pPr>
+            <w:r>
+              <w:rPr>
+                <w:rFonts w:ascii="Times New Roman" w:hAnsi="Times New Roman" w:cs="Times New Roman"/>
+                <w:sz w:val="24"/>
+                <w:szCs w:val="24"/>
+              </w:rPr>
+              <w:t>Ограничения</w:t>
+            </w:r>
+          </w:p>
+        </w:tc>
+        <w:tc>
+          <w:tcPr>
+            <w:tcW w:w="3117" w:type="dxa"/>
+            <w:vAlign w:val="center"/>
+          </w:tcPr>
+          <w:p>
+            <w:pPr>
+              <w:jc w:val="center"/>
+              <w:rPr>
+                <w:rFonts w:ascii="Times New Roman" w:hAnsi="Times New Roman" w:cs="Times New Roman"/>
+                <w:sz w:val="24"/>
+                <w:szCs w:val="24"/>
+              </w:rPr>
+            </w:pPr>
+            <w:r>
+              <w:rPr>
+                <w:rFonts w:ascii="Times New Roman" w:hAnsi="Times New Roman" w:cs="Times New Roman"/>
+                <w:sz w:val="24"/>
+                <w:szCs w:val="24"/>
+              </w:rPr>
+              <w:t>Дефолтные значение</w:t>
+            </w:r>
+          </w:p>
+        </w:tc>
+      </w:tr>
+      <w:tr>
+        <w:trPr>
+          <w:jc w:val="center"/>
+        </w:trPr>
+        <w:tc>
+          <w:tcPr>
+            <w:tcW w:w="2096" w:type="dxa"/>
+            <w:vAlign w:val="center"/>
+          </w:tcPr>
+          <w:p>
+            <w:pPr>
+              <w:jc w:val="center"/>
+              <w:rPr>
+                <w:rFonts w:ascii="Times New Roman" w:hAnsi="Times New Roman" w:cs="Times New Roman"/>
+                <w:sz w:val="24"/>
+                <w:szCs w:val="24"/>
+                <w:lang w:val="en-US"/>
+              </w:rPr>
+            </w:pPr>
+            <w:r>
+              <w:rPr>
+                <w:rFonts w:ascii="Times New Roman" w:hAnsi="Times New Roman" w:cs="Times New Roman"/>
+                <w:sz w:val="24"/>
+                <w:szCs w:val="24"/>
+              </w:rPr>
+              <w:t>id</w:t>
+            </w:r>
+          </w:p>
+        </w:tc>
+        <w:tc>
+          <w:tcPr>
+            <w:tcW w:w="1869" w:type="dxa"/>
+            <w:vAlign w:val="center"/>
+          </w:tcPr>
+          <w:p>
+            <w:pPr>
+              <w:jc w:val="center"/>
+              <w:rPr>
+                <w:rFonts w:ascii="Times New Roman" w:hAnsi="Times New Roman" w:cs="Times New Roman"/>
+                <w:sz w:val="24"/>
+                <w:szCs w:val="24"/>
+                <w:lang w:val="en-US"/>
+              </w:rPr>
+            </w:pPr>
+            <w:r>
+              <w:rPr>
+                <w:rFonts w:ascii="Times New Roman" w:hAnsi="Times New Roman" w:cs="Times New Roman"/>
+                <w:sz w:val="24"/>
+                <w:szCs w:val="24"/>
+              </w:rPr>
+              <w:t>uuid</w:t>
+            </w:r>
+          </w:p>
+        </w:tc>
+        <w:tc>
+          <w:tcPr>
+            <w:tcW w:w="1869" w:type="dxa"/>
+            <w:vAlign w:val="center"/>
+          </w:tcPr>
+          <w:p>
+            <w:pPr>
+              <w:jc w:val="center"/>
+              <w:rPr>
+                <w:rFonts w:ascii="Times New Roman" w:hAnsi="Times New Roman" w:cs="Times New Roman"/>
+                <w:sz w:val="24"/>
+                <w:szCs w:val="24"/>
+                <w:lang w:val="en-US"/>
+              </w:rPr>
+            </w:pPr>
+            <w:r>
+              <w:rPr>
+                <w:rFonts w:ascii="Times New Roman" w:hAnsi="Times New Roman" w:cs="Times New Roman"/>
+                <w:sz w:val="24"/>
+                <w:szCs w:val="24"/>
+                <w:lang w:val="en-US"/>
+              </w:rPr>
+              <w:t>not null, PK</w:t>
+            </w:r>
+          </w:p>
+        </w:tc>
+        <w:tc>
+          <w:tcPr>
+            <w:tcW w:w="3117" w:type="dxa"/>
+            <w:vAlign w:val="center"/>
+          </w:tcPr>
+          <w:p>
+            <w:pPr>
+              <w:jc w:val="center"/>
+              <w:rPr>
+                <w:rFonts w:ascii="Times New Roman" w:hAnsi="Times New Roman" w:cs="Times New Roman"/>
+                <w:sz w:val="24"/>
+                <w:szCs w:val="24"/>
+                <w:lang w:val="en-US"/>
+              </w:rPr>
+            </w:pPr>
+            <w:r>
+              <w:rPr>
+                <w:rFonts w:ascii="Times New Roman" w:hAnsi="Times New Roman" w:cs="Times New Roman"/>
+                <w:sz w:val="24"/>
+                <w:szCs w:val="24"/>
+              </w:rPr>
+              <w:t>gen_random_uuid</w:t>
+            </w:r>
+            <w:r>
+              <w:rPr>
+                <w:rFonts w:ascii="Times New Roman" w:hAnsi="Times New Roman" w:cs="Times New Roman"/>
+                <w:sz w:val="24"/>
+                <w:szCs w:val="24"/>
+                <w:lang w:val="en-US"/>
+              </w:rPr>
+              <w:t>()</w:t>
+            </w:r>
+          </w:p>
+        </w:tc>
+      </w:tr>
+      <w:tr>
+        <w:trPr>
+          <w:jc w:val="center"/>
+        </w:trPr>
+        <w:tc>
+          <w:tcPr>
+            <w:tcW w:w="2096" w:type="dxa"/>
+            <w:vAlign w:val="center"/>
+          </w:tcPr>
+          <w:p>
+            <w:pPr>
+              <w:jc w:val="center"/>
+              <w:rPr>
+                <w:rFonts w:ascii="Times New Roman" w:hAnsi="Times New Roman" w:cs="Times New Roman"/>
+                <w:sz w:val="24"/>
+                <w:szCs w:val="24"/>
+                <w:lang w:val="en-US"/>
+              </w:rPr>
+            </w:pPr>
+            <w:r>
+              <w:rPr>
+                <w:rFonts w:ascii="Times New Roman" w:hAnsi="Times New Roman" w:cs="Times New Roman"/>
+                <w:sz w:val="24"/>
+                <w:szCs w:val="24"/>
+                <w:lang w:val="en-US"/>
+              </w:rPr>
+              <w:t>title</w:t>
+            </w:r>
+          </w:p>
+        </w:tc>
+        <w:tc>
+          <w:tcPr>
+            <w:tcW w:w="1869" w:type="dxa"/>
+            <w:vAlign w:val="center"/>
+          </w:tcPr>
+          <w:p>
+            <w:pPr>
+              <w:jc w:val="center"/>
+              <w:rPr>
+                <w:rFonts w:ascii="Times New Roman" w:hAnsi="Times New Roman" w:cs="Times New Roman"/>
+                <w:sz w:val="24"/>
+                <w:szCs w:val="24"/>
+                <w:lang w:val="en-US"/>
+              </w:rPr>
+            </w:pPr>
+            <w:r>
+              <w:rPr>
+                <w:rFonts w:ascii="Times New Roman" w:hAnsi="Times New Roman" w:cs="Times New Roman"/>
+                <w:sz w:val="24"/>
+                <w:szCs w:val="24"/>
+              </w:rPr>
+              <w:t>varchar</w:t>
+            </w:r>
+            <w:r>
+              <w:rPr>
+                <w:rFonts w:ascii="Times New Roman" w:hAnsi="Times New Roman" w:cs="Times New Roman"/>
+                <w:sz w:val="24"/>
+                <w:szCs w:val="24"/>
+                <w:lang w:val="en-US"/>
+              </w:rPr>
+              <w:t>(100)</w:t>
+            </w:r>
+          </w:p>
+        </w:tc>
+        <w:tc>
+          <w:tcPr>
+            <w:tcW w:w="1869" w:type="dxa"/>
+            <w:vAlign w:val="center"/>
+          </w:tcPr>
+          <w:p>
+            <w:pPr>
+              <w:jc w:val="center"/>
+              <w:rPr>
+                <w:rFonts w:ascii="Times New Roman" w:hAnsi="Times New Roman" w:cs="Times New Roman"/>
+                <w:sz w:val="24"/>
+                <w:szCs w:val="24"/>
+                <w:lang w:val="en-US"/>
+              </w:rPr>
+            </w:pPr>
+            <w:r>
+              <w:rPr>
+                <w:rFonts w:ascii="Times New Roman" w:hAnsi="Times New Roman" w:cs="Times New Roman"/>
+                <w:sz w:val="24"/>
+                <w:szCs w:val="24"/>
+                <w:lang w:val="en-US"/>
+              </w:rPr>
+              <w:t>not null</w:t>
+            </w:r>
+          </w:p>
+        </w:tc>
+        <w:tc>
+          <w:tcPr>
+            <w:tcW w:w="3117" w:type="dxa"/>
+            <w:vAlign w:val="center"/>
+          </w:tcPr>
+          <w:p>
+            <w:pPr>
+              <w:jc w:val="center"/>
+              <w:rPr>
+                <w:rFonts w:ascii="Times New Roman" w:hAnsi="Times New Roman" w:cs="Times New Roman"/>
+                <w:sz w:val="24"/>
+                <w:szCs w:val="24"/>
+                <w:lang w:val="en-US"/>
+              </w:rPr>
+            </w:pPr>
+            <w:r>
+              <w:rPr>
+                <w:rFonts w:ascii="Times New Roman" w:hAnsi="Times New Roman" w:cs="Times New Roman"/>
+                <w:sz w:val="24"/>
+                <w:szCs w:val="24"/>
+                <w:lang w:val="en-US"/>
+              </w:rPr>
+              <w:t>-</w:t>
+            </w:r>
+          </w:p>
+        </w:tc>
+      </w:tr>
+      <w:tr>
+        <w:trPr>
+          <w:jc w:val="center"/>
+        </w:trPr>
+        <w:tc>
+          <w:tcPr>
+            <w:tcW w:w="2096" w:type="dxa"/>
+            <w:vAlign w:val="center"/>
+          </w:tcPr>
+          <w:p>
+            <w:pPr>
+              <w:jc w:val="center"/>
+              <w:rPr>
+                <w:rFonts w:ascii="Times New Roman" w:hAnsi="Times New Roman" w:cs="Times New Roman"/>
+                <w:sz w:val="24"/>
+                <w:szCs w:val="24"/>
+                <w:lang w:val="en-US"/>
+              </w:rPr>
+            </w:pPr>
+            <w:r>
+              <w:rPr>
+                <w:rFonts w:ascii="Times New Roman" w:hAnsi="Times New Roman" w:cs="Times New Roman"/>
+                <w:sz w:val="24"/>
+                <w:szCs w:val="24"/>
+              </w:rPr>
+              <w:t>description</w:t>
+            </w:r>
+          </w:p>
+        </w:tc>
+        <w:tc>
+          <w:tcPr>
+            <w:tcW w:w="1869" w:type="dxa"/>
+            <w:vAlign w:val="center"/>
+          </w:tcPr>
+          <w:p>
+            <w:pPr>
+              <w:jc w:val="center"/>
+              <w:rPr>
+                <w:rFonts w:ascii="Times New Roman" w:hAnsi="Times New Roman" w:cs="Times New Roman"/>
+                <w:sz w:val="24"/>
+                <w:szCs w:val="24"/>
+                <w:lang w:val="en-US"/>
+              </w:rPr>
+            </w:pPr>
+            <w:r>
+              <w:rPr>
+                <w:rFonts w:ascii="Times New Roman" w:hAnsi="Times New Roman" w:cs="Times New Roman"/>
+                <w:sz w:val="24"/>
+                <w:szCs w:val="24"/>
+                <w:lang w:val="en-US"/>
+              </w:rPr>
+              <w:t>text</w:t>
+            </w:r>
+          </w:p>
+        </w:tc>
+        <w:tc>
+          <w:tcPr>
+            <w:tcW w:w="1869" w:type="dxa"/>
+            <w:vAlign w:val="center"/>
+          </w:tcPr>
+          <w:p>
+            <w:pPr>
+              <w:jc w:val="center"/>
+              <w:rPr>
+                <w:rFonts w:ascii="Times New Roman" w:hAnsi="Times New Roman" w:cs="Times New Roman"/>
+                <w:sz w:val="24"/>
+                <w:szCs w:val="24"/>
+                <w:lang w:val="en-US"/>
+              </w:rPr>
+            </w:pPr>
+            <w:r>
+              <w:rPr>
+                <w:rFonts w:ascii="Times New Roman" w:hAnsi="Times New Roman" w:cs="Times New Roman"/>
+                <w:sz w:val="24"/>
+                <w:szCs w:val="24"/>
+                <w:lang w:val="en-US"/>
+              </w:rPr>
+              <w:t>-</w:t>
+            </w:r>
+          </w:p>
+        </w:tc>
+        <w:tc>
+          <w:tcPr>
+            <w:tcW w:w="3117" w:type="dxa"/>
+            <w:vAlign w:val="center"/>
+          </w:tcPr>
+          <w:p>
+            <w:pPr>
+              <w:jc w:val="center"/>
+              <w:rPr>
+                <w:rFonts w:ascii="Times New Roman" w:hAnsi="Times New Roman" w:cs="Times New Roman"/>
+                <w:sz w:val="24"/>
+                <w:szCs w:val="24"/>
+                <w:lang w:val="en-US"/>
+              </w:rPr>
+            </w:pPr>
+            <w:r>
+              <w:rPr>
+                <w:rFonts w:ascii="Times New Roman" w:hAnsi="Times New Roman" w:cs="Times New Roman"/>
+                <w:sz w:val="24"/>
+                <w:szCs w:val="24"/>
+                <w:lang w:val="en-US"/>
+              </w:rPr>
+              <w:t>-</w:t>
+            </w:r>
+          </w:p>
+        </w:tc>
+      </w:tr>
+      <w:tr>
+        <w:trPr>
+          <w:jc w:val="center"/>
+        </w:trPr>
+        <w:tc>
+          <w:tcPr>
+            <w:tcW w:w="2096" w:type="dxa"/>
+            <w:vAlign w:val="center"/>
+          </w:tcPr>
+          <w:p>
+            <w:pPr>
+              <w:jc w:val="center"/>
+              <w:rPr>
+                <w:rFonts w:ascii="Times New Roman" w:hAnsi="Times New Roman" w:cs="Times New Roman"/>
+                <w:sz w:val="24"/>
+                <w:szCs w:val="24"/>
+                <w:lang w:val="en-US"/>
+              </w:rPr>
+            </w:pPr>
+            <w:r>
+              <w:rPr>
+                <w:rFonts w:ascii="Times New Roman" w:hAnsi="Times New Roman" w:cs="Times New Roman"/>
+                <w:sz w:val="24"/>
+                <w:szCs w:val="24"/>
+              </w:rPr>
+              <w:t>image_url</w:t>
+            </w:r>
+          </w:p>
+        </w:tc>
+        <w:tc>
+          <w:tcPr>
+            <w:tcW w:w="1869" w:type="dxa"/>
+            <w:vAlign w:val="center"/>
+          </w:tcPr>
+          <w:p>
+            <w:pPr>
+              <w:jc w:val="center"/>
+              <w:rPr>
+                <w:rFonts w:ascii="Times New Roman" w:hAnsi="Times New Roman" w:cs="Times New Roman"/>
+                <w:sz w:val="24"/>
+                <w:szCs w:val="24"/>
+                <w:lang w:val="en-US"/>
+              </w:rPr>
+            </w:pPr>
+            <w:r>
+              <w:rPr>
+                <w:rFonts w:ascii="Times New Roman" w:hAnsi="Times New Roman" w:cs="Times New Roman"/>
+                <w:sz w:val="24"/>
+                <w:szCs w:val="24"/>
+                <w:lang w:val="en-US"/>
+              </w:rPr>
+              <w:t>text</w:t>
+            </w:r>
+          </w:p>
+        </w:tc>
+        <w:tc>
+          <w:tcPr>
+            <w:tcW w:w="1869" w:type="dxa"/>
+            <w:vAlign w:val="center"/>
+          </w:tcPr>
+          <w:p>
+            <w:pPr>
+              <w:jc w:val="center"/>
+              <w:rPr>
+                <w:rFonts w:ascii="Times New Roman" w:hAnsi="Times New Roman" w:cs="Times New Roman"/>
+                <w:sz w:val="24"/>
+                <w:szCs w:val="24"/>
+                <w:lang w:val="en-US"/>
+              </w:rPr>
+            </w:pPr>
+            <w:r>
+              <w:rPr>
+                <w:rFonts w:ascii="Times New Roman" w:hAnsi="Times New Roman" w:cs="Times New Roman"/>
+                <w:sz w:val="24"/>
+                <w:szCs w:val="24"/>
+                <w:lang w:val="en-US"/>
+              </w:rPr>
+              <w:t>-</w:t>
+            </w:r>
+          </w:p>
+        </w:tc>
+        <w:tc>
+          <w:tcPr>
+            <w:tcW w:w="3117" w:type="dxa"/>
+            <w:vAlign w:val="center"/>
+          </w:tcPr>
+          <w:p>
+            <w:pPr>
+              <w:jc w:val="center"/>
+              <w:rPr>
+                <w:rFonts w:ascii="Times New Roman" w:hAnsi="Times New Roman" w:cs="Times New Roman"/>
+                <w:sz w:val="24"/>
+                <w:szCs w:val="24"/>
+                <w:lang w:val="en-US"/>
+              </w:rPr>
+            </w:pPr>
+            <w:r>
+              <w:rPr>
+                <w:rFonts w:ascii="Times New Roman" w:hAnsi="Times New Roman" w:cs="Times New Roman"/>
+                <w:sz w:val="24"/>
+                <w:szCs w:val="24"/>
+                <w:lang w:val="en-US"/>
+              </w:rPr>
+              <w:t>-</w:t>
+            </w:r>
+          </w:p>
+        </w:tc>
+      </w:tr>
+      <w:tr>
+        <w:trPr>
+          <w:jc w:val="center"/>
+        </w:trPr>
+        <w:tc>
+          <w:tcPr>
+            <w:tcW w:w="2096" w:type="dxa"/>
+            <w:vAlign w:val="center"/>
+          </w:tcPr>
+          <w:p>
+            <w:pPr>
+              <w:jc w:val="center"/>
+              <w:rPr>
+                <w:rFonts w:ascii="Times New Roman" w:hAnsi="Times New Roman" w:cs="Times New Roman"/>
+                <w:sz w:val="24"/>
+                <w:szCs w:val="24"/>
+                <w:lang w:val="en-US"/>
+              </w:rPr>
+            </w:pPr>
+            <w:r>
+              <w:rPr>
+                <w:rFonts w:ascii="Times New Roman" w:hAnsi="Times New Roman" w:cs="Times New Roman"/>
+                <w:sz w:val="24"/>
+                <w:szCs w:val="24"/>
+              </w:rPr>
+              <w:t>is_active</w:t>
+            </w:r>
+          </w:p>
+        </w:tc>
+        <w:tc>
+          <w:tcPr>
+            <w:tcW w:w="1869" w:type="dxa"/>
+            <w:vAlign w:val="center"/>
+          </w:tcPr>
+          <w:p>
+            <w:pPr>
+              <w:jc w:val="center"/>
+              <w:rPr>
+                <w:rFonts w:ascii="Times New Roman" w:hAnsi="Times New Roman" w:cs="Times New Roman"/>
+                <w:sz w:val="24"/>
+                <w:szCs w:val="24"/>
+                <w:lang w:val="en-US"/>
+              </w:rPr>
+            </w:pPr>
+            <w:r>
+              <w:rPr>
+                <w:rFonts w:ascii="Times New Roman" w:hAnsi="Times New Roman" w:cs="Times New Roman"/>
+                <w:sz w:val="24"/>
+                <w:szCs w:val="24"/>
+              </w:rPr>
+              <w:t>boolean</w:t>
+            </w:r>
+          </w:p>
+        </w:tc>
+        <w:tc>
+          <w:tcPr>
+            <w:tcW w:w="1869" w:type="dxa"/>
+            <w:vAlign w:val="center"/>
+          </w:tcPr>
+          <w:p>
+            <w:pPr>
+              <w:jc w:val="center"/>
+              <w:rPr>
+                <w:rFonts w:ascii="Times New Roman" w:hAnsi="Times New Roman" w:cs="Times New Roman"/>
+                <w:sz w:val="24"/>
+                <w:szCs w:val="24"/>
+                <w:lang w:val="en-US"/>
+              </w:rPr>
+            </w:pPr>
+            <w:r>
+              <w:rPr>
+                <w:rFonts w:ascii="Times New Roman" w:hAnsi="Times New Roman" w:cs="Times New Roman"/>
+                <w:sz w:val="24"/>
+                <w:szCs w:val="24"/>
+                <w:lang w:val="en-US"/>
+              </w:rPr>
+              <w:t xml:space="preserve">not null, </w:t>
+            </w:r>
+            <w:r>
+              <w:rPr>
+                <w:rFonts w:ascii="Times New Roman" w:hAnsi="Times New Roman" w:cs="Times New Roman"/>
+                <w:sz w:val="24"/>
+                <w:szCs w:val="24"/>
+              </w:rPr>
+              <w:t>unique</w:t>
+            </w:r>
+          </w:p>
+        </w:tc>
+        <w:tc>
+          <w:tcPr>
+            <w:tcW w:w="3117" w:type="dxa"/>
+            <w:vAlign w:val="center"/>
+          </w:tcPr>
+          <w:p>
+            <w:pPr>
+              <w:jc w:val="center"/>
+              <w:rPr>
+                <w:rFonts w:ascii="Times New Roman" w:hAnsi="Times New Roman" w:cs="Times New Roman"/>
+                <w:sz w:val="24"/>
+                <w:szCs w:val="24"/>
+                <w:lang w:val="en-US"/>
+              </w:rPr>
+            </w:pPr>
+            <w:r>
+              <w:rPr>
+                <w:rFonts w:ascii="Times New Roman" w:hAnsi="Times New Roman" w:cs="Times New Roman"/>
+                <w:sz w:val="24"/>
+                <w:szCs w:val="24"/>
+                <w:lang w:val="en-US"/>
+              </w:rPr>
+              <w:t>true</w:t>
+            </w:r>
+          </w:p>
+        </w:tc>
+      </w:tr>
+      <w:tr>
+        <w:trPr>
+          <w:jc w:val="center"/>
+        </w:trPr>
+        <w:tc>
+          <w:tcPr>
+            <w:tcW w:w="2096" w:type="dxa"/>
+            <w:vAlign w:val="center"/>
+          </w:tcPr>
+          <w:p>
+            <w:pPr>
+              <w:jc w:val="center"/>
+              <w:rPr>
+                <w:rFonts w:ascii="Times New Roman" w:hAnsi="Times New Roman" w:cs="Times New Roman"/>
+                <w:sz w:val="24"/>
+                <w:szCs w:val="24"/>
+                <w:lang w:val="en-US"/>
+              </w:rPr>
+            </w:pPr>
+            <w:r>
+              <w:rPr>
+                <w:rFonts w:ascii="Times New Roman" w:hAnsi="Times New Roman" w:cs="Times New Roman"/>
+                <w:sz w:val="24"/>
+                <w:szCs w:val="24"/>
+              </w:rPr>
+              <w:t>created_by_user_id</w:t>
+            </w:r>
+          </w:p>
+        </w:tc>
+        <w:tc>
+          <w:tcPr>
+            <w:tcW w:w="1869" w:type="dxa"/>
+            <w:vAlign w:val="center"/>
+          </w:tcPr>
+          <w:p>
+            <w:pPr>
+              <w:jc w:val="center"/>
+              <w:rPr>
+                <w:rFonts w:ascii="Times New Roman" w:hAnsi="Times New Roman" w:cs="Times New Roman"/>
+                <w:sz w:val="24"/>
+                <w:szCs w:val="24"/>
+                <w:lang w:val="en-US"/>
+              </w:rPr>
+            </w:pPr>
+            <w:r>
+              <w:rPr>
+                <w:rFonts w:ascii="Times New Roman" w:hAnsi="Times New Roman" w:cs="Times New Roman"/>
+                <w:sz w:val="24"/>
+                <w:szCs w:val="24"/>
+              </w:rPr>
+              <w:t>uuid</w:t>
+            </w:r>
+          </w:p>
+        </w:tc>
+        <w:tc>
+          <w:tcPr>
+            <w:tcW w:w="1869" w:type="dxa"/>
+            <w:vAlign w:val="center"/>
+          </w:tcPr>
+          <w:p>
+            <w:pPr>
+              <w:jc w:val="center"/>
+              <w:rPr>
+                <w:rFonts w:ascii="Times New Roman" w:hAnsi="Times New Roman" w:cs="Times New Roman"/>
+                <w:sz w:val="24"/>
+                <w:szCs w:val="24"/>
+                <w:lang w:val="en-US"/>
+              </w:rPr>
+            </w:pPr>
+            <w:r>
+              <w:rPr>
+                <w:rFonts w:ascii="Times New Roman" w:hAnsi="Times New Roman" w:cs="Times New Roman"/>
+                <w:sz w:val="24"/>
+                <w:szCs w:val="24"/>
+                <w:lang w:val="en-US"/>
+              </w:rPr>
+              <w:t>FK(userd.id)</w:t>
+            </w:r>
+          </w:p>
+        </w:tc>
+        <w:tc>
+          <w:tcPr>
+            <w:tcW w:w="3117" w:type="dxa"/>
+            <w:vAlign w:val="center"/>
+          </w:tcPr>
+          <w:p>
+            <w:pPr>
+              <w:jc w:val="center"/>
+              <w:rPr>
+                <w:rFonts w:ascii="Times New Roman" w:hAnsi="Times New Roman" w:cs="Times New Roman"/>
+                <w:sz w:val="24"/>
+                <w:szCs w:val="24"/>
+                <w:lang w:val="en-US"/>
+              </w:rPr>
+            </w:pPr>
+            <w:r>
+              <w:rPr>
+                <w:rFonts w:ascii="Times New Roman" w:hAnsi="Times New Roman" w:cs="Times New Roman"/>
+                <w:sz w:val="24"/>
+                <w:szCs w:val="24"/>
+                <w:lang w:val="en-US"/>
+              </w:rPr>
+              <w:t>-</w:t>
+            </w:r>
+          </w:p>
+        </w:tc>
+      </w:tr>
+      <w:tr>
+        <w:trPr>
+          <w:jc w:val="center"/>
+        </w:trPr>
+        <w:tc>
+          <w:tcPr>
+            <w:tcW w:w="2096" w:type="dxa"/>
+            <w:vAlign w:val="center"/>
+          </w:tcPr>
+          <w:p>
+            <w:pPr>
+              <w:jc w:val="center"/>
+              <w:rPr>
+                <w:rFonts w:ascii="Times New Roman" w:hAnsi="Times New Roman" w:cs="Times New Roman"/>
+                <w:sz w:val="24"/>
+                <w:szCs w:val="24"/>
+                <w:lang w:val="en-US"/>
+              </w:rPr>
+            </w:pPr>
+            <w:r>
+              <w:rPr>
+                <w:rFonts w:ascii="Times New Roman" w:hAnsi="Times New Roman" w:cs="Times New Roman"/>
+                <w:sz w:val="24"/>
+                <w:szCs w:val="24"/>
+              </w:rPr>
+              <w:t>created_at</w:t>
+            </w:r>
+          </w:p>
+        </w:tc>
+        <w:tc>
+          <w:tcPr>
+            <w:tcW w:w="1869" w:type="dxa"/>
+            <w:vAlign w:val="center"/>
+          </w:tcPr>
+          <w:p>
+            <w:pPr>
+              <w:jc w:val="center"/>
+              <w:rPr>
+                <w:rFonts w:ascii="Times New Roman" w:hAnsi="Times New Roman" w:cs="Times New Roman"/>
+                <w:sz w:val="24"/>
+                <w:szCs w:val="24"/>
+                <w:lang w:val="en-US"/>
+              </w:rPr>
+            </w:pPr>
+            <w:r>
+              <w:rPr>
+                <w:rFonts w:ascii="Times New Roman" w:hAnsi="Times New Roman" w:cs="Times New Roman"/>
+                <w:sz w:val="24"/>
+                <w:szCs w:val="24"/>
+                <w:lang w:val="en-US"/>
+              </w:rPr>
+              <w:t>timestamptz (+3)</w:t>
+            </w:r>
+          </w:p>
+        </w:tc>
+        <w:tc>
+          <w:tcPr>
+            <w:tcW w:w="1869" w:type="dxa"/>
+            <w:vAlign w:val="center"/>
+          </w:tcPr>
+          <w:p>
+            <w:pPr>
+              <w:jc w:val="center"/>
+              <w:rPr>
+                <w:rFonts w:ascii="Times New Roman" w:hAnsi="Times New Roman" w:cs="Times New Roman"/>
+                <w:sz w:val="24"/>
+                <w:szCs w:val="24"/>
+                <w:lang w:val="en-US"/>
+              </w:rPr>
+            </w:pPr>
+            <w:r>
+              <w:rPr>
+                <w:rFonts w:ascii="Times New Roman" w:hAnsi="Times New Roman" w:cs="Times New Roman"/>
+                <w:sz w:val="24"/>
+                <w:szCs w:val="24"/>
+                <w:lang w:val="en-US"/>
+              </w:rPr>
+              <w:t>-</w:t>
+            </w:r>
+          </w:p>
+        </w:tc>
+        <w:tc>
+          <w:tcPr>
+            <w:tcW w:w="3117" w:type="dxa"/>
+            <w:vAlign w:val="center"/>
+          </w:tcPr>
+          <w:p>
+            <w:pPr>
+              <w:jc w:val="center"/>
+              <w:rPr>
+                <w:rFonts w:ascii="Times New Roman" w:hAnsi="Times New Roman" w:cs="Times New Roman"/>
+                <w:sz w:val="24"/>
+                <w:szCs w:val="24"/>
+                <w:lang w:val="en-US"/>
+              </w:rPr>
+            </w:pPr>
+            <w:r>
+              <w:rPr>
+                <w:rFonts w:ascii="Times New Roman" w:hAnsi="Times New Roman" w:cs="Times New Roman"/>
+                <w:sz w:val="24"/>
+                <w:szCs w:val="24"/>
+                <w:lang w:val="en-US"/>
+              </w:rPr>
+              <w:t>CURRENT_TIMESTAMPTZ</w:t>
+            </w:r>
+          </w:p>
+        </w:tc>
+      </w:tr>
+      <w:tr>
+        <w:trPr>
+          <w:jc w:val="center"/>
+        </w:trPr>
+        <w:tc>
+          <w:tcPr>
+            <w:tcW w:w="2096" w:type="dxa"/>
+            <w:vAlign w:val="center"/>
+          </w:tcPr>
+          <w:p>
+            <w:pPr>
+              <w:jc w:val="center"/>
+              <w:rPr>
+                <w:rFonts w:ascii="Times New Roman" w:hAnsi="Times New Roman" w:cs="Times New Roman"/>
+                <w:sz w:val="24"/>
+                <w:szCs w:val="24"/>
+                <w:lang w:val="en-US"/>
+              </w:rPr>
+            </w:pPr>
+            <w:r>
+              <w:rPr>
+                <w:rFonts w:ascii="Times New Roman" w:hAnsi="Times New Roman" w:cs="Times New Roman"/>
+                <w:sz w:val="24"/>
+                <w:szCs w:val="24"/>
+                <w:lang w:val="en-US"/>
+              </w:rPr>
+              <w:t>updated_at</w:t>
+            </w:r>
+          </w:p>
+        </w:tc>
+        <w:tc>
+          <w:tcPr>
+            <w:tcW w:w="1869" w:type="dxa"/>
+            <w:vAlign w:val="center"/>
+          </w:tcPr>
+          <w:p>
+            <w:pPr>
+              <w:jc w:val="center"/>
+              <w:rPr>
+                <w:rFonts w:ascii="Times New Roman" w:hAnsi="Times New Roman" w:cs="Times New Roman"/>
+                <w:sz w:val="24"/>
+                <w:szCs w:val="24"/>
+                <w:lang w:val="en-US"/>
+              </w:rPr>
+            </w:pPr>
+            <w:r>
+              <w:rPr>
+                <w:rFonts w:ascii="Times New Roman" w:hAnsi="Times New Roman" w:cs="Times New Roman"/>
+                <w:sz w:val="24"/>
+                <w:szCs w:val="24"/>
+                <w:lang w:val="en-US"/>
+              </w:rPr>
+              <w:t>timestamptz (+3)</w:t>
+            </w:r>
+          </w:p>
+        </w:tc>
+        <w:tc>
+          <w:tcPr>
+            <w:tcW w:w="1869" w:type="dxa"/>
+            <w:vAlign w:val="center"/>
+          </w:tcPr>
+          <w:p>
+            <w:pPr>
+              <w:jc w:val="center"/>
+              <w:rPr>
+                <w:rFonts w:ascii="Times New Roman" w:hAnsi="Times New Roman" w:cs="Times New Roman"/>
+                <w:sz w:val="24"/>
+                <w:szCs w:val="24"/>
+                <w:lang w:val="en-US"/>
+              </w:rPr>
+            </w:pPr>
+            <w:r>
+              <w:rPr>
+                <w:rFonts w:ascii="Times New Roman" w:hAnsi="Times New Roman" w:cs="Times New Roman"/>
+                <w:sz w:val="24"/>
+                <w:szCs w:val="24"/>
+                <w:lang w:val="en-US"/>
+              </w:rPr>
+              <w:t>-</w:t>
+            </w:r>
+          </w:p>
+        </w:tc>
+        <w:tc>
+          <w:tcPr>
+            <w:tcW w:w="3117" w:type="dxa"/>
+            <w:vAlign w:val="center"/>
+          </w:tcPr>
+          <w:p>
+            <w:pPr>
+              <w:jc w:val="center"/>
+              <w:rPr>
+                <w:rFonts w:ascii="Times New Roman" w:hAnsi="Times New Roman" w:cs="Times New Roman"/>
+                <w:sz w:val="24"/>
+                <w:szCs w:val="24"/>
+                <w:lang w:val="en-US"/>
+              </w:rPr>
+            </w:pPr>
+            <w:r>
+              <w:rPr>
+                <w:rFonts w:ascii="Times New Roman" w:hAnsi="Times New Roman" w:cs="Times New Roman"/>
+                <w:sz w:val="24"/>
+                <w:szCs w:val="24"/>
+                <w:lang w:val="en-US"/>
+              </w:rPr>
+              <w:t>-</w:t>
+            </w:r>
+          </w:p>
+        </w:tc>
+      </w:tr>
+    </w:tbl>
+    <w:p>
+      <w:pPr>
+        <w:spacing w:after="0" w:line="360" w:lineRule="auto"/>
+        <w:jc w:val="both"/>
+        <w:rPr>
+          <w:rFonts w:ascii="Times New Roman" w:hAnsi="Times New Roman" w:cs="Times New Roman"/>
+          <w:sz w:val="28"/>
+          <w:szCs w:val="28"/>
+        </w:rPr>
+      </w:pPr>
+    </w:p>
+    <w:p>
+      <w:pPr>
+        <w:spacing w:after="0" w:line="360" w:lineRule="auto"/>
+        <w:jc w:val="both"/>
+        <w:rPr>
+          <w:rFonts w:ascii="Times New Roman" w:hAnsi="Times New Roman" w:cs="Times New Roman"/>
+          <w:sz w:val="28"/>
+          <w:szCs w:val="28"/>
+        </w:rPr>
+      </w:pPr>
+      <w:r>
+        <w:rPr>
+          <w:rFonts w:ascii="Times New Roman" w:hAnsi="Times New Roman" w:cs="Times New Roman"/>
+          <w:sz w:val="28"/>
+          <w:szCs w:val="28"/>
+        </w:rPr>
+        <w:t>Таблица №</w:t>
+      </w:r>
+      <w:r>
+        <w:rPr>
+          <w:rFonts w:ascii="Times New Roman" w:hAnsi="Times New Roman" w:cs="Times New Roman"/>
+          <w:sz w:val="28"/>
+          <w:szCs w:val="28"/>
+        </w:rPr>
+        <w:t>6</w:t>
+      </w:r>
+      <w:r>
+        <w:rPr>
+          <w:rFonts w:ascii="Times New Roman" w:hAnsi="Times New Roman" w:cs="Times New Roman"/>
+          <w:sz w:val="28"/>
+          <w:szCs w:val="28"/>
+        </w:rPr>
+        <w:t>. Сущность «</w:t>
+      </w:r>
+      <w:r>
+        <w:rPr>
+          <w:rFonts w:ascii="Times New Roman" w:hAnsi="Times New Roman" w:cs="Times New Roman"/>
+          <w:sz w:val="28"/>
+          <w:szCs w:val="28"/>
+        </w:rPr>
+        <w:t>Тарифы приложений</w:t>
+      </w:r>
+      <w:r>
+        <w:rPr>
+          <w:rFonts w:ascii="Times New Roman" w:hAnsi="Times New Roman" w:cs="Times New Roman"/>
+          <w:sz w:val="28"/>
+          <w:szCs w:val="28"/>
+        </w:rPr>
+        <w:t>» (applications_plans)</w:t>
+      </w:r>
+    </w:p>
+    <w:tbl>
+      <w:tblPr>
+        <w:tblStyle w:val="ac"/>
+        <w:tblW w:w="0" w:type="auto"/>
+        <w:jc w:val="center"/>
+        <w:tblLook w:val="04A0" w:firstRow="1" w:lastRow="0" w:firstColumn="1" w:lastColumn="0" w:noHBand="0" w:noVBand="1"/>
+      </w:tblPr>
+      <w:tblGrid>
+        <w:gridCol w:w="1869"/>
+        <w:gridCol w:w="1869"/>
+        <w:gridCol w:w="2090"/>
+        <w:gridCol w:w="3117"/>
+      </w:tblGrid>
+      <w:tr>
+        <w:trPr>
+          <w:jc w:val="center"/>
+        </w:trPr>
+        <w:tc>
+          <w:tcPr>
+            <w:tcW w:w="1869" w:type="dxa"/>
+            <w:vAlign w:val="center"/>
+          </w:tcPr>
+          <w:p>
+            <w:pPr>
+              <w:jc w:val="center"/>
+              <w:rPr>
+                <w:rFonts w:ascii="Times New Roman" w:hAnsi="Times New Roman" w:cs="Times New Roman"/>
+                <w:sz w:val="24"/>
+                <w:szCs w:val="24"/>
+              </w:rPr>
+            </w:pPr>
+            <w:r>
+              <w:rPr>
+                <w:rFonts w:ascii="Times New Roman" w:hAnsi="Times New Roman" w:cs="Times New Roman"/>
+                <w:sz w:val="24"/>
+                <w:szCs w:val="24"/>
+              </w:rPr>
+              <w:t>Атрибуты</w:t>
+            </w:r>
+          </w:p>
+        </w:tc>
+        <w:tc>
+          <w:tcPr>
+            <w:tcW w:w="1869" w:type="dxa"/>
+            <w:vAlign w:val="center"/>
+          </w:tcPr>
+          <w:p>
+            <w:pPr>
+              <w:jc w:val="center"/>
+              <w:rPr>
+                <w:rFonts w:ascii="Times New Roman" w:hAnsi="Times New Roman" w:cs="Times New Roman"/>
+                <w:sz w:val="24"/>
+                <w:szCs w:val="24"/>
+              </w:rPr>
+            </w:pPr>
+            <w:r>
+              <w:rPr>
+                <w:rFonts w:ascii="Times New Roman" w:hAnsi="Times New Roman" w:cs="Times New Roman"/>
+                <w:sz w:val="24"/>
+                <w:szCs w:val="24"/>
+              </w:rPr>
+              <w:t>Типы данных</w:t>
+            </w:r>
+          </w:p>
+        </w:tc>
+        <w:tc>
+          <w:tcPr>
+            <w:tcW w:w="2090" w:type="dxa"/>
+            <w:vAlign w:val="center"/>
+          </w:tcPr>
+          <w:p>
+            <w:pPr>
+              <w:jc w:val="center"/>
+              <w:rPr>
+                <w:rFonts w:ascii="Times New Roman" w:hAnsi="Times New Roman" w:cs="Times New Roman"/>
+                <w:sz w:val="24"/>
+                <w:szCs w:val="24"/>
+              </w:rPr>
+            </w:pPr>
+            <w:r>
+              <w:rPr>
+                <w:rFonts w:ascii="Times New Roman" w:hAnsi="Times New Roman" w:cs="Times New Roman"/>
+                <w:sz w:val="24"/>
+                <w:szCs w:val="24"/>
+              </w:rPr>
+              <w:t>Ограничения</w:t>
+            </w:r>
+          </w:p>
+        </w:tc>
+        <w:tc>
+          <w:tcPr>
+            <w:tcW w:w="3117" w:type="dxa"/>
+            <w:vAlign w:val="center"/>
+          </w:tcPr>
+          <w:p>
+            <w:pPr>
+              <w:jc w:val="center"/>
+              <w:rPr>
+                <w:rFonts w:ascii="Times New Roman" w:hAnsi="Times New Roman" w:cs="Times New Roman"/>
+                <w:sz w:val="24"/>
+                <w:szCs w:val="24"/>
+              </w:rPr>
+            </w:pPr>
+            <w:r>
+              <w:rPr>
+                <w:rFonts w:ascii="Times New Roman" w:hAnsi="Times New Roman" w:cs="Times New Roman"/>
+                <w:sz w:val="24"/>
+                <w:szCs w:val="24"/>
+              </w:rPr>
+              <w:t>Дефолтные значение</w:t>
+            </w:r>
+          </w:p>
+        </w:tc>
+      </w:tr>
+      <w:tr>
+        <w:trPr>
+          <w:jc w:val="center"/>
+        </w:trPr>
+        <w:tc>
+          <w:tcPr>
+            <w:tcW w:w="1869" w:type="dxa"/>
+            <w:vAlign w:val="center"/>
+          </w:tcPr>
+          <w:p>
+            <w:pPr>
+              <w:jc w:val="center"/>
+              <w:rPr>
+                <w:rFonts w:ascii="Times New Roman" w:hAnsi="Times New Roman" w:cs="Times New Roman"/>
+                <w:sz w:val="24"/>
+                <w:szCs w:val="24"/>
+                <w:lang w:val="en-US"/>
+              </w:rPr>
+            </w:pPr>
+            <w:r>
+              <w:rPr>
+                <w:rFonts w:ascii="Times New Roman" w:hAnsi="Times New Roman" w:cs="Times New Roman"/>
+                <w:sz w:val="24"/>
+                <w:szCs w:val="24"/>
+              </w:rPr>
+              <w:t>id</w:t>
+            </w:r>
+          </w:p>
+        </w:tc>
+        <w:tc>
+          <w:tcPr>
+            <w:tcW w:w="1869" w:type="dxa"/>
+            <w:vAlign w:val="center"/>
+          </w:tcPr>
+          <w:p>
+            <w:pPr>
+              <w:jc w:val="center"/>
+              <w:rPr>
+                <w:rFonts w:ascii="Times New Roman" w:hAnsi="Times New Roman" w:cs="Times New Roman"/>
+                <w:sz w:val="24"/>
+                <w:szCs w:val="24"/>
+                <w:lang w:val="en-US"/>
+              </w:rPr>
+            </w:pPr>
+            <w:r>
+              <w:rPr>
+                <w:rFonts w:ascii="Times New Roman" w:hAnsi="Times New Roman" w:cs="Times New Roman"/>
+                <w:sz w:val="24"/>
+                <w:szCs w:val="24"/>
+              </w:rPr>
+              <w:t>uuid</w:t>
+            </w:r>
+          </w:p>
+        </w:tc>
+        <w:tc>
+          <w:tcPr>
+            <w:tcW w:w="2090" w:type="dxa"/>
+            <w:vAlign w:val="center"/>
+          </w:tcPr>
+          <w:p>
+            <w:pPr>
+              <w:jc w:val="center"/>
+              <w:rPr>
+                <w:rFonts w:ascii="Times New Roman" w:hAnsi="Times New Roman" w:cs="Times New Roman"/>
+                <w:sz w:val="24"/>
+                <w:szCs w:val="24"/>
+                <w:lang w:val="en-US"/>
+              </w:rPr>
+            </w:pPr>
+            <w:r>
+              <w:rPr>
+                <w:rFonts w:ascii="Times New Roman" w:hAnsi="Times New Roman" w:cs="Times New Roman"/>
+                <w:sz w:val="24"/>
+                <w:szCs w:val="24"/>
+                <w:lang w:val="en-US"/>
+              </w:rPr>
+              <w:t>not null, PK</w:t>
+            </w:r>
+          </w:p>
+        </w:tc>
+        <w:tc>
+          <w:tcPr>
+            <w:tcW w:w="3117" w:type="dxa"/>
+            <w:vAlign w:val="center"/>
+          </w:tcPr>
+          <w:p>
+            <w:pPr>
+              <w:jc w:val="center"/>
+              <w:rPr>
+                <w:rFonts w:ascii="Times New Roman" w:hAnsi="Times New Roman" w:cs="Times New Roman"/>
+                <w:sz w:val="24"/>
+                <w:szCs w:val="24"/>
+                <w:lang w:val="en-US"/>
+              </w:rPr>
+            </w:pPr>
+            <w:r>
+              <w:rPr>
+                <w:rFonts w:ascii="Times New Roman" w:hAnsi="Times New Roman" w:cs="Times New Roman"/>
+                <w:sz w:val="24"/>
+                <w:szCs w:val="24"/>
+              </w:rPr>
+              <w:t>gen_random_uuid</w:t>
+            </w:r>
+            <w:r>
+              <w:rPr>
+                <w:rFonts w:ascii="Times New Roman" w:hAnsi="Times New Roman" w:cs="Times New Roman"/>
+                <w:sz w:val="24"/>
+                <w:szCs w:val="24"/>
+                <w:lang w:val="en-US"/>
+              </w:rPr>
+              <w:t>()</w:t>
+            </w:r>
+          </w:p>
+        </w:tc>
+      </w:tr>
+      <w:tr>
+        <w:trPr>
+          <w:jc w:val="center"/>
+        </w:trPr>
+        <w:tc>
+          <w:tcPr>
+            <w:tcW w:w="1869" w:type="dxa"/>
+            <w:vAlign w:val="center"/>
+          </w:tcPr>
+          <w:p>
+            <w:pPr>
+              <w:jc w:val="center"/>
+              <w:rPr>
+                <w:rFonts w:ascii="Times New Roman" w:hAnsi="Times New Roman" w:cs="Times New Roman"/>
+                <w:sz w:val="24"/>
+                <w:szCs w:val="24"/>
+                <w:lang w:val="en-US"/>
+              </w:rPr>
+            </w:pPr>
+            <w:r>
+              <w:rPr>
+                <w:rFonts w:ascii="Times New Roman" w:hAnsi="Times New Roman" w:cs="Times New Roman"/>
+                <w:sz w:val="24"/>
+                <w:szCs w:val="24"/>
+              </w:rPr>
+              <w:t>application_id</w:t>
+            </w:r>
+          </w:p>
+        </w:tc>
+        <w:tc>
+          <w:tcPr>
+            <w:tcW w:w="1869" w:type="dxa"/>
+            <w:vAlign w:val="center"/>
+          </w:tcPr>
+          <w:p>
+            <w:pPr>
+              <w:jc w:val="center"/>
+              <w:rPr>
+                <w:rFonts w:ascii="Times New Roman" w:hAnsi="Times New Roman" w:cs="Times New Roman"/>
+                <w:sz w:val="24"/>
+                <w:szCs w:val="24"/>
+                <w:lang w:val="en-US"/>
+              </w:rPr>
+            </w:pPr>
+            <w:r>
+              <w:rPr>
+                <w:rFonts w:ascii="Times New Roman" w:hAnsi="Times New Roman" w:cs="Times New Roman"/>
+                <w:sz w:val="24"/>
+                <w:szCs w:val="24"/>
+              </w:rPr>
+              <w:t>uuid</w:t>
+            </w:r>
+          </w:p>
+        </w:tc>
+        <w:tc>
+          <w:tcPr>
+            <w:tcW w:w="2090" w:type="dxa"/>
+            <w:vAlign w:val="center"/>
+          </w:tcPr>
+          <w:p>
+            <w:pPr>
+              <w:jc w:val="center"/>
+              <w:rPr>
+                <w:rFonts w:ascii="Times New Roman" w:hAnsi="Times New Roman" w:cs="Times New Roman"/>
+                <w:sz w:val="24"/>
+                <w:szCs w:val="24"/>
+                <w:lang w:val="en-US"/>
+              </w:rPr>
+            </w:pPr>
+            <w:r>
+              <w:rPr>
+                <w:rFonts w:ascii="Times New Roman" w:hAnsi="Times New Roman" w:cs="Times New Roman"/>
+                <w:sz w:val="24"/>
+                <w:szCs w:val="24"/>
+                <w:lang w:val="en-US"/>
+              </w:rPr>
+              <w:t>FK(</w:t>
+            </w:r>
+            <w:r>
+              <w:rPr>
+                <w:rFonts w:ascii="Times New Roman" w:hAnsi="Times New Roman" w:cs="Times New Roman"/>
+                <w:sz w:val="24"/>
+                <w:szCs w:val="24"/>
+              </w:rPr>
+              <w:t>applications</w:t>
+            </w:r>
+            <w:r>
+              <w:rPr>
+                <w:rFonts w:ascii="Times New Roman" w:hAnsi="Times New Roman" w:cs="Times New Roman"/>
+                <w:sz w:val="24"/>
+                <w:szCs w:val="24"/>
+                <w:lang w:val="en-US"/>
+              </w:rPr>
+              <w:t>.id)</w:t>
+            </w:r>
+          </w:p>
+        </w:tc>
+        <w:tc>
+          <w:tcPr>
+            <w:tcW w:w="3117" w:type="dxa"/>
+            <w:vAlign w:val="center"/>
+          </w:tcPr>
+          <w:p>
+            <w:pPr>
+              <w:jc w:val="center"/>
+              <w:rPr>
+                <w:rFonts w:ascii="Times New Roman" w:hAnsi="Times New Roman" w:cs="Times New Roman"/>
+                <w:sz w:val="24"/>
+                <w:szCs w:val="24"/>
+                <w:lang w:val="en-US"/>
+              </w:rPr>
+            </w:pPr>
+            <w:r>
+              <w:rPr>
+                <w:rFonts w:ascii="Times New Roman" w:hAnsi="Times New Roman" w:cs="Times New Roman"/>
+                <w:sz w:val="24"/>
+                <w:szCs w:val="24"/>
+                <w:lang w:val="en-US"/>
+              </w:rPr>
+              <w:t>-</w:t>
+            </w:r>
+          </w:p>
+        </w:tc>
+      </w:tr>
+      <w:tr>
+        <w:trPr>
+          <w:jc w:val="center"/>
+        </w:trPr>
+        <w:tc>
+          <w:tcPr>
+            <w:tcW w:w="1869" w:type="dxa"/>
+            <w:vAlign w:val="center"/>
+          </w:tcPr>
+          <w:p>
+            <w:pPr>
+              <w:jc w:val="center"/>
+              <w:rPr>
+                <w:rFonts w:ascii="Times New Roman" w:hAnsi="Times New Roman" w:cs="Times New Roman"/>
+                <w:sz w:val="24"/>
+                <w:szCs w:val="24"/>
+                <w:lang w:val="en-US"/>
+              </w:rPr>
+            </w:pPr>
+            <w:r>
+              <w:rPr>
+                <w:rFonts w:ascii="Times New Roman" w:hAnsi="Times New Roman" w:cs="Times New Roman"/>
+                <w:sz w:val="24"/>
+                <w:szCs w:val="24"/>
+                <w:lang w:val="en-US"/>
+              </w:rPr>
+              <w:t>name</w:t>
+            </w:r>
+          </w:p>
+        </w:tc>
+        <w:tc>
+          <w:tcPr>
+            <w:tcW w:w="1869" w:type="dxa"/>
+            <w:vAlign w:val="center"/>
+          </w:tcPr>
+          <w:p>
+            <w:pPr>
+              <w:jc w:val="center"/>
+              <w:rPr>
+                <w:rFonts w:ascii="Times New Roman" w:hAnsi="Times New Roman" w:cs="Times New Roman"/>
+                <w:sz w:val="24"/>
+                <w:szCs w:val="24"/>
+                <w:lang w:val="en-US"/>
+              </w:rPr>
+            </w:pPr>
+            <w:r>
+              <w:rPr>
+                <w:rFonts w:ascii="Times New Roman" w:hAnsi="Times New Roman" w:cs="Times New Roman"/>
+                <w:sz w:val="24"/>
+                <w:szCs w:val="24"/>
+              </w:rPr>
+              <w:t>varchar</w:t>
+            </w:r>
+            <w:r>
+              <w:rPr>
+                <w:rFonts w:ascii="Times New Roman" w:hAnsi="Times New Roman" w:cs="Times New Roman"/>
+                <w:sz w:val="24"/>
+                <w:szCs w:val="24"/>
+                <w:lang w:val="en-US"/>
+              </w:rPr>
+              <w:t>(100)</w:t>
+            </w:r>
+          </w:p>
+        </w:tc>
+        <w:tc>
+          <w:tcPr>
+            <w:tcW w:w="2090" w:type="dxa"/>
+            <w:vAlign w:val="center"/>
+          </w:tcPr>
+          <w:p>
+            <w:pPr>
+              <w:jc w:val="center"/>
+              <w:rPr>
+                <w:rFonts w:ascii="Times New Roman" w:hAnsi="Times New Roman" w:cs="Times New Roman"/>
+                <w:sz w:val="24"/>
+                <w:szCs w:val="24"/>
+                <w:lang w:val="en-US"/>
+              </w:rPr>
+            </w:pPr>
+            <w:r>
+              <w:rPr>
+                <w:rFonts w:ascii="Times New Roman" w:hAnsi="Times New Roman" w:cs="Times New Roman"/>
+                <w:sz w:val="24"/>
+                <w:szCs w:val="24"/>
+                <w:lang w:val="en-US"/>
+              </w:rPr>
+              <w:t>not null</w:t>
+            </w:r>
+          </w:p>
+        </w:tc>
+        <w:tc>
+          <w:tcPr>
+            <w:tcW w:w="3117" w:type="dxa"/>
+            <w:vAlign w:val="center"/>
+          </w:tcPr>
+          <w:p>
+            <w:pPr>
+              <w:jc w:val="center"/>
+              <w:rPr>
+                <w:rFonts w:ascii="Times New Roman" w:hAnsi="Times New Roman" w:cs="Times New Roman"/>
+                <w:sz w:val="24"/>
+                <w:szCs w:val="24"/>
+                <w:lang w:val="en-US"/>
+              </w:rPr>
+            </w:pPr>
+            <w:r>
+              <w:rPr>
+                <w:rFonts w:ascii="Times New Roman" w:hAnsi="Times New Roman" w:cs="Times New Roman"/>
+                <w:sz w:val="24"/>
+                <w:szCs w:val="24"/>
+                <w:lang w:val="en-US"/>
+              </w:rPr>
+              <w:t>-</w:t>
+            </w:r>
+          </w:p>
+        </w:tc>
+      </w:tr>
+      <w:tr>
+        <w:trPr>
+          <w:jc w:val="center"/>
+        </w:trPr>
+        <w:tc>
+          <w:tcPr>
+            <w:tcW w:w="1869" w:type="dxa"/>
+            <w:vAlign w:val="center"/>
+          </w:tcPr>
+          <w:p>
+            <w:pPr>
+              <w:jc w:val="center"/>
+              <w:rPr>
+                <w:rFonts w:ascii="Times New Roman" w:hAnsi="Times New Roman" w:cs="Times New Roman"/>
+                <w:sz w:val="24"/>
+                <w:szCs w:val="24"/>
+                <w:lang w:val="en-US"/>
+              </w:rPr>
+            </w:pPr>
+            <w:r>
+              <w:rPr>
+                <w:rFonts w:ascii="Times New Roman" w:hAnsi="Times New Roman" w:cs="Times New Roman"/>
+                <w:sz w:val="24"/>
+                <w:szCs w:val="24"/>
+              </w:rPr>
+              <w:t>duration_days</w:t>
+            </w:r>
+          </w:p>
+        </w:tc>
+        <w:tc>
+          <w:tcPr>
+            <w:tcW w:w="1869" w:type="dxa"/>
+            <w:vAlign w:val="center"/>
+          </w:tcPr>
+          <w:p>
+            <w:pPr>
+              <w:jc w:val="center"/>
+              <w:rPr>
+                <w:rFonts w:ascii="Times New Roman" w:hAnsi="Times New Roman" w:cs="Times New Roman"/>
+                <w:sz w:val="24"/>
+                <w:szCs w:val="24"/>
+                <w:lang w:val="en-US"/>
+              </w:rPr>
+            </w:pPr>
+            <w:r>
+              <w:rPr>
+                <w:rFonts w:ascii="Times New Roman" w:hAnsi="Times New Roman" w:cs="Times New Roman"/>
+                <w:sz w:val="24"/>
+                <w:szCs w:val="24"/>
+                <w:lang w:val="en-US"/>
+              </w:rPr>
+              <w:t>Int</w:t>
+            </w:r>
+          </w:p>
+        </w:tc>
+        <w:tc>
+          <w:tcPr>
+            <w:tcW w:w="2090" w:type="dxa"/>
+            <w:vAlign w:val="center"/>
+          </w:tcPr>
+          <w:p>
+            <w:pPr>
+              <w:jc w:val="center"/>
+              <w:rPr>
+                <w:rFonts w:ascii="Times New Roman" w:hAnsi="Times New Roman" w:cs="Times New Roman"/>
+                <w:sz w:val="24"/>
+                <w:szCs w:val="24"/>
+                <w:lang w:val="en-US"/>
+              </w:rPr>
+            </w:pPr>
+            <w:r>
+              <w:rPr>
+                <w:rFonts w:ascii="Times New Roman" w:hAnsi="Times New Roman" w:cs="Times New Roman"/>
+                <w:sz w:val="24"/>
+                <w:szCs w:val="24"/>
+                <w:lang w:val="en-US"/>
+              </w:rPr>
+              <w:t>not null</w:t>
+            </w:r>
+          </w:p>
+        </w:tc>
+        <w:tc>
+          <w:tcPr>
+            <w:tcW w:w="3117" w:type="dxa"/>
+            <w:vAlign w:val="center"/>
+          </w:tcPr>
+          <w:p>
+            <w:pPr>
+              <w:jc w:val="center"/>
+              <w:rPr>
+                <w:rFonts w:ascii="Times New Roman" w:hAnsi="Times New Roman" w:cs="Times New Roman"/>
+                <w:sz w:val="24"/>
+                <w:szCs w:val="24"/>
+              </w:rPr>
+            </w:pPr>
+            <w:r>
+              <w:rPr>
+                <w:rFonts w:ascii="Times New Roman" w:hAnsi="Times New Roman" w:cs="Times New Roman"/>
+                <w:sz w:val="24"/>
+                <w:szCs w:val="24"/>
+                <w:lang w:val="en-US"/>
+              </w:rPr>
+              <w:t>-</w:t>
+            </w:r>
+          </w:p>
+        </w:tc>
+      </w:tr>
+      <w:tr>
+        <w:trPr>
+          <w:jc w:val="center"/>
+        </w:trPr>
+        <w:tc>
+          <w:tcPr>
+            <w:tcW w:w="1869" w:type="dxa"/>
+            <w:vAlign w:val="center"/>
+          </w:tcPr>
+          <w:p>
+            <w:pPr>
+              <w:jc w:val="center"/>
+              <w:rPr>
+                <w:rFonts w:ascii="Times New Roman" w:hAnsi="Times New Roman" w:cs="Times New Roman"/>
+                <w:sz w:val="24"/>
+                <w:szCs w:val="24"/>
+                <w:lang w:val="en-US"/>
+              </w:rPr>
+            </w:pPr>
+          </w:p>
+        </w:tc>
+        <w:tc>
+          <w:tcPr>
+            <w:tcW w:w="1869" w:type="dxa"/>
+            <w:vAlign w:val="center"/>
+          </w:tcPr>
+          <w:p>
+            <w:pPr>
+              <w:jc w:val="center"/>
+              <w:rPr>
+                <w:rFonts w:ascii="Times New Roman" w:hAnsi="Times New Roman" w:cs="Times New Roman"/>
+                <w:sz w:val="24"/>
+                <w:szCs w:val="24"/>
+                <w:lang w:val="en-US"/>
+              </w:rPr>
+            </w:pPr>
+          </w:p>
+        </w:tc>
+        <w:tc>
+          <w:tcPr>
+            <w:tcW w:w="2090" w:type="dxa"/>
+            <w:vAlign w:val="center"/>
+          </w:tcPr>
+          <w:p>
+            <w:pPr>
+              <w:jc w:val="center"/>
+              <w:rPr>
+                <w:rFonts w:ascii="Times New Roman" w:hAnsi="Times New Roman" w:cs="Times New Roman"/>
+                <w:sz w:val="24"/>
+                <w:szCs w:val="24"/>
+                <w:lang w:val="en-US"/>
+              </w:rPr>
+            </w:pPr>
+          </w:p>
+        </w:tc>
+        <w:tc>
+          <w:tcPr>
+            <w:tcW w:w="3117" w:type="dxa"/>
+            <w:vAlign w:val="center"/>
+          </w:tcPr>
+          <w:p>
+            <w:pPr>
+              <w:jc w:val="center"/>
+              <w:rPr>
+                <w:rFonts w:ascii="Times New Roman" w:hAnsi="Times New Roman" w:cs="Times New Roman"/>
+                <w:sz w:val="24"/>
+                <w:szCs w:val="24"/>
+                <w:lang w:val="en-US"/>
+              </w:rPr>
+            </w:pPr>
+          </w:p>
+        </w:tc>
+      </w:tr>
+      <w:tr>
+        <w:trPr>
+          <w:jc w:val="center"/>
+        </w:trPr>
+        <w:tc>
+          <w:tcPr>
+            <w:tcW w:w="1869" w:type="dxa"/>
+            <w:vAlign w:val="center"/>
+          </w:tcPr>
+          <w:p>
+            <w:pPr>
+              <w:jc w:val="center"/>
+              <w:rPr>
+                <w:rFonts w:ascii="Times New Roman" w:hAnsi="Times New Roman" w:cs="Times New Roman"/>
+                <w:sz w:val="24"/>
+                <w:szCs w:val="24"/>
+                <w:lang w:val="en-US"/>
+              </w:rPr>
+            </w:pPr>
+          </w:p>
+        </w:tc>
+        <w:tc>
+          <w:tcPr>
+            <w:tcW w:w="1869" w:type="dxa"/>
+            <w:vAlign w:val="center"/>
+          </w:tcPr>
+          <w:p>
+            <w:pPr>
+              <w:jc w:val="center"/>
+              <w:rPr>
+                <w:rFonts w:ascii="Times New Roman" w:hAnsi="Times New Roman" w:cs="Times New Roman"/>
+                <w:sz w:val="24"/>
+                <w:szCs w:val="24"/>
+                <w:lang w:val="en-US"/>
+              </w:rPr>
+            </w:pPr>
+          </w:p>
+        </w:tc>
+        <w:tc>
+          <w:tcPr>
+            <w:tcW w:w="2090" w:type="dxa"/>
+            <w:vAlign w:val="center"/>
+          </w:tcPr>
+          <w:p>
+            <w:pPr>
+              <w:jc w:val="center"/>
+              <w:rPr>
+                <w:rFonts w:ascii="Times New Roman" w:hAnsi="Times New Roman" w:cs="Times New Roman"/>
+                <w:sz w:val="24"/>
+                <w:szCs w:val="24"/>
+                <w:lang w:val="en-US"/>
+              </w:rPr>
+            </w:pPr>
+          </w:p>
+        </w:tc>
+        <w:tc>
+          <w:tcPr>
+            <w:tcW w:w="3117" w:type="dxa"/>
+            <w:vAlign w:val="center"/>
+          </w:tcPr>
+          <w:p>
+            <w:pPr>
+              <w:jc w:val="center"/>
+              <w:rPr>
+                <w:rFonts w:ascii="Times New Roman" w:hAnsi="Times New Roman" w:cs="Times New Roman"/>
+                <w:sz w:val="24"/>
+                <w:szCs w:val="24"/>
+                <w:lang w:val="en-US"/>
+              </w:rPr>
+            </w:pPr>
+          </w:p>
+        </w:tc>
+      </w:tr>
+      <w:tr>
+        <w:trPr>
+          <w:jc w:val="center"/>
+        </w:trPr>
+        <w:tc>
+          <w:tcPr>
+            <w:tcW w:w="1869" w:type="dxa"/>
+            <w:vAlign w:val="center"/>
+          </w:tcPr>
+          <w:p>
+            <w:pPr>
+              <w:jc w:val="center"/>
+              <w:rPr>
+                <w:rFonts w:ascii="Times New Roman" w:hAnsi="Times New Roman" w:cs="Times New Roman"/>
+                <w:sz w:val="24"/>
+                <w:szCs w:val="24"/>
+                <w:lang w:val="en-US"/>
+              </w:rPr>
+            </w:pPr>
+          </w:p>
+        </w:tc>
+        <w:tc>
+          <w:tcPr>
+            <w:tcW w:w="1869" w:type="dxa"/>
+            <w:vAlign w:val="center"/>
+          </w:tcPr>
+          <w:p>
+            <w:pPr>
+              <w:jc w:val="center"/>
+              <w:rPr>
+                <w:rFonts w:ascii="Times New Roman" w:hAnsi="Times New Roman" w:cs="Times New Roman"/>
+                <w:sz w:val="24"/>
+                <w:szCs w:val="24"/>
+                <w:lang w:val="en-US"/>
+              </w:rPr>
+            </w:pPr>
+          </w:p>
+        </w:tc>
+        <w:tc>
+          <w:tcPr>
+            <w:tcW w:w="2090" w:type="dxa"/>
+            <w:vAlign w:val="center"/>
+          </w:tcPr>
+          <w:p>
+            <w:pPr>
+              <w:jc w:val="center"/>
+              <w:rPr>
+                <w:rFonts w:ascii="Times New Roman" w:hAnsi="Times New Roman" w:cs="Times New Roman"/>
+                <w:sz w:val="24"/>
+                <w:szCs w:val="24"/>
+                <w:lang w:val="en-US"/>
+              </w:rPr>
+            </w:pPr>
+          </w:p>
+        </w:tc>
+        <w:tc>
+          <w:tcPr>
+            <w:tcW w:w="3117" w:type="dxa"/>
+            <w:vAlign w:val="center"/>
+          </w:tcPr>
+          <w:p>
+            <w:pPr>
+              <w:jc w:val="center"/>
+              <w:rPr>
+                <w:rFonts w:ascii="Times New Roman" w:hAnsi="Times New Roman" w:cs="Times New Roman"/>
+                <w:sz w:val="24"/>
+                <w:szCs w:val="24"/>
+                <w:lang w:val="en-US"/>
+              </w:rPr>
+            </w:pPr>
+          </w:p>
+        </w:tc>
+      </w:tr>
+    </w:tbl>
+    <w:p>
+      <w:pPr>
+        <w:spacing w:after="0" w:line="360" w:lineRule="auto"/>
+        <w:jc w:val="both"/>
+        <w:rPr>
+          <w:rFonts w:ascii="Times New Roman" w:hAnsi="Times New Roman" w:cs="Times New Roman"/>
+          <w:sz w:val="28"/>
+          <w:szCs w:val="28"/>
+        </w:rPr>
+      </w:pPr>
+    </w:p>
+    <w:p>
+      <w:pPr>
+        <w:spacing w:after="0" w:line="360" w:lineRule="auto"/>
+        <w:jc w:val="both"/>
+        <w:rPr>
+          <w:rFonts w:ascii="Times New Roman" w:hAnsi="Times New Roman" w:cs="Times New Roman"/>
+          <w:sz w:val="28"/>
+          <w:szCs w:val="28"/>
+        </w:rPr>
+      </w:pPr>
+    </w:p>
+    <w:p>
+      <w:pPr>
+        <w:spacing w:after="0" w:line="360" w:lineRule="auto"/>
+        <w:jc w:val="both"/>
+        <w:rPr>
+          <w:rFonts w:ascii="Times New Roman" w:hAnsi="Times New Roman" w:cs="Times New Roman"/>
+          <w:sz w:val="28"/>
+          <w:szCs w:val="28"/>
+        </w:rPr>
+      </w:pPr>
+    </w:p>
+    <w:p>
+      <w:pPr>
+        <w:spacing w:after="0" w:line="360" w:lineRule="auto"/>
+        <w:jc w:val="both"/>
+        <w:rPr>
+          <w:rFonts w:ascii="Times New Roman" w:hAnsi="Times New Roman" w:cs="Times New Roman"/>
+          <w:sz w:val="28"/>
+          <w:szCs w:val="28"/>
+        </w:rPr>
+      </w:pPr>
+    </w:p>
+    <w:p>
+      <w:pPr>
+        <w:spacing w:after="0" w:line="360" w:lineRule="auto"/>
+        <w:jc w:val="both"/>
+        <w:rPr>
+          <w:rFonts w:ascii="Times New Roman" w:hAnsi="Times New Roman" w:cs="Times New Roman"/>
+          <w:sz w:val="28"/>
+          <w:szCs w:val="28"/>
+        </w:rPr>
+      </w:pPr>
+    </w:p>
+    <w:p>
+      <w:pPr>
+        <w:spacing w:after="0" w:line="360" w:lineRule="auto"/>
+        <w:jc w:val="both"/>
+        <w:rPr>
+          <w:rFonts w:ascii="Times New Roman" w:hAnsi="Times New Roman" w:cs="Times New Roman"/>
+          <w:sz w:val="28"/>
+          <w:szCs w:val="28"/>
+        </w:rPr>
+      </w:pPr>
+    </w:p>
+    <w:tbl>
+      <w:tblPr>
+        <w:tblStyle w:val="ac"/>
+        <w:tblW w:w="0" w:type="auto"/>
+        <w:jc w:val="center"/>
+        <w:tblLook w:val="04A0" w:firstRow="1" w:lastRow="0" w:firstColumn="1" w:lastColumn="0" w:noHBand="0" w:noVBand="1"/>
+      </w:tblPr>
+      <w:tblGrid>
+        <w:gridCol w:w="1869"/>
+        <w:gridCol w:w="1869"/>
+        <w:gridCol w:w="1869"/>
+        <w:gridCol w:w="3117"/>
+      </w:tblGrid>
+      <w:tr>
+        <w:trPr>
+          <w:jc w:val="center"/>
+        </w:trPr>
+        <w:tc>
+          <w:tcPr>
+            <w:tcW w:w="1869" w:type="dxa"/>
+            <w:vAlign w:val="center"/>
+          </w:tcPr>
+          <w:p>
+            <w:pPr>
+              <w:jc w:val="center"/>
+              <w:rPr>
+                <w:rFonts w:ascii="Times New Roman" w:hAnsi="Times New Roman" w:cs="Times New Roman"/>
+                <w:sz w:val="24"/>
+                <w:szCs w:val="24"/>
+              </w:rPr>
+            </w:pPr>
+            <w:r>
+              <w:rPr>
+                <w:rFonts w:ascii="Times New Roman" w:hAnsi="Times New Roman" w:cs="Times New Roman"/>
+                <w:sz w:val="24"/>
+                <w:szCs w:val="24"/>
+              </w:rPr>
+              <w:t>Атрибуты</w:t>
+            </w:r>
+          </w:p>
+        </w:tc>
+        <w:tc>
+          <w:tcPr>
+            <w:tcW w:w="1869" w:type="dxa"/>
+            <w:vAlign w:val="center"/>
+          </w:tcPr>
+          <w:p>
+            <w:pPr>
+              <w:jc w:val="center"/>
+              <w:rPr>
+                <w:rFonts w:ascii="Times New Roman" w:hAnsi="Times New Roman" w:cs="Times New Roman"/>
+                <w:sz w:val="24"/>
+                <w:szCs w:val="24"/>
+              </w:rPr>
+            </w:pPr>
+            <w:r>
+              <w:rPr>
+                <w:rFonts w:ascii="Times New Roman" w:hAnsi="Times New Roman" w:cs="Times New Roman"/>
+                <w:sz w:val="24"/>
+                <w:szCs w:val="24"/>
+              </w:rPr>
+              <w:t>Типы данных</w:t>
+            </w:r>
+          </w:p>
+        </w:tc>
+        <w:tc>
+          <w:tcPr>
+            <w:tcW w:w="1869" w:type="dxa"/>
+            <w:vAlign w:val="center"/>
+          </w:tcPr>
+          <w:p>
+            <w:pPr>
+              <w:jc w:val="center"/>
+              <w:rPr>
+                <w:rFonts w:ascii="Times New Roman" w:hAnsi="Times New Roman" w:cs="Times New Roman"/>
+                <w:sz w:val="24"/>
+                <w:szCs w:val="24"/>
+              </w:rPr>
+            </w:pPr>
+            <w:r>
+              <w:rPr>
+                <w:rFonts w:ascii="Times New Roman" w:hAnsi="Times New Roman" w:cs="Times New Roman"/>
+                <w:sz w:val="24"/>
+                <w:szCs w:val="24"/>
+              </w:rPr>
+              <w:t>Ограничения</w:t>
+            </w:r>
+          </w:p>
+        </w:tc>
+        <w:tc>
+          <w:tcPr>
+            <w:tcW w:w="3117" w:type="dxa"/>
+            <w:vAlign w:val="center"/>
+          </w:tcPr>
+          <w:p>
+            <w:pPr>
+              <w:jc w:val="center"/>
+              <w:rPr>
+                <w:rFonts w:ascii="Times New Roman" w:hAnsi="Times New Roman" w:cs="Times New Roman"/>
+                <w:sz w:val="24"/>
+                <w:szCs w:val="24"/>
+              </w:rPr>
+            </w:pPr>
+            <w:r>
+              <w:rPr>
+                <w:rFonts w:ascii="Times New Roman" w:hAnsi="Times New Roman" w:cs="Times New Roman"/>
+                <w:sz w:val="24"/>
+                <w:szCs w:val="24"/>
+              </w:rPr>
+              <w:t>Дефолтные значение</w:t>
+            </w:r>
+          </w:p>
+        </w:tc>
+      </w:tr>
+      <w:tr>
+        <w:trPr>
+          <w:jc w:val="center"/>
+        </w:trPr>
+        <w:tc>
+          <w:tcPr>
+            <w:tcW w:w="1869" w:type="dxa"/>
+            <w:vAlign w:val="center"/>
+          </w:tcPr>
+          <w:p>
+            <w:pPr>
+              <w:jc w:val="center"/>
+              <w:rPr>
+                <w:rFonts w:ascii="Times New Roman" w:hAnsi="Times New Roman" w:cs="Times New Roman"/>
+                <w:sz w:val="24"/>
+                <w:szCs w:val="24"/>
+                <w:lang w:val="en-US"/>
+              </w:rPr>
+            </w:pPr>
+            <w:r>
+              <w:rPr>
+                <w:rFonts w:ascii="Times New Roman" w:hAnsi="Times New Roman" w:cs="Times New Roman"/>
+                <w:sz w:val="24"/>
+                <w:szCs w:val="24"/>
+              </w:rPr>
+              <w:t>id</w:t>
+            </w:r>
+          </w:p>
+        </w:tc>
+        <w:tc>
+          <w:tcPr>
+            <w:tcW w:w="1869" w:type="dxa"/>
+            <w:vAlign w:val="center"/>
+          </w:tcPr>
+          <w:p>
+            <w:pPr>
+              <w:jc w:val="center"/>
+              <w:rPr>
+                <w:rFonts w:ascii="Times New Roman" w:hAnsi="Times New Roman" w:cs="Times New Roman"/>
+                <w:sz w:val="24"/>
+                <w:szCs w:val="24"/>
+                <w:lang w:val="en-US"/>
+              </w:rPr>
+            </w:pPr>
+            <w:r>
+              <w:rPr>
+                <w:rFonts w:ascii="Times New Roman" w:hAnsi="Times New Roman" w:cs="Times New Roman"/>
+                <w:sz w:val="24"/>
+                <w:szCs w:val="24"/>
+              </w:rPr>
+              <w:t>uuid</w:t>
+            </w:r>
+          </w:p>
+        </w:tc>
+        <w:tc>
+          <w:tcPr>
+            <w:tcW w:w="1869" w:type="dxa"/>
+            <w:vAlign w:val="center"/>
+          </w:tcPr>
+          <w:p>
+            <w:pPr>
+              <w:jc w:val="center"/>
+              <w:rPr>
+                <w:rFonts w:ascii="Times New Roman" w:hAnsi="Times New Roman" w:cs="Times New Roman"/>
+                <w:sz w:val="24"/>
+                <w:szCs w:val="24"/>
+                <w:lang w:val="en-US"/>
+              </w:rPr>
+            </w:pPr>
+            <w:r>
+              <w:rPr>
+                <w:rFonts w:ascii="Times New Roman" w:hAnsi="Times New Roman" w:cs="Times New Roman"/>
+                <w:sz w:val="24"/>
+                <w:szCs w:val="24"/>
+                <w:lang w:val="en-US"/>
+              </w:rPr>
+              <w:t>not null, PK</w:t>
+            </w:r>
+          </w:p>
+        </w:tc>
+        <w:tc>
+          <w:tcPr>
+            <w:tcW w:w="3117" w:type="dxa"/>
+            <w:vAlign w:val="center"/>
+          </w:tcPr>
+          <w:p>
+            <w:pPr>
+              <w:jc w:val="center"/>
+              <w:rPr>
+                <w:rFonts w:ascii="Times New Roman" w:hAnsi="Times New Roman" w:cs="Times New Roman"/>
+                <w:sz w:val="24"/>
+                <w:szCs w:val="24"/>
+                <w:lang w:val="en-US"/>
+              </w:rPr>
+            </w:pPr>
+            <w:r>
+              <w:rPr>
+                <w:rFonts w:ascii="Times New Roman" w:hAnsi="Times New Roman" w:cs="Times New Roman"/>
+                <w:sz w:val="24"/>
+                <w:szCs w:val="24"/>
+              </w:rPr>
+              <w:t>gen_random_uuid</w:t>
+            </w:r>
+            <w:r>
+              <w:rPr>
+                <w:rFonts w:ascii="Times New Roman" w:hAnsi="Times New Roman" w:cs="Times New Roman"/>
+                <w:sz w:val="24"/>
+                <w:szCs w:val="24"/>
+                <w:lang w:val="en-US"/>
+              </w:rPr>
+              <w:t>()</w:t>
+            </w:r>
+          </w:p>
+        </w:tc>
+      </w:tr>
+      <w:tr>
+        <w:trPr>
+          <w:jc w:val="center"/>
+        </w:trPr>
+        <w:tc>
+          <w:tcPr>
+            <w:tcW w:w="1869" w:type="dxa"/>
+            <w:vAlign w:val="center"/>
+          </w:tcPr>
+          <w:p>
+            <w:pPr>
+              <w:jc w:val="center"/>
+              <w:rPr>
+                <w:rFonts w:ascii="Times New Roman" w:hAnsi="Times New Roman" w:cs="Times New Roman"/>
+                <w:sz w:val="24"/>
+                <w:szCs w:val="24"/>
+                <w:lang w:val="en-US"/>
+              </w:rPr>
+            </w:pPr>
+          </w:p>
+        </w:tc>
+        <w:tc>
+          <w:tcPr>
+            <w:tcW w:w="1869" w:type="dxa"/>
+            <w:vAlign w:val="center"/>
+          </w:tcPr>
+          <w:p>
+            <w:pPr>
+              <w:jc w:val="center"/>
+              <w:rPr>
+                <w:rFonts w:ascii="Times New Roman" w:hAnsi="Times New Roman" w:cs="Times New Roman"/>
+                <w:sz w:val="24"/>
+                <w:szCs w:val="24"/>
+                <w:lang w:val="en-US"/>
+              </w:rPr>
+            </w:pPr>
+          </w:p>
+        </w:tc>
+        <w:tc>
+          <w:tcPr>
+            <w:tcW w:w="1869" w:type="dxa"/>
+            <w:vAlign w:val="center"/>
+          </w:tcPr>
+          <w:p>
+            <w:pPr>
+              <w:jc w:val="center"/>
+              <w:rPr>
+                <w:rFonts w:ascii="Times New Roman" w:hAnsi="Times New Roman" w:cs="Times New Roman"/>
+                <w:sz w:val="24"/>
+                <w:szCs w:val="24"/>
+                <w:lang w:val="en-US"/>
+              </w:rPr>
+            </w:pPr>
+          </w:p>
+        </w:tc>
+        <w:tc>
+          <w:tcPr>
+            <w:tcW w:w="3117" w:type="dxa"/>
+            <w:vAlign w:val="center"/>
+          </w:tcPr>
+          <w:p>
+            <w:pPr>
+              <w:jc w:val="center"/>
+              <w:rPr>
+                <w:rFonts w:ascii="Times New Roman" w:hAnsi="Times New Roman" w:cs="Times New Roman"/>
+                <w:sz w:val="24"/>
+                <w:szCs w:val="24"/>
+                <w:lang w:val="en-US"/>
+              </w:rPr>
+            </w:pPr>
+          </w:p>
+        </w:tc>
+      </w:tr>
+      <w:tr>
+        <w:trPr>
+          <w:jc w:val="center"/>
+        </w:trPr>
+        <w:tc>
+          <w:tcPr>
+            <w:tcW w:w="1869" w:type="dxa"/>
+            <w:vAlign w:val="center"/>
+          </w:tcPr>
+          <w:p>
+            <w:pPr>
+              <w:jc w:val="center"/>
+              <w:rPr>
+                <w:rFonts w:ascii="Times New Roman" w:hAnsi="Times New Roman" w:cs="Times New Roman"/>
+                <w:sz w:val="24"/>
+                <w:szCs w:val="24"/>
+                <w:lang w:val="en-US"/>
+              </w:rPr>
+            </w:pPr>
+          </w:p>
+        </w:tc>
+        <w:tc>
+          <w:tcPr>
+            <w:tcW w:w="1869" w:type="dxa"/>
+            <w:vAlign w:val="center"/>
+          </w:tcPr>
+          <w:p>
+            <w:pPr>
+              <w:jc w:val="center"/>
+              <w:rPr>
+                <w:rFonts w:ascii="Times New Roman" w:hAnsi="Times New Roman" w:cs="Times New Roman"/>
+                <w:sz w:val="24"/>
+                <w:szCs w:val="24"/>
+                <w:lang w:val="en-US"/>
+              </w:rPr>
+            </w:pPr>
+          </w:p>
+        </w:tc>
+        <w:tc>
+          <w:tcPr>
+            <w:tcW w:w="1869" w:type="dxa"/>
+            <w:vAlign w:val="center"/>
+          </w:tcPr>
+          <w:p>
+            <w:pPr>
+              <w:jc w:val="center"/>
+              <w:rPr>
+                <w:rFonts w:ascii="Times New Roman" w:hAnsi="Times New Roman" w:cs="Times New Roman"/>
+                <w:sz w:val="24"/>
+                <w:szCs w:val="24"/>
+                <w:lang w:val="en-US"/>
+              </w:rPr>
+            </w:pPr>
+          </w:p>
+        </w:tc>
+        <w:tc>
+          <w:tcPr>
+            <w:tcW w:w="3117" w:type="dxa"/>
+            <w:vAlign w:val="center"/>
+          </w:tcPr>
+          <w:p>
+            <w:pPr>
+              <w:jc w:val="center"/>
+              <w:rPr>
+                <w:rFonts w:ascii="Times New Roman" w:hAnsi="Times New Roman" w:cs="Times New Roman"/>
+                <w:sz w:val="24"/>
+                <w:szCs w:val="24"/>
+                <w:lang w:val="en-US"/>
+              </w:rPr>
+            </w:pPr>
+          </w:p>
+        </w:tc>
+      </w:tr>
+      <w:tr>
+        <w:trPr>
+          <w:jc w:val="center"/>
+        </w:trPr>
+        <w:tc>
+          <w:tcPr>
+            <w:tcW w:w="1869" w:type="dxa"/>
+            <w:vAlign w:val="center"/>
+          </w:tcPr>
+          <w:p>
+            <w:pPr>
+              <w:jc w:val="center"/>
+              <w:rPr>
+                <w:rFonts w:ascii="Times New Roman" w:hAnsi="Times New Roman" w:cs="Times New Roman"/>
+                <w:sz w:val="24"/>
+                <w:szCs w:val="24"/>
+                <w:lang w:val="en-US"/>
+              </w:rPr>
+            </w:pPr>
+          </w:p>
+        </w:tc>
+        <w:tc>
+          <w:tcPr>
+            <w:tcW w:w="1869" w:type="dxa"/>
+            <w:vAlign w:val="center"/>
+          </w:tcPr>
+          <w:p>
+            <w:pPr>
+              <w:jc w:val="center"/>
+              <w:rPr>
+                <w:rFonts w:ascii="Times New Roman" w:hAnsi="Times New Roman" w:cs="Times New Roman"/>
+                <w:sz w:val="24"/>
+                <w:szCs w:val="24"/>
+                <w:lang w:val="en-US"/>
+              </w:rPr>
+            </w:pPr>
+          </w:p>
+        </w:tc>
+        <w:tc>
+          <w:tcPr>
+            <w:tcW w:w="1869" w:type="dxa"/>
+            <w:vAlign w:val="center"/>
+          </w:tcPr>
+          <w:p>
+            <w:pPr>
+              <w:jc w:val="center"/>
+              <w:rPr>
+                <w:rFonts w:ascii="Times New Roman" w:hAnsi="Times New Roman" w:cs="Times New Roman"/>
+                <w:sz w:val="24"/>
+                <w:szCs w:val="24"/>
+                <w:lang w:val="en-US"/>
+              </w:rPr>
+            </w:pPr>
+          </w:p>
+        </w:tc>
+        <w:tc>
+          <w:tcPr>
+            <w:tcW w:w="3117" w:type="dxa"/>
+            <w:vAlign w:val="center"/>
+          </w:tcPr>
+          <w:p>
+            <w:pPr>
+              <w:jc w:val="center"/>
+              <w:rPr>
+                <w:rFonts w:ascii="Times New Roman" w:hAnsi="Times New Roman" w:cs="Times New Roman"/>
+                <w:sz w:val="24"/>
+                <w:szCs w:val="24"/>
+                <w:lang w:val="en-US"/>
+              </w:rPr>
+            </w:pPr>
+          </w:p>
+        </w:tc>
+      </w:tr>
+      <w:tr>
+        <w:trPr>
+          <w:jc w:val="center"/>
+        </w:trPr>
+        <w:tc>
+          <w:tcPr>
+            <w:tcW w:w="1869" w:type="dxa"/>
+            <w:vAlign w:val="center"/>
+          </w:tcPr>
+          <w:p>
+            <w:pPr>
+              <w:jc w:val="center"/>
+              <w:rPr>
+                <w:rFonts w:ascii="Times New Roman" w:hAnsi="Times New Roman" w:cs="Times New Roman"/>
+                <w:sz w:val="24"/>
+                <w:szCs w:val="24"/>
+                <w:lang w:val="en-US"/>
+              </w:rPr>
+            </w:pPr>
+          </w:p>
+        </w:tc>
+        <w:tc>
+          <w:tcPr>
+            <w:tcW w:w="1869" w:type="dxa"/>
+            <w:vAlign w:val="center"/>
+          </w:tcPr>
+          <w:p>
+            <w:pPr>
+              <w:jc w:val="center"/>
+              <w:rPr>
+                <w:rFonts w:ascii="Times New Roman" w:hAnsi="Times New Roman" w:cs="Times New Roman"/>
+                <w:sz w:val="24"/>
+                <w:szCs w:val="24"/>
+                <w:lang w:val="en-US"/>
+              </w:rPr>
+            </w:pPr>
+          </w:p>
+        </w:tc>
+        <w:tc>
+          <w:tcPr>
+            <w:tcW w:w="1869" w:type="dxa"/>
+            <w:vAlign w:val="center"/>
+          </w:tcPr>
+          <w:p>
+            <w:pPr>
+              <w:jc w:val="center"/>
+              <w:rPr>
+                <w:rFonts w:ascii="Times New Roman" w:hAnsi="Times New Roman" w:cs="Times New Roman"/>
+                <w:sz w:val="24"/>
+                <w:szCs w:val="24"/>
+                <w:lang w:val="en-US"/>
+              </w:rPr>
+            </w:pPr>
+          </w:p>
+        </w:tc>
+        <w:tc>
+          <w:tcPr>
+            <w:tcW w:w="3117" w:type="dxa"/>
+            <w:vAlign w:val="center"/>
+          </w:tcPr>
+          <w:p>
+            <w:pPr>
+              <w:jc w:val="center"/>
+              <w:rPr>
+                <w:rFonts w:ascii="Times New Roman" w:hAnsi="Times New Roman" w:cs="Times New Roman"/>
+                <w:sz w:val="24"/>
+                <w:szCs w:val="24"/>
+                <w:lang w:val="en-US"/>
+              </w:rPr>
+            </w:pPr>
+          </w:p>
+        </w:tc>
+      </w:tr>
+      <w:tr>
+        <w:trPr>
+          <w:jc w:val="center"/>
+        </w:trPr>
+        <w:tc>
+          <w:tcPr>
+            <w:tcW w:w="1869" w:type="dxa"/>
+            <w:vAlign w:val="center"/>
+          </w:tcPr>
+          <w:p>
+            <w:pPr>
+              <w:jc w:val="center"/>
+              <w:rPr>
+                <w:rFonts w:ascii="Times New Roman" w:hAnsi="Times New Roman" w:cs="Times New Roman"/>
+                <w:sz w:val="24"/>
+                <w:szCs w:val="24"/>
+                <w:lang w:val="en-US"/>
+              </w:rPr>
+            </w:pPr>
+          </w:p>
+        </w:tc>
+        <w:tc>
+          <w:tcPr>
+            <w:tcW w:w="1869" w:type="dxa"/>
+            <w:vAlign w:val="center"/>
+          </w:tcPr>
+          <w:p>
+            <w:pPr>
+              <w:jc w:val="center"/>
+              <w:rPr>
+                <w:rFonts w:ascii="Times New Roman" w:hAnsi="Times New Roman" w:cs="Times New Roman"/>
+                <w:sz w:val="24"/>
+                <w:szCs w:val="24"/>
+                <w:lang w:val="en-US"/>
+              </w:rPr>
+            </w:pPr>
+          </w:p>
+        </w:tc>
+        <w:tc>
+          <w:tcPr>
+            <w:tcW w:w="1869" w:type="dxa"/>
+            <w:vAlign w:val="center"/>
+          </w:tcPr>
+          <w:p>
+            <w:pPr>
+              <w:jc w:val="center"/>
+              <w:rPr>
+                <w:rFonts w:ascii="Times New Roman" w:hAnsi="Times New Roman" w:cs="Times New Roman"/>
+                <w:sz w:val="24"/>
+                <w:szCs w:val="24"/>
+                <w:lang w:val="en-US"/>
+              </w:rPr>
+            </w:pPr>
+          </w:p>
+        </w:tc>
+        <w:tc>
+          <w:tcPr>
+            <w:tcW w:w="3117" w:type="dxa"/>
+            <w:vAlign w:val="center"/>
+          </w:tcPr>
+          <w:p>
+            <w:pPr>
+              <w:jc w:val="center"/>
+              <w:rPr>
+                <w:rFonts w:ascii="Times New Roman" w:hAnsi="Times New Roman" w:cs="Times New Roman"/>
+                <w:sz w:val="24"/>
+                <w:szCs w:val="24"/>
+                <w:lang w:val="en-US"/>
+              </w:rPr>
+            </w:pPr>
+          </w:p>
+        </w:tc>
+      </w:tr>
+      <w:tr>
+        <w:trPr>
+          <w:jc w:val="center"/>
+        </w:trPr>
+        <w:tc>
+          <w:tcPr>
+            <w:tcW w:w="1869" w:type="dxa"/>
+            <w:vAlign w:val="center"/>
+          </w:tcPr>
+          <w:p>
+            <w:pPr>
+              <w:jc w:val="center"/>
+              <w:rPr>
+                <w:rFonts w:ascii="Times New Roman" w:hAnsi="Times New Roman" w:cs="Times New Roman"/>
+                <w:sz w:val="24"/>
+                <w:szCs w:val="24"/>
+                <w:lang w:val="en-US"/>
+              </w:rPr>
+            </w:pPr>
+          </w:p>
+        </w:tc>
+        <w:tc>
+          <w:tcPr>
+            <w:tcW w:w="1869" w:type="dxa"/>
+            <w:vAlign w:val="center"/>
+          </w:tcPr>
+          <w:p>
+            <w:pPr>
+              <w:jc w:val="center"/>
+              <w:rPr>
+                <w:rFonts w:ascii="Times New Roman" w:hAnsi="Times New Roman" w:cs="Times New Roman"/>
+                <w:sz w:val="24"/>
+                <w:szCs w:val="24"/>
+                <w:lang w:val="en-US"/>
+              </w:rPr>
+            </w:pPr>
+          </w:p>
+        </w:tc>
+        <w:tc>
+          <w:tcPr>
+            <w:tcW w:w="1869" w:type="dxa"/>
+            <w:vAlign w:val="center"/>
+          </w:tcPr>
+          <w:p>
+            <w:pPr>
+              <w:jc w:val="center"/>
+              <w:rPr>
+                <w:rFonts w:ascii="Times New Roman" w:hAnsi="Times New Roman" w:cs="Times New Roman"/>
+                <w:sz w:val="24"/>
+                <w:szCs w:val="24"/>
+                <w:lang w:val="en-US"/>
+              </w:rPr>
+            </w:pPr>
+          </w:p>
+        </w:tc>
+        <w:tc>
+          <w:tcPr>
+            <w:tcW w:w="3117" w:type="dxa"/>
+            <w:vAlign w:val="center"/>
+          </w:tcPr>
+          <w:p>
+            <w:pPr>
+              <w:jc w:val="center"/>
+              <w:rPr>
+                <w:rFonts w:ascii="Times New Roman" w:hAnsi="Times New Roman" w:cs="Times New Roman"/>
+                <w:sz w:val="24"/>
+                <w:szCs w:val="24"/>
+                <w:lang w:val="en-US"/>
+              </w:rPr>
+            </w:pPr>
+          </w:p>
+        </w:tc>
+      </w:tr>
+    </w:tbl>
+    <w:p>
+      <w:pPr>
+        <w:spacing w:after="0" w:line="360" w:lineRule="auto"/>
+        <w:jc w:val="both"/>
+        <w:rPr>
+          <w:rFonts w:ascii="Times New Roman" w:hAnsi="Times New Roman" w:cs="Times New Roman"/>
+          <w:sz w:val="28"/>
+          <w:szCs w:val="28"/>
+          <w:lang w:val="en-US"/>
+        </w:rPr>
+      </w:pPr>
+    </w:p>
+    <w:p>
+      <w:pPr>
+        <w:spacing w:after="0" w:line="360" w:lineRule="auto"/>
+        <w:jc w:val="both"/>
+        <w:rPr>
+          <w:rFonts w:ascii="Times New Roman" w:hAnsi="Times New Roman" w:cs="Times New Roman"/>
+          <w:sz w:val="28"/>
+          <w:szCs w:val="28"/>
+          <w:lang w:val="en-US"/>
+        </w:rPr>
+      </w:pPr>
+    </w:p>
+    <w:p>
+      <w:pPr>
+        <w:spacing w:after="0" w:line="360" w:lineRule="auto"/>
+        <w:jc w:val="both"/>
+        <w:rPr>
+          <w:rFonts w:ascii="Times New Roman" w:hAnsi="Times New Roman" w:cs="Times New Roman"/>
+          <w:sz w:val="28"/>
+          <w:szCs w:val="28"/>
+          <w:lang w:val="en-US"/>
+        </w:rPr>
+      </w:pPr>
+      <w:r>
+        <w:rPr>
+          <w:rFonts w:ascii="Times New Roman" w:hAnsi="Times New Roman" w:cs="Times New Roman"/>
+          <w:sz w:val="28"/>
+          <w:szCs w:val="28"/>
+        </w:rPr>
+        <w:t>Таблица №1. Сущность «Приложения»</w:t>
+      </w:r>
+      <w:r>
+        <w:rPr>
+          <w:rFonts w:ascii="Times New Roman" w:hAnsi="Times New Roman" w:cs="Times New Roman"/>
+          <w:sz w:val="28"/>
+          <w:szCs w:val="28"/>
+          <w:lang w:val="en-US"/>
+        </w:rPr>
+        <w:t xml:space="preserve"> (a</w:t>
+      </w:r>
+      <w:r>
+        <w:rPr>
+          <w:rFonts w:ascii="Times New Roman" w:hAnsi="Times New Roman" w:cs="Times New Roman"/>
+          <w:sz w:val="28"/>
+          <w:szCs w:val="28"/>
+          <w:lang w:val="en-US"/>
+        </w:rPr>
+        <w:t>pplication</w:t>
+      </w:r>
+      <w:r>
+        <w:rPr>
+          <w:rFonts w:ascii="Times New Roman" w:hAnsi="Times New Roman" w:cs="Times New Roman"/>
+          <w:sz w:val="28"/>
+          <w:szCs w:val="28"/>
+          <w:lang w:val="en-US"/>
+        </w:rPr>
+        <w:t>)</w:t>
+      </w:r>
+    </w:p>
+    <w:tbl>
+      <w:tblPr>
+        <w:tblStyle w:val="ac"/>
+        <w:tblW w:w="0" w:type="auto"/>
+        <w:jc w:val="center"/>
+        <w:tblLook w:val="04A0" w:firstRow="1" w:lastRow="0" w:firstColumn="1" w:lastColumn="0" w:noHBand="0" w:noVBand="1"/>
+      </w:tblPr>
+      <w:tblGrid>
+        <w:gridCol w:w="1869"/>
+        <w:gridCol w:w="1869"/>
+        <w:gridCol w:w="1869"/>
+        <w:gridCol w:w="3117"/>
+      </w:tblGrid>
+      <w:tr>
+        <w:trPr>
+          <w:jc w:val="center"/>
+        </w:trPr>
+        <w:tc>
+          <w:tcPr>
+            <w:tcW w:w="1869" w:type="dxa"/>
+            <w:vAlign w:val="center"/>
+          </w:tcPr>
+          <w:p>
+            <w:pPr>
+              <w:jc w:val="center"/>
+              <w:rPr>
+                <w:rFonts w:ascii="Times New Roman" w:hAnsi="Times New Roman" w:cs="Times New Roman"/>
+                <w:sz w:val="24"/>
+                <w:szCs w:val="24"/>
+              </w:rPr>
+            </w:pPr>
+            <w:r>
+              <w:rPr>
+                <w:rFonts w:ascii="Times New Roman" w:hAnsi="Times New Roman" w:cs="Times New Roman"/>
+                <w:sz w:val="24"/>
+                <w:szCs w:val="24"/>
+              </w:rPr>
+              <w:t>Атрибуты</w:t>
+            </w:r>
+          </w:p>
+        </w:tc>
+        <w:tc>
+          <w:tcPr>
+            <w:tcW w:w="1869" w:type="dxa"/>
+            <w:vAlign w:val="center"/>
+          </w:tcPr>
+          <w:p>
+            <w:pPr>
+              <w:jc w:val="center"/>
+              <w:rPr>
+                <w:rFonts w:ascii="Times New Roman" w:hAnsi="Times New Roman" w:cs="Times New Roman"/>
+                <w:sz w:val="24"/>
+                <w:szCs w:val="24"/>
+              </w:rPr>
+            </w:pPr>
+            <w:r>
+              <w:rPr>
+                <w:rFonts w:ascii="Times New Roman" w:hAnsi="Times New Roman" w:cs="Times New Roman"/>
+                <w:sz w:val="24"/>
+                <w:szCs w:val="24"/>
+              </w:rPr>
+              <w:t>Типы данных</w:t>
+            </w:r>
+          </w:p>
+        </w:tc>
+        <w:tc>
+          <w:tcPr>
+            <w:tcW w:w="1869" w:type="dxa"/>
+            <w:vAlign w:val="center"/>
+          </w:tcPr>
+          <w:p>
+            <w:pPr>
+              <w:jc w:val="center"/>
+              <w:rPr>
+                <w:rFonts w:ascii="Times New Roman" w:hAnsi="Times New Roman" w:cs="Times New Roman"/>
+                <w:sz w:val="24"/>
+                <w:szCs w:val="24"/>
+              </w:rPr>
+            </w:pPr>
+            <w:r>
+              <w:rPr>
+                <w:rFonts w:ascii="Times New Roman" w:hAnsi="Times New Roman" w:cs="Times New Roman"/>
+                <w:sz w:val="24"/>
+                <w:szCs w:val="24"/>
+              </w:rPr>
+              <w:t>Ограничения</w:t>
+            </w:r>
+          </w:p>
+        </w:tc>
+        <w:tc>
+          <w:tcPr>
+            <w:tcW w:w="3117" w:type="dxa"/>
+            <w:vAlign w:val="center"/>
+          </w:tcPr>
+          <w:p>
+            <w:pPr>
+              <w:jc w:val="center"/>
+              <w:rPr>
+                <w:rFonts w:ascii="Times New Roman" w:hAnsi="Times New Roman" w:cs="Times New Roman"/>
+                <w:sz w:val="24"/>
+                <w:szCs w:val="24"/>
+              </w:rPr>
+            </w:pPr>
+            <w:r>
+              <w:rPr>
+                <w:rFonts w:ascii="Times New Roman" w:hAnsi="Times New Roman" w:cs="Times New Roman"/>
+                <w:sz w:val="24"/>
+                <w:szCs w:val="24"/>
+              </w:rPr>
+              <w:t>Дефолтные значение</w:t>
+            </w:r>
+          </w:p>
+        </w:tc>
+      </w:tr>
+      <w:tr>
+        <w:trPr>
+          <w:jc w:val="center"/>
+        </w:trPr>
+        <w:tc>
+          <w:tcPr>
+            <w:tcW w:w="1869" w:type="dxa"/>
+            <w:vAlign w:val="center"/>
+          </w:tcPr>
+          <w:p>
+            <w:pPr>
+              <w:jc w:val="center"/>
+              <w:rPr>
+                <w:rFonts w:ascii="Times New Roman" w:hAnsi="Times New Roman" w:cs="Times New Roman"/>
+                <w:sz w:val="24"/>
+                <w:szCs w:val="24"/>
+                <w:lang w:val="en-US"/>
+              </w:rPr>
+            </w:pPr>
+            <w:r>
+              <w:rPr>
+                <w:rFonts w:ascii="Times New Roman" w:hAnsi="Times New Roman" w:cs="Times New Roman"/>
+                <w:sz w:val="24"/>
+                <w:szCs w:val="24"/>
+                <w:lang w:val="en-US"/>
+              </w:rPr>
+              <w:t>id</w:t>
+            </w:r>
+          </w:p>
+        </w:tc>
+        <w:tc>
+          <w:tcPr>
+            <w:tcW w:w="1869" w:type="dxa"/>
+            <w:vAlign w:val="center"/>
+          </w:tcPr>
+          <w:p>
+            <w:pPr>
+              <w:jc w:val="center"/>
+              <w:rPr>
+                <w:rFonts w:ascii="Times New Roman" w:hAnsi="Times New Roman" w:cs="Times New Roman"/>
+                <w:sz w:val="24"/>
+                <w:szCs w:val="24"/>
+                <w:lang w:val="en-US"/>
+              </w:rPr>
+            </w:pPr>
+            <w:r>
+              <w:rPr>
+                <w:rFonts w:ascii="Times New Roman" w:hAnsi="Times New Roman" w:cs="Times New Roman"/>
+                <w:sz w:val="24"/>
+                <w:szCs w:val="24"/>
+                <w:lang w:val="en-US"/>
+              </w:rPr>
+              <w:t>SERIAL</w:t>
+            </w:r>
+          </w:p>
+        </w:tc>
+        <w:tc>
+          <w:tcPr>
+            <w:tcW w:w="1869" w:type="dxa"/>
+            <w:vAlign w:val="center"/>
+          </w:tcPr>
+          <w:p>
+            <w:pPr>
+              <w:jc w:val="center"/>
+              <w:rPr>
+                <w:rFonts w:ascii="Times New Roman" w:hAnsi="Times New Roman" w:cs="Times New Roman"/>
+                <w:sz w:val="24"/>
+                <w:szCs w:val="24"/>
+                <w:lang w:val="en-US"/>
+              </w:rPr>
+            </w:pPr>
+            <w:r>
+              <w:rPr>
+                <w:rFonts w:ascii="Times New Roman" w:hAnsi="Times New Roman" w:cs="Times New Roman"/>
+                <w:sz w:val="24"/>
+                <w:szCs w:val="24"/>
+                <w:lang w:val="en-US"/>
+              </w:rPr>
+              <w:t>NOT NULL, PK</w:t>
+            </w:r>
+          </w:p>
+        </w:tc>
+        <w:tc>
+          <w:tcPr>
+            <w:tcW w:w="3117" w:type="dxa"/>
+            <w:vAlign w:val="center"/>
+          </w:tcPr>
+          <w:p>
+            <w:pPr>
+              <w:jc w:val="center"/>
+              <w:rPr>
+                <w:rFonts w:ascii="Times New Roman" w:hAnsi="Times New Roman" w:cs="Times New Roman"/>
+                <w:sz w:val="24"/>
+                <w:szCs w:val="24"/>
+                <w:lang w:val="en-US"/>
+              </w:rPr>
+            </w:pPr>
+            <w:r>
+              <w:rPr>
+                <w:rFonts w:ascii="Times New Roman" w:hAnsi="Times New Roman" w:cs="Times New Roman"/>
+                <w:sz w:val="24"/>
+                <w:szCs w:val="24"/>
+                <w:lang w:val="en-US"/>
+              </w:rPr>
+              <w:t>-</w:t>
+            </w:r>
+          </w:p>
+        </w:tc>
+      </w:tr>
+      <w:tr>
+        <w:trPr>
+          <w:jc w:val="center"/>
+        </w:trPr>
+        <w:tc>
+          <w:tcPr>
+            <w:tcW w:w="1869" w:type="dxa"/>
+            <w:vAlign w:val="center"/>
+          </w:tcPr>
+          <w:p>
+            <w:pPr>
+              <w:jc w:val="center"/>
+              <w:rPr>
+                <w:rFonts w:ascii="Times New Roman" w:hAnsi="Times New Roman" w:cs="Times New Roman"/>
+                <w:sz w:val="24"/>
+                <w:szCs w:val="24"/>
+                <w:lang w:val="en-US"/>
+              </w:rPr>
+            </w:pPr>
+            <w:r>
+              <w:rPr>
+                <w:rFonts w:ascii="Times New Roman" w:hAnsi="Times New Roman" w:cs="Times New Roman"/>
+                <w:sz w:val="24"/>
+                <w:szCs w:val="24"/>
+                <w:lang w:val="en-US"/>
+              </w:rPr>
+              <w:t>title</w:t>
+            </w:r>
+          </w:p>
+        </w:tc>
+        <w:tc>
+          <w:tcPr>
+            <w:tcW w:w="1869" w:type="dxa"/>
+            <w:vAlign w:val="center"/>
+          </w:tcPr>
+          <w:p>
+            <w:pPr>
+              <w:jc w:val="center"/>
+              <w:rPr>
+                <w:rFonts w:ascii="Times New Roman" w:hAnsi="Times New Roman" w:cs="Times New Roman"/>
+                <w:sz w:val="24"/>
+                <w:szCs w:val="24"/>
+                <w:lang w:val="en-US"/>
+              </w:rPr>
+            </w:pPr>
+            <w:r>
+              <w:rPr>
+                <w:rFonts w:ascii="Times New Roman" w:hAnsi="Times New Roman" w:cs="Times New Roman"/>
+                <w:sz w:val="24"/>
+                <w:szCs w:val="24"/>
+                <w:lang w:val="en-US"/>
+              </w:rPr>
+              <w:t>varchar(255)</w:t>
+            </w:r>
+          </w:p>
+        </w:tc>
+        <w:tc>
+          <w:tcPr>
+            <w:tcW w:w="1869" w:type="dxa"/>
+            <w:vAlign w:val="center"/>
+          </w:tcPr>
+          <w:p>
+            <w:pPr>
+              <w:jc w:val="center"/>
+              <w:rPr>
+                <w:rFonts w:ascii="Times New Roman" w:hAnsi="Times New Roman" w:cs="Times New Roman"/>
+                <w:sz w:val="24"/>
+                <w:szCs w:val="24"/>
+                <w:lang w:val="en-US"/>
+              </w:rPr>
+            </w:pPr>
+            <w:r>
+              <w:rPr>
+                <w:rFonts w:ascii="Times New Roman" w:hAnsi="Times New Roman" w:cs="Times New Roman"/>
+                <w:sz w:val="24"/>
+                <w:szCs w:val="24"/>
+                <w:lang w:val="en-US"/>
+              </w:rPr>
+              <w:t>NOT NULL</w:t>
+            </w:r>
+          </w:p>
+        </w:tc>
+        <w:tc>
+          <w:tcPr>
+            <w:tcW w:w="3117" w:type="dxa"/>
+            <w:vAlign w:val="center"/>
+          </w:tcPr>
+          <w:p>
+            <w:pPr>
+              <w:jc w:val="center"/>
+              <w:rPr>
+                <w:rFonts w:ascii="Times New Roman" w:hAnsi="Times New Roman" w:cs="Times New Roman"/>
+                <w:sz w:val="24"/>
+                <w:szCs w:val="24"/>
+                <w:lang w:val="en-US"/>
+              </w:rPr>
+            </w:pPr>
+            <w:r>
+              <w:rPr>
+                <w:rFonts w:ascii="Times New Roman" w:hAnsi="Times New Roman" w:cs="Times New Roman"/>
+                <w:sz w:val="24"/>
+                <w:szCs w:val="24"/>
+                <w:lang w:val="en-US"/>
+              </w:rPr>
+              <w:t>-</w:t>
+            </w:r>
+          </w:p>
+        </w:tc>
+      </w:tr>
+      <w:tr>
+        <w:trPr>
+          <w:jc w:val="center"/>
+        </w:trPr>
+        <w:tc>
+          <w:tcPr>
+            <w:tcW w:w="1869" w:type="dxa"/>
+            <w:vAlign w:val="center"/>
+          </w:tcPr>
+          <w:p>
+            <w:pPr>
+              <w:jc w:val="center"/>
+              <w:rPr>
+                <w:rFonts w:ascii="Times New Roman" w:hAnsi="Times New Roman" w:cs="Times New Roman"/>
+                <w:sz w:val="24"/>
+                <w:szCs w:val="24"/>
+                <w:lang w:val="en-US"/>
+              </w:rPr>
+            </w:pPr>
+            <w:r>
+              <w:rPr>
+                <w:rFonts w:ascii="Times New Roman" w:hAnsi="Times New Roman" w:cs="Times New Roman"/>
+                <w:sz w:val="24"/>
+                <w:szCs w:val="24"/>
+                <w:lang w:val="en-US"/>
+              </w:rPr>
+              <w:lastRenderedPageBreak/>
               <w:t>created_at</w:t>
             </w:r>
           </w:p>
@@ -3581,7 +8647,6 @@
                 <w:sz w:val="24"/>
                 <w:szCs w:val="24"/>
               </w:rPr>
-              <w:lastRenderedPageBreak/>
               <w:t>total_amount</w:t>
             </w:r>
           </w:p>
@@ -3922,6 +8987,7 @@
           <w:sz w:val="28"/>
           <w:szCs w:val="28"/>
         </w:rPr>
+        <w:lastRenderedPageBreak/>
         <w:t>Таблица №6. Сущность «Купленные ключи» (</w:t>
       </w:r>
       <w:r>
@@ -6015,8 +11081,105 @@
 </w:document>
 </file>
 
+<file path=word/numbering.xml><?xml version="1.0" encoding="utf-8"?>
+<w:numbering xmlns:wpc="http://schemas.microsoft.com/office/word/2010/wordprocessingCanvas" xmlns:cx="http://schemas.microsoft.com/office/drawing/2014/chartex" xmlns:cx1="http://schemas.microsoft.com/office/drawing/2015/9/8/chartex" xmlns:cx2="http://schemas.microsoft.com/office/drawing/2015/10/21/chartex" xmlns:cx3="http://schemas.microsoft.com/office/drawing/2016/5/9/chartex" xmlns:cx4="http://schemas.microsoft.com/office/drawing/2016/5/10/chartex" xmlns:cx5="http://schemas.microsoft.com/office/drawing/2016/5/11/chartex" xmlns:cx6="http://schemas.microsoft.com/office/drawing/2016/5/12/chartex" xmlns:cx7="http://schemas.microsoft.com/office/drawing/2016/5/13/chartex" xmlns:cx8="http://schemas.microsoft.com/office/drawing/2016/5/14/chartex" xmlns:mc="http://schemas.openxmlformats.org/markup-compatibility/2006" xmlns:aink="http://schemas.microsoft.com/office/drawing/2016/ink" xmlns:am3d="http://schemas.microsoft.com/office/drawing/2017/model3d" xmlns:o="urn:schemas-microsoft-com:office:office" xmlns:oel="http://schemas.microsoft.com/office/2019/extlst" xmlns:r="http://schemas.openxmlformats.org/officeDocument/2006/relationships" xmlns:m="http://schemas.openxmlformats.org/officeDocument/2006/math" xmlns:v="urn:schemas-microsoft-com:vml" xmlns:wp14="http://schemas.microsoft.com/office/word/2010/wordprocessingDrawing" xmlns:wp="http://schemas.openxmlformats.org/drawingml/2006/wordprocessingDrawing" xmlns:w10="urn:schemas-microsoft-com:office:word" xmlns:w="http://schemas.openxmlformats.org/wordprocessingml/2006/main" xmlns:w14="http://schemas.microsoft.com/office/word/2010/wordml" xmlns:w15="http://schemas.microsoft.com/office/word/2012/wordml" xmlns:w16cex="http://schemas.microsoft.com/office/word/2018/wordml/cex" xmlns:w16cid="http://schemas.microsoft.com/office/word/2016/wordml/cid" xmlns:w16="http://schemas.microsoft.com/office/word/2018/wordml" xmlns:w16du="http://schemas.microsoft.com/office/word/2023/wordml/word16du" xmlns:w16sdtdh="http://schemas.microsoft.com/office/word/2020/wordml/sdtdatahash" xmlns:w16sdtfl="http://schemas.microsoft.com/office/word/2024/wordml/sdtformatlock" xmlns:w16se="http://schemas.microsoft.com/office/word/2015/wordml/symex" xmlns:wpg="http://schemas.microsoft.com/office/word/2010/wordprocessingGroup" xmlns:wpi="http://schemas.microsoft.com/office/word/2010/wordprocessingInk" xmlns:wne="http://schemas.microsoft.com/office/word/2006/wordml" xmlns:wps="http://schemas.microsoft.com/office/word/2010/wordprocessingShape" mc:Ignorable="w14 w15 w16se w16cid w16 w16cex w16sdtdh w16sdtfl w16du wp14">
+  <w:abstractNum w:abstractNumId="0" w15:restartNumberingAfterBreak="0">
+    <w:nsid w:val="56375054"/>
+    <w:multiLevelType w:val="hybridMultilevel"/>
+    <w:tmpl w:val="9AD42B0C"/>
+    <w:lvl w:ilvl="0" w:tplc="D166D0E6">
+      <w:start w:val="1"/>
+      <w:numFmt w:val="decimal"/>
+      <w:lvlText w:val="%1."/>
+      <w:lvlJc w:val="left"/>
+      <w:pPr>
+        <w:ind w:left="1069" w:hanging="360"/>
+      </w:pPr>
+      <w:rPr>
+        <w:rFonts w:hint="default"/>
+      </w:rPr>
+    </w:lvl>
+    <w:lvl w:ilvl="1" w:tplc="04190019" w:tentative="1">
+      <w:start w:val="1"/>
+      <w:numFmt w:val="lowerLetter"/>
+      <w:lvlText w:val="%2."/>
+      <w:lvlJc w:val="left"/>
+      <w:pPr>
+        <w:ind w:left="1789" w:hanging="360"/>
+      </w:pPr>
+    </w:lvl>
+    <w:lvl w:ilvl="2" w:tplc="0419001B" w:tentative="1">
+      <w:start w:val="1"/>
+      <w:numFmt w:val="lowerRoman"/>
+      <w:lvlText w:val="%3."/>
+      <w:lvlJc w:val="right"/>
+      <w:pPr>
+        <w:ind w:left="2509" w:hanging="180"/>
+      </w:pPr>
+    </w:lvl>
+    <w:lvl w:ilvl="3" w:tplc="0419000F" w:tentative="1">
+      <w:start w:val="1"/>
+      <w:numFmt w:val="decimal"/>
+      <w:lvlText w:val="%4."/>
+      <w:lvlJc w:val="left"/>
+      <w:pPr>
+        <w:ind w:left="3229" w:hanging="360"/>
+      </w:pPr>
+    </w:lvl>
+    <w:lvl w:ilvl="4" w:tplc="04190019" w:tentative="1">
+      <w:start w:val="1"/>
+      <w:numFmt w:val="lowerLetter"/>
+      <w:lvlText w:val="%5."/>
+      <w:lvlJc w:val="left"/>
+      <w:pPr>
+        <w:ind w:left="3949" w:hanging="360"/>
+      </w:pPr>
+    </w:lvl>
+    <w:lvl w:ilvl="5" w:tplc="0419001B" w:tentative="1">
+      <w:start w:val="1"/>
+      <w:numFmt w:val="lowerRoman"/>
+      <w:lvlText w:val="%6."/>
+      <w:lvlJc w:val="right"/>
+      <w:pPr>
+        <w:ind w:left="4669" w:hanging="180"/>
+      </w:pPr>
+    </w:lvl>
+    <w:lvl w:ilvl="6" w:tplc="0419000F" w:tentative="1">
+      <w:start w:val="1"/>
+      <w:numFmt w:val="decimal"/>
+      <w:lvlText w:val="%7."/>
+      <w:lvlJc w:val="left"/>
+      <w:pPr>
+        <w:ind w:left="5389" w:hanging="360"/>
+      </w:pPr>
+    </w:lvl>
+    <w:lvl w:ilvl="7" w:tplc="04190019" w:tentative="1">
+      <w:start w:val="1"/>
+      <w:numFmt w:val="lowerLetter"/>
+      <w:lvlText w:val="%8."/>
+      <w:lvlJc w:val="left"/>
+      <w:pPr>
+        <w:ind w:left="6109" w:hanging="360"/>
+      </w:pPr>
+    </w:lvl>
+    <w:lvl w:ilvl="8" w:tplc="0419001B" w:tentative="1">
+      <w:start w:val="1"/>
+      <w:numFmt w:val="lowerRoman"/>
+      <w:lvlText w:val="%9."/>
+      <w:lvlJc w:val="right"/>
+      <w:pPr>
+        <w:ind w:left="6829" w:hanging="180"/>
+      </w:pPr>
+    </w:lvl>
+  </w:abstractNum>
+  <w:num w:numId="1" w16cid:durableId="75983868">
+    <w:abstractNumId w:val="0"/>
+  </w:num>
+</w:numbering>
+</file>
+
 <file path=word/styles.xml><?xml version="1.0" encoding="utf-8"?>
-<w:styles xmlns:mc="http://schemas.openxmlformats.org/markup-compatibility/2006" xmlns:r="http://schemas.openxmlformats.org/officeDocument/2006/relationships" xmlns:w="http://schemas.openxmlformats.org/wordprocessingml/2006/main" xmlns:w14="http://schemas.microsoft.com/office/word/2010/wordml" xmlns:w15="http://schemas.microsoft.com/office/word/2012/wordml" xmlns:w16cex="http://schemas.microsoft.com/office/word/2018/wordml/cex" xmlns:w16cid="http://schemas.microsoft.com/office/word/2016/wordml/cid" xmlns:w16="http://schemas.microsoft.com/office/word/2018/wordml" xmlns:w16sdtdh="http://schemas.microsoft.com/office/word/2020/wordml/sdtdatahash" xmlns:w16se="http://schemas.microsoft.com/office/word/2015/wordml/symex" mc:Ignorable="w14 w15 w16se w16cid w16 w16cex w16sdtdh">
+<w:styles xmlns:mc="http://schemas.openxmlformats.org/markup-compatibility/2006" xmlns:r="http://schemas.openxmlformats.org/officeDocument/2006/relationships" xmlns:w="http://schemas.openxmlformats.org/wordprocessingml/2006/main" xmlns:w14="http://schemas.microsoft.com/office/word/2010/wordml" xmlns:w15="http://schemas.microsoft.com/office/word/2012/wordml" xmlns:w16cex="http://schemas.microsoft.com/office/word/2018/wordml/cex" xmlns:w16cid="http://schemas.microsoft.com/office/word/2016/wordml/cid" xmlns:w16="http://schemas.microsoft.com/office/word/2018/wordml" xmlns:w16du="http://schemas.microsoft.com/office/word/2023/wordml/word16du" xmlns:w16sdtdh="http://schemas.microsoft.com/office/word/2020/wordml/sdtdatahash" xmlns:w16sdtfl="http://schemas.microsoft.com/office/word/2024/wordml/sdtformatlock" xmlns:w16se="http://schemas.microsoft.com/office/word/2015/wordml/symex" mc:Ignorable="w14 w15 w16se w16cid w16 w16cex w16sdtdh w16sdtfl w16du">
   <w:docDefaults>
     <w:rPrDefault>
       <w:rPr>
@@ -6415,7 +11578,7 @@
   <w:style w:type="paragraph" w:default="1" w:styleId="a">
     <w:name w:val="Normal"/>
     <w:qFormat/>
-    <w:rsid w:val="00AF0449"/>
+    <w:rsid w:val="006429B2"/>
     <w:pPr>
       <w:spacing w:line="259" w:lineRule="auto"/>
     </w:pPr>
@@ -6638,7 +11801,6 @@
   <w:style w:type="character" w:default="1" w:styleId="a0">
     <w:name w:val="Default Paragraph Font"/>
     <w:uiPriority w:val="1"/>
-    <w:semiHidden/>
     <w:unhideWhenUsed/>
   </w:style>
   <w:style w:type="table" w:default="1" w:styleId="a1">
